--- a/meeting_summary_accenture_pdm_20260630.docx
+++ b/meeting_summary_accenture_pdm_20260630.docx
@@ -8,9 +8,11 @@
       </w:pPr>
       <w:r>
         <w:rPr>
+          <w:rFonts w:ascii="Microsoft YaHei" w:hAnsi="Microsoft YaHei" w:eastAsia="Microsoft YaHei"/>
           <w:color w:val="0F1F3D"/>
+          <w:sz w:val="44"/>
         </w:rPr>
-        <w:t>凯莱英 × 埃森哲 设备预测性维护方案讨论</w:t>
+        <w:t>埃森哲合作能力与设备预测性维护推进思路</w:t>
       </w:r>
     </w:p>
     <w:p>
@@ -19,70 +21,27 @@
       </w:pPr>
       <w:r>
         <w:rPr>
-          <w:rFonts w:ascii="Microsoft YaHei" w:hAnsi="Microsoft YaHei"/>
+          <w:rFonts w:ascii="Microsoft YaHei" w:hAnsi="Microsoft YaHei" w:eastAsia="Microsoft YaHei"/>
           <w:b/>
           <w:color w:val="FF7E3D"/>
-          <w:sz w:val="32"/>
+          <w:sz w:val="28"/>
         </w:rPr>
-        <w:t>会议总结报告</w:t>
-      </w:r>
-    </w:p>
-    <w:p>
-      <w:pPr>
-        <w:jc w:val="center"/>
-      </w:pPr>
-      <w:r>
-        <w:rPr>
-          <w:rFonts w:ascii="Microsoft YaHei" w:hAnsi="Microsoft YaHei"/>
-          <w:i/>
-          <w:color w:val="5B6A8A"/>
-          <w:sz w:val="20"/>
-        </w:rPr>
-        <w:t>会议时间：2026-06-30  |  形式：线上会议  |  时长：约 90 分钟</w:t>
-        <w:br/>
-        <w:t>本总结基于：会议语音转文字记录（约 2.3 万字） + 埃森哲现场 PPT 9 张截屏</w:t>
+        <w:t>内部分享 · v1.0</w:t>
       </w:r>
     </w:p>
     <w:p/>
     <w:p>
       <w:pPr>
-        <w:pStyle w:val="Heading1"/>
-      </w:pPr>
-      <w:r>
-        <w:rPr>
-          <w:rFonts w:ascii="Microsoft YaHei" w:hAnsi="Microsoft YaHei" w:eastAsia="Microsoft YaHei"/>
-          <w:color w:val="0F1F3D"/>
-          <w:sz w:val="36"/>
-        </w:rPr>
-        <w:t>会议摘要</w:t>
-      </w:r>
-    </w:p>
-    <w:p>
-      <w:pPr>
-        <w:spacing w:after="120"/>
+        <w:spacing w:after="120" w:line="360" w:lineRule="auto"/>
       </w:pPr>
       <w:r>
         <w:rPr>
           <w:rFonts w:ascii="Microsoft YaHei" w:hAnsi="Microsoft YaHei" w:eastAsia="Microsoft YaHei"/>
           <w:b w:val="0"/>
           <w:i w:val="0"/>
-          <w:sz w:val="21"/>
+          <w:sz w:val="22"/>
         </w:rPr>
-        <w:t>会议核心议题为设备预测性维护（Predictive Maintenance, PdM）方案探讨。埃森哲（Accenture）方介绍其 Industry X 团队在智能资产管理、AI 智能体架构、知识图谱共创等方向的能力体系；双方就凯莱英在天津厂区动力系统、净化空调风机轴承等场景的预测性维护可能路径进行了交流。</w:t>
-      </w:r>
-    </w:p>
-    <w:p>
-      <w:pPr>
-        <w:spacing w:after="120"/>
-      </w:pPr>
-      <w:r>
-        <w:rPr>
-          <w:rFonts w:ascii="Microsoft YaHei" w:hAnsi="Microsoft YaHei" w:eastAsia="Microsoft YaHei"/>
-          <w:b w:val="0"/>
-          <w:i w:val="0"/>
-          <w:sz w:val="21"/>
-        </w:rPr>
-        <w:t>会议中凯莱英方明确将议题聚焦在"设备预测性维护"这一个具体场景上，避免范围扩大到全面 AI 战略 / 端到端业务变革，并获得了埃森哲方的认同。会议结尾双方约定：凯莱英方会后整理"设备清单 + 主要问题 + 数据基础 + 先验知识"四类信息后再约下一次会议。</w:t>
+        <w:t>这份内部分享面向没有参与近期方案交流的同事，目的是把"埃森哲能为凯莱英做什么"以及"设备预测性维护应该怎么开展"这两件事讲清楚。内容覆盖埃森哲在制造业资产管理方向的能力体系、智能资产管理的方法论、AI 智能体协作的工作方式、设备预测性维护的可行性判断思路、4 种可选合作模式，以及凯莱英起步场景的初步设想。</w:t>
       </w:r>
     </w:p>
     <w:p>
@@ -98,9 +57,23 @@
         <w:rPr>
           <w:rFonts w:ascii="Microsoft YaHei" w:hAnsi="Microsoft YaHei" w:eastAsia="Microsoft YaHei"/>
           <w:color w:val="0F1F3D"/>
-          <w:sz w:val="36"/>
+          <w:sz w:val="34"/>
         </w:rPr>
-        <w:t>PART 01 · 会议背景与议题</w:t>
+        <w:t>PART 01 · 埃森哲在制造业方向的能力定位</w:t>
+      </w:r>
+    </w:p>
+    <w:p>
+      <w:pPr>
+        <w:spacing w:after="120" w:line="360" w:lineRule="auto"/>
+      </w:pPr>
+      <w:r>
+        <w:rPr>
+          <w:rFonts w:ascii="Microsoft YaHei" w:hAnsi="Microsoft YaHei" w:eastAsia="Microsoft YaHei"/>
+          <w:b w:val="0"/>
+          <w:i w:val="0"/>
+          <w:sz w:val="22"/>
+        </w:rPr>
+        <w:t>首先要做一个认知校准 —— 埃森哲跟我们以前评估过的多家供应商不是同一类公司。它不卖传感器（这跟西门子、艾默生不同），也不持有大模型（这跟阿里、华为云、智现未来等不同）。埃森哲卖的是"把战略变成结果"的全链条服务能力 —— 用第三方的硬件 + 第三方的软件 + 自家的方法论和团队，端到端把一件事落地。</w:t>
       </w:r>
     </w:p>
     <w:p>
@@ -111,14 +84,243 @@
         <w:rPr>
           <w:rFonts w:ascii="Microsoft YaHei" w:hAnsi="Microsoft YaHei" w:eastAsia="Microsoft YaHei"/>
           <w:color w:val="1E40AF"/>
-          <w:sz w:val="28"/>
+          <w:sz w:val="26"/>
         </w:rPr>
-        <w:t>1.1 与会方</w:t>
+        <w:t>1.1 全球规模与制造业团队</w:t>
+      </w:r>
+    </w:p>
+    <w:tbl>
+      <w:tblPr>
+        <w:tblStyle w:val="LightGrid-Accent1"/>
+        <w:tblW w:type="auto" w:w="0"/>
+        <w:tblLook w:firstColumn="1" w:firstRow="1" w:lastColumn="0" w:lastRow="0" w:noHBand="0" w:noVBand="1" w:val="04A0"/>
+      </w:tblPr>
+      <w:tblGrid>
+        <w:gridCol w:w="4703"/>
+        <w:gridCol w:w="4703"/>
+      </w:tblGrid>
+      <w:tr>
+        <w:tc>
+          <w:tcPr>
+            <w:tcW w:type="dxa" w:w="4703"/>
+            <w:shd w:val="clear" w:fill="0F1F3D"/>
+          </w:tcPr>
+          <w:p>
+            <w:r/>
+            <w:r>
+              <w:rPr>
+                <w:rFonts w:ascii="Microsoft YaHei" w:hAnsi="Microsoft YaHei" w:eastAsia="Microsoft YaHei"/>
+                <w:b/>
+                <w:color w:val="FFFFFF"/>
+                <w:sz w:val="20"/>
+              </w:rPr>
+              <w:t>指标</w:t>
+            </w:r>
+          </w:p>
+        </w:tc>
+        <w:tc>
+          <w:tcPr>
+            <w:tcW w:type="dxa" w:w="4703"/>
+            <w:shd w:val="clear" w:fill="0F1F3D"/>
+          </w:tcPr>
+          <w:p>
+            <w:r/>
+            <w:r>
+              <w:rPr>
+                <w:rFonts w:ascii="Microsoft YaHei" w:hAnsi="Microsoft YaHei" w:eastAsia="Microsoft YaHei"/>
+                <w:b/>
+                <w:color w:val="FFFFFF"/>
+                <w:sz w:val="20"/>
+              </w:rPr>
+              <w:t>数据</w:t>
+            </w:r>
+          </w:p>
+        </w:tc>
+      </w:tr>
+      <w:tr>
+        <w:tc>
+          <w:tcPr>
+            <w:tcW w:type="dxa" w:w="4703"/>
+          </w:tcPr>
+          <w:p>
+            <w:pPr>
+              <w:spacing w:line="336" w:lineRule="auto"/>
+            </w:pPr>
+            <w:r/>
+            <w:r>
+              <w:rPr>
+                <w:rFonts w:ascii="Microsoft YaHei" w:hAnsi="Microsoft YaHei" w:eastAsia="Microsoft YaHei"/>
+                <w:sz w:val="19"/>
+              </w:rPr>
+              <w:t>2025 财年全球营收</w:t>
+            </w:r>
+          </w:p>
+        </w:tc>
+        <w:tc>
+          <w:tcPr>
+            <w:tcW w:type="dxa" w:w="4703"/>
+          </w:tcPr>
+          <w:p>
+            <w:pPr>
+              <w:spacing w:line="336" w:lineRule="auto"/>
+            </w:pPr>
+            <w:r/>
+            <w:r>
+              <w:rPr>
+                <w:rFonts w:ascii="Microsoft YaHei" w:hAnsi="Microsoft YaHei" w:eastAsia="Microsoft YaHei"/>
+                <w:sz w:val="19"/>
+              </w:rPr>
+              <w:t>约 700 亿美元</w:t>
+            </w:r>
+          </w:p>
+        </w:tc>
+      </w:tr>
+      <w:tr>
+        <w:tc>
+          <w:tcPr>
+            <w:tcW w:type="dxa" w:w="4703"/>
+          </w:tcPr>
+          <w:p>
+            <w:pPr>
+              <w:spacing w:line="336" w:lineRule="auto"/>
+            </w:pPr>
+            <w:r/>
+            <w:r>
+              <w:rPr>
+                <w:rFonts w:ascii="Microsoft YaHei" w:hAnsi="Microsoft YaHei" w:eastAsia="Microsoft YaHei"/>
+                <w:sz w:val="19"/>
+              </w:rPr>
+              <w:t>全球员工</w:t>
+            </w:r>
+          </w:p>
+        </w:tc>
+        <w:tc>
+          <w:tcPr>
+            <w:tcW w:type="dxa" w:w="4703"/>
+          </w:tcPr>
+          <w:p>
+            <w:pPr>
+              <w:spacing w:line="336" w:lineRule="auto"/>
+            </w:pPr>
+            <w:r/>
+            <w:r>
+              <w:rPr>
+                <w:rFonts w:ascii="Microsoft YaHei" w:hAnsi="Microsoft YaHei" w:eastAsia="Microsoft YaHei"/>
+                <w:sz w:val="19"/>
+              </w:rPr>
+              <w:t>80 万</w:t>
+            </w:r>
+          </w:p>
+        </w:tc>
+      </w:tr>
+      <w:tr>
+        <w:tc>
+          <w:tcPr>
+            <w:tcW w:type="dxa" w:w="4703"/>
+          </w:tcPr>
+          <w:p>
+            <w:pPr>
+              <w:spacing w:line="336" w:lineRule="auto"/>
+            </w:pPr>
+            <w:r/>
+            <w:r>
+              <w:rPr>
+                <w:rFonts w:ascii="Microsoft YaHei" w:hAnsi="Microsoft YaHei" w:eastAsia="Microsoft YaHei"/>
+                <w:sz w:val="19"/>
+              </w:rPr>
+              <w:t>业务覆盖国家</w:t>
+            </w:r>
+          </w:p>
+        </w:tc>
+        <w:tc>
+          <w:tcPr>
+            <w:tcW w:type="dxa" w:w="4703"/>
+          </w:tcPr>
+          <w:p>
+            <w:pPr>
+              <w:spacing w:line="336" w:lineRule="auto"/>
+            </w:pPr>
+            <w:r/>
+            <w:r>
+              <w:rPr>
+                <w:rFonts w:ascii="Microsoft YaHei" w:hAnsi="Microsoft YaHei" w:eastAsia="Microsoft YaHei"/>
+                <w:sz w:val="19"/>
+              </w:rPr>
+              <w:t>120 个</w:t>
+            </w:r>
+          </w:p>
+        </w:tc>
+      </w:tr>
+      <w:tr>
+        <w:tc>
+          <w:tcPr>
+            <w:tcW w:type="dxa" w:w="4703"/>
+          </w:tcPr>
+          <w:p>
+            <w:pPr>
+              <w:spacing w:line="336" w:lineRule="auto"/>
+            </w:pPr>
+            <w:r/>
+            <w:r>
+              <w:rPr>
+                <w:rFonts w:ascii="Microsoft YaHei" w:hAnsi="Microsoft YaHei" w:eastAsia="Microsoft YaHei"/>
+                <w:sz w:val="19"/>
+              </w:rPr>
+              <w:t>全球服务客户</w:t>
+            </w:r>
+          </w:p>
+        </w:tc>
+        <w:tc>
+          <w:tcPr>
+            <w:tcW w:type="dxa" w:w="4703"/>
+          </w:tcPr>
+          <w:p>
+            <w:pPr>
+              <w:spacing w:line="336" w:lineRule="auto"/>
+            </w:pPr>
+            <w:r/>
+            <w:r>
+              <w:rPr>
+                <w:rFonts w:ascii="Microsoft YaHei" w:hAnsi="Microsoft YaHei" w:eastAsia="Microsoft YaHei"/>
+                <w:sz w:val="19"/>
+              </w:rPr>
+              <w:t>9000+</w:t>
+            </w:r>
+          </w:p>
+        </w:tc>
+      </w:tr>
+    </w:tbl>
+    <w:p/>
+    <w:p>
+      <w:pPr>
+        <w:spacing w:after="120" w:line="360" w:lineRule="auto"/>
+      </w:pPr>
+      <w:r>
+        <w:rPr>
+          <w:rFonts w:ascii="Microsoft YaHei" w:hAnsi="Microsoft YaHei" w:eastAsia="Microsoft YaHei"/>
+          <w:b w:val="0"/>
+          <w:i w:val="0"/>
+          <w:sz w:val="21"/>
+        </w:rPr>
+        <w:t>在埃森哲内部，专门服务制造型企业的事业部叫 Industry X（工业 X），这次跟我们对接的就是这条业务线。该团队覆盖的范围从"产品设计 → 生产与供应链 → 产品服务支持 → 工厂创新"完整价值链，制造业场景是他们的主战场。</w:t>
       </w:r>
     </w:p>
     <w:p>
       <w:pPr>
-        <w:spacing w:after="120"/>
+        <w:pStyle w:val="Heading2"/>
+      </w:pPr>
+      <w:r>
+        <w:rPr>
+          <w:rFonts w:ascii="Microsoft YaHei" w:hAnsi="Microsoft YaHei" w:eastAsia="Microsoft YaHei"/>
+          <w:color w:val="1E40AF"/>
+          <w:sz w:val="26"/>
+        </w:rPr>
+        <w:t>1.2 跟我们的关系定位</w:t>
+      </w:r>
+    </w:p>
+    <w:p>
+      <w:pPr>
+        <w:spacing w:after="120" w:line="360" w:lineRule="auto"/>
       </w:pPr>
       <w:r>
         <w:rPr>
@@ -127,13 +329,13 @@
           <w:i w:val="0"/>
           <w:sz w:val="21"/>
         </w:rPr>
-        <w:t>凯莱英方：</w:t>
+        <w:t>埃森哲在我们的项目中扮演什么角色：</w:t>
       </w:r>
     </w:p>
     <w:p>
       <w:pPr>
         <w:pStyle w:val="ListBullet"/>
-        <w:spacing w:after="40"/>
+        <w:spacing w:after="60" w:line="336" w:lineRule="auto"/>
         <w:ind w:left="340"/>
       </w:pPr>
       <w:r>
@@ -141,13 +343,13 @@
           <w:rFonts w:ascii="Microsoft YaHei" w:hAnsi="Microsoft YaHei" w:eastAsia="Microsoft YaHei"/>
           <w:sz w:val="20"/>
         </w:rPr>
-        <w:t>David（孙晨）· 会议组织 / 凯莱英对接</w:t>
+        <w:t>行业顾问 — 把业务流程梳理清楚、把先验经验结构化</w:t>
       </w:r>
     </w:p>
     <w:p>
       <w:pPr>
         <w:pStyle w:val="ListBullet"/>
-        <w:spacing w:after="40"/>
+        <w:spacing w:after="60" w:line="336" w:lineRule="auto"/>
         <w:ind w:left="340"/>
       </w:pPr>
       <w:r>
@@ -155,13 +357,13 @@
           <w:rFonts w:ascii="Microsoft YaHei" w:hAnsi="Microsoft YaHei" w:eastAsia="Microsoft YaHei"/>
           <w:sz w:val="20"/>
         </w:rPr>
-        <w:t>王亮 · 生产负责人</w:t>
+        <w:t>系统集成商 — 把第三方的传感器、平台、AI 模型组装起来交付</w:t>
       </w:r>
     </w:p>
     <w:p>
       <w:pPr>
         <w:pStyle w:val="ListBullet"/>
-        <w:spacing w:after="40"/>
+        <w:spacing w:after="60" w:line="336" w:lineRule="auto"/>
         <w:ind w:left="340"/>
       </w:pPr>
       <w:r>
@@ -169,13 +371,13 @@
           <w:rFonts w:ascii="Microsoft YaHei" w:hAnsi="Microsoft YaHei" w:eastAsia="Microsoft YaHei"/>
           <w:sz w:val="20"/>
         </w:rPr>
-        <w:t>李涛博士 · AI 生产负责人</w:t>
+        <w:t>数据科学团队 — 自有 DS（Data Scientist）做特征工程、建模、回归验证</w:t>
       </w:r>
     </w:p>
     <w:p>
       <w:pPr>
         <w:pStyle w:val="ListBullet"/>
-        <w:spacing w:after="40"/>
+        <w:spacing w:after="60" w:line="336" w:lineRule="auto"/>
         <w:ind w:left="340"/>
       </w:pPr>
       <w:r>
@@ -183,13 +385,13 @@
           <w:rFonts w:ascii="Microsoft YaHei" w:hAnsi="Microsoft YaHei" w:eastAsia="Microsoft YaHei"/>
           <w:sz w:val="20"/>
         </w:rPr>
-        <w:t>徐工 · CDT（设备相关）</w:t>
+        <w:t>知识图谱建模者 — 把"行业经验 + 设备故障案例"翻译成 AI 可读的结构</w:t>
       </w:r>
     </w:p>
     <w:p>
       <w:pPr>
         <w:pStyle w:val="ListBullet"/>
-        <w:spacing w:after="40"/>
+        <w:spacing w:after="60" w:line="336" w:lineRule="auto"/>
         <w:ind w:left="340"/>
       </w:pPr>
       <w:r>
@@ -197,26 +399,12 @@
           <w:rFonts w:ascii="Microsoft YaHei" w:hAnsi="Microsoft YaHei" w:eastAsia="Microsoft YaHei"/>
           <w:sz w:val="20"/>
         </w:rPr>
-        <w:t>高主管、陈永新主管 · 设备部</w:t>
+        <w:t>变革管理伙伴 — 把 AI 上线后的流程变革、岗位变革陪同走完</w:t>
       </w:r>
     </w:p>
     <w:p>
       <w:pPr>
-        <w:pStyle w:val="ListBullet"/>
-        <w:spacing w:after="40"/>
-        <w:ind w:left="340"/>
-      </w:pPr>
-      <w:r>
-        <w:rPr>
-          <w:rFonts w:ascii="Microsoft YaHei" w:hAnsi="Microsoft YaHei" w:eastAsia="Microsoft YaHei"/>
-          <w:sz w:val="20"/>
-        </w:rPr>
-        <w:t>其他生产 / 设备部同事</w:t>
-      </w:r>
-    </w:p>
-    <w:p>
-      <w:pPr>
-        <w:spacing w:after="120"/>
+        <w:spacing w:after="120" w:line="360" w:lineRule="auto"/>
       </w:pPr>
       <w:r>
         <w:rPr>
@@ -225,13 +413,13 @@
           <w:i w:val="0"/>
           <w:sz w:val="21"/>
         </w:rPr>
-        <w:t>埃森哲方（属 Industry X 工业 X 事业部）：</w:t>
+        <w:t>埃森哲不直接做的事情：</w:t>
       </w:r>
     </w:p>
     <w:p>
       <w:pPr>
         <w:pStyle w:val="ListBullet"/>
-        <w:spacing w:after="40"/>
+        <w:spacing w:after="60" w:line="336" w:lineRule="auto"/>
         <w:ind w:left="340"/>
       </w:pPr>
       <w:r>
@@ -239,13 +427,13 @@
           <w:rFonts w:ascii="Microsoft YaHei" w:hAnsi="Microsoft YaHei" w:eastAsia="Microsoft YaHei"/>
           <w:sz w:val="20"/>
         </w:rPr>
-        <w:t>胡大伟（David Hu）· 生命科学行业线</w:t>
+        <w:t>不卖硬件 — 传感器需要采购西门子 / 艾默生 / 海康等品牌</w:t>
       </w:r>
     </w:p>
     <w:p>
       <w:pPr>
         <w:pStyle w:val="ListBullet"/>
-        <w:spacing w:after="40"/>
+        <w:spacing w:after="60" w:line="336" w:lineRule="auto"/>
         <w:ind w:left="340"/>
       </w:pPr>
       <w:r>
@@ -253,13 +441,13 @@
           <w:rFonts w:ascii="Microsoft YaHei" w:hAnsi="Microsoft YaHei" w:eastAsia="Microsoft YaHei"/>
           <w:sz w:val="20"/>
         </w:rPr>
-        <w:t>刘博言（Po · 坡哥 / 刘鹏）· 架构师</w:t>
+        <w:t>不卖大模型 — 用微软、阿里、华为云等的基础模型平台</w:t>
       </w:r>
     </w:p>
     <w:p>
       <w:pPr>
         <w:pStyle w:val="ListBullet"/>
-        <w:spacing w:after="40"/>
+        <w:spacing w:after="60" w:line="336" w:lineRule="auto"/>
         <w:ind w:left="340"/>
       </w:pPr>
       <w:r>
@@ -267,26 +455,13 @@
           <w:rFonts w:ascii="Microsoft YaHei" w:hAnsi="Microsoft YaHei" w:eastAsia="Microsoft YaHei"/>
           <w:sz w:val="20"/>
         </w:rPr>
-        <w:t>李新贵（新贵）· 总方案交付 / AI 与设备方案专家</w:t>
+        <w:t>不做工艺研发 — 化学反应、配方优化由凯莱英工艺团队负责</w:t>
       </w:r>
     </w:p>
     <w:p>
       <w:pPr>
-        <w:pStyle w:val="Heading2"/>
-      </w:pPr>
-      <w:r>
-        <w:rPr>
-          <w:rFonts w:ascii="Microsoft YaHei" w:hAnsi="Microsoft YaHei" w:eastAsia="Microsoft YaHei"/>
-          <w:color w:val="1E40AF"/>
-          <w:sz w:val="28"/>
-        </w:rPr>
-        <w:t>1.2 会议议程</w:t>
-      </w:r>
-    </w:p>
-    <w:p>
-      <w:pPr>
         <w:pStyle w:val="ListBullet"/>
-        <w:spacing w:after="40"/>
+        <w:spacing w:after="60" w:line="336" w:lineRule="auto"/>
         <w:ind w:left="340"/>
       </w:pPr>
       <w:r>
@@ -294,131 +469,47 @@
           <w:rFonts w:ascii="Microsoft YaHei" w:hAnsi="Microsoft YaHei" w:eastAsia="Microsoft YaHei"/>
           <w:sz w:val="20"/>
         </w:rPr>
-        <w:t>埃森哲公司与 Industry X 团队介绍（约 5 分钟）</w:t>
+        <w:t>不替代签字职责 — 关键 GMP 决策仍由凯莱英人员签字</w:t>
       </w:r>
     </w:p>
-    <w:p>
-      <w:pPr>
-        <w:pStyle w:val="ListBullet"/>
-        <w:spacing w:after="40"/>
-        <w:ind w:left="340"/>
-      </w:pPr>
-      <w:r>
-        <w:rPr>
-          <w:rFonts w:ascii="Microsoft YaHei" w:hAnsi="Microsoft YaHei" w:eastAsia="Microsoft YaHei"/>
-          <w:sz w:val="20"/>
-        </w:rPr>
-        <w:t>埃森哲在设备管理领域的服务能力（约 5 分钟）</w:t>
-      </w:r>
-    </w:p>
-    <w:p>
-      <w:pPr>
-        <w:pStyle w:val="ListBullet"/>
-        <w:spacing w:after="40"/>
-        <w:ind w:left="340"/>
-      </w:pPr>
-      <w:r>
-        <w:rPr>
-          <w:rFonts w:ascii="Microsoft YaHei" w:hAnsi="Microsoft YaHei" w:eastAsia="Microsoft YaHei"/>
-          <w:sz w:val="20"/>
-        </w:rPr>
-        <w:t>"智能化资产管理"方法论与三段框架（约 10 分钟）</w:t>
-      </w:r>
-    </w:p>
-    <w:p>
-      <w:pPr>
-        <w:pStyle w:val="ListBullet"/>
-        <w:spacing w:after="40"/>
-        <w:ind w:left="340"/>
-      </w:pPr>
-      <w:r>
-        <w:rPr>
-          <w:rFonts w:ascii="Microsoft YaHei" w:hAnsi="Microsoft YaHei" w:eastAsia="Microsoft YaHei"/>
-          <w:sz w:val="20"/>
-        </w:rPr>
-        <w:t>典型客户案例分享（约 20 分钟）</w:t>
-      </w:r>
-    </w:p>
-    <w:p>
-      <w:pPr>
-        <w:pStyle w:val="ListBullet"/>
-        <w:spacing w:after="40"/>
-        <w:ind w:left="340"/>
-      </w:pPr>
-      <w:r>
-        <w:rPr>
-          <w:rFonts w:ascii="Microsoft YaHei" w:hAnsi="Microsoft YaHei" w:eastAsia="Microsoft YaHei"/>
-          <w:sz w:val="20"/>
-        </w:rPr>
-        <w:t>凯莱英需求讨论 · 设备预测性维护具体场景（约 30 分钟）</w:t>
-      </w:r>
-    </w:p>
-    <w:p>
-      <w:pPr>
-        <w:pStyle w:val="ListBullet"/>
-        <w:spacing w:after="40"/>
-        <w:ind w:left="340"/>
-      </w:pPr>
-      <w:r>
-        <w:rPr>
-          <w:rFonts w:ascii="Microsoft YaHei" w:hAnsi="Microsoft YaHei" w:eastAsia="Microsoft YaHei"/>
-          <w:sz w:val="20"/>
-        </w:rPr>
-        <w:t>下一步行动（约 5 分钟）</w:t>
-      </w:r>
-    </w:p>
-    <w:p>
-      <w:pPr>
-        <w:pStyle w:val="Heading2"/>
-      </w:pPr>
-      <w:r>
-        <w:rPr>
-          <w:rFonts w:ascii="Microsoft YaHei" w:hAnsi="Microsoft YaHei" w:eastAsia="Microsoft YaHei"/>
-          <w:color w:val="1E40AF"/>
-          <w:sz w:val="28"/>
-        </w:rPr>
-        <w:t>1.3 凯莱英方明确的本次会议聚焦点</w:t>
-      </w:r>
-    </w:p>
-    <w:p>
-      <w:pPr>
-        <w:spacing w:before="120" w:after="120"/>
-        <w:ind w:left="283"/>
-      </w:pPr>
-      <w:r>
-        <w:rPr>
-          <w:rFonts w:ascii="Microsoft YaHei" w:hAnsi="Microsoft YaHei"/>
-          <w:b/>
-          <w:color w:val="FF7E3D"/>
-          <w:sz w:val="19"/>
-        </w:rPr>
-        <w:t>凯莱英 · David（孙晨）</w:t>
-        <w:br/>
-      </w:r>
-      <w:r>
-        <w:rPr>
-          <w:rFonts w:ascii="Microsoft YaHei" w:hAnsi="Microsoft YaHei"/>
-          <w:i/>
-          <w:color w:val="3A4D72"/>
-          <w:sz w:val="20"/>
-        </w:rPr>
-        <w:t>"我们感觉这个范围有点太宽了。我们刚提的是一个设备预测性维护，其实还没有跳到最后这一块……我觉得我们可以先把咱们现在生产这边的设备给埃森哲这边同事大概介绍一下。因为我们主要还是要做我们这边设备的一个预测性维护。"</w:t>
-      </w:r>
-    </w:p>
-    <w:p>
-      <w:pPr>
-        <w:spacing w:after="120"/>
-      </w:pPr>
-      <w:r>
-        <w:rPr>
-          <w:rFonts w:ascii="Microsoft YaHei" w:hAnsi="Microsoft YaHei" w:eastAsia="Microsoft YaHei"/>
-          <w:b w:val="0"/>
-          <w:i w:val="0"/>
-          <w:sz w:val="21"/>
-        </w:rPr>
-        <w:t>会议过程中，凯莱英方明确将议题聚焦在"设备预测性维护"这一个具体场景上，避免范围扩大到全面 AI 战略。这一聚焦也获得了埃森哲方的认同。</w:t>
-      </w:r>
-    </w:p>
+    <w:tbl>
+      <w:tblPr>
+        <w:tblW w:type="auto" w:w="0"/>
+        <w:tblLayout w:type="autofit"/>
+        <w:tblLook w:firstColumn="1" w:firstRow="1" w:lastColumn="0" w:lastRow="0" w:noHBand="0" w:noVBand="1" w:val="04A0"/>
+      </w:tblPr>
+      <w:tblGrid>
+        <w:gridCol w:w="9406"/>
+      </w:tblGrid>
+      <w:tr>
+        <w:tc>
+          <w:tcPr>
+            <w:tcW w:type="dxa" w:w="9406"/>
+            <w:shd w:val="clear" w:fill="FFF7F1"/>
+            <w:tcBorders>
+              <w:left w:val="single" w:sz="24" w:color="FF7E3D"/>
+              <w:top w:val="single" w:sz="4" w:color="FFD8BE"/>
+              <w:right w:val="single" w:sz="4" w:color="FFD8BE"/>
+              <w:bottom w:val="single" w:sz="4" w:color="FFD8BE"/>
+            </w:tcBorders>
+          </w:tcPr>
+          <w:p>
+            <w:pPr>
+              <w:spacing w:line="360" w:lineRule="auto"/>
+            </w:pPr>
+            <w:r>
+              <w:rPr>
+                <w:rFonts w:ascii="Microsoft YaHei" w:hAnsi="Microsoft YaHei" w:eastAsia="Microsoft YaHei"/>
+                <w:color w:val="3A4D72"/>
+                <w:sz w:val="20"/>
+              </w:rPr>
+              <w:t>一句话理解：埃森哲是"把别人的轮子组装成一辆能跑的车并教会你开"的公司。它的核心价值不在"造轮子"（做底层算法 / 硬件），而在"知道造哪些轮子、按什么顺序造、谁来造、怎么落地"。这个定位决定了它适合做什么、不适合做什么 —— 后面几节会展开。</w:t>
+            </w:r>
+          </w:p>
+        </w:tc>
+      </w:tr>
+    </w:tbl>
+    <w:p/>
     <w:p>
       <w:r>
         <w:br w:type="page"/>
@@ -432,37 +523,23 @@
         <w:rPr>
           <w:rFonts w:ascii="Microsoft YaHei" w:hAnsi="Microsoft YaHei" w:eastAsia="Microsoft YaHei"/>
           <w:color w:val="0F1F3D"/>
-          <w:sz w:val="36"/>
+          <w:sz w:val="34"/>
         </w:rPr>
-        <w:t>PART 02 · 埃森哲公司与 Industry X 团队</w:t>
+        <w:t>PART 02 · 智能资产管理的三段方法论</w:t>
       </w:r>
     </w:p>
     <w:p>
       <w:pPr>
-        <w:spacing w:after="120"/>
+        <w:spacing w:after="120" w:line="360" w:lineRule="auto"/>
       </w:pPr>
       <w:r>
         <w:rPr>
           <w:rFonts w:ascii="Microsoft YaHei" w:hAnsi="Microsoft YaHei" w:eastAsia="Microsoft YaHei"/>
           <w:b w:val="0"/>
-          <w:i/>
-          <w:color w:val="5B6A8A"/>
-          <w:sz w:val="21"/>
+          <w:i w:val="0"/>
+          <w:sz w:val="22"/>
         </w:rPr>
-        <w:t>以下数据为会议中埃森哲方（刘博言）口头介绍的公司规模与服务体系。本节内容为埃森哲自述，未经独立核实。</w:t>
-      </w:r>
-    </w:p>
-    <w:p>
-      <w:pPr>
-        <w:pStyle w:val="Heading2"/>
-      </w:pPr>
-      <w:r>
-        <w:rPr>
-          <w:rFonts w:ascii="Microsoft YaHei" w:hAnsi="Microsoft YaHei" w:eastAsia="Microsoft YaHei"/>
-          <w:color w:val="1E40AF"/>
-          <w:sz w:val="28"/>
-        </w:rPr>
-        <w:t>2.1 公司规模（埃森哲自述 · 2025 财年）</w:t>
+        <w:t>埃森哲在资产管理这个赛道上把服务分成三段。三段可以单独交付，也可以组合。当前他们手里大部分项目都集中在第三段"AI 应用"，这也正是凯莱英本次议题的关心点。</w:t>
       </w:r>
     </w:p>
     <w:tbl>
@@ -480,49 +557,49 @@
         <w:tc>
           <w:tcPr>
             <w:tcW w:type="dxa" w:w="3135"/>
-            <w:shd w:val="clear" w:color="auto" w:fill="0F1F3D"/>
+            <w:shd w:val="clear" w:fill="0F1F3D"/>
           </w:tcPr>
           <w:p>
             <w:r/>
             <w:r>
               <w:rPr>
-                <w:rFonts w:ascii="Microsoft YaHei" w:hAnsi="Microsoft YaHei"/>
+                <w:rFonts w:ascii="Microsoft YaHei" w:hAnsi="Microsoft YaHei" w:eastAsia="Microsoft YaHei"/>
                 <w:b/>
                 <w:color w:val="FFFFFF"/>
                 <w:sz w:val="20"/>
               </w:rPr>
-              <w:t>指标</w:t>
+              <w:t>段</w:t>
             </w:r>
           </w:p>
         </w:tc>
         <w:tc>
           <w:tcPr>
             <w:tcW w:type="dxa" w:w="3135"/>
-            <w:shd w:val="clear" w:color="auto" w:fill="0F1F3D"/>
+            <w:shd w:val="clear" w:fill="0F1F3D"/>
           </w:tcPr>
           <w:p>
             <w:r/>
             <w:r>
               <w:rPr>
-                <w:rFonts w:ascii="Microsoft YaHei" w:hAnsi="Microsoft YaHei"/>
+                <w:rFonts w:ascii="Microsoft YaHei" w:hAnsi="Microsoft YaHei" w:eastAsia="Microsoft YaHei"/>
                 <w:b/>
                 <w:color w:val="FFFFFF"/>
                 <w:sz w:val="20"/>
               </w:rPr>
-              <w:t>数据</w:t>
+              <w:t>内容</w:t>
             </w:r>
           </w:p>
         </w:tc>
         <w:tc>
           <w:tcPr>
             <w:tcW w:type="dxa" w:w="3135"/>
-            <w:shd w:val="clear" w:color="auto" w:fill="0F1F3D"/>
+            <w:shd w:val="clear" w:fill="0F1F3D"/>
           </w:tcPr>
           <w:p>
             <w:r/>
             <w:r>
               <w:rPr>
-                <w:rFonts w:ascii="Microsoft YaHei" w:hAnsi="Microsoft YaHei"/>
+                <w:rFonts w:ascii="Microsoft YaHei" w:hAnsi="Microsoft YaHei" w:eastAsia="Microsoft YaHei"/>
                 <w:b/>
                 <w:color w:val="FFFFFF"/>
                 <w:sz w:val="20"/>
@@ -538,534 +615,13 @@
             <w:tcW w:type="dxa" w:w="3135"/>
           </w:tcPr>
           <w:p>
+            <w:pPr>
+              <w:spacing w:line="336" w:lineRule="auto"/>
+            </w:pPr>
             <w:r/>
             <w:r>
               <w:rPr>
-                <w:rFonts w:ascii="Microsoft YaHei" w:hAnsi="Microsoft YaHei"/>
-                <w:sz w:val="19"/>
-              </w:rPr>
-              <w:t>2025 财年营收</w:t>
-            </w:r>
-          </w:p>
-        </w:tc>
-        <w:tc>
-          <w:tcPr>
-            <w:tcW w:type="dxa" w:w="3135"/>
-          </w:tcPr>
-          <w:p>
-            <w:r/>
-            <w:r>
-              <w:rPr>
-                <w:rFonts w:ascii="Microsoft YaHei" w:hAnsi="Microsoft YaHei"/>
-                <w:sz w:val="19"/>
-              </w:rPr>
-              <w:t>~$700 亿（接近 700 亿美元）</w:t>
-            </w:r>
-          </w:p>
-        </w:tc>
-        <w:tc>
-          <w:tcPr>
-            <w:tcW w:type="dxa" w:w="3135"/>
-          </w:tcPr>
-          <w:p>
-            <w:r/>
-            <w:r>
-              <w:rPr>
-                <w:rFonts w:ascii="Microsoft YaHei" w:hAnsi="Microsoft YaHei"/>
-                <w:sz w:val="19"/>
-              </w:rPr>
-              <w:t>埃森哲自述</w:t>
-            </w:r>
-          </w:p>
-        </w:tc>
-      </w:tr>
-      <w:tr>
-        <w:tc>
-          <w:tcPr>
-            <w:tcW w:type="dxa" w:w="3135"/>
-          </w:tcPr>
-          <w:p>
-            <w:r/>
-            <w:r>
-              <w:rPr>
-                <w:rFonts w:ascii="Microsoft YaHei" w:hAnsi="Microsoft YaHei"/>
-                <w:sz w:val="19"/>
-              </w:rPr>
-              <w:t>全球员工</w:t>
-            </w:r>
-          </w:p>
-        </w:tc>
-        <w:tc>
-          <w:tcPr>
-            <w:tcW w:type="dxa" w:w="3135"/>
-          </w:tcPr>
-          <w:p>
-            <w:r/>
-            <w:r>
-              <w:rPr>
-                <w:rFonts w:ascii="Microsoft YaHei" w:hAnsi="Microsoft YaHei"/>
-                <w:sz w:val="19"/>
-              </w:rPr>
-              <w:t>80 万</w:t>
-            </w:r>
-          </w:p>
-        </w:tc>
-        <w:tc>
-          <w:tcPr>
-            <w:tcW w:type="dxa" w:w="3135"/>
-          </w:tcPr>
-          <w:p>
-            <w:r/>
-            <w:r>
-              <w:rPr>
-                <w:rFonts w:ascii="Microsoft YaHei" w:hAnsi="Microsoft YaHei"/>
-                <w:sz w:val="19"/>
-              </w:rPr>
-              <w:t>原话"全球有 80 万员工"</w:t>
-            </w:r>
-          </w:p>
-        </w:tc>
-      </w:tr>
-      <w:tr>
-        <w:tc>
-          <w:tcPr>
-            <w:tcW w:type="dxa" w:w="3135"/>
-          </w:tcPr>
-          <w:p>
-            <w:r/>
-            <w:r>
-              <w:rPr>
-                <w:rFonts w:ascii="Microsoft YaHei" w:hAnsi="Microsoft YaHei"/>
-                <w:sz w:val="19"/>
-              </w:rPr>
-              <w:t>业务覆盖国家</w:t>
-            </w:r>
-          </w:p>
-        </w:tc>
-        <w:tc>
-          <w:tcPr>
-            <w:tcW w:type="dxa" w:w="3135"/>
-          </w:tcPr>
-          <w:p>
-            <w:r/>
-            <w:r>
-              <w:rPr>
-                <w:rFonts w:ascii="Microsoft YaHei" w:hAnsi="Microsoft YaHei"/>
-                <w:sz w:val="19"/>
-              </w:rPr>
-              <w:t>120 个</w:t>
-            </w:r>
-          </w:p>
-        </w:tc>
-        <w:tc>
-          <w:tcPr>
-            <w:tcW w:type="dxa" w:w="3135"/>
-          </w:tcPr>
-          <w:p>
-            <w:r/>
-            <w:r>
-              <w:rPr>
-                <w:rFonts w:ascii="Microsoft YaHei" w:hAnsi="Microsoft YaHei"/>
-                <w:sz w:val="19"/>
-              </w:rPr>
-              <w:t>坐落在全球 120 个国家</w:t>
-            </w:r>
-          </w:p>
-        </w:tc>
-      </w:tr>
-      <w:tr>
-        <w:tc>
-          <w:tcPr>
-            <w:tcW w:type="dxa" w:w="3135"/>
-          </w:tcPr>
-          <w:p>
-            <w:r/>
-            <w:r>
-              <w:rPr>
-                <w:rFonts w:ascii="Microsoft YaHei" w:hAnsi="Microsoft YaHei"/>
-                <w:sz w:val="19"/>
-              </w:rPr>
-              <w:t>全球客户</w:t>
-            </w:r>
-          </w:p>
-        </w:tc>
-        <w:tc>
-          <w:tcPr>
-            <w:tcW w:type="dxa" w:w="3135"/>
-          </w:tcPr>
-          <w:p>
-            <w:r/>
-            <w:r>
-              <w:rPr>
-                <w:rFonts w:ascii="Microsoft YaHei" w:hAnsi="Microsoft YaHei"/>
-                <w:sz w:val="19"/>
-              </w:rPr>
-              <w:t>9000+</w:t>
-            </w:r>
-          </w:p>
-        </w:tc>
-        <w:tc>
-          <w:tcPr>
-            <w:tcW w:type="dxa" w:w="3135"/>
-          </w:tcPr>
-          <w:p>
-            <w:r/>
-            <w:r>
-              <w:rPr>
-                <w:rFonts w:ascii="Microsoft YaHei" w:hAnsi="Microsoft YaHei"/>
-                <w:sz w:val="19"/>
-              </w:rPr>
-              <w:t>"对每个客户都采取深耕的方式"</w:t>
-            </w:r>
-          </w:p>
-        </w:tc>
-      </w:tr>
-    </w:tbl>
-    <w:p/>
-    <w:p>
-      <w:pPr>
-        <w:pStyle w:val="Heading2"/>
-      </w:pPr>
-      <w:r>
-        <w:rPr>
-          <w:rFonts w:ascii="Microsoft YaHei" w:hAnsi="Microsoft YaHei" w:eastAsia="Microsoft YaHei"/>
-          <w:color w:val="1E40AF"/>
-          <w:sz w:val="28"/>
-        </w:rPr>
-        <w:t>2.2 埃森哲的五大业务组织</w:t>
-      </w:r>
-    </w:p>
-    <w:tbl>
-      <w:tblPr>
-        <w:tblStyle w:val="LightGrid-Accent1"/>
-        <w:tblW w:type="auto" w:w="0"/>
-        <w:tblLook w:firstColumn="1" w:firstRow="1" w:lastColumn="0" w:lastRow="0" w:noHBand="0" w:noVBand="1" w:val="04A0"/>
-      </w:tblPr>
-      <w:tblGrid>
-        <w:gridCol w:w="4703"/>
-        <w:gridCol w:w="4703"/>
-      </w:tblGrid>
-      <w:tr>
-        <w:tc>
-          <w:tcPr>
-            <w:tcW w:type="dxa" w:w="4703"/>
-            <w:shd w:val="clear" w:color="auto" w:fill="0F1F3D"/>
-          </w:tcPr>
-          <w:p>
-            <w:r/>
-            <w:r>
-              <w:rPr>
-                <w:rFonts w:ascii="Microsoft YaHei" w:hAnsi="Microsoft YaHei"/>
-                <w:b/>
-                <w:color w:val="FFFFFF"/>
-                <w:sz w:val="20"/>
-              </w:rPr>
-              <w:t>业务组织</w:t>
-            </w:r>
-          </w:p>
-        </w:tc>
-        <w:tc>
-          <w:tcPr>
-            <w:tcW w:type="dxa" w:w="4703"/>
-            <w:shd w:val="clear" w:color="auto" w:fill="0F1F3D"/>
-          </w:tcPr>
-          <w:p>
-            <w:r/>
-            <w:r>
-              <w:rPr>
-                <w:rFonts w:ascii="Microsoft YaHei" w:hAnsi="Microsoft YaHei"/>
-                <w:b/>
-                <w:color w:val="FFFFFF"/>
-                <w:sz w:val="20"/>
-              </w:rPr>
-              <w:t>服务范围</w:t>
-            </w:r>
-          </w:p>
-        </w:tc>
-      </w:tr>
-      <w:tr>
-        <w:tc>
-          <w:tcPr>
-            <w:tcW w:type="dxa" w:w="4703"/>
-          </w:tcPr>
-          <w:p>
-            <w:r/>
-            <w:r>
-              <w:rPr>
-                <w:rFonts w:ascii="Microsoft YaHei" w:hAnsi="Microsoft YaHei"/>
-                <w:sz w:val="19"/>
-              </w:rPr>
-              <w:t>战略咨询服务</w:t>
-            </w:r>
-          </w:p>
-        </w:tc>
-        <w:tc>
-          <w:tcPr>
-            <w:tcW w:type="dxa" w:w="4703"/>
-          </w:tcPr>
-          <w:p>
-            <w:r/>
-            <w:r>
-              <w:rPr>
-                <w:rFonts w:ascii="Microsoft YaHei" w:hAnsi="Microsoft YaHei"/>
-                <w:sz w:val="19"/>
-              </w:rPr>
-              <w:t>对客户需要做战略以及咨询服务方面</w:t>
-            </w:r>
-          </w:p>
-        </w:tc>
-      </w:tr>
-      <w:tr>
-        <w:tc>
-          <w:tcPr>
-            <w:tcW w:type="dxa" w:w="4703"/>
-          </w:tcPr>
-          <w:p>
-            <w:r/>
-            <w:r>
-              <w:rPr>
-                <w:rFonts w:ascii="Microsoft YaHei" w:hAnsi="Microsoft YaHei"/>
-                <w:sz w:val="19"/>
-              </w:rPr>
-              <w:t>技术服务团队</w:t>
-            </w:r>
-          </w:p>
-        </w:tc>
-        <w:tc>
-          <w:tcPr>
-            <w:tcW w:type="dxa" w:w="4703"/>
-          </w:tcPr>
-          <w:p>
-            <w:r/>
-            <w:r>
-              <w:rPr>
-                <w:rFonts w:ascii="Microsoft YaHei" w:hAnsi="Microsoft YaHei"/>
-                <w:sz w:val="19"/>
-              </w:rPr>
-              <w:t>对战略服务往下落地，含软件、平台、云或 AI 的技术实现</w:t>
-            </w:r>
-          </w:p>
-        </w:tc>
-      </w:tr>
-      <w:tr>
-        <w:tc>
-          <w:tcPr>
-            <w:tcW w:type="dxa" w:w="4703"/>
-          </w:tcPr>
-          <w:p>
-            <w:r/>
-            <w:r>
-              <w:rPr>
-                <w:rFonts w:ascii="Microsoft YaHei" w:hAnsi="Microsoft YaHei"/>
-                <w:sz w:val="19"/>
-              </w:rPr>
-              <w:t>智能运营团队</w:t>
-            </w:r>
-          </w:p>
-        </w:tc>
-        <w:tc>
-          <w:tcPr>
-            <w:tcW w:type="dxa" w:w="4703"/>
-          </w:tcPr>
-          <w:p>
-            <w:r/>
-            <w:r>
-              <w:rPr>
-                <w:rFonts w:ascii="Microsoft YaHei" w:hAnsi="Microsoft YaHei"/>
-                <w:sz w:val="19"/>
-              </w:rPr>
-              <w:t>实施之后的长期运营，譬如财会运营或人力运营</w:t>
-            </w:r>
-          </w:p>
-        </w:tc>
-      </w:tr>
-      <w:tr>
-        <w:tc>
-          <w:tcPr>
-            <w:tcW w:type="dxa" w:w="4703"/>
-          </w:tcPr>
-          <w:p>
-            <w:r/>
-            <w:r>
-              <w:rPr>
-                <w:rFonts w:ascii="Microsoft YaHei" w:hAnsi="Microsoft YaHei"/>
-                <w:sz w:val="19"/>
-              </w:rPr>
-              <w:t>Industry X（工业 X）</w:t>
-            </w:r>
-          </w:p>
-        </w:tc>
-        <w:tc>
-          <w:tcPr>
-            <w:tcW w:type="dxa" w:w="4703"/>
-          </w:tcPr>
-          <w:p>
-            <w:r/>
-            <w:r>
-              <w:rPr>
-                <w:rFonts w:ascii="Microsoft YaHei" w:hAnsi="Microsoft YaHei"/>
-                <w:sz w:val="19"/>
-              </w:rPr>
-              <w:t>专门服务制造型企业（本次合作的对应团队）</w:t>
-            </w:r>
-          </w:p>
-        </w:tc>
-      </w:tr>
-      <w:tr>
-        <w:tc>
-          <w:tcPr>
-            <w:tcW w:type="dxa" w:w="4703"/>
-          </w:tcPr>
-          <w:p>
-            <w:r/>
-            <w:r>
-              <w:rPr>
-                <w:rFonts w:ascii="Microsoft YaHei" w:hAnsi="Microsoft YaHei"/>
-                <w:sz w:val="19"/>
-              </w:rPr>
-              <w:t>营销 / 销售渠道</w:t>
-            </w:r>
-          </w:p>
-        </w:tc>
-        <w:tc>
-          <w:tcPr>
-            <w:tcW w:type="dxa" w:w="4703"/>
-          </w:tcPr>
-          <w:p>
-            <w:r/>
-            <w:r>
-              <w:rPr>
-                <w:rFonts w:ascii="Microsoft YaHei" w:hAnsi="Microsoft YaHei"/>
-                <w:sz w:val="19"/>
-              </w:rPr>
-              <w:t>市场推广或市场设计</w:t>
-            </w:r>
-          </w:p>
-        </w:tc>
-      </w:tr>
-    </w:tbl>
-    <w:p>
-      <w:r>
-        <w:br w:type="page"/>
-      </w:r>
-    </w:p>
-    <w:p>
-      <w:pPr>
-        <w:pStyle w:val="Heading1"/>
-      </w:pPr>
-      <w:r>
-        <w:rPr>
-          <w:rFonts w:ascii="Microsoft YaHei" w:hAnsi="Microsoft YaHei" w:eastAsia="Microsoft YaHei"/>
-          <w:color w:val="0F1F3D"/>
-          <w:sz w:val="36"/>
-        </w:rPr>
-        <w:t>PART 03 · 埃森哲在设备管理的服务能力</w:t>
-      </w:r>
-    </w:p>
-    <w:p>
-      <w:pPr>
-        <w:spacing w:after="120"/>
-      </w:pPr>
-      <w:r>
-        <w:rPr>
-          <w:rFonts w:ascii="Microsoft YaHei" w:hAnsi="Microsoft YaHei" w:eastAsia="Microsoft YaHei"/>
-          <w:b w:val="0"/>
-          <w:i w:val="0"/>
-          <w:sz w:val="21"/>
-        </w:rPr>
-        <w:t>由埃森哲方（李新贵）介绍的服务体系。三段服务可独立交付，也可组合交付。</w:t>
-      </w:r>
-    </w:p>
-    <w:p>
-      <w:pPr>
-        <w:pStyle w:val="Heading2"/>
-      </w:pPr>
-      <w:r>
-        <w:rPr>
-          <w:rFonts w:ascii="Microsoft YaHei" w:hAnsi="Microsoft YaHei" w:eastAsia="Microsoft YaHei"/>
-          <w:color w:val="1E40AF"/>
-          <w:sz w:val="28"/>
-        </w:rPr>
-        <w:t>三段式服务体系</w:t>
-      </w:r>
-    </w:p>
-    <w:tbl>
-      <w:tblPr>
-        <w:tblStyle w:val="LightGrid-Accent1"/>
-        <w:tblW w:type="auto" w:w="0"/>
-        <w:tblLook w:firstColumn="1" w:firstRow="1" w:lastColumn="0" w:lastRow="0" w:noHBand="0" w:noVBand="1" w:val="04A0"/>
-      </w:tblPr>
-      <w:tblGrid>
-        <w:gridCol w:w="3135"/>
-        <w:gridCol w:w="3135"/>
-        <w:gridCol w:w="3135"/>
-      </w:tblGrid>
-      <w:tr>
-        <w:tc>
-          <w:tcPr>
-            <w:tcW w:type="dxa" w:w="3135"/>
-            <w:shd w:val="clear" w:color="auto" w:fill="0F1F3D"/>
-          </w:tcPr>
-          <w:p>
-            <w:r/>
-            <w:r>
-              <w:rPr>
-                <w:rFonts w:ascii="Microsoft YaHei" w:hAnsi="Microsoft YaHei"/>
-                <w:b/>
-                <w:color w:val="FFFFFF"/>
-                <w:sz w:val="20"/>
-              </w:rPr>
-              <w:t>段</w:t>
-            </w:r>
-          </w:p>
-        </w:tc>
-        <w:tc>
-          <w:tcPr>
-            <w:tcW w:type="dxa" w:w="3135"/>
-            <w:shd w:val="clear" w:color="auto" w:fill="0F1F3D"/>
-          </w:tcPr>
-          <w:p>
-            <w:r/>
-            <w:r>
-              <w:rPr>
-                <w:rFonts w:ascii="Microsoft YaHei" w:hAnsi="Microsoft YaHei"/>
-                <w:b/>
-                <w:color w:val="FFFFFF"/>
-                <w:sz w:val="20"/>
-              </w:rPr>
-              <w:t>内容</w:t>
-            </w:r>
-          </w:p>
-        </w:tc>
-        <w:tc>
-          <w:tcPr>
-            <w:tcW w:type="dxa" w:w="3135"/>
-            <w:shd w:val="clear" w:color="auto" w:fill="0F1F3D"/>
-          </w:tcPr>
-          <w:p>
-            <w:r/>
-            <w:r>
-              <w:rPr>
-                <w:rFonts w:ascii="Microsoft YaHei" w:hAnsi="Microsoft YaHei"/>
-                <w:b/>
-                <w:color w:val="FFFFFF"/>
-                <w:sz w:val="20"/>
-              </w:rPr>
-              <w:t>说明</w:t>
-            </w:r>
-          </w:p>
-        </w:tc>
-      </w:tr>
-      <w:tr>
-        <w:tc>
-          <w:tcPr>
-            <w:tcW w:type="dxa" w:w="3135"/>
-          </w:tcPr>
-          <w:p>
-            <w:r/>
-            <w:r>
-              <w:rPr>
-                <w:rFonts w:ascii="Microsoft YaHei" w:hAnsi="Microsoft YaHei"/>
+                <w:rFonts w:ascii="Microsoft YaHei" w:hAnsi="Microsoft YaHei" w:eastAsia="Microsoft YaHei"/>
                 <w:sz w:val="19"/>
               </w:rPr>
               <w:t>第一段</w:t>
@@ -1077,10 +633,13 @@
             <w:tcW w:type="dxa" w:w="3135"/>
           </w:tcPr>
           <w:p>
+            <w:pPr>
+              <w:spacing w:line="336" w:lineRule="auto"/>
+            </w:pPr>
             <w:r/>
             <w:r>
               <w:rPr>
-                <w:rFonts w:ascii="Microsoft YaHei" w:hAnsi="Microsoft YaHei"/>
+                <w:rFonts w:ascii="Microsoft YaHei" w:hAnsi="Microsoft YaHei" w:eastAsia="Microsoft YaHei"/>
                 <w:sz w:val="19"/>
               </w:rPr>
               <w:t>咨询服务</w:t>
@@ -1092,13 +651,16 @@
             <w:tcW w:type="dxa" w:w="3135"/>
           </w:tcPr>
           <w:p>
+            <w:pPr>
+              <w:spacing w:line="336" w:lineRule="auto"/>
+            </w:pPr>
             <w:r/>
             <w:r>
               <w:rPr>
-                <w:rFonts w:ascii="Microsoft YaHei" w:hAnsi="Microsoft YaHei"/>
+                <w:rFonts w:ascii="Microsoft YaHei" w:hAnsi="Microsoft YaHei" w:eastAsia="Microsoft YaHei"/>
                 <w:sz w:val="19"/>
               </w:rPr>
-              <w:t>TPM 怎么做 / 精益怎么做 / 资产管理怎么做</w:t>
+              <w:t>TPM 全员生产维护怎么做、精益管理怎么落、企业资产管理体系怎么搭。这是经典的管理咨询能力。</w:t>
             </w:r>
           </w:p>
         </w:tc>
@@ -1109,10 +671,13 @@
             <w:tcW w:type="dxa" w:w="3135"/>
           </w:tcPr>
           <w:p>
+            <w:pPr>
+              <w:spacing w:line="336" w:lineRule="auto"/>
+            </w:pPr>
             <w:r/>
             <w:r>
               <w:rPr>
-                <w:rFonts w:ascii="Microsoft YaHei" w:hAnsi="Microsoft YaHei"/>
+                <w:rFonts w:ascii="Microsoft YaHei" w:hAnsi="Microsoft YaHei" w:eastAsia="Microsoft YaHei"/>
                 <w:sz w:val="19"/>
               </w:rPr>
               <w:t>第二段</w:t>
@@ -1124,10 +689,13 @@
             <w:tcW w:type="dxa" w:w="3135"/>
           </w:tcPr>
           <w:p>
+            <w:pPr>
+              <w:spacing w:line="336" w:lineRule="auto"/>
+            </w:pPr>
             <w:r/>
             <w:r>
               <w:rPr>
-                <w:rFonts w:ascii="Microsoft YaHei" w:hAnsi="Microsoft YaHei"/>
+                <w:rFonts w:ascii="Microsoft YaHei" w:hAnsi="Microsoft YaHei" w:eastAsia="Microsoft YaHei"/>
                 <w:sz w:val="19"/>
               </w:rPr>
               <w:t>系统落地</w:t>
@@ -1139,13 +707,16 @@
             <w:tcW w:type="dxa" w:w="3135"/>
           </w:tcPr>
           <w:p>
+            <w:pPr>
+              <w:spacing w:line="336" w:lineRule="auto"/>
+            </w:pPr>
             <w:r/>
             <w:r>
               <w:rPr>
-                <w:rFonts w:ascii="Microsoft YaHei" w:hAnsi="Microsoft YaHei"/>
+                <w:rFonts w:ascii="Microsoft YaHei" w:hAnsi="Microsoft YaHei" w:eastAsia="Microsoft YaHei"/>
                 <w:sz w:val="19"/>
               </w:rPr>
-              <w:t>主要含 EAM / APM 等资产管理系统的导入部署</w:t>
+              <w:t>把咨询梳理出的方法论沉淀到企业资产管理系统（EAM）+ 资产绩效管理系统（APM）里。</w:t>
             </w:r>
           </w:p>
         </w:tc>
@@ -1156,10 +727,13 @@
             <w:tcW w:type="dxa" w:w="3135"/>
           </w:tcPr>
           <w:p>
+            <w:pPr>
+              <w:spacing w:line="336" w:lineRule="auto"/>
+            </w:pPr>
             <w:r/>
             <w:r>
               <w:rPr>
-                <w:rFonts w:ascii="Microsoft YaHei" w:hAnsi="Microsoft YaHei"/>
+                <w:rFonts w:ascii="Microsoft YaHei" w:hAnsi="Microsoft YaHei" w:eastAsia="Microsoft YaHei"/>
                 <w:sz w:val="19"/>
               </w:rPr>
               <w:t>第三段（当前重心）</w:t>
@@ -1171,10 +745,13 @@
             <w:tcW w:type="dxa" w:w="3135"/>
           </w:tcPr>
           <w:p>
+            <w:pPr>
+              <w:spacing w:line="336" w:lineRule="auto"/>
+            </w:pPr>
             <w:r/>
             <w:r>
               <w:rPr>
-                <w:rFonts w:ascii="Microsoft YaHei" w:hAnsi="Microsoft YaHei"/>
+                <w:rFonts w:ascii="Microsoft YaHei" w:hAnsi="Microsoft YaHei" w:eastAsia="Microsoft YaHei"/>
                 <w:sz w:val="19"/>
               </w:rPr>
               <w:t>AI 应用</w:t>
@@ -1186,13 +763,16 @@
             <w:tcW w:type="dxa" w:w="3135"/>
           </w:tcPr>
           <w:p>
+            <w:pPr>
+              <w:spacing w:line="336" w:lineRule="auto"/>
+            </w:pPr>
             <w:r/>
             <w:r>
               <w:rPr>
-                <w:rFonts w:ascii="Microsoft YaHei" w:hAnsi="Microsoft YaHei"/>
+                <w:rFonts w:ascii="Microsoft YaHei" w:hAnsi="Microsoft YaHei" w:eastAsia="Microsoft YaHei"/>
                 <w:sz w:val="19"/>
               </w:rPr>
-              <w:t>系统落地之后，基于数据的 AI 应用 · 近期项目普遍集中在第三段</w:t>
+              <w:t>在 EAM/APM 已经有数据沉淀的基础上，把行业经验和现场数据结合起来，做出可以替代专家"看一眼、判一下"的 AI 智能体。</w:t>
             </w:r>
           </w:p>
         </w:tc>
@@ -1201,105 +781,20 @@
     <w:p/>
     <w:p>
       <w:pPr>
-        <w:spacing w:before="120" w:after="120"/>
-        <w:ind w:left="283"/>
-      </w:pPr>
-      <w:r>
-        <w:rPr>
-          <w:rFonts w:ascii="Microsoft YaHei" w:hAnsi="Microsoft YaHei"/>
-          <w:b/>
-          <w:color w:val="FF7E3D"/>
-          <w:sz w:val="19"/>
-        </w:rPr>
-        <w:t>埃森哲 · 李新贵</w:t>
-        <w:br/>
-      </w:r>
-      <w:r>
-        <w:rPr>
-          <w:rFonts w:ascii="Microsoft YaHei" w:hAnsi="Microsoft YaHei"/>
-          <w:i/>
-          <w:color w:val="3A4D72"/>
-          <w:sz w:val="20"/>
-        </w:rPr>
-        <w:t>"我们还是偏应用的一家公司，偏技术类的，所以我们在资产管理系统导入部署，就像 EAM、APM 这些，以及我们做这种 AI 应用，后两部分的整体比重、人员和经验会更多一点。第一部分其实各个公司也有做，每家公司都有自己的基础。所以第一部分往往是在做系统和 AI 的时候顺带在做。"</w:t>
-      </w:r>
-    </w:p>
-    <w:p>
-      <w:pPr>
         <w:pStyle w:val="Heading2"/>
       </w:pPr>
       <w:r>
         <w:rPr>
           <w:rFonts w:ascii="Microsoft YaHei" w:hAnsi="Microsoft YaHei" w:eastAsia="Microsoft YaHei"/>
           <w:color w:val="1E40AF"/>
-          <w:sz w:val="28"/>
+          <w:sz w:val="26"/>
         </w:rPr>
-        <w:t>价值来源（埃森哲方表述）</w:t>
+        <w:t>2.1 三段维护框架</w:t>
       </w:r>
     </w:p>
     <w:p>
       <w:pPr>
-        <w:pStyle w:val="ListBullet"/>
-        <w:spacing w:after="40"/>
-        <w:ind w:left="340"/>
-      </w:pPr>
-      <w:r>
-        <w:rPr>
-          <w:rFonts w:ascii="Microsoft YaHei" w:hAnsi="Microsoft YaHei" w:eastAsia="Microsoft YaHei"/>
-          <w:sz w:val="20"/>
-        </w:rPr>
-        <w:t>营收提升：降低 OEE 损失，降低瓶颈停机时间，提升产能（过往项目里价值最大的部分，但近两年因产能过剩有折扣）</w:t>
-      </w:r>
-    </w:p>
-    <w:p>
-      <w:pPr>
-        <w:pStyle w:val="ListBullet"/>
-        <w:spacing w:after="40"/>
-        <w:ind w:left="340"/>
-      </w:pPr>
-      <w:r>
-        <w:rPr>
-          <w:rFonts w:ascii="Microsoft YaHei" w:hAnsi="Microsoft YaHei" w:eastAsia="Microsoft YaHei"/>
-          <w:sz w:val="20"/>
-        </w:rPr>
-        <w:t>成本降低：无形（人员效率、时间消耗）+ 有形（备品备件、停机损失、资产利用率）</w:t>
-      </w:r>
-    </w:p>
-    <w:p>
-      <w:pPr>
-        <w:pStyle w:val="ListBullet"/>
-        <w:spacing w:after="40"/>
-        <w:ind w:left="340"/>
-      </w:pPr>
-      <w:r>
-        <w:rPr>
-          <w:rFonts w:ascii="Microsoft YaHei" w:hAnsi="Microsoft YaHei" w:eastAsia="Microsoft YaHei"/>
-          <w:sz w:val="20"/>
-        </w:rPr>
-        <w:t>运营 + 安全：运维部门是基础部门，定性贡献以往很少量化，PAA"基本无接触"减少现场走动 → 安全提升</w:t>
-      </w:r>
-    </w:p>
-    <w:p>
-      <w:r>
-        <w:br w:type="page"/>
-      </w:r>
-    </w:p>
-    <w:p>
-      <w:pPr>
-        <w:pStyle w:val="Heading1"/>
-      </w:pPr>
-      <w:r>
-        <w:rPr>
-          <w:rFonts w:ascii="Microsoft YaHei" w:hAnsi="Microsoft YaHei" w:eastAsia="Microsoft YaHei"/>
-          <w:color w:val="0F1F3D"/>
-          <w:sz w:val="36"/>
-        </w:rPr>
-        <w:t>PART 04 · 智能资产管理解决方案框架</w:t>
-      </w:r>
-    </w:p>
-    <w:p>
-      <w:pPr>
-        <w:spacing w:after="120"/>
+        <w:spacing w:after="120" w:line="360" w:lineRule="auto"/>
       </w:pPr>
       <w:r>
         <w:rPr>
@@ -1308,72 +803,7 @@
           <w:i w:val="0"/>
           <w:sz w:val="21"/>
         </w:rPr>
-        <w:t>埃森哲方 PPT 中的核心方法论框架（PPT 1）：Intelligent Asset Maintenance Solution Framework。</w:t>
-      </w:r>
-    </w:p>
-    <w:p>
-      <w:pPr>
-        <w:jc w:val="center"/>
-      </w:pPr>
-      <w:r>
-        <w:drawing>
-          <wp:inline xmlns:a="http://schemas.openxmlformats.org/drawingml/2006/main" xmlns:pic="http://schemas.openxmlformats.org/drawingml/2006/picture">
-            <wp:extent cx="5669280" cy="3203088"/>
-            <wp:docPr id="1" name="Picture 1"/>
-            <wp:cNvGraphicFramePr>
-              <a:graphicFrameLocks noChangeAspect="1"/>
-            </wp:cNvGraphicFramePr>
-            <a:graphic>
-              <a:graphicData uri="http://schemas.openxmlformats.org/drawingml/2006/picture">
-                <pic:pic>
-                  <pic:nvPicPr>
-                    <pic:cNvPr id="0" name="1.PNG"/>
-                    <pic:cNvPicPr/>
-                  </pic:nvPicPr>
-                  <pic:blipFill>
-                    <a:blip r:embed="rId9"/>
-                    <a:stretch>
-                      <a:fillRect/>
-                    </a:stretch>
-                  </pic:blipFill>
-                  <pic:spPr>
-                    <a:xfrm>
-                      <a:off x="0" y="0"/>
-                      <a:ext cx="5669280" cy="3203088"/>
-                    </a:xfrm>
-                    <a:prstGeom prst="rect"/>
-                  </pic:spPr>
-                </pic:pic>
-              </a:graphicData>
-            </a:graphic>
-          </wp:inline>
-        </w:drawing>
-      </w:r>
-    </w:p>
-    <w:p>
-      <w:pPr>
-        <w:jc w:val="center"/>
-      </w:pPr>
-      <w:r>
-        <w:rPr>
-          <w:i/>
-          <w:color w:val="5B6A8A"/>
-          <w:sz w:val="18"/>
-        </w:rPr>
-        <w:t>图：埃森哲方 PPT — Intelligent Asset Maintenance Solution Framework</w:t>
-      </w:r>
-    </w:p>
-    <w:p>
-      <w:pPr>
-        <w:pStyle w:val="Heading2"/>
-      </w:pPr>
-      <w:r>
-        <w:rPr>
-          <w:rFonts w:ascii="Microsoft YaHei" w:hAnsi="Microsoft YaHei" w:eastAsia="Microsoft YaHei"/>
-          <w:color w:val="1E40AF"/>
-          <w:sz w:val="28"/>
-        </w:rPr>
-        <w:t>三段维护的问题定义与价值指标（PPT 直引）</w:t>
+        <w:t>在具体方法论层面，埃森哲把设备维护按时间维度拆成三段。每段对应不同的核心问题、不同的解决组件、不同的可量化提升空间。</w:t>
       </w:r>
     </w:p>
     <w:tbl>
@@ -1392,13 +822,13 @@
         <w:tc>
           <w:tcPr>
             <w:tcW w:type="dxa" w:w="2351"/>
-            <w:shd w:val="clear" w:color="auto" w:fill="0F1F3D"/>
+            <w:shd w:val="clear" w:fill="0F1F3D"/>
           </w:tcPr>
           <w:p>
             <w:r/>
             <w:r>
               <w:rPr>
-                <w:rFonts w:ascii="Microsoft YaHei" w:hAnsi="Microsoft YaHei"/>
+                <w:rFonts w:ascii="Microsoft YaHei" w:hAnsi="Microsoft YaHei" w:eastAsia="Microsoft YaHei"/>
                 <w:b/>
                 <w:color w:val="FFFFFF"/>
                 <w:sz w:val="20"/>
@@ -1410,54 +840,54 @@
         <w:tc>
           <w:tcPr>
             <w:tcW w:type="dxa" w:w="2351"/>
-            <w:shd w:val="clear" w:color="auto" w:fill="0F1F3D"/>
+            <w:shd w:val="clear" w:fill="0F1F3D"/>
           </w:tcPr>
           <w:p>
             <w:r/>
             <w:r>
               <w:rPr>
-                <w:rFonts w:ascii="Microsoft YaHei" w:hAnsi="Microsoft YaHei"/>
+                <w:rFonts w:ascii="Microsoft YaHei" w:hAnsi="Microsoft YaHei" w:eastAsia="Microsoft YaHei"/>
                 <w:b/>
                 <w:color w:val="FFFFFF"/>
                 <w:sz w:val="20"/>
               </w:rPr>
-              <w:t>问题（Problem）</w:t>
+              <w:t>解决的核心问题</w:t>
             </w:r>
           </w:p>
         </w:tc>
         <w:tc>
           <w:tcPr>
             <w:tcW w:type="dxa" w:w="2351"/>
-            <w:shd w:val="clear" w:color="auto" w:fill="0F1F3D"/>
+            <w:shd w:val="clear" w:fill="0F1F3D"/>
           </w:tcPr>
           <w:p>
             <w:r/>
             <w:r>
               <w:rPr>
-                <w:rFonts w:ascii="Microsoft YaHei" w:hAnsi="Microsoft YaHei"/>
+                <w:rFonts w:ascii="Microsoft YaHei" w:hAnsi="Microsoft YaHei" w:eastAsia="Microsoft YaHei"/>
                 <w:b/>
                 <w:color w:val="FFFFFF"/>
                 <w:sz w:val="20"/>
               </w:rPr>
-              <w:t>解决组件</w:t>
+              <w:t>具体方法 / 工具</w:t>
             </w:r>
           </w:p>
         </w:tc>
         <w:tc>
           <w:tcPr>
             <w:tcW w:type="dxa" w:w="2351"/>
-            <w:shd w:val="clear" w:color="auto" w:fill="0F1F3D"/>
+            <w:shd w:val="clear" w:fill="0F1F3D"/>
           </w:tcPr>
           <w:p>
             <w:r/>
             <w:r>
               <w:rPr>
-                <w:rFonts w:ascii="Microsoft YaHei" w:hAnsi="Microsoft YaHei"/>
+                <w:rFonts w:ascii="Microsoft YaHei" w:hAnsi="Microsoft YaHei" w:eastAsia="Microsoft YaHei"/>
                 <w:b/>
                 <w:color w:val="FFFFFF"/>
                 <w:sz w:val="20"/>
               </w:rPr>
-              <w:t>价值指标</w:t>
+              <w:t>行业可达的提升空间</w:t>
             </w:r>
           </w:p>
         </w:tc>
@@ -1468,15 +898,16 @@
             <w:tcW w:type="dxa" w:w="2351"/>
           </w:tcPr>
           <w:p>
+            <w:pPr>
+              <w:spacing w:line="336" w:lineRule="auto"/>
+            </w:pPr>
             <w:r/>
             <w:r>
               <w:rPr>
-                <w:rFonts w:ascii="Microsoft YaHei" w:hAnsi="Microsoft YaHei"/>
+                <w:rFonts w:ascii="Microsoft YaHei" w:hAnsi="Microsoft YaHei" w:eastAsia="Microsoft YaHei"/>
                 <w:sz w:val="19"/>
               </w:rPr>
-              <w:t>Before Maintenance</w:t>
-              <w:br/>
-              <w:t>（运营前）</w:t>
+              <w:t>运营前（提高可靠性）</w:t>
             </w:r>
           </w:p>
         </w:tc>
@@ -1485,13 +916,16 @@
             <w:tcW w:type="dxa" w:w="2351"/>
           </w:tcPr>
           <w:p>
+            <w:pPr>
+              <w:spacing w:line="336" w:lineRule="auto"/>
+            </w:pPr>
             <w:r/>
             <w:r>
               <w:rPr>
-                <w:rFonts w:ascii="Microsoft YaHei" w:hAnsi="Microsoft YaHei"/>
+                <w:rFonts w:ascii="Microsoft YaHei" w:hAnsi="Microsoft YaHei" w:eastAsia="Microsoft YaHei"/>
                 <w:sz w:val="19"/>
               </w:rPr>
-              <w:t>How to maximize Mean Time Between Failure for routine maintenance?</w:t>
+              <w:t>如何让设备多跑、少坏？</w:t>
             </w:r>
           </w:p>
         </w:tc>
@@ -1500,13 +934,16 @@
             <w:tcW w:type="dxa" w:w="2351"/>
           </w:tcPr>
           <w:p>
+            <w:pPr>
+              <w:spacing w:line="336" w:lineRule="auto"/>
+            </w:pPr>
             <w:r/>
             <w:r>
               <w:rPr>
-                <w:rFonts w:ascii="Microsoft YaHei" w:hAnsi="Microsoft YaHei"/>
+                <w:rFonts w:ascii="Microsoft YaHei" w:hAnsi="Microsoft YaHei" w:eastAsia="Microsoft YaHei"/>
                 <w:sz w:val="19"/>
               </w:rPr>
-              <w:t>MTBF Reliability modeling; FTA/FMEA knowledge mngt; Online anomaly detection; Predictive maintenance</w:t>
+              <w:t>可靠性建模、故障树分析（FTA）、失效模式与影响分析（FMEA）、在线异常检测、预测性维护</w:t>
             </w:r>
           </w:p>
         </w:tc>
@@ -1515,17 +952,16 @@
             <w:tcW w:type="dxa" w:w="2351"/>
           </w:tcPr>
           <w:p>
+            <w:pPr>
+              <w:spacing w:line="336" w:lineRule="auto"/>
+            </w:pPr>
             <w:r/>
             <w:r>
               <w:rPr>
-                <w:rFonts w:ascii="Microsoft YaHei" w:hAnsi="Microsoft YaHei"/>
+                <w:rFonts w:ascii="Microsoft YaHei" w:hAnsi="Microsoft YaHei" w:eastAsia="Microsoft YaHei"/>
                 <w:sz w:val="19"/>
               </w:rPr>
-              <w:t>↓10-15% 技术人员现场访问</w:t>
-              <w:br/>
-              <w:t>↑15-25% 生产力</w:t>
-              <w:br/>
-              <w:t>↓30-75% 后台压力</w:t>
+              <w:t>现场访问次数 ↓10-15% / 生产力 ↑15-25% / 后台沟通 ↓30-75%</w:t>
             </w:r>
           </w:p>
         </w:tc>
@@ -1536,15 +972,16 @@
             <w:tcW w:type="dxa" w:w="2351"/>
           </w:tcPr>
           <w:p>
+            <w:pPr>
+              <w:spacing w:line="336" w:lineRule="auto"/>
+            </w:pPr>
             <w:r/>
             <w:r>
               <w:rPr>
-                <w:rFonts w:ascii="Microsoft YaHei" w:hAnsi="Microsoft YaHei"/>
+                <w:rFonts w:ascii="Microsoft YaHei" w:hAnsi="Microsoft YaHei" w:eastAsia="Microsoft YaHei"/>
                 <w:sz w:val="19"/>
               </w:rPr>
-              <w:t>During Maintenance</w:t>
-              <w:br/>
-              <w:t>（运维中）</w:t>
+              <w:t>运维中（缩短修复时间）</w:t>
             </w:r>
           </w:p>
         </w:tc>
@@ -1553,13 +990,16 @@
             <w:tcW w:type="dxa" w:w="2351"/>
           </w:tcPr>
           <w:p>
+            <w:pPr>
+              <w:spacing w:line="336" w:lineRule="auto"/>
+            </w:pPr>
             <w:r/>
             <w:r>
               <w:rPr>
-                <w:rFonts w:ascii="Microsoft YaHei" w:hAnsi="Microsoft YaHei"/>
+                <w:rFonts w:ascii="Microsoft YaHei" w:hAnsi="Microsoft YaHei" w:eastAsia="Microsoft YaHei"/>
                 <w:sz w:val="19"/>
               </w:rPr>
-              <w:t>How to minimize Mean Time To Repair?</w:t>
+              <w:t>故障已经发生，如何最快修好？</w:t>
             </w:r>
           </w:p>
         </w:tc>
@@ -1568,13 +1008,16 @@
             <w:tcW w:type="dxa" w:w="2351"/>
           </w:tcPr>
           <w:p>
+            <w:pPr>
+              <w:spacing w:line="336" w:lineRule="auto"/>
+            </w:pPr>
             <w:r/>
             <w:r>
               <w:rPr>
-                <w:rFonts w:ascii="Microsoft YaHei" w:hAnsi="Microsoft YaHei"/>
+                <w:rFonts w:ascii="Microsoft YaHei" w:hAnsi="Microsoft YaHei" w:eastAsia="Microsoft YaHei"/>
                 <w:sz w:val="19"/>
               </w:rPr>
-              <w:t>Historical records clustering; Maintenance assistant guide</w:t>
+              <w:t>历史维修记录聚类、维修助手按手册 / 流程 / 工具 / 成功经验一步步引导</w:t>
             </w:r>
           </w:p>
         </w:tc>
@@ -1583,17 +1026,16 @@
             <w:tcW w:type="dxa" w:w="2351"/>
           </w:tcPr>
           <w:p>
+            <w:pPr>
+              <w:spacing w:line="336" w:lineRule="auto"/>
+            </w:pPr>
             <w:r/>
             <w:r>
               <w:rPr>
-                <w:rFonts w:ascii="Microsoft YaHei" w:hAnsi="Microsoft YaHei"/>
+                <w:rFonts w:ascii="Microsoft YaHei" w:hAnsi="Microsoft YaHei" w:eastAsia="Microsoft YaHei"/>
                 <w:sz w:val="19"/>
               </w:rPr>
-              <w:t>↑10-20% First Time Right</w:t>
-              <w:br/>
-              <w:t>↑20-25% 准确解决率</w:t>
-              <w:br/>
-              <w:t>↑&gt;30% 重复知识共享</w:t>
+              <w:t>首次维修成功率 ↑10-20% / 准确修复率 ↑20-25% / 重复经验共享 ↑&gt;30%</w:t>
             </w:r>
           </w:p>
         </w:tc>
@@ -1604,15 +1046,16 @@
             <w:tcW w:type="dxa" w:w="2351"/>
           </w:tcPr>
           <w:p>
+            <w:pPr>
+              <w:spacing w:line="336" w:lineRule="auto"/>
+            </w:pPr>
             <w:r/>
             <w:r>
               <w:rPr>
-                <w:rFonts w:ascii="Microsoft YaHei" w:hAnsi="Microsoft YaHei"/>
+                <w:rFonts w:ascii="Microsoft YaHei" w:hAnsi="Microsoft YaHei" w:eastAsia="Microsoft YaHei"/>
                 <w:sz w:val="19"/>
               </w:rPr>
-              <w:t>Long-term Spare Parts</w:t>
-              <w:br/>
-              <w:t>（长期备件）</w:t>
+              <w:t>长期备件（库存优化）</w:t>
             </w:r>
           </w:p>
         </w:tc>
@@ -1621,13 +1064,16 @@
             <w:tcW w:type="dxa" w:w="2351"/>
           </w:tcPr>
           <w:p>
+            <w:pPr>
+              <w:spacing w:line="336" w:lineRule="auto"/>
+            </w:pPr>
             <w:r/>
             <w:r>
               <w:rPr>
-                <w:rFonts w:ascii="Microsoft YaHei" w:hAnsi="Microsoft YaHei"/>
+                <w:rFonts w:ascii="Microsoft YaHei" w:hAnsi="Microsoft YaHei" w:eastAsia="Microsoft YaHei"/>
                 <w:sz w:val="19"/>
               </w:rPr>
-              <w:t>How to improve forecasting and optimize inventory?</w:t>
+              <w:t>备件该备多少、什么时候补？</w:t>
             </w:r>
           </w:p>
         </w:tc>
@@ -1636,13 +1082,16 @@
             <w:tcW w:type="dxa" w:w="2351"/>
           </w:tcPr>
           <w:p>
+            <w:pPr>
+              <w:spacing w:line="336" w:lineRule="auto"/>
+            </w:pPr>
             <w:r/>
             <w:r>
               <w:rPr>
-                <w:rFonts w:ascii="Microsoft YaHei" w:hAnsi="Microsoft YaHei"/>
+                <w:rFonts w:ascii="Microsoft YaHei" w:hAnsi="Microsoft YaHei" w:eastAsia="Microsoft YaHei"/>
                 <w:sz w:val="19"/>
               </w:rPr>
-              <w:t>Spare parts segmentation; Demand forecasting; Inventory optimization with simulation; Visibility &amp; alarm</w:t>
+              <w:t>备件分类、需求预测、库存仿真优化、可视化与预警</w:t>
             </w:r>
           </w:p>
         </w:tc>
@@ -1651,17 +1100,16 @@
             <w:tcW w:type="dxa" w:w="2351"/>
           </w:tcPr>
           <w:p>
+            <w:pPr>
+              <w:spacing w:line="336" w:lineRule="auto"/>
+            </w:pPr>
             <w:r/>
             <w:r>
               <w:rPr>
-                <w:rFonts w:ascii="Microsoft YaHei" w:hAnsi="Microsoft YaHei"/>
+                <w:rFonts w:ascii="Microsoft YaHei" w:hAnsi="Microsoft YaHei" w:eastAsia="Microsoft YaHei"/>
                 <w:sz w:val="19"/>
               </w:rPr>
-              <w:t>↑10-30% 预测准确性</w:t>
-              <w:br/>
-              <w:t>↓5-15% 库存</w:t>
-              <w:br/>
-              <w:t>↑10-20% 补货时机</w:t>
+              <w:t>预测准确度 ↑10-30% / 库存 ↓5-15% / 补货时机精度 ↑10-20%</w:t>
             </w:r>
           </w:p>
         </w:tc>
@@ -1670,21 +1118,7 @@
     <w:p/>
     <w:p>
       <w:pPr>
-        <w:spacing w:after="120"/>
-      </w:pPr>
-      <w:r>
-        <w:rPr>
-          <w:rFonts w:ascii="Microsoft YaHei" w:hAnsi="Microsoft YaHei" w:eastAsia="Microsoft YaHei"/>
-          <w:b w:val="0"/>
-          <w:i w:val="0"/>
-          <w:sz w:val="21"/>
-        </w:rPr>
-        <w:t>PPT 底层共同基础：Master Data Mgmt &amp; Data Foundation（主数据管理与数据基础）+ Strategy / Process / Platform（战略 / 流程 / 平台）。</w:t>
-      </w:r>
-    </w:p>
-    <w:p>
-      <w:pPr>
-        <w:spacing w:after="120"/>
+        <w:spacing w:after="120" w:line="360" w:lineRule="auto"/>
       </w:pPr>
       <w:r>
         <w:rPr>
@@ -1694,7 +1128,104 @@
           <w:color w:val="5B6A8A"/>
           <w:sz w:val="21"/>
         </w:rPr>
-        <w:t>注：以上价值指标为埃森哲 PPT 给出的"过往项目结果区间"，未明确客户名称、行业、规模，仅作参考。</w:t>
+        <w:t>注：表中"提升空间"是过往项目的行业经验区间，跨行业、跨规模、跨成熟度，不是对凯莱英的承诺。具体能拿到多少，要看凯莱英的起点和落地深度。</w:t>
+      </w:r>
+    </w:p>
+    <w:p>
+      <w:pPr>
+        <w:pStyle w:val="Heading2"/>
+      </w:pPr>
+      <w:r>
+        <w:rPr>
+          <w:rFonts w:ascii="Microsoft YaHei" w:hAnsi="Microsoft YaHei" w:eastAsia="Microsoft YaHei"/>
+          <w:color w:val="1E40AF"/>
+          <w:sz w:val="26"/>
+        </w:rPr>
+        <w:t>2.2 价值落在哪里</w:t>
+      </w:r>
+    </w:p>
+    <w:p>
+      <w:pPr>
+        <w:spacing w:after="120" w:line="360" w:lineRule="auto"/>
+      </w:pPr>
+      <w:r>
+        <w:rPr>
+          <w:rFonts w:ascii="Microsoft YaHei" w:hAnsi="Microsoft YaHei" w:eastAsia="Microsoft YaHei"/>
+          <w:b/>
+          <w:i w:val="0"/>
+          <w:sz w:val="21"/>
+        </w:rPr>
+        <w:t>营收侧：</w:t>
+      </w:r>
+    </w:p>
+    <w:p>
+      <w:pPr>
+        <w:spacing w:after="120" w:line="360" w:lineRule="auto"/>
+      </w:pPr>
+      <w:r>
+        <w:rPr>
+          <w:rFonts w:ascii="Microsoft YaHei" w:hAnsi="Microsoft YaHei" w:eastAsia="Microsoft YaHei"/>
+          <w:b w:val="0"/>
+          <w:i w:val="0"/>
+          <w:sz w:val="21"/>
+        </w:rPr>
+        <w:t>降低瓶颈工序的停机时间、提升关键设备产能。这部分在过往项目中价值最大，但近两年因为行业产能过剩，提升空间相对收窄。</w:t>
+      </w:r>
+    </w:p>
+    <w:p>
+      <w:pPr>
+        <w:spacing w:after="120" w:line="360" w:lineRule="auto"/>
+      </w:pPr>
+      <w:r>
+        <w:rPr>
+          <w:rFonts w:ascii="Microsoft YaHei" w:hAnsi="Microsoft YaHei" w:eastAsia="Microsoft YaHei"/>
+          <w:b/>
+          <w:i w:val="0"/>
+          <w:sz w:val="21"/>
+        </w:rPr>
+        <w:t>成本侧：</w:t>
+      </w:r>
+    </w:p>
+    <w:p>
+      <w:pPr>
+        <w:spacing w:after="120" w:line="360" w:lineRule="auto"/>
+      </w:pPr>
+      <w:r>
+        <w:rPr>
+          <w:rFonts w:ascii="Microsoft YaHei" w:hAnsi="Microsoft YaHei" w:eastAsia="Microsoft YaHei"/>
+          <w:b w:val="0"/>
+          <w:i w:val="0"/>
+          <w:sz w:val="21"/>
+        </w:rPr>
+        <w:t>无形成本（人员工时、劳动效率）+ 有形成本（备品备件优化、停机带来的能耗损失）+ 资产利用率（备件寿命延长、设备生命周期管理）。即使是一个小零部件，规模化后也是几百万到几千万级回报。</w:t>
+      </w:r>
+    </w:p>
+    <w:p>
+      <w:pPr>
+        <w:spacing w:after="120" w:line="360" w:lineRule="auto"/>
+      </w:pPr>
+      <w:r>
+        <w:rPr>
+          <w:rFonts w:ascii="Microsoft YaHei" w:hAnsi="Microsoft YaHei" w:eastAsia="Microsoft YaHei"/>
+          <w:b/>
+          <w:i w:val="0"/>
+          <w:sz w:val="21"/>
+        </w:rPr>
+        <w:t>安全 + 运营侧：</w:t>
+      </w:r>
+    </w:p>
+    <w:p>
+      <w:pPr>
+        <w:spacing w:after="120" w:line="360" w:lineRule="auto"/>
+      </w:pPr>
+      <w:r>
+        <w:rPr>
+          <w:rFonts w:ascii="Microsoft YaHei" w:hAnsi="Microsoft YaHei" w:eastAsia="Microsoft YaHei"/>
+          <w:b w:val="0"/>
+          <w:i w:val="0"/>
+          <w:sz w:val="21"/>
+        </w:rPr>
+        <w:t>减少现场人员走动 = 减少碰撞 / 意外 / 伤害。定性价值往往被忽略，但实际给运营和安全部门带来的提升非常显著，可以部分量化进 KPI。</w:t>
       </w:r>
     </w:p>
     <w:p>
@@ -1710,14 +1241,403 @@
         <w:rPr>
           <w:rFonts w:ascii="Microsoft YaHei" w:hAnsi="Microsoft YaHei" w:eastAsia="Microsoft YaHei"/>
           <w:color w:val="0F1F3D"/>
-          <w:sz w:val="36"/>
+          <w:sz w:val="34"/>
         </w:rPr>
-        <w:t>PART 05 · AI 智能体架构与典型案例</w:t>
+        <w:t>PART 03 · AI 智能体协作的工作方式</w:t>
       </w:r>
     </w:p>
     <w:p>
       <w:pPr>
-        <w:spacing w:after="120"/>
+        <w:spacing w:after="120" w:line="360" w:lineRule="auto"/>
+      </w:pPr>
+      <w:r>
+        <w:rPr>
+          <w:rFonts w:ascii="Microsoft YaHei" w:hAnsi="Microsoft YaHei" w:eastAsia="Microsoft YaHei"/>
+          <w:b w:val="0"/>
+          <w:i w:val="0"/>
+          <w:sz w:val="22"/>
+        </w:rPr>
+        <w:t>埃森哲在 AI 落地上有一个核心观点：单点的 AI 应用（比如只做一个故障预测模型）价值有限，真正的价值来自多个 AI 智能体串成业务闭环 —— 从客户投诉到根因调查到设备改进到再反馈给客户，整条链都让 AI 参与。</w:t>
+      </w:r>
+    </w:p>
+    <w:p>
+      <w:pPr>
+        <w:pStyle w:val="Heading2"/>
+      </w:pPr>
+      <w:r>
+        <w:rPr>
+          <w:rFonts w:ascii="Microsoft YaHei" w:hAnsi="Microsoft YaHei" w:eastAsia="Microsoft YaHei"/>
+          <w:color w:val="1E40AF"/>
+          <w:sz w:val="26"/>
+        </w:rPr>
+        <w:t>3.1 5 个 AI 智能体怎么分工</w:t>
+      </w:r>
+    </w:p>
+    <w:tbl>
+      <w:tblPr>
+        <w:tblStyle w:val="LightGrid-Accent1"/>
+        <w:tblW w:type="auto" w:w="0"/>
+        <w:tblLook w:firstColumn="1" w:firstRow="1" w:lastColumn="0" w:lastRow="0" w:noHBand="0" w:noVBand="1" w:val="04A0"/>
+      </w:tblPr>
+      <w:tblGrid>
+        <w:gridCol w:w="3135"/>
+        <w:gridCol w:w="3135"/>
+        <w:gridCol w:w="3135"/>
+      </w:tblGrid>
+      <w:tr>
+        <w:tc>
+          <w:tcPr>
+            <w:tcW w:type="dxa" w:w="3135"/>
+            <w:shd w:val="clear" w:fill="0F1F3D"/>
+          </w:tcPr>
+          <w:p>
+            <w:r/>
+            <w:r>
+              <w:rPr>
+                <w:rFonts w:ascii="Microsoft YaHei" w:hAnsi="Microsoft YaHei" w:eastAsia="Microsoft YaHei"/>
+                <w:b/>
+                <w:color w:val="FFFFFF"/>
+                <w:sz w:val="20"/>
+              </w:rPr>
+              <w:t>智能体角色</w:t>
+            </w:r>
+          </w:p>
+        </w:tc>
+        <w:tc>
+          <w:tcPr>
+            <w:tcW w:type="dxa" w:w="3135"/>
+            <w:shd w:val="clear" w:fill="0F1F3D"/>
+          </w:tcPr>
+          <w:p>
+            <w:r/>
+            <w:r>
+              <w:rPr>
+                <w:rFonts w:ascii="Microsoft YaHei" w:hAnsi="Microsoft YaHei" w:eastAsia="Microsoft YaHei"/>
+                <w:b/>
+                <w:color w:val="FFFFFF"/>
+                <w:sz w:val="20"/>
+              </w:rPr>
+              <w:t>所属业务团队</w:t>
+            </w:r>
+          </w:p>
+        </w:tc>
+        <w:tc>
+          <w:tcPr>
+            <w:tcW w:type="dxa" w:w="3135"/>
+            <w:shd w:val="clear" w:fill="0F1F3D"/>
+          </w:tcPr>
+          <w:p>
+            <w:r/>
+            <w:r>
+              <w:rPr>
+                <w:rFonts w:ascii="Microsoft YaHei" w:hAnsi="Microsoft YaHei" w:eastAsia="Microsoft YaHei"/>
+                <w:b/>
+                <w:color w:val="FFFFFF"/>
+                <w:sz w:val="20"/>
+              </w:rPr>
+              <w:t>主要在干什么</w:t>
+            </w:r>
+          </w:p>
+        </w:tc>
+      </w:tr>
+      <w:tr>
+        <w:tc>
+          <w:tcPr>
+            <w:tcW w:type="dxa" w:w="3135"/>
+          </w:tcPr>
+          <w:p>
+            <w:pPr>
+              <w:spacing w:line="336" w:lineRule="auto"/>
+            </w:pPr>
+            <w:r/>
+            <w:r>
+              <w:rPr>
+                <w:rFonts w:ascii="Microsoft YaHei" w:hAnsi="Microsoft YaHei" w:eastAsia="Microsoft YaHei"/>
+                <w:sz w:val="19"/>
+              </w:rPr>
+              <w:t>① 客户投诉调查智能体</w:t>
+            </w:r>
+          </w:p>
+        </w:tc>
+        <w:tc>
+          <w:tcPr>
+            <w:tcW w:type="dxa" w:w="3135"/>
+          </w:tcPr>
+          <w:p>
+            <w:pPr>
+              <w:spacing w:line="336" w:lineRule="auto"/>
+            </w:pPr>
+            <w:r/>
+            <w:r>
+              <w:rPr>
+                <w:rFonts w:ascii="Microsoft YaHei" w:hAnsi="Microsoft YaHei" w:eastAsia="Microsoft YaHei"/>
+                <w:sz w:val="19"/>
+              </w:rPr>
+              <w:t>质量团队</w:t>
+            </w:r>
+          </w:p>
+        </w:tc>
+        <w:tc>
+          <w:tcPr>
+            <w:tcW w:type="dxa" w:w="3135"/>
+          </w:tcPr>
+          <w:p>
+            <w:pPr>
+              <w:spacing w:line="336" w:lineRule="auto"/>
+            </w:pPr>
+            <w:r/>
+            <w:r>
+              <w:rPr>
+                <w:rFonts w:ascii="Microsoft YaHei" w:hAnsi="Microsoft YaHei" w:eastAsia="Microsoft YaHei"/>
+                <w:sz w:val="19"/>
+              </w:rPr>
+              <w:t>接到客户投诉后，自动核查"问题站不站得住脚"、收集相关产品记录、定位是设备问题还是物料问题</w:t>
+            </w:r>
+          </w:p>
+        </w:tc>
+      </w:tr>
+      <w:tr>
+        <w:tc>
+          <w:tcPr>
+            <w:tcW w:type="dxa" w:w="3135"/>
+          </w:tcPr>
+          <w:p>
+            <w:pPr>
+              <w:spacing w:line="336" w:lineRule="auto"/>
+            </w:pPr>
+            <w:r/>
+            <w:r>
+              <w:rPr>
+                <w:rFonts w:ascii="Microsoft YaHei" w:hAnsi="Microsoft YaHei" w:eastAsia="Microsoft YaHei"/>
+                <w:sz w:val="19"/>
+              </w:rPr>
+              <w:t>② 持续改进智能体</w:t>
+            </w:r>
+          </w:p>
+        </w:tc>
+        <w:tc>
+          <w:tcPr>
+            <w:tcW w:type="dxa" w:w="3135"/>
+          </w:tcPr>
+          <w:p>
+            <w:pPr>
+              <w:spacing w:line="336" w:lineRule="auto"/>
+            </w:pPr>
+            <w:r/>
+            <w:r>
+              <w:rPr>
+                <w:rFonts w:ascii="Microsoft YaHei" w:hAnsi="Microsoft YaHei" w:eastAsia="Microsoft YaHei"/>
+                <w:sz w:val="19"/>
+              </w:rPr>
+              <w:t>生产团队</w:t>
+            </w:r>
+          </w:p>
+        </w:tc>
+        <w:tc>
+          <w:tcPr>
+            <w:tcW w:type="dxa" w:w="3135"/>
+          </w:tcPr>
+          <w:p>
+            <w:pPr>
+              <w:spacing w:line="336" w:lineRule="auto"/>
+            </w:pPr>
+            <w:r/>
+            <w:r>
+              <w:rPr>
+                <w:rFonts w:ascii="Microsoft YaHei" w:hAnsi="Microsoft YaHei" w:eastAsia="Microsoft YaHei"/>
+                <w:sz w:val="19"/>
+              </w:rPr>
+              <w:t>把每次根因分析的结论沉淀到生产流程改进里，避免同类问题反复</w:t>
+            </w:r>
+          </w:p>
+        </w:tc>
+      </w:tr>
+      <w:tr>
+        <w:tc>
+          <w:tcPr>
+            <w:tcW w:type="dxa" w:w="3135"/>
+          </w:tcPr>
+          <w:p>
+            <w:pPr>
+              <w:spacing w:line="336" w:lineRule="auto"/>
+            </w:pPr>
+            <w:r/>
+            <w:r>
+              <w:rPr>
+                <w:rFonts w:ascii="Microsoft YaHei" w:hAnsi="Microsoft YaHei" w:eastAsia="Microsoft YaHei"/>
+                <w:sz w:val="19"/>
+              </w:rPr>
+              <w:t>③ 关键资产管理智能体</w:t>
+            </w:r>
+          </w:p>
+        </w:tc>
+        <w:tc>
+          <w:tcPr>
+            <w:tcW w:type="dxa" w:w="3135"/>
+          </w:tcPr>
+          <w:p>
+            <w:pPr>
+              <w:spacing w:line="336" w:lineRule="auto"/>
+            </w:pPr>
+            <w:r/>
+            <w:r>
+              <w:rPr>
+                <w:rFonts w:ascii="Microsoft YaHei" w:hAnsi="Microsoft YaHei" w:eastAsia="Microsoft YaHei"/>
+                <w:sz w:val="19"/>
+              </w:rPr>
+              <w:t>资产团队</w:t>
+            </w:r>
+          </w:p>
+        </w:tc>
+        <w:tc>
+          <w:tcPr>
+            <w:tcW w:type="dxa" w:w="3135"/>
+          </w:tcPr>
+          <w:p>
+            <w:pPr>
+              <w:spacing w:line="336" w:lineRule="auto"/>
+            </w:pPr>
+            <w:r/>
+            <w:r>
+              <w:rPr>
+                <w:rFonts w:ascii="Microsoft YaHei" w:hAnsi="Microsoft YaHei" w:eastAsia="Microsoft YaHei"/>
+                <w:sz w:val="19"/>
+              </w:rPr>
+              <w:t>对关键设备做 24×7 在线监控、识别早期异常、给出故障趋势</w:t>
+            </w:r>
+          </w:p>
+        </w:tc>
+      </w:tr>
+      <w:tr>
+        <w:tc>
+          <w:tcPr>
+            <w:tcW w:type="dxa" w:w="3135"/>
+          </w:tcPr>
+          <w:p>
+            <w:pPr>
+              <w:spacing w:line="336" w:lineRule="auto"/>
+            </w:pPr>
+            <w:r/>
+            <w:r>
+              <w:rPr>
+                <w:rFonts w:ascii="Microsoft YaHei" w:hAnsi="Microsoft YaHei" w:eastAsia="Microsoft YaHei"/>
+                <w:sz w:val="19"/>
+              </w:rPr>
+              <w:t>④ 预测性维护与故障排除智能体</w:t>
+            </w:r>
+          </w:p>
+        </w:tc>
+        <w:tc>
+          <w:tcPr>
+            <w:tcW w:type="dxa" w:w="3135"/>
+          </w:tcPr>
+          <w:p>
+            <w:pPr>
+              <w:spacing w:line="336" w:lineRule="auto"/>
+            </w:pPr>
+            <w:r/>
+            <w:r>
+              <w:rPr>
+                <w:rFonts w:ascii="Microsoft YaHei" w:hAnsi="Microsoft YaHei" w:eastAsia="Microsoft YaHei"/>
+                <w:sz w:val="19"/>
+              </w:rPr>
+              <w:t>资产团队</w:t>
+            </w:r>
+          </w:p>
+        </w:tc>
+        <w:tc>
+          <w:tcPr>
+            <w:tcW w:type="dxa" w:w="3135"/>
+          </w:tcPr>
+          <w:p>
+            <w:pPr>
+              <w:spacing w:line="336" w:lineRule="auto"/>
+            </w:pPr>
+            <w:r/>
+            <w:r>
+              <w:rPr>
+                <w:rFonts w:ascii="Microsoft YaHei" w:hAnsi="Microsoft YaHei" w:eastAsia="Microsoft YaHei"/>
+                <w:sz w:val="19"/>
+              </w:rPr>
+              <w:t>对一般设备做预防性 / 预测性运维与故障排查 —— 本次议题的核心相关</w:t>
+            </w:r>
+          </w:p>
+        </w:tc>
+      </w:tr>
+      <w:tr>
+        <w:tc>
+          <w:tcPr>
+            <w:tcW w:type="dxa" w:w="3135"/>
+          </w:tcPr>
+          <w:p>
+            <w:pPr>
+              <w:spacing w:line="336" w:lineRule="auto"/>
+            </w:pPr>
+            <w:r/>
+            <w:r>
+              <w:rPr>
+                <w:rFonts w:ascii="Microsoft YaHei" w:hAnsi="Microsoft YaHei" w:eastAsia="Microsoft YaHei"/>
+                <w:sz w:val="19"/>
+              </w:rPr>
+              <w:t>⑤ 智能运营助手智能体</w:t>
+            </w:r>
+          </w:p>
+        </w:tc>
+        <w:tc>
+          <w:tcPr>
+            <w:tcW w:type="dxa" w:w="3135"/>
+          </w:tcPr>
+          <w:p>
+            <w:pPr>
+              <w:spacing w:line="336" w:lineRule="auto"/>
+            </w:pPr>
+            <w:r/>
+            <w:r>
+              <w:rPr>
+                <w:rFonts w:ascii="Microsoft YaHei" w:hAnsi="Microsoft YaHei" w:eastAsia="Microsoft YaHei"/>
+                <w:sz w:val="19"/>
+              </w:rPr>
+              <w:t>维护执行团队</w:t>
+            </w:r>
+          </w:p>
+        </w:tc>
+        <w:tc>
+          <w:tcPr>
+            <w:tcW w:type="dxa" w:w="3135"/>
+          </w:tcPr>
+          <w:p>
+            <w:pPr>
+              <w:spacing w:line="336" w:lineRule="auto"/>
+            </w:pPr>
+            <w:r/>
+            <w:r>
+              <w:rPr>
+                <w:rFonts w:ascii="Microsoft YaHei" w:hAnsi="Microsoft YaHei" w:eastAsia="Microsoft YaHei"/>
+                <w:sz w:val="19"/>
+              </w:rPr>
+              <w:t>设备出问题时协调全厂资源、快速找文档 / SOP、生成维修报告、沉淀知识资产</w:t>
+            </w:r>
+          </w:p>
+        </w:tc>
+      </w:tr>
+    </w:tbl>
+    <w:p/>
+    <w:p>
+      <w:pPr>
+        <w:pStyle w:val="Heading2"/>
+      </w:pPr>
+      <w:r>
+        <w:rPr>
+          <w:rFonts w:ascii="Microsoft YaHei" w:hAnsi="Microsoft YaHei" w:eastAsia="Microsoft YaHei"/>
+          <w:color w:val="1E40AF"/>
+          <w:sz w:val="26"/>
+        </w:rPr>
+        <w:t>3.2 端到端闭环带来的价值</w:t>
+      </w:r>
+    </w:p>
+    <w:p>
+      <w:pPr>
+        <w:spacing w:after="120" w:line="360" w:lineRule="auto"/>
       </w:pPr>
       <w:r>
         <w:rPr>
@@ -1726,7 +1646,63 @@
           <w:i w:val="0"/>
           <w:sz w:val="21"/>
         </w:rPr>
-        <w:t>本节内容来自埃森哲方 PPT 3-9 及李新贵的案例讲解。该案例客户行业 / 名称未在会议中披露，仅以"某客户"指代。</w:t>
+        <w:t>当上述 5 个智能体串成闭环之后，一个典型客户投诉的处理流程发生了根本变化：</w:t>
+      </w:r>
+    </w:p>
+    <w:p>
+      <w:pPr>
+        <w:pStyle w:val="ListBullet"/>
+        <w:spacing w:after="60" w:line="336" w:lineRule="auto"/>
+        <w:ind w:left="340"/>
+      </w:pPr>
+      <w:r>
+        <w:rPr>
+          <w:rFonts w:ascii="Microsoft YaHei" w:hAnsi="Microsoft YaHei" w:eastAsia="Microsoft YaHei"/>
+          <w:sz w:val="20"/>
+        </w:rPr>
+        <w:t>原来 7 天：客户投诉收到 → 内部沟通 → 现场排查 → 给客户回复，全流程要 7 个工作日左右</w:t>
+      </w:r>
+    </w:p>
+    <w:p>
+      <w:pPr>
+        <w:pStyle w:val="ListBullet"/>
+        <w:spacing w:after="60" w:line="336" w:lineRule="auto"/>
+        <w:ind w:left="340"/>
+      </w:pPr>
+      <w:r>
+        <w:rPr>
+          <w:rFonts w:ascii="Microsoft YaHei" w:hAnsi="Microsoft YaHei" w:eastAsia="Microsoft YaHei"/>
+          <w:sz w:val="20"/>
+        </w:rPr>
+        <w:t>现在 1 天：AI 智能体 24×7 在线，分钟级完成证据收集 + 根因假设，整体周期压到 1 天左右</w:t>
+      </w:r>
+    </w:p>
+    <w:p>
+      <w:pPr>
+        <w:pStyle w:val="ListBullet"/>
+        <w:spacing w:after="60" w:line="336" w:lineRule="auto"/>
+        <w:ind w:left="340"/>
+      </w:pPr>
+      <w:r>
+        <w:rPr>
+          <w:rFonts w:ascii="Microsoft YaHei" w:hAnsi="Microsoft YaHei" w:eastAsia="Microsoft YaHei"/>
+          <w:sz w:val="20"/>
+        </w:rPr>
+        <w:t>质量同步提升：回复不是"应付一下"，而是真正理解客户问题、给出解决建议</w:t>
+      </w:r>
+    </w:p>
+    <w:p>
+      <w:pPr>
+        <w:pStyle w:val="ListBullet"/>
+        <w:spacing w:after="60" w:line="336" w:lineRule="auto"/>
+        <w:ind w:left="340"/>
+      </w:pPr>
+      <w:r>
+        <w:rPr>
+          <w:rFonts w:ascii="Microsoft YaHei" w:hAnsi="Microsoft YaHei" w:eastAsia="Microsoft YaHei"/>
+          <w:sz w:val="20"/>
+        </w:rPr>
+        <w:t>知识沉淀：每个事件都沉淀进知识图谱，下一次同类问题处理更快、更准</w:t>
       </w:r>
     </w:p>
     <w:p>
@@ -1737,14 +1713,28 @@
         <w:rPr>
           <w:rFonts w:ascii="Microsoft YaHei" w:hAnsi="Microsoft YaHei" w:eastAsia="Microsoft YaHei"/>
           <w:color w:val="1E40AF"/>
-          <w:sz w:val="28"/>
+          <w:sz w:val="26"/>
         </w:rPr>
-        <w:t>5.1 端到端价值闭环（PPT 3-4）</w:t>
+        <w:t>3.3 这种工作方式的三个特点</w:t>
       </w:r>
     </w:p>
     <w:p>
       <w:pPr>
-        <w:spacing w:after="120"/>
+        <w:spacing w:after="120" w:line="360" w:lineRule="auto"/>
+      </w:pPr>
+      <w:r>
+        <w:rPr>
+          <w:rFonts w:ascii="Microsoft YaHei" w:hAnsi="Microsoft YaHei" w:eastAsia="Microsoft YaHei"/>
+          <w:b/>
+          <w:i w:val="0"/>
+          <w:sz w:val="21"/>
+        </w:rPr>
+        <w:t>SMART · 更智能：</w:t>
+      </w:r>
+    </w:p>
+    <w:p>
+      <w:pPr>
+        <w:spacing w:after="120" w:line="360" w:lineRule="auto"/>
       </w:pPr>
       <w:r>
         <w:rPr>
@@ -1753,59 +1743,1011 @@
           <w:i w:val="0"/>
           <w:sz w:val="21"/>
         </w:rPr>
-        <w:t>埃森哲展示了一个"从客户投诉到改进反馈"的完整闭环，涉及 5 大 AI 智能体协作：</w:t>
+        <w:t>每个智能体都有自己的"专业方向"（设备健康 / 质量异常 / 投诉调查），相当于把各领域专家变成"在线大师"，24×7 不下班。</w:t>
       </w:r>
     </w:p>
     <w:p>
       <w:pPr>
-        <w:jc w:val="center"/>
+        <w:spacing w:after="120" w:line="360" w:lineRule="auto"/>
       </w:pPr>
       <w:r>
-        <w:drawing>
-          <wp:inline xmlns:a="http://schemas.openxmlformats.org/drawingml/2006/main" xmlns:pic="http://schemas.openxmlformats.org/drawingml/2006/picture">
-            <wp:extent cx="5669280" cy="3192661"/>
-            <wp:docPr id="2" name="Picture 2"/>
-            <wp:cNvGraphicFramePr>
-              <a:graphicFrameLocks noChangeAspect="1"/>
-            </wp:cNvGraphicFramePr>
-            <a:graphic>
-              <a:graphicData uri="http://schemas.openxmlformats.org/drawingml/2006/picture">
-                <pic:pic>
-                  <pic:nvPicPr>
-                    <pic:cNvPr id="0" name="4.PNG"/>
-                    <pic:cNvPicPr/>
-                  </pic:nvPicPr>
-                  <pic:blipFill>
-                    <a:blip r:embed="rId10"/>
-                    <a:stretch>
-                      <a:fillRect/>
-                    </a:stretch>
-                  </pic:blipFill>
-                  <pic:spPr>
-                    <a:xfrm>
-                      <a:off x="0" y="0"/>
-                      <a:ext cx="5669280" cy="3192661"/>
-                    </a:xfrm>
-                    <a:prstGeom prst="rect"/>
-                  </pic:spPr>
-                </pic:pic>
-              </a:graphicData>
-            </a:graphic>
-          </wp:inline>
-        </w:drawing>
+        <w:rPr>
+          <w:rFonts w:ascii="Microsoft YaHei" w:hAnsi="Microsoft YaHei" w:eastAsia="Microsoft YaHei"/>
+          <w:b/>
+          <w:i w:val="0"/>
+          <w:sz w:val="21"/>
+        </w:rPr>
+        <w:t>无缝集成：</w:t>
       </w:r>
     </w:p>
     <w:p>
       <w:pPr>
-        <w:jc w:val="center"/>
+        <w:spacing w:after="120" w:line="360" w:lineRule="auto"/>
       </w:pPr>
       <w:r>
         <w:rPr>
-          <w:i/>
-          <w:color w:val="5B6A8A"/>
-          <w:sz w:val="18"/>
+          <w:rFonts w:ascii="Microsoft YaHei" w:hAnsi="Microsoft YaHei" w:eastAsia="Microsoft YaHei"/>
+          <w:b w:val="0"/>
+          <w:i w:val="0"/>
+          <w:sz w:val="21"/>
         </w:rPr>
-        <w:t>图：人机协作实战 — 5 大智能体闭环 + 投诉解决周期 7→1 天</w:t>
+        <w:t>所有团队的工作通过同一个统一入口接入，不再是"质量在自己系统里、设备在自己系统里"。事件可以跨部门流转，责任清晰。</w:t>
+      </w:r>
+    </w:p>
+    <w:p>
+      <w:pPr>
+        <w:spacing w:after="120" w:line="360" w:lineRule="auto"/>
+      </w:pPr>
+      <w:r>
+        <w:rPr>
+          <w:rFonts w:ascii="Microsoft YaHei" w:hAnsi="Microsoft YaHei" w:eastAsia="Microsoft YaHei"/>
+          <w:b/>
+          <w:i w:val="0"/>
+          <w:sz w:val="21"/>
+        </w:rPr>
+        <w:t>PAA · 基本无接触：</w:t>
+      </w:r>
+    </w:p>
+    <w:p>
+      <w:pPr>
+        <w:spacing w:after="120" w:line="360" w:lineRule="auto"/>
+      </w:pPr>
+      <w:r>
+        <w:rPr>
+          <w:rFonts w:ascii="Microsoft YaHei" w:hAnsi="Microsoft YaHei" w:eastAsia="Microsoft YaHei"/>
+          <w:b w:val="0"/>
+          <w:i w:val="0"/>
+          <w:sz w:val="21"/>
+        </w:rPr>
+        <w:t>AI 直接控制部分参数、推送处置建议，减少人在现场的不必要走动。安全提升明显，特别是在洁净区、高风险区。</w:t>
+      </w:r>
+    </w:p>
+    <w:p>
+      <w:r>
+        <w:br w:type="page"/>
+      </w:r>
+    </w:p>
+    <w:p>
+      <w:pPr>
+        <w:pStyle w:val="Heading1"/>
+      </w:pPr>
+      <w:r>
+        <w:rPr>
+          <w:rFonts w:ascii="Microsoft YaHei" w:hAnsi="Microsoft YaHei" w:eastAsia="Microsoft YaHei"/>
+          <w:color w:val="0F1F3D"/>
+          <w:sz w:val="34"/>
+        </w:rPr>
+        <w:t>PART 04 · 设备预测性维护的开展思路（核心）</w:t>
+      </w:r>
+    </w:p>
+    <w:p>
+      <w:pPr>
+        <w:spacing w:after="120" w:line="360" w:lineRule="auto"/>
+      </w:pPr>
+      <w:r>
+        <w:rPr>
+          <w:rFonts w:ascii="Microsoft YaHei" w:hAnsi="Microsoft YaHei" w:eastAsia="Microsoft YaHei"/>
+          <w:b w:val="0"/>
+          <w:i w:val="0"/>
+          <w:sz w:val="22"/>
+        </w:rPr>
+        <w:t>设备预测性维护听起来吸引人，但不是所有设备、所有场景都适合一上来就做。埃森哲在判断一个 PdM 项目能不能做、怎么做的时候，有一套相对成熟的方法 —— 4 个维度的可行性判断，决定项目走向。</w:t>
+      </w:r>
+    </w:p>
+    <w:p>
+      <w:pPr>
+        <w:pStyle w:val="Heading2"/>
+      </w:pPr>
+      <w:r>
+        <w:rPr>
+          <w:rFonts w:ascii="Microsoft YaHei" w:hAnsi="Microsoft YaHei" w:eastAsia="Microsoft YaHei"/>
+          <w:color w:val="1E40AF"/>
+          <w:sz w:val="26"/>
+        </w:rPr>
+        <w:t>4.1 可行性判断的 4 个维度</w:t>
+      </w:r>
+    </w:p>
+    <w:tbl>
+      <w:tblPr>
+        <w:tblStyle w:val="LightGrid-Accent1"/>
+        <w:tblW w:type="auto" w:w="0"/>
+        <w:tblLook w:firstColumn="1" w:firstRow="1" w:lastColumn="0" w:lastRow="0" w:noHBand="0" w:noVBand="1" w:val="04A0"/>
+      </w:tblPr>
+      <w:tblGrid>
+        <w:gridCol w:w="4703"/>
+        <w:gridCol w:w="4703"/>
+      </w:tblGrid>
+      <w:tr>
+        <w:tc>
+          <w:tcPr>
+            <w:tcW w:type="dxa" w:w="4703"/>
+            <w:shd w:val="clear" w:fill="0F1F3D"/>
+          </w:tcPr>
+          <w:p>
+            <w:r/>
+            <w:r>
+              <w:rPr>
+                <w:rFonts w:ascii="Microsoft YaHei" w:hAnsi="Microsoft YaHei" w:eastAsia="Microsoft YaHei"/>
+                <w:b/>
+                <w:color w:val="FFFFFF"/>
+                <w:sz w:val="20"/>
+              </w:rPr>
+              <w:t>维度</w:t>
+            </w:r>
+          </w:p>
+        </w:tc>
+        <w:tc>
+          <w:tcPr>
+            <w:tcW w:type="dxa" w:w="4703"/>
+            <w:shd w:val="clear" w:fill="0F1F3D"/>
+          </w:tcPr>
+          <w:p>
+            <w:r/>
+            <w:r>
+              <w:rPr>
+                <w:rFonts w:ascii="Microsoft YaHei" w:hAnsi="Microsoft YaHei" w:eastAsia="Microsoft YaHei"/>
+                <w:b/>
+                <w:color w:val="FFFFFF"/>
+                <w:sz w:val="20"/>
+              </w:rPr>
+              <w:t>具体内容</w:t>
+            </w:r>
+          </w:p>
+        </w:tc>
+      </w:tr>
+      <w:tr>
+        <w:tc>
+          <w:tcPr>
+            <w:tcW w:type="dxa" w:w="4703"/>
+          </w:tcPr>
+          <w:p>
+            <w:pPr>
+              <w:spacing w:line="336" w:lineRule="auto"/>
+            </w:pPr>
+            <w:r/>
+            <w:r>
+              <w:rPr>
+                <w:rFonts w:ascii="Microsoft YaHei" w:hAnsi="Microsoft YaHei" w:eastAsia="Microsoft YaHei"/>
+                <w:sz w:val="19"/>
+              </w:rPr>
+              <w:t>① 产线设备 + 主要问题</w:t>
+            </w:r>
+          </w:p>
+        </w:tc>
+        <w:tc>
+          <w:tcPr>
+            <w:tcW w:type="dxa" w:w="4703"/>
+          </w:tcPr>
+          <w:p>
+            <w:pPr>
+              <w:spacing w:line="336" w:lineRule="auto"/>
+            </w:pPr>
+            <w:r/>
+            <w:r>
+              <w:rPr>
+                <w:rFonts w:ascii="Microsoft YaHei" w:hAnsi="Microsoft YaHei" w:eastAsia="Microsoft YaHei"/>
+                <w:sz w:val="19"/>
+              </w:rPr>
+              <w:t>设备是什么、关键作用是什么 / 主要故障类型、频次、业务损失 / 按"损失"或"OEE"排序，先抓最关键的 5 类故障</w:t>
+            </w:r>
+          </w:p>
+        </w:tc>
+      </w:tr>
+      <w:tr>
+        <w:tc>
+          <w:tcPr>
+            <w:tcW w:type="dxa" w:w="4703"/>
+          </w:tcPr>
+          <w:p>
+            <w:pPr>
+              <w:spacing w:line="336" w:lineRule="auto"/>
+            </w:pPr>
+            <w:r/>
+            <w:r>
+              <w:rPr>
+                <w:rFonts w:ascii="Microsoft YaHei" w:hAnsi="Microsoft YaHei" w:eastAsia="Microsoft YaHei"/>
+                <w:sz w:val="19"/>
+              </w:rPr>
+              <w:t>② 当前数据基础</w:t>
+            </w:r>
+          </w:p>
+        </w:tc>
+        <w:tc>
+          <w:tcPr>
+            <w:tcW w:type="dxa" w:w="4703"/>
+          </w:tcPr>
+          <w:p>
+            <w:pPr>
+              <w:spacing w:line="336" w:lineRule="auto"/>
+            </w:pPr>
+            <w:r/>
+            <w:r>
+              <w:rPr>
+                <w:rFonts w:ascii="Microsoft YaHei" w:hAnsi="Microsoft YaHei" w:eastAsia="Microsoft YaHei"/>
+                <w:sz w:val="19"/>
+              </w:rPr>
+              <w:t>已经装了哪些传感器（震动、温度、电流、压力、流量、转速）/ 采集频次和历史归档时长（5 年 / 1 年 / 3 月）/ 当前的监测手段（人工巡检、DCS、独立在线监测）</w:t>
+            </w:r>
+          </w:p>
+        </w:tc>
+      </w:tr>
+      <w:tr>
+        <w:tc>
+          <w:tcPr>
+            <w:tcW w:type="dxa" w:w="4703"/>
+          </w:tcPr>
+          <w:p>
+            <w:pPr>
+              <w:spacing w:line="336" w:lineRule="auto"/>
+            </w:pPr>
+            <w:r/>
+            <w:r>
+              <w:rPr>
+                <w:rFonts w:ascii="Microsoft YaHei" w:hAnsi="Microsoft YaHei" w:eastAsia="Microsoft YaHei"/>
+                <w:sz w:val="19"/>
+              </w:rPr>
+              <w:t>③ 对设备的先验知识</w:t>
+            </w:r>
+          </w:p>
+        </w:tc>
+        <w:tc>
+          <w:tcPr>
+            <w:tcW w:type="dxa" w:w="4703"/>
+          </w:tcPr>
+          <w:p>
+            <w:pPr>
+              <w:spacing w:line="336" w:lineRule="auto"/>
+            </w:pPr>
+            <w:r/>
+            <w:r>
+              <w:rPr>
+                <w:rFonts w:ascii="Microsoft YaHei" w:hAnsi="Microsoft YaHei" w:eastAsia="Microsoft YaHei"/>
+                <w:sz w:val="19"/>
+              </w:rPr>
+              <w:t>这台设备坏跟哪些因子相关 / 历史故障类型分类 / 物理模型 / RCA 报告 / 偏差报告 / 已有的 5 Why、FTA、FMEA 分析</w:t>
+            </w:r>
+          </w:p>
+        </w:tc>
+      </w:tr>
+      <w:tr>
+        <w:tc>
+          <w:tcPr>
+            <w:tcW w:type="dxa" w:w="4703"/>
+          </w:tcPr>
+          <w:p>
+            <w:pPr>
+              <w:spacing w:line="336" w:lineRule="auto"/>
+            </w:pPr>
+            <w:r/>
+            <w:r>
+              <w:rPr>
+                <w:rFonts w:ascii="Microsoft YaHei" w:hAnsi="Microsoft YaHei" w:eastAsia="Microsoft YaHei"/>
+                <w:sz w:val="19"/>
+              </w:rPr>
+              <w:t>④ 故障频次 + 历史样本</w:t>
+            </w:r>
+          </w:p>
+        </w:tc>
+        <w:tc>
+          <w:tcPr>
+            <w:tcW w:type="dxa" w:w="4703"/>
+          </w:tcPr>
+          <w:p>
+            <w:pPr>
+              <w:spacing w:line="336" w:lineRule="auto"/>
+            </w:pPr>
+            <w:r/>
+            <w:r>
+              <w:rPr>
+                <w:rFonts w:ascii="Microsoft YaHei" w:hAnsi="Microsoft YaHei" w:eastAsia="Microsoft YaHei"/>
+                <w:sz w:val="19"/>
+              </w:rPr>
+              <w:t>近 5 年 / 1 年 / 半年坏过几次 / 每次故障的特征数据当时有没有保留 / "几乎不坏"反而是个问题（项目论证难、训练样本少）</w:t>
+            </w:r>
+          </w:p>
+        </w:tc>
+      </w:tr>
+    </w:tbl>
+    <w:p/>
+    <w:p>
+      <w:pPr>
+        <w:pStyle w:val="Heading2"/>
+      </w:pPr>
+      <w:r>
+        <w:rPr>
+          <w:rFonts w:ascii="Microsoft YaHei" w:hAnsi="Microsoft YaHei" w:eastAsia="Microsoft YaHei"/>
+          <w:color w:val="1E40AF"/>
+          <w:sz w:val="26"/>
+        </w:rPr>
+        <w:t>4.2 不同数据基础对应不同走法</w:t>
+      </w:r>
+    </w:p>
+    <w:tbl>
+      <w:tblPr>
+        <w:tblStyle w:val="LightGrid-Accent1"/>
+        <w:tblW w:type="auto" w:w="0"/>
+        <w:tblLook w:firstColumn="1" w:firstRow="1" w:lastColumn="0" w:lastRow="0" w:noHBand="0" w:noVBand="1" w:val="04A0"/>
+      </w:tblPr>
+      <w:tblGrid>
+        <w:gridCol w:w="4703"/>
+        <w:gridCol w:w="4703"/>
+      </w:tblGrid>
+      <w:tr>
+        <w:tc>
+          <w:tcPr>
+            <w:tcW w:type="dxa" w:w="4703"/>
+            <w:shd w:val="clear" w:fill="0F1F3D"/>
+          </w:tcPr>
+          <w:p>
+            <w:r/>
+            <w:r>
+              <w:rPr>
+                <w:rFonts w:ascii="Microsoft YaHei" w:hAnsi="Microsoft YaHei" w:eastAsia="Microsoft YaHei"/>
+                <w:b/>
+                <w:color w:val="FFFFFF"/>
+                <w:sz w:val="20"/>
+              </w:rPr>
+              <w:t>数据基础情况</w:t>
+            </w:r>
+          </w:p>
+        </w:tc>
+        <w:tc>
+          <w:tcPr>
+            <w:tcW w:type="dxa" w:w="4703"/>
+            <w:shd w:val="clear" w:fill="0F1F3D"/>
+          </w:tcPr>
+          <w:p>
+            <w:r/>
+            <w:r>
+              <w:rPr>
+                <w:rFonts w:ascii="Microsoft YaHei" w:hAnsi="Microsoft YaHei" w:eastAsia="Microsoft YaHei"/>
+                <w:b/>
+                <w:color w:val="FFFFFF"/>
+                <w:sz w:val="20"/>
+              </w:rPr>
+              <w:t>对应的解题路径</w:t>
+            </w:r>
+          </w:p>
+        </w:tc>
+      </w:tr>
+      <w:tr>
+        <w:tc>
+          <w:tcPr>
+            <w:tcW w:type="dxa" w:w="4703"/>
+          </w:tcPr>
+          <w:p>
+            <w:pPr>
+              <w:spacing w:line="336" w:lineRule="auto"/>
+            </w:pPr>
+            <w:r/>
+            <w:r>
+              <w:rPr>
+                <w:rFonts w:ascii="Microsoft YaHei" w:hAnsi="Microsoft YaHei" w:eastAsia="Microsoft YaHei"/>
+                <w:sz w:val="19"/>
+              </w:rPr>
+              <w:t>有完整历史数据 + 含故障样本</w:t>
+            </w:r>
+          </w:p>
+        </w:tc>
+        <w:tc>
+          <w:tcPr>
+            <w:tcW w:type="dxa" w:w="4703"/>
+          </w:tcPr>
+          <w:p>
+            <w:pPr>
+              <w:spacing w:line="336" w:lineRule="auto"/>
+            </w:pPr>
+            <w:r/>
+            <w:r>
+              <w:rPr>
+                <w:rFonts w:ascii="Microsoft YaHei" w:hAnsi="Microsoft YaHei" w:eastAsia="Microsoft YaHei"/>
+                <w:sz w:val="19"/>
+              </w:rPr>
+              <w:t>直接做"特征发现 + 多因子回归 + 命中率验证"。项目可论证可量化，立项相对容易。</w:t>
+            </w:r>
+          </w:p>
+        </w:tc>
+      </w:tr>
+      <w:tr>
+        <w:tc>
+          <w:tcPr>
+            <w:tcW w:type="dxa" w:w="4703"/>
+          </w:tcPr>
+          <w:p>
+            <w:pPr>
+              <w:spacing w:line="336" w:lineRule="auto"/>
+            </w:pPr>
+            <w:r/>
+            <w:r>
+              <w:rPr>
+                <w:rFonts w:ascii="Microsoft YaHei" w:hAnsi="Microsoft YaHei" w:eastAsia="Microsoft YaHei"/>
+                <w:sz w:val="19"/>
+              </w:rPr>
+              <w:t>有完整历史数据但故障样本少</w:t>
+            </w:r>
+          </w:p>
+        </w:tc>
+        <w:tc>
+          <w:tcPr>
+            <w:tcW w:type="dxa" w:w="4703"/>
+          </w:tcPr>
+          <w:p>
+            <w:pPr>
+              <w:spacing w:line="336" w:lineRule="auto"/>
+            </w:pPr>
+            <w:r/>
+            <w:r>
+              <w:rPr>
+                <w:rFonts w:ascii="Microsoft YaHei" w:hAnsi="Microsoft YaHei" w:eastAsia="Microsoft YaHei"/>
+                <w:sz w:val="19"/>
+              </w:rPr>
+              <w:t>训练出来的模型方差大，不一定特别好用。需要结合行业前训练模型 + 合成样本扩充。</w:t>
+            </w:r>
+          </w:p>
+        </w:tc>
+      </w:tr>
+      <w:tr>
+        <w:tc>
+          <w:tcPr>
+            <w:tcW w:type="dxa" w:w="4703"/>
+          </w:tcPr>
+          <w:p>
+            <w:pPr>
+              <w:spacing w:line="336" w:lineRule="auto"/>
+            </w:pPr>
+            <w:r/>
+            <w:r>
+              <w:rPr>
+                <w:rFonts w:ascii="Microsoft YaHei" w:hAnsi="Microsoft YaHei" w:eastAsia="Microsoft YaHei"/>
+                <w:sz w:val="19"/>
+              </w:rPr>
+              <w:t>有先验经验但没历史数据</w:t>
+            </w:r>
+          </w:p>
+        </w:tc>
+        <w:tc>
+          <w:tcPr>
+            <w:tcW w:type="dxa" w:w="4703"/>
+          </w:tcPr>
+          <w:p>
+            <w:pPr>
+              <w:spacing w:line="336" w:lineRule="auto"/>
+            </w:pPr>
+            <w:r/>
+            <w:r>
+              <w:rPr>
+                <w:rFonts w:ascii="Microsoft YaHei" w:hAnsi="Microsoft YaHei" w:eastAsia="Microsoft YaHei"/>
+                <w:sz w:val="19"/>
+              </w:rPr>
+              <w:t>先装传感器跑 3-6 个月，期间不一定能拿到故障样本，要做好"风险共担、慢慢见效"的预期管理。</w:t>
+            </w:r>
+          </w:p>
+        </w:tc>
+      </w:tr>
+      <w:tr>
+        <w:tc>
+          <w:tcPr>
+            <w:tcW w:type="dxa" w:w="4703"/>
+          </w:tcPr>
+          <w:p>
+            <w:pPr>
+              <w:spacing w:line="336" w:lineRule="auto"/>
+            </w:pPr>
+            <w:r/>
+            <w:r>
+              <w:rPr>
+                <w:rFonts w:ascii="Microsoft YaHei" w:hAnsi="Microsoft YaHei" w:eastAsia="Microsoft YaHei"/>
+                <w:sz w:val="19"/>
+              </w:rPr>
+              <w:t>没有历史数据也没有先验</w:t>
+            </w:r>
+          </w:p>
+        </w:tc>
+        <w:tc>
+          <w:tcPr>
+            <w:tcW w:type="dxa" w:w="4703"/>
+          </w:tcPr>
+          <w:p>
+            <w:pPr>
+              <w:spacing w:line="336" w:lineRule="auto"/>
+            </w:pPr>
+            <w:r/>
+            <w:r>
+              <w:rPr>
+                <w:rFonts w:ascii="Microsoft YaHei" w:hAnsi="Microsoft YaHei" w:eastAsia="Microsoft YaHei"/>
+                <w:sz w:val="19"/>
+              </w:rPr>
+              <w:t>不推荐立项。AI 在缺数据 + 缺先验的场景里发挥不了作用。</w:t>
+            </w:r>
+          </w:p>
+        </w:tc>
+      </w:tr>
+    </w:tbl>
+    <w:p/>
+    <w:p>
+      <w:pPr>
+        <w:pStyle w:val="Heading2"/>
+      </w:pPr>
+      <w:r>
+        <w:rPr>
+          <w:rFonts w:ascii="Microsoft YaHei" w:hAnsi="Microsoft YaHei" w:eastAsia="Microsoft YaHei"/>
+          <w:color w:val="1E40AF"/>
+          <w:sz w:val="26"/>
+        </w:rPr>
+        <w:t>4.3 关于"能不能用其他客户的数据 / 模型"</w:t>
+      </w:r>
+    </w:p>
+    <w:p>
+      <w:pPr>
+        <w:spacing w:after="120" w:line="360" w:lineRule="auto"/>
+      </w:pPr>
+      <w:r>
+        <w:rPr>
+          <w:rFonts w:ascii="Microsoft YaHei" w:hAnsi="Microsoft YaHei" w:eastAsia="Microsoft YaHei"/>
+          <w:b w:val="0"/>
+          <w:i w:val="0"/>
+          <w:sz w:val="21"/>
+        </w:rPr>
+        <w:t>我们之前思考过一个问题 —— 凯莱英自己的 300+ 台设备数据量可能不够支撑一个非常好的模型，能不能用行业其他客户的数据来补？</w:t>
+      </w:r>
+    </w:p>
+    <w:p>
+      <w:pPr>
+        <w:spacing w:after="120" w:line="360" w:lineRule="auto"/>
+      </w:pPr>
+      <w:r>
+        <w:rPr>
+          <w:rFonts w:ascii="Microsoft YaHei" w:hAnsi="Microsoft YaHei" w:eastAsia="Microsoft YaHei"/>
+          <w:b/>
+          <w:i w:val="0"/>
+          <w:sz w:val="21"/>
+        </w:rPr>
+        <w:t>他们能做的 · "前训练"：</w:t>
+      </w:r>
+    </w:p>
+    <w:p>
+      <w:pPr>
+        <w:spacing w:after="120" w:line="360" w:lineRule="auto"/>
+      </w:pPr>
+      <w:r>
+        <w:rPr>
+          <w:rFonts w:ascii="Microsoft YaHei" w:hAnsi="Microsoft YaHei" w:eastAsia="Microsoft YaHei"/>
+          <w:b w:val="0"/>
+          <w:i w:val="0"/>
+          <w:sz w:val="21"/>
+        </w:rPr>
+        <w:t>埃森哲在通用电机、轴承、马达等设备上已经有"前训练模型 + 计算方法"的储备。这一层不用我们再造轮子，可以加速。这相当于"行业经验已经写进了模型的初始权重"。</w:t>
+      </w:r>
+    </w:p>
+    <w:p>
+      <w:pPr>
+        <w:spacing w:after="120" w:line="360" w:lineRule="auto"/>
+      </w:pPr>
+      <w:r>
+        <w:rPr>
+          <w:rFonts w:ascii="Microsoft YaHei" w:hAnsi="Microsoft YaHei" w:eastAsia="Microsoft YaHei"/>
+          <w:b/>
+          <w:i w:val="0"/>
+          <w:sz w:val="21"/>
+        </w:rPr>
+        <w:t>他们做不了的 · "后训练"：</w:t>
+      </w:r>
+    </w:p>
+    <w:p>
+      <w:pPr>
+        <w:spacing w:after="120" w:line="360" w:lineRule="auto"/>
+      </w:pPr>
+      <w:r>
+        <w:rPr>
+          <w:rFonts w:ascii="Microsoft YaHei" w:hAnsi="Microsoft YaHei" w:eastAsia="Microsoft YaHei"/>
+          <w:b w:val="0"/>
+          <w:i w:val="0"/>
+          <w:sz w:val="21"/>
+        </w:rPr>
+        <w:t>每个具体设备型号、每个具体工况下的参数微调，必须用凯莱英自己的电机、轴承、马达数据来做"后训练"。即使是同一个品牌的设备，工况差异都会让模型需要重新调参。</w:t>
+      </w:r>
+    </w:p>
+    <w:tbl>
+      <w:tblPr>
+        <w:tblW w:type="auto" w:w="0"/>
+        <w:tblLayout w:type="autofit"/>
+        <w:tblLook w:firstColumn="1" w:firstRow="1" w:lastColumn="0" w:lastRow="0" w:noHBand="0" w:noVBand="1" w:val="04A0"/>
+      </w:tblPr>
+      <w:tblGrid>
+        <w:gridCol w:w="9406"/>
+      </w:tblGrid>
+      <w:tr>
+        <w:tc>
+          <w:tcPr>
+            <w:tcW w:type="dxa" w:w="9406"/>
+            <w:shd w:val="clear" w:fill="FFF7F1"/>
+            <w:tcBorders>
+              <w:left w:val="single" w:sz="24" w:color="FF7E3D"/>
+              <w:top w:val="single" w:sz="4" w:color="FFD8BE"/>
+              <w:right w:val="single" w:sz="4" w:color="FFD8BE"/>
+              <w:bottom w:val="single" w:sz="4" w:color="FFD8BE"/>
+            </w:tcBorders>
+          </w:tcPr>
+          <w:p>
+            <w:pPr>
+              <w:spacing w:line="360" w:lineRule="auto"/>
+            </w:pPr>
+            <w:r>
+              <w:rPr>
+                <w:rFonts w:ascii="Microsoft YaHei" w:hAnsi="Microsoft YaHei" w:eastAsia="Microsoft YaHei"/>
+                <w:color w:val="3A4D72"/>
+                <w:sz w:val="20"/>
+              </w:rPr>
+              <w:t>翻译成大白话：行业经验可以借，但我们自己的数据躲不开。"拿别家训练好的模型直接套" 是不存在的捷径 —— 至少需要 3-6 个月的现场数据做后训练。</w:t>
+            </w:r>
+          </w:p>
+        </w:tc>
+      </w:tr>
+    </w:tbl>
+    <w:p/>
+    <w:p>
+      <w:pPr>
+        <w:pStyle w:val="Heading2"/>
+      </w:pPr>
+      <w:r>
+        <w:rPr>
+          <w:rFonts w:ascii="Microsoft YaHei" w:hAnsi="Microsoft YaHei" w:eastAsia="Microsoft YaHei"/>
+          <w:color w:val="1E40AF"/>
+          <w:sz w:val="26"/>
+        </w:rPr>
+        <w:t>4.4 算法层面：怎么避免"AI 黑盒"</w:t>
+      </w:r>
+    </w:p>
+    <w:p>
+      <w:pPr>
+        <w:spacing w:after="120" w:line="360" w:lineRule="auto"/>
+      </w:pPr>
+      <w:r>
+        <w:rPr>
+          <w:rFonts w:ascii="Microsoft YaHei" w:hAnsi="Microsoft YaHei" w:eastAsia="Microsoft YaHei"/>
+          <w:b w:val="0"/>
+          <w:i w:val="0"/>
+          <w:sz w:val="21"/>
+        </w:rPr>
+        <w:t>我们在交流中明确提出一个要求：AI 不能只给一个"健康分数"就完事。报警发生时，要能给出"故障类型 + 部位 + 证据 + 处置建议"，否则后续没办法落地处理。埃森哲的回应路径是"预测模型 + 知识图谱解释"两层：</w:t>
+      </w:r>
+    </w:p>
+    <w:p>
+      <w:pPr>
+        <w:pStyle w:val="ListBullet"/>
+        <w:spacing w:after="60" w:line="336" w:lineRule="auto"/>
+        <w:ind w:left="340"/>
+      </w:pPr>
+      <w:r>
+        <w:rPr>
+          <w:rFonts w:ascii="Microsoft YaHei" w:hAnsi="Microsoft YaHei" w:eastAsia="Microsoft YaHei"/>
+          <w:sz w:val="20"/>
+        </w:rPr>
+        <w:t>预测模型负责给出异常分数和哪个时点会坏的判断（用时序模型、多因子回归等算法）</w:t>
+      </w:r>
+    </w:p>
+    <w:p>
+      <w:pPr>
+        <w:pStyle w:val="ListBullet"/>
+        <w:spacing w:after="60" w:line="336" w:lineRule="auto"/>
+        <w:ind w:left="340"/>
+      </w:pPr>
+      <w:r>
+        <w:rPr>
+          <w:rFonts w:ascii="Microsoft YaHei" w:hAnsi="Microsoft YaHei" w:eastAsia="Microsoft YaHei"/>
+          <w:sz w:val="20"/>
+        </w:rPr>
+        <w:t>知识图谱负责给出为什么会坏 + 应该怎么处理的解释（基于历史 RCA 报告、偏差报告、供应商资料预先建模）</w:t>
+      </w:r>
+    </w:p>
+    <w:p>
+      <w:pPr>
+        <w:pStyle w:val="ListBullet"/>
+        <w:spacing w:after="60" w:line="336" w:lineRule="auto"/>
+        <w:ind w:left="340"/>
+      </w:pPr>
+      <w:r>
+        <w:rPr>
+          <w:rFonts w:ascii="Microsoft YaHei" w:hAnsi="Microsoft YaHei" w:eastAsia="Microsoft YaHei"/>
+          <w:sz w:val="20"/>
+        </w:rPr>
+        <w:t>两层结合后，AI 报警时给出的不是黑盒结果，而是"X 部件可能因为 Y 原因将在 Z 时间出问题，建议做 W 动作"的完整建议</w:t>
+      </w:r>
+    </w:p>
+    <w:p>
+      <w:pPr>
+        <w:pStyle w:val="Heading2"/>
+      </w:pPr>
+      <w:r>
+        <w:rPr>
+          <w:rFonts w:ascii="Microsoft YaHei" w:hAnsi="Microsoft YaHei" w:eastAsia="Microsoft YaHei"/>
+          <w:color w:val="1E40AF"/>
+          <w:sz w:val="26"/>
+        </w:rPr>
+        <w:t>4.5 一个反向思考 — 设备维护得太好怎么办</w:t>
+      </w:r>
+    </w:p>
+    <w:p>
+      <w:pPr>
+        <w:spacing w:after="120" w:line="360" w:lineRule="auto"/>
+      </w:pPr>
+      <w:r>
+        <w:rPr>
+          <w:rFonts w:ascii="Microsoft YaHei" w:hAnsi="Microsoft YaHei" w:eastAsia="Microsoft YaHei"/>
+          <w:b/>
+          <w:i w:val="0"/>
+          <w:color w:val="991B1B"/>
+          <w:sz w:val="21"/>
+        </w:rPr>
+        <w:t>如果某类设备过去几年几乎不坏，PdM 项目反而难做。</w:t>
+      </w:r>
+    </w:p>
+    <w:p>
+      <w:pPr>
+        <w:spacing w:after="120" w:line="360" w:lineRule="auto"/>
+      </w:pPr>
+      <w:r>
+        <w:rPr>
+          <w:rFonts w:ascii="Microsoft YaHei" w:hAnsi="Microsoft YaHei" w:eastAsia="Microsoft YaHei"/>
+          <w:b w:val="0"/>
+          <w:i w:val="0"/>
+          <w:sz w:val="21"/>
+        </w:rPr>
+        <w:t>原因是：① 没有故障样本来训练模型；② 也没有"经常坏"的痛点支撑项目论证。这是埃森哲在多次项目中观察到的一个"反向逻辑"。</w:t>
+      </w:r>
+    </w:p>
+    <w:p>
+      <w:pPr>
+        <w:spacing w:after="120" w:line="360" w:lineRule="auto"/>
+      </w:pPr>
+      <w:r>
+        <w:rPr>
+          <w:rFonts w:ascii="Microsoft YaHei" w:hAnsi="Microsoft YaHei" w:eastAsia="Microsoft YaHei"/>
+          <w:b w:val="0"/>
+          <w:i w:val="0"/>
+          <w:sz w:val="21"/>
+        </w:rPr>
+        <w:t>对凯莱英来讲，意味着选 PdM 试点设备时，不应该挑"最好的"，而应该挑"经常出问题 + 损失最大"的那一类 —— 这是项目能落地的前提之一。</w:t>
+      </w:r>
+    </w:p>
+    <w:p>
+      <w:r>
+        <w:br w:type="page"/>
+      </w:r>
+    </w:p>
+    <w:p>
+      <w:pPr>
+        <w:pStyle w:val="Heading1"/>
+      </w:pPr>
+      <w:r>
+        <w:rPr>
+          <w:rFonts w:ascii="Microsoft YaHei" w:hAnsi="Microsoft YaHei" w:eastAsia="Microsoft YaHei"/>
+          <w:color w:val="0F1F3D"/>
+          <w:sz w:val="34"/>
+        </w:rPr>
+        <w:t>PART 05 · 健康分 + 知识图谱 — 让 AI 看得见、说得清</w:t>
+      </w:r>
+    </w:p>
+    <w:p>
+      <w:pPr>
+        <w:spacing w:after="120" w:line="360" w:lineRule="auto"/>
+      </w:pPr>
+      <w:r>
+        <w:rPr>
+          <w:rFonts w:ascii="Microsoft YaHei" w:hAnsi="Microsoft YaHei" w:eastAsia="Microsoft YaHei"/>
+          <w:b w:val="0"/>
+          <w:i w:val="0"/>
+          <w:sz w:val="22"/>
+        </w:rPr>
+        <w:t>前面提到要避免"AI 黑盒"，具体怎么做？埃森哲方案里有两个关键组件 —— 一个负责"看见问题"，一个负责"讲清问题"。理解这两个组件，基本就理解了埃森哲 AI 方案的工作机制。</w:t>
+      </w:r>
+    </w:p>
+    <w:p>
+      <w:pPr>
+        <w:pStyle w:val="Heading2"/>
+      </w:pPr>
+      <w:r>
+        <w:rPr>
+          <w:rFonts w:ascii="Microsoft YaHei" w:hAnsi="Microsoft YaHei" w:eastAsia="Microsoft YaHei"/>
+          <w:color w:val="1E40AF"/>
+          <w:sz w:val="26"/>
+        </w:rPr>
+        <w:t>5.1 健康分（Health Index） — AI 与人沟通的"基本单位"</w:t>
+      </w:r>
+    </w:p>
+    <w:p>
+      <w:pPr>
+        <w:spacing w:after="120" w:line="360" w:lineRule="auto"/>
+      </w:pPr>
+      <w:r>
+        <w:rPr>
+          <w:rFonts w:ascii="Microsoft YaHei" w:hAnsi="Microsoft YaHei" w:eastAsia="Microsoft YaHei"/>
+          <w:b/>
+          <w:i w:val="0"/>
+          <w:sz w:val="21"/>
+        </w:rPr>
+        <w:t>健康分是怎么算出来的：</w:t>
+      </w:r>
+    </w:p>
+    <w:p>
+      <w:pPr>
+        <w:pStyle w:val="ListBullet"/>
+        <w:spacing w:after="60" w:line="336" w:lineRule="auto"/>
+        <w:ind w:left="340"/>
+      </w:pPr>
+      <w:r>
+        <w:rPr>
+          <w:rFonts w:ascii="Microsoft YaHei" w:hAnsi="Microsoft YaHei" w:eastAsia="Microsoft YaHei"/>
+          <w:sz w:val="20"/>
+        </w:rPr>
+        <w:t>采集设备本身的多源信号：振动、温度、压力、电流、流量、转速</w:t>
+      </w:r>
+    </w:p>
+    <w:p>
+      <w:pPr>
+        <w:pStyle w:val="ListBullet"/>
+        <w:spacing w:after="60" w:line="336" w:lineRule="auto"/>
+        <w:ind w:left="340"/>
+      </w:pPr>
+      <w:r>
+        <w:rPr>
+          <w:rFonts w:ascii="Microsoft YaHei" w:hAnsi="Microsoft YaHei" w:eastAsia="Microsoft YaHei"/>
+          <w:sz w:val="20"/>
+        </w:rPr>
+        <w:t>结合产品质量指标：尺寸、重量、外观、SPC 分析、良率</w:t>
+      </w:r>
+    </w:p>
+    <w:p>
+      <w:pPr>
+        <w:pStyle w:val="ListBullet"/>
+        <w:spacing w:after="60" w:line="336" w:lineRule="auto"/>
+        <w:ind w:left="340"/>
+      </w:pPr>
+      <w:r>
+        <w:rPr>
+          <w:rFonts w:ascii="Microsoft YaHei" w:hAnsi="Microsoft YaHei" w:eastAsia="Microsoft YaHei"/>
+          <w:sz w:val="20"/>
+        </w:rPr>
+        <w:t>结合工艺参数：温度、压力、流量、pH、粒度等</w:t>
+      </w:r>
+    </w:p>
+    <w:p>
+      <w:pPr>
+        <w:pStyle w:val="ListBullet"/>
+        <w:spacing w:after="60" w:line="336" w:lineRule="auto"/>
+        <w:ind w:left="340"/>
+      </w:pPr>
+      <w:r>
+        <w:rPr>
+          <w:rFonts w:ascii="Microsoft YaHei" w:hAnsi="Microsoft YaHei" w:eastAsia="Microsoft YaHei"/>
+          <w:sz w:val="20"/>
+        </w:rPr>
+        <w:t>结合人工记录：点检表、维修历史、操作记录</w:t>
+      </w:r>
+    </w:p>
+    <w:p>
+      <w:pPr>
+        <w:pStyle w:val="ListBullet"/>
+        <w:spacing w:after="60" w:line="336" w:lineRule="auto"/>
+        <w:ind w:left="340"/>
+      </w:pPr>
+      <w:r>
+        <w:rPr>
+          <w:rFonts w:ascii="Microsoft YaHei" w:hAnsi="Microsoft YaHei" w:eastAsia="Microsoft YaHei"/>
+          <w:sz w:val="20"/>
+        </w:rPr>
+        <w:t>所有信号经过 AI 模型加权，最后归一成一个 0-100 的分数</w:t>
+      </w:r>
+    </w:p>
+    <w:p>
+      <w:pPr>
+        <w:spacing w:after="120" w:line="360" w:lineRule="auto"/>
+      </w:pPr>
+      <w:r>
+        <w:rPr>
+          <w:rFonts w:ascii="Microsoft YaHei" w:hAnsi="Microsoft YaHei" w:eastAsia="Microsoft YaHei"/>
+          <w:b/>
+          <w:i w:val="0"/>
+          <w:sz w:val="21"/>
+        </w:rPr>
+        <w:t>健康分的颗粒度：</w:t>
+      </w:r>
+    </w:p>
+    <w:p>
+      <w:pPr>
+        <w:pStyle w:val="ListBullet"/>
+        <w:spacing w:after="60" w:line="336" w:lineRule="auto"/>
+        <w:ind w:left="340"/>
+      </w:pPr>
+      <w:r>
+        <w:rPr>
+          <w:rFonts w:ascii="Microsoft YaHei" w:hAnsi="Microsoft YaHei" w:eastAsia="Microsoft YaHei"/>
+          <w:sz w:val="20"/>
+        </w:rPr>
+        <w:t>每台设备都有自己的健康分</w:t>
+      </w:r>
+    </w:p>
+    <w:p>
+      <w:pPr>
+        <w:pStyle w:val="ListBullet"/>
+        <w:spacing w:after="60" w:line="336" w:lineRule="auto"/>
+        <w:ind w:left="340"/>
+      </w:pPr>
+      <w:r>
+        <w:rPr>
+          <w:rFonts w:ascii="Microsoft YaHei" w:hAnsi="Microsoft YaHei" w:eastAsia="Microsoft YaHei"/>
+          <w:sz w:val="20"/>
+        </w:rPr>
+        <w:t>每个关键部件（轴承 / 马达 / 阀门）也有自己的健康分</w:t>
+      </w:r>
+    </w:p>
+    <w:p>
+      <w:pPr>
+        <w:pStyle w:val="ListBullet"/>
+        <w:spacing w:after="60" w:line="336" w:lineRule="auto"/>
+        <w:ind w:left="340"/>
+      </w:pPr>
+      <w:r>
+        <w:rPr>
+          <w:rFonts w:ascii="Microsoft YaHei" w:hAnsi="Microsoft YaHei" w:eastAsia="Microsoft YaHei"/>
+          <w:sz w:val="20"/>
+        </w:rPr>
+        <w:t>同一台设备不同部件的健康分组成不一样（震动主要看轴承、电流主要看马达）</w:t>
+      </w:r>
+    </w:p>
+    <w:p>
+      <w:pPr>
+        <w:pStyle w:val="ListBullet"/>
+        <w:spacing w:after="60" w:line="336" w:lineRule="auto"/>
+        <w:ind w:left="340"/>
+      </w:pPr>
+      <w:r>
+        <w:rPr>
+          <w:rFonts w:ascii="Microsoft YaHei" w:hAnsi="Microsoft YaHei" w:eastAsia="Microsoft YaHei"/>
+          <w:sz w:val="20"/>
+        </w:rPr>
+        <w:t>分数低于预设阈值就触发预警 → 进入"该怎么办"环节</w:t>
+      </w:r>
+    </w:p>
+    <w:p>
+      <w:pPr>
+        <w:spacing w:after="120" w:line="360" w:lineRule="auto"/>
+      </w:pPr>
+      <w:r>
+        <w:rPr>
+          <w:rFonts w:ascii="Microsoft YaHei" w:hAnsi="Microsoft YaHei" w:eastAsia="Microsoft YaHei"/>
+          <w:b w:val="0"/>
+          <w:i w:val="0"/>
+          <w:sz w:val="21"/>
+        </w:rPr>
+        <w:t>健康分的好处是把"工业级别的复杂多变量"翻译成了"人能理解的单一指标"。无论是设备工程师、生产主任还是车间主管，看到"82 分 / 良好"或"45 分 / 高风险"都能立刻有感觉、知道是不是要采取行动。</w:t>
+      </w:r>
+    </w:p>
+    <w:p>
+      <w:pPr>
+        <w:pStyle w:val="Heading2"/>
+      </w:pPr>
+      <w:r>
+        <w:rPr>
+          <w:rFonts w:ascii="Microsoft YaHei" w:hAnsi="Microsoft YaHei" w:eastAsia="Microsoft YaHei"/>
+          <w:color w:val="1E40AF"/>
+          <w:sz w:val="26"/>
+        </w:rPr>
+        <w:t>5.2 业务影响矩阵 — 不只是"坏不坏"，更是"该不该管"</w:t>
+      </w:r>
+    </w:p>
+    <w:p>
+      <w:pPr>
+        <w:spacing w:after="120" w:line="360" w:lineRule="auto"/>
+      </w:pPr>
+      <w:r>
+        <w:rPr>
+          <w:rFonts w:ascii="Microsoft YaHei" w:hAnsi="Microsoft YaHei" w:eastAsia="Microsoft YaHei"/>
+          <w:b w:val="0"/>
+          <w:i w:val="0"/>
+          <w:sz w:val="21"/>
+        </w:rPr>
+        <w:t>光有健康分不够 —— 一台备用设备健康分 30 和一台核心设备健康分 80，应该先处理哪个？埃森哲方案里把健康分和"业务影响等级"结合，给出优先级建议：</w:t>
       </w:r>
     </w:p>
     <w:tbl>
@@ -1824,72 +2766,72 @@
         <w:tc>
           <w:tcPr>
             <w:tcW w:type="dxa" w:w="2351"/>
-            <w:shd w:val="clear" w:color="auto" w:fill="0F1F3D"/>
+            <w:shd w:val="clear" w:fill="0F1F3D"/>
           </w:tcPr>
           <w:p>
             <w:r/>
             <w:r>
               <w:rPr>
-                <w:rFonts w:ascii="Microsoft YaHei" w:hAnsi="Microsoft YaHei"/>
+                <w:rFonts w:ascii="Microsoft YaHei" w:hAnsi="Microsoft YaHei" w:eastAsia="Microsoft YaHei"/>
                 <w:b/>
                 <w:color w:val="FFFFFF"/>
                 <w:sz w:val="20"/>
               </w:rPr>
-              <w:t>编号</w:t>
+              <w:t>健康分</w:t>
             </w:r>
           </w:p>
         </w:tc>
         <w:tc>
           <w:tcPr>
             <w:tcW w:type="dxa" w:w="2351"/>
-            <w:shd w:val="clear" w:color="auto" w:fill="0F1F3D"/>
+            <w:shd w:val="clear" w:fill="0F1F3D"/>
           </w:tcPr>
           <w:p>
             <w:r/>
             <w:r>
               <w:rPr>
-                <w:rFonts w:ascii="Microsoft YaHei" w:hAnsi="Microsoft YaHei"/>
+                <w:rFonts w:ascii="Microsoft YaHei" w:hAnsi="Microsoft YaHei" w:eastAsia="Microsoft YaHei"/>
                 <w:b/>
                 <w:color w:val="FFFFFF"/>
                 <w:sz w:val="20"/>
               </w:rPr>
-              <w:t>智能体</w:t>
+              <w:t>业务影响</w:t>
             </w:r>
           </w:p>
         </w:tc>
         <w:tc>
           <w:tcPr>
             <w:tcW w:type="dxa" w:w="2351"/>
-            <w:shd w:val="clear" w:color="auto" w:fill="0F1F3D"/>
+            <w:shd w:val="clear" w:fill="0F1F3D"/>
           </w:tcPr>
           <w:p>
             <w:r/>
             <w:r>
               <w:rPr>
-                <w:rFonts w:ascii="Microsoft YaHei" w:hAnsi="Microsoft YaHei"/>
+                <w:rFonts w:ascii="Microsoft YaHei" w:hAnsi="Microsoft YaHei" w:eastAsia="Microsoft YaHei"/>
                 <w:b/>
                 <w:color w:val="FFFFFF"/>
                 <w:sz w:val="20"/>
               </w:rPr>
-              <w:t>所属团队</w:t>
+              <w:t>优先级</w:t>
             </w:r>
           </w:p>
         </w:tc>
         <w:tc>
           <w:tcPr>
             <w:tcW w:type="dxa" w:w="2351"/>
-            <w:shd w:val="clear" w:color="auto" w:fill="0F1F3D"/>
+            <w:shd w:val="clear" w:fill="0F1F3D"/>
           </w:tcPr>
           <w:p>
             <w:r/>
             <w:r>
               <w:rPr>
-                <w:rFonts w:ascii="Microsoft YaHei" w:hAnsi="Microsoft YaHei"/>
+                <w:rFonts w:ascii="Microsoft YaHei" w:hAnsi="Microsoft YaHei" w:eastAsia="Microsoft YaHei"/>
                 <w:b/>
                 <w:color w:val="FFFFFF"/>
                 <w:sz w:val="20"/>
               </w:rPr>
-              <w:t>核心职责</w:t>
+              <w:t>建议处置</w:t>
             </w:r>
           </w:p>
         </w:tc>
@@ -1900,13 +2842,16 @@
             <w:tcW w:type="dxa" w:w="2351"/>
           </w:tcPr>
           <w:p>
+            <w:pPr>
+              <w:spacing w:line="336" w:lineRule="auto"/>
+            </w:pPr>
             <w:r/>
             <w:r>
               <w:rPr>
-                <w:rFonts w:ascii="Microsoft YaHei" w:hAnsi="Microsoft YaHei"/>
+                <w:rFonts w:ascii="Microsoft YaHei" w:hAnsi="Microsoft YaHei" w:eastAsia="Microsoft YaHei"/>
                 <w:sz w:val="19"/>
               </w:rPr>
-              <w:t>①</w:t>
+              <w:t>低（&lt; 50）</w:t>
             </w:r>
           </w:p>
         </w:tc>
@@ -1915,13 +2860,16 @@
             <w:tcW w:type="dxa" w:w="2351"/>
           </w:tcPr>
           <w:p>
+            <w:pPr>
+              <w:spacing w:line="336" w:lineRule="auto"/>
+            </w:pPr>
             <w:r/>
             <w:r>
               <w:rPr>
-                <w:rFonts w:ascii="Microsoft YaHei" w:hAnsi="Microsoft YaHei"/>
+                <w:rFonts w:ascii="Microsoft YaHei" w:hAnsi="Microsoft YaHei" w:eastAsia="Microsoft YaHei"/>
                 <w:sz w:val="19"/>
               </w:rPr>
-              <w:t>PM2 横幅改进智能体</w:t>
+              <w:t>高（关键设备）</w:t>
             </w:r>
           </w:p>
         </w:tc>
@@ -1930,13 +2878,16 @@
             <w:tcW w:type="dxa" w:w="2351"/>
           </w:tcPr>
           <w:p>
+            <w:pPr>
+              <w:spacing w:line="336" w:lineRule="auto"/>
+            </w:pPr>
             <w:r/>
             <w:r>
               <w:rPr>
-                <w:rFonts w:ascii="Microsoft YaHei" w:hAnsi="Microsoft YaHei"/>
+                <w:rFonts w:ascii="Microsoft YaHei" w:hAnsi="Microsoft YaHei" w:eastAsia="Microsoft YaHei"/>
                 <w:sz w:val="19"/>
               </w:rPr>
-              <w:t>生产团队</w:t>
+              <w:t>🔴 立即处理</w:t>
             </w:r>
           </w:p>
         </w:tc>
@@ -1945,13 +2896,16 @@
             <w:tcW w:type="dxa" w:w="2351"/>
           </w:tcPr>
           <w:p>
+            <w:pPr>
+              <w:spacing w:line="336" w:lineRule="auto"/>
+            </w:pPr>
             <w:r/>
             <w:r>
               <w:rPr>
-                <w:rFonts w:ascii="Microsoft YaHei" w:hAnsi="Microsoft YaHei"/>
+                <w:rFonts w:ascii="Microsoft YaHei" w:hAnsi="Microsoft YaHei" w:eastAsia="Microsoft YaHei"/>
                 <w:sz w:val="19"/>
               </w:rPr>
-              <w:t>持续改进 / 生产流程优化</w:t>
+              <w:t>排查负责人 + 4 小时内开始检修</w:t>
             </w:r>
           </w:p>
         </w:tc>
@@ -1962,13 +2916,16 @@
             <w:tcW w:type="dxa" w:w="2351"/>
           </w:tcPr>
           <w:p>
+            <w:pPr>
+              <w:spacing w:line="336" w:lineRule="auto"/>
+            </w:pPr>
             <w:r/>
             <w:r>
               <w:rPr>
-                <w:rFonts w:ascii="Microsoft YaHei" w:hAnsi="Microsoft YaHei"/>
+                <w:rFonts w:ascii="Microsoft YaHei" w:hAnsi="Microsoft YaHei" w:eastAsia="Microsoft YaHei"/>
                 <w:sz w:val="19"/>
               </w:rPr>
-              <w:t>②</w:t>
+              <w:t>中（50-75）</w:t>
             </w:r>
           </w:p>
         </w:tc>
@@ -1977,13 +2934,16 @@
             <w:tcW w:type="dxa" w:w="2351"/>
           </w:tcPr>
           <w:p>
+            <w:pPr>
+              <w:spacing w:line="336" w:lineRule="auto"/>
+            </w:pPr>
             <w:r/>
             <w:r>
               <w:rPr>
-                <w:rFonts w:ascii="Microsoft YaHei" w:hAnsi="Microsoft YaHei"/>
+                <w:rFonts w:ascii="Microsoft YaHei" w:hAnsi="Microsoft YaHei" w:eastAsia="Microsoft YaHei"/>
                 <w:sz w:val="19"/>
               </w:rPr>
-              <w:t>预防性维护与故障排除智能体</w:t>
+              <w:t>高 / 中</w:t>
             </w:r>
           </w:p>
         </w:tc>
@@ -1992,13 +2952,16 @@
             <w:tcW w:type="dxa" w:w="2351"/>
           </w:tcPr>
           <w:p>
+            <w:pPr>
+              <w:spacing w:line="336" w:lineRule="auto"/>
+            </w:pPr>
             <w:r/>
             <w:r>
               <w:rPr>
-                <w:rFonts w:ascii="Microsoft YaHei" w:hAnsi="Microsoft YaHei"/>
+                <w:rFonts w:ascii="Microsoft YaHei" w:hAnsi="Microsoft YaHei" w:eastAsia="Microsoft YaHei"/>
                 <w:sz w:val="19"/>
               </w:rPr>
-              <w:t>资产管理团队</w:t>
+              <w:t>🟡 计划维护</w:t>
             </w:r>
           </w:p>
         </w:tc>
@@ -2007,13 +2970,16 @@
             <w:tcW w:type="dxa" w:w="2351"/>
           </w:tcPr>
           <w:p>
+            <w:pPr>
+              <w:spacing w:line="336" w:lineRule="auto"/>
+            </w:pPr>
             <w:r/>
             <w:r>
               <w:rPr>
-                <w:rFonts w:ascii="Microsoft YaHei" w:hAnsi="Microsoft YaHei"/>
+                <w:rFonts w:ascii="Microsoft YaHei" w:hAnsi="Microsoft YaHei" w:eastAsia="Microsoft YaHei"/>
                 <w:sz w:val="19"/>
               </w:rPr>
-              <w:t>本次讨论核心相关 · 预测性维护 + 故障排查</w:t>
+              <w:t>纳入未来 3-7 天的维护计划</w:t>
             </w:r>
           </w:p>
         </w:tc>
@@ -2024,13 +2990,16 @@
             <w:tcW w:type="dxa" w:w="2351"/>
           </w:tcPr>
           <w:p>
+            <w:pPr>
+              <w:spacing w:line="336" w:lineRule="auto"/>
+            </w:pPr>
             <w:r/>
             <w:r>
               <w:rPr>
-                <w:rFonts w:ascii="Microsoft YaHei" w:hAnsi="Microsoft YaHei"/>
+                <w:rFonts w:ascii="Microsoft YaHei" w:hAnsi="Microsoft YaHei" w:eastAsia="Microsoft YaHei"/>
                 <w:sz w:val="19"/>
               </w:rPr>
-              <w:t>③</w:t>
+              <w:t>低 / 中</w:t>
             </w:r>
           </w:p>
         </w:tc>
@@ -2039,13 +3008,16 @@
             <w:tcW w:type="dxa" w:w="2351"/>
           </w:tcPr>
           <w:p>
+            <w:pPr>
+              <w:spacing w:line="336" w:lineRule="auto"/>
+            </w:pPr>
             <w:r/>
             <w:r>
               <w:rPr>
-                <w:rFonts w:ascii="Microsoft YaHei" w:hAnsi="Microsoft YaHei"/>
+                <w:rFonts w:ascii="Microsoft YaHei" w:hAnsi="Microsoft YaHei" w:eastAsia="Microsoft YaHei"/>
                 <w:sz w:val="19"/>
               </w:rPr>
-              <w:t>关键资产管理智能体</w:t>
+              <w:t>低（非关键 / 有备用）</w:t>
             </w:r>
           </w:p>
         </w:tc>
@@ -2054,13 +3026,16 @@
             <w:tcW w:type="dxa" w:w="2351"/>
           </w:tcPr>
           <w:p>
+            <w:pPr>
+              <w:spacing w:line="336" w:lineRule="auto"/>
+            </w:pPr>
             <w:r/>
             <w:r>
               <w:rPr>
-                <w:rFonts w:ascii="Microsoft YaHei" w:hAnsi="Microsoft YaHei"/>
+                <w:rFonts w:ascii="Microsoft YaHei" w:hAnsi="Microsoft YaHei" w:eastAsia="Microsoft YaHei"/>
                 <w:sz w:val="19"/>
               </w:rPr>
-              <w:t>资产管理团队</w:t>
+              <w:t>🔵 持续监控</w:t>
             </w:r>
           </w:p>
         </w:tc>
@@ -2069,13 +3044,16 @@
             <w:tcW w:type="dxa" w:w="2351"/>
           </w:tcPr>
           <w:p>
+            <w:pPr>
+              <w:spacing w:line="336" w:lineRule="auto"/>
+            </w:pPr>
             <w:r/>
             <w:r>
               <w:rPr>
-                <w:rFonts w:ascii="Microsoft YaHei" w:hAnsi="Microsoft YaHei"/>
+                <w:rFonts w:ascii="Microsoft YaHei" w:hAnsi="Microsoft YaHei" w:eastAsia="Microsoft YaHei"/>
                 <w:sz w:val="19"/>
               </w:rPr>
-              <w:t>关键资产健康监控</w:t>
+              <w:t>不打断生产，加密监测频次</w:t>
             </w:r>
           </w:p>
         </w:tc>
@@ -2086,13 +3064,16 @@
             <w:tcW w:type="dxa" w:w="2351"/>
           </w:tcPr>
           <w:p>
+            <w:pPr>
+              <w:spacing w:line="336" w:lineRule="auto"/>
+            </w:pPr>
             <w:r/>
             <w:r>
               <w:rPr>
-                <w:rFonts w:ascii="Microsoft YaHei" w:hAnsi="Microsoft YaHei"/>
+                <w:rFonts w:ascii="Microsoft YaHei" w:hAnsi="Microsoft YaHei" w:eastAsia="Microsoft YaHei"/>
                 <w:sz w:val="19"/>
               </w:rPr>
-              <w:t>④</w:t>
+              <w:t>高（&gt; 75）</w:t>
             </w:r>
           </w:p>
         </w:tc>
@@ -2101,13 +3082,16 @@
             <w:tcW w:type="dxa" w:w="2351"/>
           </w:tcPr>
           <w:p>
+            <w:pPr>
+              <w:spacing w:line="336" w:lineRule="auto"/>
+            </w:pPr>
             <w:r/>
             <w:r>
               <w:rPr>
-                <w:rFonts w:ascii="Microsoft YaHei" w:hAnsi="Microsoft YaHei"/>
+                <w:rFonts w:ascii="Microsoft YaHei" w:hAnsi="Microsoft YaHei" w:eastAsia="Microsoft YaHei"/>
                 <w:sz w:val="19"/>
               </w:rPr>
-              <w:t>客户投诉智能助手智能体</w:t>
+              <w:t>任意</w:t>
             </w:r>
           </w:p>
         </w:tc>
@@ -2116,13 +3100,16 @@
             <w:tcW w:type="dxa" w:w="2351"/>
           </w:tcPr>
           <w:p>
+            <w:pPr>
+              <w:spacing w:line="336" w:lineRule="auto"/>
+            </w:pPr>
             <w:r/>
             <w:r>
               <w:rPr>
-                <w:rFonts w:ascii="Microsoft YaHei" w:hAnsi="Microsoft YaHei"/>
+                <w:rFonts w:ascii="Microsoft YaHei" w:hAnsi="Microsoft YaHei" w:eastAsia="Microsoft YaHei"/>
                 <w:sz w:val="19"/>
               </w:rPr>
-              <w:t>质量团队</w:t>
+              <w:t>🟢 无需动作</w:t>
             </w:r>
           </w:p>
         </w:tc>
@@ -2131,13 +3118,369 @@
             <w:tcW w:type="dxa" w:w="2351"/>
           </w:tcPr>
           <w:p>
+            <w:pPr>
+              <w:spacing w:line="336" w:lineRule="auto"/>
+            </w:pPr>
             <w:r/>
             <w:r>
               <w:rPr>
-                <w:rFonts w:ascii="Microsoft YaHei" w:hAnsi="Microsoft YaHei"/>
+                <w:rFonts w:ascii="Microsoft YaHei" w:hAnsi="Microsoft YaHei" w:eastAsia="Microsoft YaHei"/>
                 <w:sz w:val="19"/>
               </w:rPr>
-              <w:t>客户投诉调查转化为证据</w:t>
+              <w:t>维持现状，定期回看</w:t>
+            </w:r>
+          </w:p>
+        </w:tc>
+      </w:tr>
+    </w:tbl>
+    <w:p/>
+    <w:p>
+      <w:pPr>
+        <w:pStyle w:val="Heading2"/>
+      </w:pPr>
+      <w:r>
+        <w:rPr>
+          <w:rFonts w:ascii="Microsoft YaHei" w:hAnsi="Microsoft YaHei" w:eastAsia="Microsoft YaHei"/>
+          <w:color w:val="1E40AF"/>
+          <w:sz w:val="26"/>
+        </w:rPr>
+        <w:t>5.3 知识图谱 — 让 AI 不仅"看见"，还能"讲清楚"</w:t>
+      </w:r>
+    </w:p>
+    <w:p>
+      <w:pPr>
+        <w:spacing w:after="120" w:line="360" w:lineRule="auto"/>
+      </w:pPr>
+      <w:r>
+        <w:rPr>
+          <w:rFonts w:ascii="Microsoft YaHei" w:hAnsi="Microsoft YaHei" w:eastAsia="Microsoft YaHei"/>
+          <w:b w:val="0"/>
+          <w:i w:val="0"/>
+          <w:sz w:val="21"/>
+        </w:rPr>
+        <w:t>健康分只回答了"是不是有问题"，但没回答"为什么、怎么办"。这就是知识图谱的角色 —— 它是 AI 方案里专门负责"解释性"的组件。</w:t>
+      </w:r>
+    </w:p>
+    <w:p>
+      <w:pPr>
+        <w:spacing w:after="120" w:line="360" w:lineRule="auto"/>
+      </w:pPr>
+      <w:r>
+        <w:rPr>
+          <w:rFonts w:ascii="Microsoft YaHei" w:hAnsi="Microsoft YaHei" w:eastAsia="Microsoft YaHei"/>
+          <w:b/>
+          <w:i w:val="0"/>
+          <w:sz w:val="21"/>
+        </w:rPr>
+        <w:t>知识图谱里装的是什么：</w:t>
+      </w:r>
+    </w:p>
+    <w:p>
+      <w:pPr>
+        <w:pStyle w:val="ListBullet"/>
+        <w:spacing w:after="60" w:line="336" w:lineRule="auto"/>
+        <w:ind w:left="340"/>
+      </w:pPr>
+      <w:r>
+        <w:rPr>
+          <w:rFonts w:ascii="Microsoft YaHei" w:hAnsi="Microsoft YaHei" w:eastAsia="Microsoft YaHei"/>
+          <w:sz w:val="20"/>
+        </w:rPr>
+        <w:t>历史 RCA（根因分析）报告</w:t>
+      </w:r>
+    </w:p>
+    <w:p>
+      <w:pPr>
+        <w:pStyle w:val="ListBullet"/>
+        <w:spacing w:after="60" w:line="336" w:lineRule="auto"/>
+        <w:ind w:left="340"/>
+      </w:pPr>
+      <w:r>
+        <w:rPr>
+          <w:rFonts w:ascii="Microsoft YaHei" w:hAnsi="Microsoft YaHei" w:eastAsia="Microsoft YaHei"/>
+          <w:sz w:val="20"/>
+        </w:rPr>
+        <w:t>历史偏差报告</w:t>
+      </w:r>
+    </w:p>
+    <w:p>
+      <w:pPr>
+        <w:pStyle w:val="ListBullet"/>
+        <w:spacing w:after="60" w:line="336" w:lineRule="auto"/>
+        <w:ind w:left="340"/>
+      </w:pPr>
+      <w:r>
+        <w:rPr>
+          <w:rFonts w:ascii="Microsoft YaHei" w:hAnsi="Microsoft YaHei" w:eastAsia="Microsoft YaHei"/>
+          <w:sz w:val="20"/>
+        </w:rPr>
+        <w:t>设备厂商供应商资料（BOM / 原理图 / 维护手册）</w:t>
+      </w:r>
+    </w:p>
+    <w:p>
+      <w:pPr>
+        <w:pStyle w:val="ListBullet"/>
+        <w:spacing w:after="60" w:line="336" w:lineRule="auto"/>
+        <w:ind w:left="340"/>
+      </w:pPr>
+      <w:r>
+        <w:rPr>
+          <w:rFonts w:ascii="Microsoft YaHei" w:hAnsi="Microsoft YaHei" w:eastAsia="Microsoft YaHei"/>
+          <w:sz w:val="20"/>
+        </w:rPr>
+        <w:t>资深维护工程师的隐性经验（通过访谈结构化）</w:t>
+      </w:r>
+    </w:p>
+    <w:p>
+      <w:pPr>
+        <w:pStyle w:val="ListBullet"/>
+        <w:spacing w:after="60" w:line="336" w:lineRule="auto"/>
+        <w:ind w:left="340"/>
+      </w:pPr>
+      <w:r>
+        <w:rPr>
+          <w:rFonts w:ascii="Microsoft YaHei" w:hAnsi="Microsoft YaHei" w:eastAsia="Microsoft YaHei"/>
+          <w:sz w:val="20"/>
+        </w:rPr>
+        <w:t>各种"故障代码 → 异常现象 → 部件 → 特征"的关联关系</w:t>
+      </w:r>
+    </w:p>
+    <w:p>
+      <w:pPr>
+        <w:spacing w:after="120" w:line="360" w:lineRule="auto"/>
+      </w:pPr>
+      <w:r>
+        <w:rPr>
+          <w:rFonts w:ascii="Microsoft YaHei" w:hAnsi="Microsoft YaHei" w:eastAsia="Microsoft YaHei"/>
+          <w:b/>
+          <w:i w:val="0"/>
+          <w:sz w:val="21"/>
+        </w:rPr>
+        <w:t>知识图谱怎么用起来：</w:t>
+      </w:r>
+    </w:p>
+    <w:p>
+      <w:pPr>
+        <w:pStyle w:val="ListBullet"/>
+        <w:spacing w:after="60" w:line="336" w:lineRule="auto"/>
+        <w:ind w:left="340"/>
+      </w:pPr>
+      <w:r>
+        <w:rPr>
+          <w:rFonts w:ascii="Microsoft YaHei" w:hAnsi="Microsoft YaHei" w:eastAsia="Microsoft YaHei"/>
+          <w:sz w:val="20"/>
+        </w:rPr>
+        <w:t>AI 模型给出"健康分异常"的瞬间</w:t>
+      </w:r>
+    </w:p>
+    <w:p>
+      <w:pPr>
+        <w:pStyle w:val="ListBullet"/>
+        <w:spacing w:after="60" w:line="336" w:lineRule="auto"/>
+        <w:ind w:left="340"/>
+      </w:pPr>
+      <w:r>
+        <w:rPr>
+          <w:rFonts w:ascii="Microsoft YaHei" w:hAnsi="Microsoft YaHei" w:eastAsia="Microsoft YaHei"/>
+          <w:sz w:val="20"/>
+        </w:rPr>
+        <w:t>知识图谱根据预先建模的"异常特征 → 可能部件 → 可能根因"链条做反向推理</w:t>
+      </w:r>
+    </w:p>
+    <w:p>
+      <w:pPr>
+        <w:pStyle w:val="ListBullet"/>
+        <w:spacing w:after="60" w:line="336" w:lineRule="auto"/>
+        <w:ind w:left="340"/>
+      </w:pPr>
+      <w:r>
+        <w:rPr>
+          <w:rFonts w:ascii="Microsoft YaHei" w:hAnsi="Microsoft YaHei" w:eastAsia="Microsoft YaHei"/>
+          <w:sz w:val="20"/>
+        </w:rPr>
+        <w:t>给出 Top-3 最可能的根因 + 各自的概率</w:t>
+      </w:r>
+    </w:p>
+    <w:p>
+      <w:pPr>
+        <w:pStyle w:val="ListBullet"/>
+        <w:spacing w:after="60" w:line="336" w:lineRule="auto"/>
+        <w:ind w:left="340"/>
+      </w:pPr>
+      <w:r>
+        <w:rPr>
+          <w:rFonts w:ascii="Microsoft YaHei" w:hAnsi="Microsoft YaHei" w:eastAsia="Microsoft YaHei"/>
+          <w:sz w:val="20"/>
+        </w:rPr>
+        <w:t>给出每个根因对应的处置建议</w:t>
+      </w:r>
+    </w:p>
+    <w:p>
+      <w:pPr>
+        <w:pStyle w:val="ListBullet"/>
+        <w:spacing w:after="60" w:line="336" w:lineRule="auto"/>
+        <w:ind w:left="340"/>
+      </w:pPr>
+      <w:r>
+        <w:rPr>
+          <w:rFonts w:ascii="Microsoft YaHei" w:hAnsi="Microsoft YaHei" w:eastAsia="Microsoft YaHei"/>
+          <w:sz w:val="20"/>
+        </w:rPr>
+        <w:t>关键 —— 这些建议都能追溯到具体的历史案例或供应商文档</w:t>
+      </w:r>
+    </w:p>
+    <w:tbl>
+      <w:tblPr>
+        <w:tblW w:type="auto" w:w="0"/>
+        <w:tblLayout w:type="autofit"/>
+        <w:tblLook w:firstColumn="1" w:firstRow="1" w:lastColumn="0" w:lastRow="0" w:noHBand="0" w:noVBand="1" w:val="04A0"/>
+      </w:tblPr>
+      <w:tblGrid>
+        <w:gridCol w:w="9406"/>
+      </w:tblGrid>
+      <w:tr>
+        <w:tc>
+          <w:tcPr>
+            <w:tcW w:type="dxa" w:w="9406"/>
+            <w:shd w:val="clear" w:fill="FFF7F1"/>
+            <w:tcBorders>
+              <w:left w:val="single" w:sz="24" w:color="FF7E3D"/>
+              <w:top w:val="single" w:sz="4" w:color="FFD8BE"/>
+              <w:right w:val="single" w:sz="4" w:color="FFD8BE"/>
+              <w:bottom w:val="single" w:sz="4" w:color="FFD8BE"/>
+            </w:tcBorders>
+          </w:tcPr>
+          <w:p>
+            <w:pPr>
+              <w:spacing w:line="360" w:lineRule="auto"/>
+            </w:pPr>
+            <w:r>
+              <w:rPr>
+                <w:rFonts w:ascii="Microsoft YaHei" w:hAnsi="Microsoft YaHei" w:eastAsia="Microsoft YaHei"/>
+                <w:color w:val="3A4D72"/>
+                <w:sz w:val="20"/>
+              </w:rPr>
+              <w:t>知识入库的关键 — 知识与数据要互相验证。埃森哲在知识图谱建模上有一个值得重视的做法：每条"经验知识"录入知识库后，必须用历史数据做反向验证 —— 如果经验说"电流上升 → 轴承磨损"，但历史数据里电流上升的 100 次里只有 20 次是轴承磨损，那这条经验要么不准、要么数据有问题、要么过程中人为干预了，必须排查清楚再确认。经过这层"数据验证"过滤的知识图谱，才能真正用到 AI 决策里。</w:t>
+            </w:r>
+          </w:p>
+        </w:tc>
+      </w:tr>
+    </w:tbl>
+    <w:p/>
+    <w:p>
+      <w:r>
+        <w:br w:type="page"/>
+      </w:r>
+    </w:p>
+    <w:p>
+      <w:pPr>
+        <w:pStyle w:val="Heading1"/>
+      </w:pPr>
+      <w:r>
+        <w:rPr>
+          <w:rFonts w:ascii="Microsoft YaHei" w:hAnsi="Microsoft YaHei" w:eastAsia="Microsoft YaHei"/>
+          <w:color w:val="0F1F3D"/>
+          <w:sz w:val="34"/>
+        </w:rPr>
+        <w:t>PART 06 · 跟埃森哲合作的 4 种模式</w:t>
+      </w:r>
+    </w:p>
+    <w:p>
+      <w:pPr>
+        <w:spacing w:after="120" w:line="360" w:lineRule="auto"/>
+      </w:pPr>
+      <w:r>
+        <w:rPr>
+          <w:rFonts w:ascii="Microsoft YaHei" w:hAnsi="Microsoft YaHei" w:eastAsia="Microsoft YaHei"/>
+          <w:b w:val="0"/>
+          <w:i w:val="0"/>
+          <w:sz w:val="22"/>
+        </w:rPr>
+        <w:t>埃森哲不强求"一上来就全栈合作"。根据凯莱英不同阶段的诉求，可以选择从轻到重的 4 种合作模式。每种模式的范围、提供物、适用场景都不一样。</w:t>
+      </w:r>
+    </w:p>
+    <w:tbl>
+      <w:tblPr>
+        <w:tblStyle w:val="LightGrid-Accent1"/>
+        <w:tblW w:type="auto" w:w="0"/>
+        <w:tblLook w:firstColumn="1" w:firstRow="1" w:lastColumn="0" w:lastRow="0" w:noHBand="0" w:noVBand="1" w:val="04A0"/>
+      </w:tblPr>
+      <w:tblGrid>
+        <w:gridCol w:w="2351"/>
+        <w:gridCol w:w="2351"/>
+        <w:gridCol w:w="2351"/>
+        <w:gridCol w:w="2351"/>
+      </w:tblGrid>
+      <w:tr>
+        <w:tc>
+          <w:tcPr>
+            <w:tcW w:type="dxa" w:w="2351"/>
+            <w:shd w:val="clear" w:fill="0F1F3D"/>
+          </w:tcPr>
+          <w:p>
+            <w:r/>
+            <w:r>
+              <w:rPr>
+                <w:rFonts w:ascii="Microsoft YaHei" w:hAnsi="Microsoft YaHei" w:eastAsia="Microsoft YaHei"/>
+                <w:b/>
+                <w:color w:val="FFFFFF"/>
+                <w:sz w:val="20"/>
+              </w:rPr>
+              <w:t>合作模式</w:t>
+            </w:r>
+          </w:p>
+        </w:tc>
+        <w:tc>
+          <w:tcPr>
+            <w:tcW w:type="dxa" w:w="2351"/>
+            <w:shd w:val="clear" w:fill="0F1F3D"/>
+          </w:tcPr>
+          <w:p>
+            <w:r/>
+            <w:r>
+              <w:rPr>
+                <w:rFonts w:ascii="Microsoft YaHei" w:hAnsi="Microsoft YaHei" w:eastAsia="Microsoft YaHei"/>
+                <w:b/>
+                <w:color w:val="FFFFFF"/>
+                <w:sz w:val="20"/>
+              </w:rPr>
+              <w:t>合作范围</w:t>
+            </w:r>
+          </w:p>
+        </w:tc>
+        <w:tc>
+          <w:tcPr>
+            <w:tcW w:type="dxa" w:w="2351"/>
+            <w:shd w:val="clear" w:fill="0F1F3D"/>
+          </w:tcPr>
+          <w:p>
+            <w:r/>
+            <w:r>
+              <w:rPr>
+                <w:rFonts w:ascii="Microsoft YaHei" w:hAnsi="Microsoft YaHei" w:eastAsia="Microsoft YaHei"/>
+                <w:b/>
+                <w:color w:val="FFFFFF"/>
+                <w:sz w:val="20"/>
+              </w:rPr>
+              <w:t>埃森哲提供什么</w:t>
+            </w:r>
+          </w:p>
+        </w:tc>
+        <w:tc>
+          <w:tcPr>
+            <w:tcW w:type="dxa" w:w="2351"/>
+            <w:shd w:val="clear" w:fill="0F1F3D"/>
+          </w:tcPr>
+          <w:p>
+            <w:r/>
+            <w:r>
+              <w:rPr>
+                <w:rFonts w:ascii="Microsoft YaHei" w:hAnsi="Microsoft YaHei" w:eastAsia="Microsoft YaHei"/>
+                <w:b/>
+                <w:color w:val="FFFFFF"/>
+                <w:sz w:val="20"/>
+              </w:rPr>
+              <w:t>适合什么阶段</w:t>
             </w:r>
           </w:p>
         </w:tc>
@@ -2148,13 +3491,16 @@
             <w:tcW w:type="dxa" w:w="2351"/>
           </w:tcPr>
           <w:p>
+            <w:pPr>
+              <w:spacing w:line="336" w:lineRule="auto"/>
+            </w:pPr>
             <w:r/>
             <w:r>
               <w:rPr>
-                <w:rFonts w:ascii="Microsoft YaHei" w:hAnsi="Microsoft YaHei"/>
+                <w:rFonts w:ascii="Microsoft YaHei" w:hAnsi="Microsoft YaHei" w:eastAsia="Microsoft YaHei"/>
                 <w:sz w:val="19"/>
               </w:rPr>
-              <w:t>⑤</w:t>
+              <w:t>① 单一交付（交钥匙工程）</w:t>
             </w:r>
           </w:p>
         </w:tc>
@@ -2163,13 +3509,16 @@
             <w:tcW w:type="dxa" w:w="2351"/>
           </w:tcPr>
           <w:p>
+            <w:pPr>
+              <w:spacing w:line="336" w:lineRule="auto"/>
+            </w:pPr>
             <w:r/>
             <w:r>
               <w:rPr>
-                <w:rFonts w:ascii="Microsoft YaHei" w:hAnsi="Microsoft YaHei"/>
+                <w:rFonts w:ascii="Microsoft YaHei" w:hAnsi="Microsoft YaHei" w:eastAsia="Microsoft YaHei"/>
                 <w:sz w:val="19"/>
               </w:rPr>
-              <w:t>智能运营助手智能体</w:t>
+              <w:t>围绕一个具体指标（如 OEE）或一类设备工艺问题</w:t>
             </w:r>
           </w:p>
         </w:tc>
@@ -2178,13 +3527,16 @@
             <w:tcW w:type="dxa" w:w="2351"/>
           </w:tcPr>
           <w:p>
+            <w:pPr>
+              <w:spacing w:line="336" w:lineRule="auto"/>
+            </w:pPr>
             <w:r/>
             <w:r>
               <w:rPr>
-                <w:rFonts w:ascii="Microsoft YaHei" w:hAnsi="Microsoft YaHei"/>
+                <w:rFonts w:ascii="Microsoft YaHei" w:hAnsi="Microsoft YaHei" w:eastAsia="Microsoft YaHei"/>
                 <w:sz w:val="19"/>
               </w:rPr>
-              <w:t>维护执行团队</w:t>
+              <w:t>点到点交付。包含传感器采购 + 软件平台 + 数据建模 + 模型训练 + 上线培训</w:t>
             </w:r>
           </w:p>
         </w:tc>
@@ -2193,13 +3545,238 @@
             <w:tcW w:type="dxa" w:w="2351"/>
           </w:tcPr>
           <w:p>
+            <w:pPr>
+              <w:spacing w:line="336" w:lineRule="auto"/>
+            </w:pPr>
             <w:r/>
             <w:r>
               <w:rPr>
-                <w:rFonts w:ascii="Microsoft YaHei" w:hAnsi="Microsoft YaHei"/>
+                <w:rFonts w:ascii="Microsoft YaHei" w:hAnsi="Microsoft YaHei" w:eastAsia="Microsoft YaHei"/>
                 <w:sz w:val="19"/>
               </w:rPr>
-              <w:t>协调资源 / 找文档 / 生成维修报告 / 知识沉淀</w:t>
+              <w:t>凯莱英已经想清楚要做什么具体场景，希望"交钥匙"打包给一家</w:t>
+            </w:r>
+          </w:p>
+        </w:tc>
+      </w:tr>
+      <w:tr>
+        <w:tc>
+          <w:tcPr>
+            <w:tcW w:type="dxa" w:w="2351"/>
+          </w:tcPr>
+          <w:p>
+            <w:pPr>
+              <w:spacing w:line="336" w:lineRule="auto"/>
+            </w:pPr>
+            <w:r/>
+            <w:r>
+              <w:rPr>
+                <w:rFonts w:ascii="Microsoft YaHei" w:hAnsi="Microsoft YaHei" w:eastAsia="Microsoft YaHei"/>
+                <w:sz w:val="19"/>
+              </w:rPr>
+              <w:t>② 总集成（多 AI 项目）</w:t>
+            </w:r>
+          </w:p>
+        </w:tc>
+        <w:tc>
+          <w:tcPr>
+            <w:tcW w:type="dxa" w:w="2351"/>
+          </w:tcPr>
+          <w:p>
+            <w:pPr>
+              <w:spacing w:line="336" w:lineRule="auto"/>
+            </w:pPr>
+            <w:r/>
+            <w:r>
+              <w:rPr>
+                <w:rFonts w:ascii="Microsoft YaHei" w:hAnsi="Microsoft YaHei" w:eastAsia="Microsoft YaHei"/>
+                <w:sz w:val="19"/>
+              </w:rPr>
+              <w:t>多个 AI 项目跨厂商集成，需要项目群管理</w:t>
+            </w:r>
+          </w:p>
+        </w:tc>
+        <w:tc>
+          <w:tcPr>
+            <w:tcW w:type="dxa" w:w="2351"/>
+          </w:tcPr>
+          <w:p>
+            <w:pPr>
+              <w:spacing w:line="336" w:lineRule="auto"/>
+            </w:pPr>
+            <w:r/>
+            <w:r>
+              <w:rPr>
+                <w:rFonts w:ascii="Microsoft YaHei" w:hAnsi="Microsoft YaHei" w:eastAsia="Microsoft YaHei"/>
+                <w:sz w:val="19"/>
+              </w:rPr>
+              <w:t>项目群 PMO + 跨厂商集成 + 总集成商角色</w:t>
+            </w:r>
+          </w:p>
+        </w:tc>
+        <w:tc>
+          <w:tcPr>
+            <w:tcW w:type="dxa" w:w="2351"/>
+          </w:tcPr>
+          <w:p>
+            <w:pPr>
+              <w:spacing w:line="336" w:lineRule="auto"/>
+            </w:pPr>
+            <w:r/>
+            <w:r>
+              <w:rPr>
+                <w:rFonts w:ascii="Microsoft YaHei" w:hAnsi="Microsoft YaHei" w:eastAsia="Microsoft YaHei"/>
+                <w:sz w:val="19"/>
+              </w:rPr>
+              <w:t>凯莱英要并行启动多个 AI 应用，需要一个总集成方避免烟囱式建设</w:t>
+            </w:r>
+          </w:p>
+        </w:tc>
+      </w:tr>
+      <w:tr>
+        <w:tc>
+          <w:tcPr>
+            <w:tcW w:type="dxa" w:w="2351"/>
+          </w:tcPr>
+          <w:p>
+            <w:pPr>
+              <w:spacing w:line="336" w:lineRule="auto"/>
+            </w:pPr>
+            <w:r/>
+            <w:r>
+              <w:rPr>
+                <w:rFonts w:ascii="Microsoft YaHei" w:hAnsi="Microsoft YaHei" w:eastAsia="Microsoft YaHei"/>
+                <w:sz w:val="19"/>
+              </w:rPr>
+              <w:t>③ 战略咨询</w:t>
+            </w:r>
+          </w:p>
+        </w:tc>
+        <w:tc>
+          <w:tcPr>
+            <w:tcW w:type="dxa" w:w="2351"/>
+          </w:tcPr>
+          <w:p>
+            <w:pPr>
+              <w:spacing w:line="336" w:lineRule="auto"/>
+            </w:pPr>
+            <w:r/>
+            <w:r>
+              <w:rPr>
+                <w:rFonts w:ascii="Microsoft YaHei" w:hAnsi="Microsoft YaHei" w:eastAsia="Microsoft YaHei"/>
+                <w:sz w:val="19"/>
+              </w:rPr>
+              <w:t>集团 AI 战略路线、选型咨询、变革管理、培训体系</w:t>
+            </w:r>
+          </w:p>
+        </w:tc>
+        <w:tc>
+          <w:tcPr>
+            <w:tcW w:type="dxa" w:w="2351"/>
+          </w:tcPr>
+          <w:p>
+            <w:pPr>
+              <w:spacing w:line="336" w:lineRule="auto"/>
+            </w:pPr>
+            <w:r/>
+            <w:r>
+              <w:rPr>
+                <w:rFonts w:ascii="Microsoft YaHei" w:hAnsi="Microsoft YaHei" w:eastAsia="Microsoft YaHei"/>
+                <w:sz w:val="19"/>
+              </w:rPr>
+              <w:t>战略蓝图 + 路径设计 + 项目卡片 + 1-2 个月的生产域全域扫描 workshop</w:t>
+            </w:r>
+          </w:p>
+        </w:tc>
+        <w:tc>
+          <w:tcPr>
+            <w:tcW w:type="dxa" w:w="2351"/>
+          </w:tcPr>
+          <w:p>
+            <w:pPr>
+              <w:spacing w:line="336" w:lineRule="auto"/>
+            </w:pPr>
+            <w:r/>
+            <w:r>
+              <w:rPr>
+                <w:rFonts w:ascii="Microsoft YaHei" w:hAnsi="Microsoft YaHei" w:eastAsia="Microsoft YaHei"/>
+                <w:sz w:val="19"/>
+              </w:rPr>
+              <w:t>凯莱英要从全集团角度想 AI 怎么布局，需要的是顾问视角</w:t>
+            </w:r>
+          </w:p>
+        </w:tc>
+      </w:tr>
+      <w:tr>
+        <w:tc>
+          <w:tcPr>
+            <w:tcW w:type="dxa" w:w="2351"/>
+          </w:tcPr>
+          <w:p>
+            <w:pPr>
+              <w:spacing w:line="336" w:lineRule="auto"/>
+            </w:pPr>
+            <w:r/>
+            <w:r>
+              <w:rPr>
+                <w:rFonts w:ascii="Microsoft YaHei" w:hAnsi="Microsoft YaHei" w:eastAsia="Microsoft YaHei"/>
+                <w:sz w:val="19"/>
+              </w:rPr>
+              <w:t>④ 单一 AI 应用建模</w:t>
+            </w:r>
+          </w:p>
+        </w:tc>
+        <w:tc>
+          <w:tcPr>
+            <w:tcW w:type="dxa" w:w="2351"/>
+          </w:tcPr>
+          <w:p>
+            <w:pPr>
+              <w:spacing w:line="336" w:lineRule="auto"/>
+            </w:pPr>
+            <w:r/>
+            <w:r>
+              <w:rPr>
+                <w:rFonts w:ascii="Microsoft YaHei" w:hAnsi="Microsoft YaHei" w:eastAsia="Microsoft YaHei"/>
+                <w:sz w:val="19"/>
+              </w:rPr>
+              <w:t>已经有传感器和数据，缺的是建模能力</w:t>
+            </w:r>
+          </w:p>
+        </w:tc>
+        <w:tc>
+          <w:tcPr>
+            <w:tcW w:type="dxa" w:w="2351"/>
+          </w:tcPr>
+          <w:p>
+            <w:pPr>
+              <w:spacing w:line="336" w:lineRule="auto"/>
+            </w:pPr>
+            <w:r/>
+            <w:r>
+              <w:rPr>
+                <w:rFonts w:ascii="Microsoft YaHei" w:hAnsi="Microsoft YaHei" w:eastAsia="Microsoft YaHei"/>
+                <w:sz w:val="19"/>
+              </w:rPr>
+              <w:t>纯算法服务 — 数据建模 + 特征发现 + 多因子回归 + AI 上线后的流程变革</w:t>
+            </w:r>
+          </w:p>
+        </w:tc>
+        <w:tc>
+          <w:tcPr>
+            <w:tcW w:type="dxa" w:w="2351"/>
+          </w:tcPr>
+          <w:p>
+            <w:pPr>
+              <w:spacing w:line="336" w:lineRule="auto"/>
+            </w:pPr>
+            <w:r/>
+            <w:r>
+              <w:rPr>
+                <w:rFonts w:ascii="Microsoft YaHei" w:hAnsi="Microsoft YaHei" w:eastAsia="Microsoft YaHei"/>
+                <w:sz w:val="19"/>
+              </w:rPr>
+              <w:t>凯莱英自己已经能拿到数据，只是不知道怎么变成可用的 AI 模型</w:t>
             </w:r>
           </w:p>
         </w:tc>
@@ -2208,7 +3785,20 @@
     <w:p/>
     <w:p>
       <w:pPr>
-        <w:spacing w:after="120"/>
+        <w:pStyle w:val="Heading2"/>
+      </w:pPr>
+      <w:r>
+        <w:rPr>
+          <w:rFonts w:ascii="Microsoft YaHei" w:hAnsi="Microsoft YaHei" w:eastAsia="Microsoft YaHei"/>
+          <w:color w:val="1E40AF"/>
+          <w:sz w:val="26"/>
+        </w:rPr>
+        <w:t>6.1 这 4 种模式对应 PdM 项目有什么差异</w:t>
+      </w:r>
+    </w:p>
+    <w:p>
+      <w:pPr>
+        <w:spacing w:after="120" w:line="360" w:lineRule="auto"/>
       </w:pPr>
       <w:r>
         <w:rPr>
@@ -2217,25 +3807,12 @@
           <w:i w:val="0"/>
           <w:sz w:val="21"/>
         </w:rPr>
-        <w:t>案例量化结果（按 PPT 内容）：客户投诉解决周期从 7 天缩短至 1 天（目标状态 3 天，受审批流程影响）。</w:t>
+        <w:t>如果起步从"小"开始：</w:t>
       </w:r>
     </w:p>
     <w:p>
       <w:pPr>
-        <w:pStyle w:val="Heading2"/>
-      </w:pPr>
-      <w:r>
-        <w:rPr>
-          <w:rFonts w:ascii="Microsoft YaHei" w:hAnsi="Microsoft YaHei" w:eastAsia="Microsoft YaHei"/>
-          <w:color w:val="1E40AF"/>
-          <w:sz w:val="28"/>
-        </w:rPr>
-        <w:t>5.2 Ontology &amp; AI · 本体驱动的工厂运营模式（PPT 5）</w:t>
-      </w:r>
-    </w:p>
-    <w:p>
-      <w:pPr>
-        <w:spacing w:after="120"/>
+        <w:spacing w:after="120" w:line="360" w:lineRule="auto"/>
       </w:pPr>
       <w:r>
         <w:rPr>
@@ -2244,64 +3821,12 @@
           <w:i w:val="0"/>
           <w:sz w:val="21"/>
         </w:rPr>
-        <w:t>埃森哲方表述："从孤立的 AI 演示到本体驱动的工厂运营模式"。案例为某纸机生产线客户。</w:t>
+        <w:t>模式 ① 或模式 ④ 最合适 —— 选一个具体设备类型（比如净化空调风机轴承 / 动力站冰机 / 大型离心泵），围绕这一类做完整 PdM 落地。范围可控、价值可见、风险可管。</w:t>
       </w:r>
     </w:p>
     <w:p>
       <w:pPr>
-        <w:jc w:val="center"/>
-      </w:pPr>
-      <w:r>
-        <w:drawing>
-          <wp:inline xmlns:a="http://schemas.openxmlformats.org/drawingml/2006/main" xmlns:pic="http://schemas.openxmlformats.org/drawingml/2006/picture">
-            <wp:extent cx="5669280" cy="3192410"/>
-            <wp:docPr id="3" name="Picture 3"/>
-            <wp:cNvGraphicFramePr>
-              <a:graphicFrameLocks noChangeAspect="1"/>
-            </wp:cNvGraphicFramePr>
-            <a:graphic>
-              <a:graphicData uri="http://schemas.openxmlformats.org/drawingml/2006/picture">
-                <pic:pic>
-                  <pic:nvPicPr>
-                    <pic:cNvPr id="0" name="5.PNG"/>
-                    <pic:cNvPicPr/>
-                  </pic:nvPicPr>
-                  <pic:blipFill>
-                    <a:blip r:embed="rId11"/>
-                    <a:stretch>
-                      <a:fillRect/>
-                    </a:stretch>
-                  </pic:blipFill>
-                  <pic:spPr>
-                    <a:xfrm>
-                      <a:off x="0" y="0"/>
-                      <a:ext cx="5669280" cy="3192410"/>
-                    </a:xfrm>
-                    <a:prstGeom prst="rect"/>
-                  </pic:spPr>
-                </pic:pic>
-              </a:graphicData>
-            </a:graphic>
-          </wp:inline>
-        </w:drawing>
-      </w:r>
-    </w:p>
-    <w:p>
-      <w:pPr>
-        <w:jc w:val="center"/>
-      </w:pPr>
-      <w:r>
-        <w:rPr>
-          <w:i/>
-          <w:color w:val="5B6A8A"/>
-          <w:sz w:val="18"/>
-        </w:rPr>
-        <w:t>图：Ontology &amp; AI · CSU 纸机生产线案例</w:t>
-      </w:r>
-    </w:p>
-    <w:p>
-      <w:pPr>
-        <w:spacing w:after="120"/>
+        <w:spacing w:after="120" w:line="360" w:lineRule="auto"/>
       </w:pPr>
       <w:r>
         <w:rPr>
@@ -2310,12 +3835,12 @@
           <w:i w:val="0"/>
           <w:sz w:val="21"/>
         </w:rPr>
-        <w:t>关键信息（PPT 注释）：对象 + 关系 + 行动 + 人员确认 = 可扩展的工业 AI。</w:t>
+        <w:t>如果起步从"中"开始：</w:t>
       </w:r>
     </w:p>
     <w:p>
       <w:pPr>
-        <w:spacing w:after="120"/>
+        <w:spacing w:after="120" w:line="360" w:lineRule="auto"/>
       </w:pPr>
       <w:r>
         <w:rPr>
@@ -2324,54 +3849,26 @@
           <w:i w:val="0"/>
           <w:sz w:val="21"/>
         </w:rPr>
-        <w:t>运营本体（Operational Ontology）的三层结构：</w:t>
+        <w:t>模式 ② —— 同步启动 2-3 个 AI 方向（如 PdM + 报告 AI 撰写 + 设备验证），由埃森哲做总集成。共享数据底座，降低边际成本。</w:t>
       </w:r>
     </w:p>
     <w:p>
       <w:pPr>
-        <w:pStyle w:val="ListBullet"/>
-        <w:spacing w:after="40"/>
-        <w:ind w:left="340"/>
+        <w:spacing w:after="120" w:line="360" w:lineRule="auto"/>
       </w:pPr>
       <w:r>
         <w:rPr>
           <w:rFonts w:ascii="Microsoft YaHei" w:hAnsi="Microsoft YaHei" w:eastAsia="Microsoft YaHei"/>
-          <w:sz w:val="20"/>
+          <w:b/>
+          <w:i w:val="0"/>
+          <w:sz w:val="21"/>
         </w:rPr>
-        <w:t>语义层（Semantic Layer）：产品 / 工艺参数 / 设备 / SOP·RCA / 报警·信号 / 知识更新 / 维护动作</w:t>
+        <w:t>如果起步从"大"开始：</w:t>
       </w:r>
     </w:p>
     <w:p>
       <w:pPr>
-        <w:pStyle w:val="ListBullet"/>
-        <w:spacing w:after="40"/>
-        <w:ind w:left="340"/>
-      </w:pPr>
-      <w:r>
-        <w:rPr>
-          <w:rFonts w:ascii="Microsoft YaHei" w:hAnsi="Microsoft YaHei" w:eastAsia="Microsoft YaHei"/>
-          <w:sz w:val="20"/>
-        </w:rPr>
-        <w:t>行动层（Action Layer）：推荐建议、任务·报告、知识更新</w:t>
-      </w:r>
-    </w:p>
-    <w:p>
-      <w:pPr>
-        <w:pStyle w:val="ListBullet"/>
-        <w:spacing w:after="40"/>
-        <w:ind w:left="340"/>
-      </w:pPr>
-      <w:r>
-        <w:rPr>
-          <w:rFonts w:ascii="Microsoft YaHei" w:hAnsi="Microsoft YaHei" w:eastAsia="Microsoft YaHei"/>
-          <w:sz w:val="20"/>
-        </w:rPr>
-        <w:t>治理层（Governance Layer）：人工确认、审计追踪、安全与权限、负责任 AI</w:t>
-      </w:r>
-    </w:p>
-    <w:p>
-      <w:pPr>
-        <w:spacing w:after="120"/>
+        <w:spacing w:after="120" w:line="360" w:lineRule="auto"/>
       </w:pPr>
       <w:r>
         <w:rPr>
@@ -2380,7 +3877,7 @@
           <w:i w:val="0"/>
           <w:sz w:val="21"/>
         </w:rPr>
-        <w:t>数据与系统基础：MDP（制造数据平台）+ CDP（客户数据平台）+ SAP + GMES（设备管理系统）+ 质量标准 + SOP·RCA 库。</w:t>
+        <w:t>模式 ③ —— 先做一次 1-2 个月的全集团 AI 战略扫描 workshop，把"先做哪些、怎么做、谁来做"想清楚再启动具体项目。投入更高，但前期清晰度更好。</w:t>
       </w:r>
     </w:p>
     <w:p>
@@ -2391,966 +3888,9 @@
         <w:rPr>
           <w:rFonts w:ascii="Microsoft YaHei" w:hAnsi="Microsoft YaHei" w:eastAsia="Microsoft YaHei"/>
           <w:color w:val="1E40AF"/>
-          <w:sz w:val="28"/>
+          <w:sz w:val="26"/>
         </w:rPr>
-        <w:t>5.3 5 层架构 · 工业事件接入与路由智能体（PPT 6）</w:t>
-      </w:r>
-    </w:p>
-    <w:p>
-      <w:pPr>
-        <w:spacing w:after="120"/>
-      </w:pPr>
-      <w:r>
-        <w:rPr>
-          <w:rFonts w:ascii="Microsoft YaHei" w:hAnsi="Microsoft YaHei" w:eastAsia="Microsoft YaHei"/>
-          <w:b w:val="0"/>
-          <w:i w:val="0"/>
-          <w:sz w:val="21"/>
-        </w:rPr>
-        <w:t>埃森哲方智能体架构核心：统一入口 → 智能监控 → 智能调查 → 知识图谱 → 知识迭代</w:t>
-      </w:r>
-    </w:p>
-    <w:p>
-      <w:pPr>
-        <w:pStyle w:val="ListBullet"/>
-        <w:spacing w:after="40"/>
-        <w:ind w:left="340"/>
-      </w:pPr>
-      <w:r>
-        <w:rPr>
-          <w:rFonts w:ascii="Microsoft YaHei" w:hAnsi="Microsoft YaHei" w:eastAsia="Microsoft YaHei"/>
-          <w:sz w:val="20"/>
-        </w:rPr>
-        <w:t>统一入口：平板 / 移动端、电子邮件、聊天消息、传感器告警、工单系统</w:t>
-      </w:r>
-    </w:p>
-    <w:p>
-      <w:pPr>
-        <w:pStyle w:val="ListBullet"/>
-        <w:spacing w:after="40"/>
-        <w:ind w:left="340"/>
-      </w:pPr>
-      <w:r>
-        <w:rPr>
-          <w:rFonts w:ascii="Microsoft YaHei" w:hAnsi="Microsoft YaHei" w:eastAsia="Microsoft YaHei"/>
-          <w:sz w:val="20"/>
-        </w:rPr>
-        <w:t>智能监控：AI 意图识别与路由中心（Intake Agent · NLU · 实体识别 · 上下文关联）</w:t>
-      </w:r>
-    </w:p>
-    <w:p>
-      <w:pPr>
-        <w:pStyle w:val="ListBullet"/>
-        <w:spacing w:after="40"/>
-        <w:ind w:left="340"/>
-      </w:pPr>
-      <w:r>
-        <w:rPr>
-          <w:rFonts w:ascii="Microsoft YaHei" w:hAnsi="Microsoft YaHei" w:eastAsia="Microsoft YaHei"/>
-          <w:sz w:val="20"/>
-        </w:rPr>
-        <w:t>智能调查：5 个专业化智能体（质量异常 / 设备健康 / 资产管理 / 客户投诉调查 / 维修执行）</w:t>
-      </w:r>
-    </w:p>
-    <w:p>
-      <w:pPr>
-        <w:pStyle w:val="ListBullet"/>
-        <w:spacing w:after="40"/>
-        <w:ind w:left="340"/>
-      </w:pPr>
-      <w:r>
-        <w:rPr>
-          <w:rFonts w:ascii="Microsoft YaHei" w:hAnsi="Microsoft YaHei" w:eastAsia="Microsoft YaHei"/>
-          <w:sz w:val="20"/>
-        </w:rPr>
-        <w:t>知识图谱：事件上下文 + 工厂本体 + 工业知识图谱</w:t>
-      </w:r>
-    </w:p>
-    <w:p>
-      <w:pPr>
-        <w:pStyle w:val="ListBullet"/>
-        <w:spacing w:after="40"/>
-        <w:ind w:left="340"/>
-      </w:pPr>
-      <w:r>
-        <w:rPr>
-          <w:rFonts w:ascii="Microsoft YaHei" w:hAnsi="Microsoft YaHei" w:eastAsia="Microsoft YaHei"/>
-          <w:sz w:val="20"/>
-        </w:rPr>
-        <w:t>知识迭代：每个事件都沉淀为可验证的知识，赋能下一次更智能的决策</w:t>
-      </w:r>
-    </w:p>
-    <w:p>
-      <w:pPr>
-        <w:pStyle w:val="Heading2"/>
-      </w:pPr>
-      <w:r>
-        <w:rPr>
-          <w:rFonts w:ascii="Microsoft YaHei" w:hAnsi="Microsoft YaHei" w:eastAsia="Microsoft YaHei"/>
-          <w:color w:val="1E40AF"/>
-          <w:sz w:val="28"/>
-        </w:rPr>
-        <w:t>5.4 健康评分与优先级引擎（PPT 7）</w:t>
-      </w:r>
-    </w:p>
-    <w:p>
-      <w:pPr>
-        <w:spacing w:after="120"/>
-      </w:pPr>
-      <w:r>
-        <w:rPr>
-          <w:rFonts w:ascii="Microsoft YaHei" w:hAnsi="Microsoft YaHei" w:eastAsia="Microsoft YaHei"/>
-          <w:b w:val="0"/>
-          <w:i w:val="0"/>
-          <w:sz w:val="21"/>
-        </w:rPr>
-        <w:t>多源工业信号 → Health Index 健康分（0-100）→ 业务影响 → 优先行动</w:t>
-      </w:r>
-    </w:p>
-    <w:p>
-      <w:pPr>
-        <w:spacing w:before="120" w:after="120"/>
-        <w:ind w:left="283"/>
-      </w:pPr>
-      <w:r>
-        <w:rPr>
-          <w:rFonts w:ascii="Microsoft YaHei" w:hAnsi="Microsoft YaHei"/>
-          <w:b/>
-          <w:color w:val="FF7E3D"/>
-          <w:sz w:val="19"/>
-        </w:rPr>
-        <w:t>埃森哲 · 李新贵</w:t>
-        <w:br/>
-      </w:r>
-      <w:r>
-        <w:rPr>
-          <w:rFonts w:ascii="Microsoft YaHei" w:hAnsi="Microsoft YaHei"/>
-          <w:i/>
-          <w:color w:val="3A4D72"/>
-          <w:sz w:val="20"/>
-        </w:rPr>
-        <w:t>"这个东西很重要，也是我们和 AI 沟通的一个最基本的基础，叫 index，在这里叫 health index，就是健康分。它最后还是会转成一个健康分，从每一个设备、某一个部件都有自己的健康分。"</w:t>
-      </w:r>
-    </w:p>
-    <w:p>
-      <w:pPr>
-        <w:pStyle w:val="Heading2"/>
-      </w:pPr>
-      <w:r>
-        <w:rPr>
-          <w:rFonts w:ascii="Microsoft YaHei" w:hAnsi="Microsoft YaHei" w:eastAsia="Microsoft YaHei"/>
-          <w:color w:val="1E40AF"/>
-          <w:sz w:val="28"/>
-        </w:rPr>
-        <w:t>5.5 基于证据的调查智能体（PPT 8）</w:t>
-      </w:r>
-    </w:p>
-    <w:p>
-      <w:pPr>
-        <w:spacing w:after="120"/>
-      </w:pPr>
-      <w:r>
-        <w:rPr>
-          <w:rFonts w:ascii="Microsoft YaHei" w:hAnsi="Microsoft YaHei" w:eastAsia="Microsoft YaHei"/>
-          <w:b w:val="0"/>
-          <w:i w:val="0"/>
-          <w:sz w:val="21"/>
-        </w:rPr>
-        <w:t>6 阶段调查流程：事件接收 → 证据收集 → 时间线重建 → 假设生成 → 置信度与缺口检查 → 人工核查</w:t>
-      </w:r>
-    </w:p>
-    <w:p>
-      <w:pPr>
-        <w:spacing w:after="120"/>
-      </w:pPr>
-      <w:r>
-        <w:rPr>
-          <w:rFonts w:ascii="Microsoft YaHei" w:hAnsi="Microsoft YaHei" w:eastAsia="Microsoft YaHei"/>
-          <w:b w:val="0"/>
-          <w:i/>
-          <w:sz w:val="21"/>
-        </w:rPr>
-        <w:t>PPT 案例：整体置信度 0.78；业务价值标注"提升调查效率 50%+ / 沉淀知识 / 推动持续改进"。</w:t>
-      </w:r>
-    </w:p>
-    <w:p>
-      <w:pPr>
-        <w:pStyle w:val="Heading2"/>
-      </w:pPr>
-      <w:r>
-        <w:rPr>
-          <w:rFonts w:ascii="Microsoft YaHei" w:hAnsi="Microsoft YaHei" w:eastAsia="Microsoft YaHei"/>
-          <w:color w:val="1E40AF"/>
-          <w:sz w:val="28"/>
-        </w:rPr>
-        <w:t>5.6 工业知识图谱启航 · LLM 加速共创（PPT 9）</w:t>
-      </w:r>
-    </w:p>
-    <w:p>
-      <w:pPr>
-        <w:spacing w:after="120"/>
-      </w:pPr>
-      <w:r>
-        <w:rPr>
-          <w:rFonts w:ascii="Microsoft YaHei" w:hAnsi="Microsoft YaHei" w:eastAsia="Microsoft YaHei"/>
-          <w:b w:val="0"/>
-          <w:i w:val="0"/>
-          <w:sz w:val="21"/>
-        </w:rPr>
-        <w:t>4 阶段：① 发现（传统咨询访谈） → ② LLM 结构化引擎 → ③ 专家审核与共创（Human-in-the-Loop） → ④ 复用与智能应用（Agent）。</w:t>
-      </w:r>
-    </w:p>
-    <w:p>
-      <w:pPr>
-        <w:spacing w:before="120" w:after="120"/>
-        <w:ind w:left="283"/>
-      </w:pPr>
-      <w:r>
-        <w:rPr>
-          <w:rFonts w:ascii="Microsoft YaHei" w:hAnsi="Microsoft YaHei"/>
-          <w:b/>
-          <w:color w:val="FF7E3D"/>
-          <w:sz w:val="19"/>
-        </w:rPr>
-        <w:t>埃森哲 · 李新贵</w:t>
-        <w:br/>
-      </w:r>
-      <w:r>
-        <w:rPr>
-          <w:rFonts w:ascii="Microsoft YaHei" w:hAnsi="Microsoft YaHei"/>
-          <w:i/>
-          <w:color w:val="3A4D72"/>
-          <w:sz w:val="20"/>
-        </w:rPr>
-        <w:t>"以前没有大模型的时候，我们认为这种项目都是做不成的。最近几年为什么能成功，也是因为有大模型出来了，AI 能懂自然语言。我们就会把这个因果链的结果变成一种自然语言的描述，一种陈述给到 AI 去理解。"</w:t>
-      </w:r>
-    </w:p>
-    <w:p>
-      <w:r>
-        <w:br w:type="page"/>
-      </w:r>
-    </w:p>
-    <w:p>
-      <w:pPr>
-        <w:pStyle w:val="Heading1"/>
-      </w:pPr>
-      <w:r>
-        <w:rPr>
-          <w:rFonts w:ascii="Microsoft YaHei" w:hAnsi="Microsoft YaHei" w:eastAsia="Microsoft YaHei"/>
-          <w:color w:val="0F1F3D"/>
-          <w:sz w:val="36"/>
-        </w:rPr>
-        <w:t>PART 06 · 设备预测性维护的开展思路</w:t>
-      </w:r>
-    </w:p>
-    <w:p>
-      <w:pPr>
-        <w:spacing w:after="120"/>
-      </w:pPr>
-      <w:r>
-        <w:rPr>
-          <w:rFonts w:ascii="Microsoft YaHei" w:hAnsi="Microsoft YaHei" w:eastAsia="Microsoft YaHei"/>
-          <w:b w:val="0"/>
-          <w:i w:val="0"/>
-          <w:sz w:val="21"/>
-        </w:rPr>
-        <w:t>本节内容综合自李新贵和刘博言（坡哥）在讨论中给出的关于"如何判断一个 PdM 项目是否能做、怎么做"的具体思路。</w:t>
-      </w:r>
-    </w:p>
-    <w:p>
-      <w:pPr>
-        <w:pStyle w:val="Heading2"/>
-      </w:pPr>
-      <w:r>
-        <w:rPr>
-          <w:rFonts w:ascii="Microsoft YaHei" w:hAnsi="Microsoft YaHei" w:eastAsia="Microsoft YaHei"/>
-          <w:color w:val="1E40AF"/>
-          <w:sz w:val="28"/>
-        </w:rPr>
-        <w:t>6.1 项目可行性判断 4 维度</w:t>
-      </w:r>
-    </w:p>
-    <w:p>
-      <w:pPr>
-        <w:spacing w:after="120"/>
-      </w:pPr>
-      <w:r>
-        <w:rPr>
-          <w:rFonts w:ascii="Microsoft YaHei" w:hAnsi="Microsoft YaHei" w:eastAsia="Microsoft YaHei"/>
-          <w:b/>
-          <w:i w:val="0"/>
-          <w:sz w:val="21"/>
-        </w:rPr>
-        <w:t>埃森哲方多次强调，判断一个 PdM 项目是否可做，需要凯莱英方先给出以下 4 类信息：</w:t>
-      </w:r>
-    </w:p>
-    <w:tbl>
-      <w:tblPr>
-        <w:tblStyle w:val="LightGrid-Accent1"/>
-        <w:tblW w:type="auto" w:w="0"/>
-        <w:tblLook w:firstColumn="1" w:firstRow="1" w:lastColumn="0" w:lastRow="0" w:noHBand="0" w:noVBand="1" w:val="04A0"/>
-      </w:tblPr>
-      <w:tblGrid>
-        <w:gridCol w:w="4703"/>
-        <w:gridCol w:w="4703"/>
-      </w:tblGrid>
-      <w:tr>
-        <w:tc>
-          <w:tcPr>
-            <w:tcW w:type="dxa" w:w="4703"/>
-            <w:shd w:val="clear" w:color="auto" w:fill="0F1F3D"/>
-          </w:tcPr>
-          <w:p>
-            <w:r/>
-            <w:r>
-              <w:rPr>
-                <w:rFonts w:ascii="Microsoft YaHei" w:hAnsi="Microsoft YaHei"/>
-                <w:b/>
-                <w:color w:val="FFFFFF"/>
-                <w:sz w:val="20"/>
-              </w:rPr>
-              <w:t>维度</w:t>
-            </w:r>
-          </w:p>
-        </w:tc>
-        <w:tc>
-          <w:tcPr>
-            <w:tcW w:type="dxa" w:w="4703"/>
-            <w:shd w:val="clear" w:color="auto" w:fill="0F1F3D"/>
-          </w:tcPr>
-          <w:p>
-            <w:r/>
-            <w:r>
-              <w:rPr>
-                <w:rFonts w:ascii="Microsoft YaHei" w:hAnsi="Microsoft YaHei"/>
-                <w:b/>
-                <w:color w:val="FFFFFF"/>
-                <w:sz w:val="20"/>
-              </w:rPr>
-              <w:t>具体内容</w:t>
-            </w:r>
-          </w:p>
-        </w:tc>
-      </w:tr>
-      <w:tr>
-        <w:tc>
-          <w:tcPr>
-            <w:tcW w:type="dxa" w:w="4703"/>
-          </w:tcPr>
-          <w:p>
-            <w:r/>
-            <w:r>
-              <w:rPr>
-                <w:rFonts w:ascii="Microsoft YaHei" w:hAnsi="Microsoft YaHei"/>
-                <w:sz w:val="19"/>
-              </w:rPr>
-              <w:t>① 产线设备 + 主要问题</w:t>
-            </w:r>
-          </w:p>
-        </w:tc>
-        <w:tc>
-          <w:tcPr>
-            <w:tcW w:type="dxa" w:w="4703"/>
-          </w:tcPr>
-          <w:p>
-            <w:r/>
-            <w:r>
-              <w:rPr>
-                <w:rFonts w:ascii="Microsoft YaHei" w:hAnsi="Microsoft YaHei"/>
-                <w:sz w:val="19"/>
-              </w:rPr>
-              <w:t>是什么产业设备 / 主要故障类型 / 频次 / 损失。埃森哲建议先按"损失"或"OEE"排出 Top 5 类故障。</w:t>
-            </w:r>
-          </w:p>
-        </w:tc>
-      </w:tr>
-      <w:tr>
-        <w:tc>
-          <w:tcPr>
-            <w:tcW w:type="dxa" w:w="4703"/>
-          </w:tcPr>
-          <w:p>
-            <w:r/>
-            <w:r>
-              <w:rPr>
-                <w:rFonts w:ascii="Microsoft YaHei" w:hAnsi="Microsoft YaHei"/>
-                <w:sz w:val="19"/>
-              </w:rPr>
-              <w:t>② 当前可采集的数据</w:t>
-            </w:r>
-          </w:p>
-        </w:tc>
-        <w:tc>
-          <w:tcPr>
-            <w:tcW w:type="dxa" w:w="4703"/>
-          </w:tcPr>
-          <w:p>
-            <w:r/>
-            <w:r>
-              <w:rPr>
-                <w:rFonts w:ascii="Microsoft YaHei" w:hAnsi="Microsoft YaHei"/>
-                <w:sz w:val="19"/>
-              </w:rPr>
-              <w:t>现有传感器（震动 / 温度 / 电流 / 压力 / 流量）/ 采集频次 / 历史归档时长（5 年 / 1 年 / 3 月）/ 当前监测手段（人工巡检 / DCS / 在线监测）</w:t>
-            </w:r>
-          </w:p>
-        </w:tc>
-      </w:tr>
-      <w:tr>
-        <w:tc>
-          <w:tcPr>
-            <w:tcW w:type="dxa" w:w="4703"/>
-          </w:tcPr>
-          <w:p>
-            <w:r/>
-            <w:r>
-              <w:rPr>
-                <w:rFonts w:ascii="Microsoft YaHei" w:hAnsi="Microsoft YaHei"/>
-                <w:sz w:val="19"/>
-              </w:rPr>
-              <w:t>③ 对设备的先验知识</w:t>
-            </w:r>
-          </w:p>
-        </w:tc>
-        <w:tc>
-          <w:tcPr>
-            <w:tcW w:type="dxa" w:w="4703"/>
-          </w:tcPr>
-          <w:p>
-            <w:r/>
-            <w:r>
-              <w:rPr>
-                <w:rFonts w:ascii="Microsoft YaHei" w:hAnsi="Microsoft YaHei"/>
-                <w:sz w:val="19"/>
-              </w:rPr>
-              <w:t>这个设备坏可能跟哪些因子（A、B、C、D）有关 / 故障类型分类 / 物理模型 / 过往 5 Why / FTA / FMEA / RCA 报告</w:t>
-            </w:r>
-          </w:p>
-        </w:tc>
-      </w:tr>
-      <w:tr>
-        <w:tc>
-          <w:tcPr>
-            <w:tcW w:type="dxa" w:w="4703"/>
-          </w:tcPr>
-          <w:p>
-            <w:r/>
-            <w:r>
-              <w:rPr>
-                <w:rFonts w:ascii="Microsoft YaHei" w:hAnsi="Microsoft YaHei"/>
-                <w:sz w:val="19"/>
-              </w:rPr>
-              <w:t>④ 故障频次 + 历史样本</w:t>
-            </w:r>
-          </w:p>
-        </w:tc>
-        <w:tc>
-          <w:tcPr>
-            <w:tcW w:type="dxa" w:w="4703"/>
-          </w:tcPr>
-          <w:p>
-            <w:r/>
-            <w:r>
-              <w:rPr>
-                <w:rFonts w:ascii="Microsoft YaHei" w:hAnsi="Microsoft YaHei"/>
-                <w:sz w:val="19"/>
-              </w:rPr>
-              <w:t>近 5 年 / 1 年 / 半年坏过几次 / 每次故障的特征数据是否有保留。"如果几乎不坏 → 项目论证就难"</w:t>
-            </w:r>
-          </w:p>
-        </w:tc>
-      </w:tr>
-    </w:tbl>
-    <w:p/>
-    <w:p>
-      <w:pPr>
-        <w:spacing w:before="120" w:after="120"/>
-        <w:ind w:left="283"/>
-      </w:pPr>
-      <w:r>
-        <w:rPr>
-          <w:rFonts w:ascii="Microsoft YaHei" w:hAnsi="Microsoft YaHei"/>
-          <w:b/>
-          <w:color w:val="FF7E3D"/>
-          <w:sz w:val="19"/>
-        </w:rPr>
-        <w:t>埃森哲 · 李新贵</w:t>
-        <w:br/>
-      </w:r>
-      <w:r>
-        <w:rPr>
-          <w:rFonts w:ascii="Microsoft YaHei" w:hAnsi="Microsoft YaHei"/>
-          <w:i/>
-          <w:color w:val="3A4D72"/>
-          <w:sz w:val="20"/>
-        </w:rPr>
-        <w:t>"我觉得这个项目大家如果要往下走，除了商务上的一些找价值之外，还要做一个什么东西呢？……我先前的案例里面……可能要给的一些东西，各位生产和设备的同事，我觉得你们至少得给我们这些东西，给个这样的图：就是我是什么产业设备，主要的问题是什么，我现在能采什么数据，我对它有哪些先验。你给了这几个维度，我们才能说你这个东西有没有得做。"</w:t>
-      </w:r>
-    </w:p>
-    <w:p>
-      <w:pPr>
-        <w:pStyle w:val="Heading2"/>
-      </w:pPr>
-      <w:r>
-        <w:rPr>
-          <w:rFonts w:ascii="Microsoft YaHei" w:hAnsi="Microsoft YaHei" w:eastAsia="Microsoft YaHei"/>
-          <w:color w:val="1E40AF"/>
-          <w:sz w:val="28"/>
-        </w:rPr>
-        <w:t>6.2 数据基础与解题思路</w:t>
-      </w:r>
-    </w:p>
-    <w:tbl>
-      <w:tblPr>
-        <w:tblStyle w:val="LightGrid-Accent1"/>
-        <w:tblW w:type="auto" w:w="0"/>
-        <w:tblLook w:firstColumn="1" w:firstRow="1" w:lastColumn="0" w:lastRow="0" w:noHBand="0" w:noVBand="1" w:val="04A0"/>
-      </w:tblPr>
-      <w:tblGrid>
-        <w:gridCol w:w="4703"/>
-        <w:gridCol w:w="4703"/>
-      </w:tblGrid>
-      <w:tr>
-        <w:tc>
-          <w:tcPr>
-            <w:tcW w:type="dxa" w:w="4703"/>
-            <w:shd w:val="clear" w:color="auto" w:fill="0F1F3D"/>
-          </w:tcPr>
-          <w:p>
-            <w:r/>
-            <w:r>
-              <w:rPr>
-                <w:rFonts w:ascii="Microsoft YaHei" w:hAnsi="Microsoft YaHei"/>
-                <w:b/>
-                <w:color w:val="FFFFFF"/>
-                <w:sz w:val="20"/>
-              </w:rPr>
-              <w:t>情况</w:t>
-            </w:r>
-          </w:p>
-        </w:tc>
-        <w:tc>
-          <w:tcPr>
-            <w:tcW w:type="dxa" w:w="4703"/>
-            <w:shd w:val="clear" w:color="auto" w:fill="0F1F3D"/>
-          </w:tcPr>
-          <w:p>
-            <w:r/>
-            <w:r>
-              <w:rPr>
-                <w:rFonts w:ascii="Microsoft YaHei" w:hAnsi="Microsoft YaHei"/>
-                <w:b/>
-                <w:color w:val="FFFFFF"/>
-                <w:sz w:val="20"/>
-              </w:rPr>
-              <w:t>埃森哲方应对</w:t>
-            </w:r>
-          </w:p>
-        </w:tc>
-      </w:tr>
-      <w:tr>
-        <w:tc>
-          <w:tcPr>
-            <w:tcW w:type="dxa" w:w="4703"/>
-          </w:tcPr>
-          <w:p>
-            <w:r/>
-            <w:r>
-              <w:rPr>
-                <w:rFonts w:ascii="Microsoft YaHei" w:hAnsi="Microsoft YaHei"/>
-                <w:sz w:val="19"/>
-              </w:rPr>
-              <w:t>有完整历史数据（含坏批数据）</w:t>
-            </w:r>
-          </w:p>
-        </w:tc>
-        <w:tc>
-          <w:tcPr>
-            <w:tcW w:type="dxa" w:w="4703"/>
-          </w:tcPr>
-          <w:p>
-            <w:r/>
-            <w:r>
-              <w:rPr>
-                <w:rFonts w:ascii="Microsoft YaHei" w:hAnsi="Microsoft YaHei"/>
-                <w:sz w:val="19"/>
-              </w:rPr>
-              <w:t>直接做"特征发现 + 多因子回归 + 命中率验证" → 可论证可做</w:t>
-            </w:r>
-          </w:p>
-        </w:tc>
-      </w:tr>
-      <w:tr>
-        <w:tc>
-          <w:tcPr>
-            <w:tcW w:type="dxa" w:w="4703"/>
-          </w:tcPr>
-          <w:p>
-            <w:r/>
-            <w:r>
-              <w:rPr>
-                <w:rFonts w:ascii="Microsoft YaHei" w:hAnsi="Microsoft YaHei"/>
-                <w:sz w:val="19"/>
-              </w:rPr>
-              <w:t>有完整历史数据但故障样本少</w:t>
-            </w:r>
-          </w:p>
-        </w:tc>
-        <w:tc>
-          <w:tcPr>
-            <w:tcW w:type="dxa" w:w="4703"/>
-          </w:tcPr>
-          <w:p>
-            <w:r/>
-            <w:r>
-              <w:rPr>
-                <w:rFonts w:ascii="Microsoft YaHei" w:hAnsi="Microsoft YaHei"/>
-                <w:sz w:val="19"/>
-              </w:rPr>
-              <w:t>"训练出来的模型不一定特别好用" · 需结合行业经验和前训练模型</w:t>
-            </w:r>
-          </w:p>
-        </w:tc>
-      </w:tr>
-      <w:tr>
-        <w:tc>
-          <w:tcPr>
-            <w:tcW w:type="dxa" w:w="4703"/>
-          </w:tcPr>
-          <w:p>
-            <w:r/>
-            <w:r>
-              <w:rPr>
-                <w:rFonts w:ascii="Microsoft YaHei" w:hAnsi="Microsoft YaHei"/>
-                <w:sz w:val="19"/>
-              </w:rPr>
-              <w:t>没有历史数据但有先验经验</w:t>
-            </w:r>
-          </w:p>
-        </w:tc>
-        <w:tc>
-          <w:tcPr>
-            <w:tcW w:type="dxa" w:w="4703"/>
-          </w:tcPr>
-          <w:p>
-            <w:r/>
-            <w:r>
-              <w:rPr>
-                <w:rFonts w:ascii="Microsoft YaHei" w:hAnsi="Microsoft YaHei"/>
-                <w:sz w:val="19"/>
-              </w:rPr>
-              <w:t>说服领导先装传感器跑 3-6 个月 · 可能这期间不一定坏 · 风险共担</w:t>
-            </w:r>
-          </w:p>
-        </w:tc>
-      </w:tr>
-      <w:tr>
-        <w:tc>
-          <w:tcPr>
-            <w:tcW w:type="dxa" w:w="4703"/>
-          </w:tcPr>
-          <w:p>
-            <w:r/>
-            <w:r>
-              <w:rPr>
-                <w:rFonts w:ascii="Microsoft YaHei" w:hAnsi="Microsoft YaHei"/>
-                <w:sz w:val="19"/>
-              </w:rPr>
-              <w:t>没有历史数据也没有先验（两眼一摸黑）</w:t>
-            </w:r>
-          </w:p>
-        </w:tc>
-        <w:tc>
-          <w:tcPr>
-            <w:tcW w:type="dxa" w:w="4703"/>
-          </w:tcPr>
-          <w:p>
-            <w:r/>
-            <w:r>
-              <w:rPr>
-                <w:rFonts w:ascii="Microsoft YaHei" w:hAnsi="Microsoft YaHei"/>
-                <w:sz w:val="19"/>
-              </w:rPr>
-              <w:t>"那可能上了 AI，它也是无水，解决不了问题" · 不推荐立项</w:t>
-            </w:r>
-          </w:p>
-        </w:tc>
-      </w:tr>
-    </w:tbl>
-    <w:p/>
-    <w:p>
-      <w:pPr>
-        <w:pStyle w:val="Heading2"/>
-      </w:pPr>
-      <w:r>
-        <w:rPr>
-          <w:rFonts w:ascii="Microsoft YaHei" w:hAnsi="Microsoft YaHei" w:eastAsia="Microsoft YaHei"/>
-          <w:color w:val="1E40AF"/>
-          <w:sz w:val="28"/>
-        </w:rPr>
-        <w:t>6.3 "行业模型能否复用"的关键讨论</w:t>
-      </w:r>
-    </w:p>
-    <w:p>
-      <w:pPr>
-        <w:spacing w:after="120"/>
-      </w:pPr>
-      <w:r>
-        <w:rPr>
-          <w:rFonts w:ascii="Microsoft YaHei" w:hAnsi="Microsoft YaHei" w:eastAsia="Microsoft YaHei"/>
-          <w:b w:val="0"/>
-          <w:i w:val="0"/>
-          <w:sz w:val="21"/>
-        </w:rPr>
-        <w:t>凯莱英方提问：能否复用其他客户（行业内）的物理模型和数据，弥补自身数据不足？</w:t>
-      </w:r>
-    </w:p>
-    <w:p>
-      <w:pPr>
-        <w:spacing w:before="120" w:after="120"/>
-        <w:ind w:left="283"/>
-      </w:pPr>
-      <w:r>
-        <w:rPr>
-          <w:rFonts w:ascii="Microsoft YaHei" w:hAnsi="Microsoft YaHei"/>
-          <w:b/>
-          <w:color w:val="FF7E3D"/>
-          <w:sz w:val="19"/>
-        </w:rPr>
-        <w:t>埃森哲 · 刘博言（坡哥）</w:t>
-        <w:br/>
-      </w:r>
-      <w:r>
-        <w:rPr>
-          <w:rFonts w:ascii="Microsoft YaHei" w:hAnsi="Microsoft YaHei"/>
-          <w:i/>
-          <w:color w:val="3A4D72"/>
-          <w:sz w:val="20"/>
-        </w:rPr>
-        <w:t>"重点不在外部的一些东西，重点是在内部的。……我们要套的这些东西是什么呢？其实就是前训练，我们已经做得差不多了，后训练一定是得在你的电机、轴承、马达上来做这个事情。"</w:t>
-      </w:r>
-    </w:p>
-    <w:p>
-      <w:pPr>
-        <w:spacing w:after="120"/>
-      </w:pPr>
-      <w:r>
-        <w:rPr>
-          <w:rFonts w:ascii="Microsoft YaHei" w:hAnsi="Microsoft YaHei" w:eastAsia="Microsoft YaHei"/>
-          <w:b/>
-          <w:i w:val="0"/>
-          <w:sz w:val="21"/>
-        </w:rPr>
-        <w:t>埃森哲方的立场是："前训练模型 + 计算方法" 埃森哲有储备 → 可以加速；"后训练" 必须在凯莱英自己的设备数据上做 → 凯莱英自身数据仍是关键。</w:t>
-      </w:r>
-    </w:p>
-    <w:p>
-      <w:pPr>
-        <w:pStyle w:val="Heading2"/>
-      </w:pPr>
-      <w:r>
-        <w:rPr>
-          <w:rFonts w:ascii="Microsoft YaHei" w:hAnsi="Microsoft YaHei" w:eastAsia="Microsoft YaHei"/>
-          <w:color w:val="1E40AF"/>
-          <w:sz w:val="28"/>
-        </w:rPr>
-        <w:t>6.4 算法层面的具体讨论</w:t>
-      </w:r>
-    </w:p>
-    <w:p>
-      <w:pPr>
-        <w:pStyle w:val="ListBullet"/>
-        <w:spacing w:after="40"/>
-        <w:ind w:left="340"/>
-      </w:pPr>
-      <w:r>
-        <w:rPr>
-          <w:rFonts w:ascii="Microsoft YaHei" w:hAnsi="Microsoft YaHei" w:eastAsia="Microsoft YaHei"/>
-          <w:sz w:val="20"/>
-        </w:rPr>
-        <w:t>埃森哲方提及具体算法：REMAN（疑为 RUL Estimation 类）、LSTM（时序模型）</w:t>
-      </w:r>
-    </w:p>
-    <w:p>
-      <w:pPr>
-        <w:pStyle w:val="ListBullet"/>
-        <w:spacing w:after="40"/>
-        <w:ind w:left="340"/>
-      </w:pPr>
-      <w:r>
-        <w:rPr>
-          <w:rFonts w:ascii="Microsoft YaHei" w:hAnsi="Microsoft YaHei" w:eastAsia="Microsoft YaHei"/>
-          <w:sz w:val="20"/>
-        </w:rPr>
-        <w:t>凯莱英方反馈："LSTM 现在不是 attention is all you need 吗，这个感觉会稍微老一点"</w:t>
-      </w:r>
-    </w:p>
-    <w:p>
-      <w:pPr>
-        <w:pStyle w:val="ListBullet"/>
-        <w:spacing w:after="40"/>
-        <w:ind w:left="340"/>
-      </w:pPr>
-      <w:r>
-        <w:rPr>
-          <w:rFonts w:ascii="Microsoft YaHei" w:hAnsi="Microsoft YaHei" w:eastAsia="Microsoft YaHei"/>
-          <w:sz w:val="20"/>
-        </w:rPr>
-        <w:t>埃森哲方回应：实际算法由 Data Scientist 团队基于先验知识选择，自己不是算法专家</w:t>
-      </w:r>
-    </w:p>
-    <w:p>
-      <w:pPr>
-        <w:spacing w:after="120"/>
-      </w:pPr>
-      <w:r>
-        <w:rPr>
-          <w:rFonts w:ascii="Microsoft YaHei" w:hAnsi="Microsoft YaHei" w:eastAsia="Microsoft YaHei"/>
-          <w:b/>
-          <w:i w:val="0"/>
-          <w:sz w:val="21"/>
-        </w:rPr>
-        <w:t>凯莱英方对输出形式的明确要求：</w:t>
-      </w:r>
-    </w:p>
-    <w:p>
-      <w:pPr>
-        <w:pStyle w:val="ListBullet"/>
-        <w:spacing w:after="40"/>
-        <w:ind w:left="340"/>
-      </w:pPr>
-      <w:r>
-        <w:rPr>
-          <w:rFonts w:ascii="Microsoft YaHei" w:hAnsi="Microsoft YaHei" w:eastAsia="Microsoft YaHei"/>
-          <w:sz w:val="20"/>
-        </w:rPr>
-        <w:t>不是黑箱推荐</w:t>
-      </w:r>
-    </w:p>
-    <w:p>
-      <w:pPr>
-        <w:pStyle w:val="ListBullet"/>
-        <w:spacing w:after="40"/>
-        <w:ind w:left="340"/>
-      </w:pPr>
-      <w:r>
-        <w:rPr>
-          <w:rFonts w:ascii="Microsoft YaHei" w:hAnsi="Microsoft YaHei" w:eastAsia="Microsoft YaHei"/>
-          <w:sz w:val="20"/>
-        </w:rPr>
-        <w:t>报警时要能给出：故障类型 + 严重程度 + 证据 + 处置建议</w:t>
-      </w:r>
-    </w:p>
-    <w:p>
-      <w:pPr>
-        <w:pStyle w:val="ListBullet"/>
-        <w:spacing w:after="40"/>
-        <w:ind w:left="340"/>
-      </w:pPr>
-      <w:r>
-        <w:rPr>
-          <w:rFonts w:ascii="Microsoft YaHei" w:hAnsi="Microsoft YaHei" w:eastAsia="Microsoft YaHei"/>
-          <w:sz w:val="20"/>
-        </w:rPr>
-        <w:t>不是单纯一个"健康度"分数</w:t>
-      </w:r>
-    </w:p>
-    <w:p>
-      <w:pPr>
-        <w:pStyle w:val="ListBullet"/>
-        <w:spacing w:after="40"/>
-        <w:ind w:left="340"/>
-      </w:pPr>
-      <w:r>
-        <w:rPr>
-          <w:rFonts w:ascii="Microsoft YaHei" w:hAnsi="Microsoft YaHei" w:eastAsia="Microsoft YaHei"/>
-          <w:sz w:val="20"/>
-        </w:rPr>
-        <w:t>需要可解释性 → 这是会议中明确的需求</w:t>
-      </w:r>
-    </w:p>
-    <w:p>
-      <w:pPr>
-        <w:pStyle w:val="Heading2"/>
-      </w:pPr>
-      <w:r>
-        <w:rPr>
-          <w:rFonts w:ascii="Microsoft YaHei" w:hAnsi="Microsoft YaHei" w:eastAsia="Microsoft YaHei"/>
-          <w:color w:val="1E40AF"/>
-          <w:sz w:val="28"/>
-        </w:rPr>
-        <w:t>6.5 项目论证的"反向思考"</w:t>
-      </w:r>
-    </w:p>
-    <w:p>
-      <w:pPr>
-        <w:spacing w:before="120" w:after="120"/>
-        <w:ind w:left="283"/>
-      </w:pPr>
-      <w:r>
-        <w:rPr>
-          <w:rFonts w:ascii="Microsoft YaHei" w:hAnsi="Microsoft YaHei"/>
-          <w:b/>
-          <w:color w:val="FF7E3D"/>
-          <w:sz w:val="19"/>
-        </w:rPr>
-        <w:t>埃森哲 · 李新贵</w:t>
-        <w:br/>
-      </w:r>
-      <w:r>
-        <w:rPr>
-          <w:rFonts w:ascii="Microsoft YaHei" w:hAnsi="Microsoft YaHei"/>
-          <w:i/>
-          <w:color w:val="3A4D72"/>
-          <w:sz w:val="20"/>
-        </w:rPr>
-        <w:t>"这个东西如果我们要说服领导，我们未来想做到预测的话，它一定是要有足够多的数据样本。没有的话，那其实我们就会有一个问题，那就是说如果你现在都已经没有什么这些异常的数据，它都已经维护这么好了，那预测性维护有没有这么强的一个需求，你看怎么样。"</w:t>
-      </w:r>
-    </w:p>
-    <w:p>
-      <w:pPr>
-        <w:spacing w:after="120"/>
-      </w:pPr>
-      <w:r>
-        <w:rPr>
-          <w:rFonts w:ascii="Microsoft YaHei" w:hAnsi="Microsoft YaHei" w:eastAsia="Microsoft YaHei"/>
-          <w:b w:val="0"/>
-          <w:i w:val="0"/>
-          <w:sz w:val="21"/>
-        </w:rPr>
-        <w:t>这是埃森哲方多次提到的"反向逻辑"：如果设备维护得太好（几乎不坏），那项目本身的必要性需要重新论证。凯莱英方在会议中未对此做明确表态，建议会后内部评估。</w:t>
-      </w:r>
-    </w:p>
-    <w:p>
-      <w:r>
-        <w:br w:type="page"/>
-      </w:r>
-    </w:p>
-    <w:p>
-      <w:pPr>
-        <w:pStyle w:val="Heading1"/>
-      </w:pPr>
-      <w:r>
-        <w:rPr>
-          <w:rFonts w:ascii="Microsoft YaHei" w:hAnsi="Microsoft YaHei" w:eastAsia="Microsoft YaHei"/>
-          <w:color w:val="0F1F3D"/>
-          <w:sz w:val="36"/>
-        </w:rPr>
-        <w:t>PART 07 · 埃森哲能为凯莱英做什么（4 种合作模式）</w:t>
-      </w:r>
-    </w:p>
-    <w:p>
-      <w:pPr>
-        <w:spacing w:after="120"/>
-      </w:pPr>
-      <w:r>
-        <w:rPr>
-          <w:rFonts w:ascii="Microsoft YaHei" w:hAnsi="Microsoft YaHei" w:eastAsia="Microsoft YaHei"/>
-          <w:b w:val="0"/>
-          <w:i w:val="0"/>
-          <w:sz w:val="21"/>
-        </w:rPr>
-        <w:t>埃森哲方（刘博言）在会议中明确给出的 4 种合作模式，凯莱英方可根据自身情况裁剪。</w:t>
+        <w:t>6.2 埃森哲跟其他类型供应商的边界</w:t>
       </w:r>
     </w:p>
     <w:tbl>
@@ -3368,54 +3908,54 @@
         <w:tc>
           <w:tcPr>
             <w:tcW w:type="dxa" w:w="3135"/>
-            <w:shd w:val="clear" w:color="auto" w:fill="0F1F3D"/>
+            <w:shd w:val="clear" w:fill="0F1F3D"/>
           </w:tcPr>
           <w:p>
             <w:r/>
             <w:r>
               <w:rPr>
-                <w:rFonts w:ascii="Microsoft YaHei" w:hAnsi="Microsoft YaHei"/>
+                <w:rFonts w:ascii="Microsoft YaHei" w:hAnsi="Microsoft YaHei" w:eastAsia="Microsoft YaHei"/>
                 <w:b/>
                 <w:color w:val="FFFFFF"/>
                 <w:sz w:val="20"/>
               </w:rPr>
-              <w:t>合作模式</w:t>
+              <w:t>维度</w:t>
             </w:r>
           </w:p>
         </w:tc>
         <w:tc>
           <w:tcPr>
             <w:tcW w:type="dxa" w:w="3135"/>
-            <w:shd w:val="clear" w:color="auto" w:fill="0F1F3D"/>
+            <w:shd w:val="clear" w:fill="0F1F3D"/>
           </w:tcPr>
           <w:p>
             <w:r/>
             <w:r>
               <w:rPr>
-                <w:rFonts w:ascii="Microsoft YaHei" w:hAnsi="Microsoft YaHei"/>
+                <w:rFonts w:ascii="Microsoft YaHei" w:hAnsi="Microsoft YaHei" w:eastAsia="Microsoft YaHei"/>
                 <w:b/>
                 <w:color w:val="FFFFFF"/>
                 <w:sz w:val="20"/>
               </w:rPr>
-              <w:t>范围</w:t>
+              <w:t>埃森哲</w:t>
             </w:r>
           </w:p>
         </w:tc>
         <w:tc>
           <w:tcPr>
             <w:tcW w:type="dxa" w:w="3135"/>
-            <w:shd w:val="clear" w:color="auto" w:fill="0F1F3D"/>
+            <w:shd w:val="clear" w:fill="0F1F3D"/>
           </w:tcPr>
           <w:p>
             <w:r/>
             <w:r>
               <w:rPr>
-                <w:rFonts w:ascii="Microsoft YaHei" w:hAnsi="Microsoft YaHei"/>
+                <w:rFonts w:ascii="Microsoft YaHei" w:hAnsi="Microsoft YaHei" w:eastAsia="Microsoft YaHei"/>
                 <w:b/>
                 <w:color w:val="FFFFFF"/>
                 <w:sz w:val="20"/>
               </w:rPr>
-              <w:t>埃森哲提供什么</w:t>
+              <w:t>对比：硬件 / 软件 / 算法供应商</w:t>
             </w:r>
           </w:p>
         </w:tc>
@@ -3426,13 +3966,16 @@
             <w:tcW w:type="dxa" w:w="3135"/>
           </w:tcPr>
           <w:p>
+            <w:pPr>
+              <w:spacing w:line="336" w:lineRule="auto"/>
+            </w:pPr>
             <w:r/>
             <w:r>
               <w:rPr>
-                <w:rFonts w:ascii="Microsoft YaHei" w:hAnsi="Microsoft YaHei"/>
+                <w:rFonts w:ascii="Microsoft YaHei" w:hAnsi="Microsoft YaHei" w:eastAsia="Microsoft YaHei"/>
                 <w:sz w:val="19"/>
               </w:rPr>
-              <w:t>① 单一交付（交钥匙）</w:t>
+              <w:t>是否卖硬件</w:t>
             </w:r>
           </w:p>
         </w:tc>
@@ -3441,13 +3984,16 @@
             <w:tcW w:type="dxa" w:w="3135"/>
           </w:tcPr>
           <w:p>
+            <w:pPr>
+              <w:spacing w:line="336" w:lineRule="auto"/>
+            </w:pPr>
             <w:r/>
             <w:r>
               <w:rPr>
-                <w:rFonts w:ascii="Microsoft YaHei" w:hAnsi="Microsoft YaHei"/>
+                <w:rFonts w:ascii="Microsoft YaHei" w:hAnsi="Microsoft YaHei" w:eastAsia="Microsoft YaHei"/>
                 <w:sz w:val="19"/>
               </w:rPr>
-              <w:t>围绕一个 OEE 指标 / 一类设备工艺问题</w:t>
+              <w:t>不卖。但作为集成商可以采购西门子 / 艾默生 / 海康等品牌传感器集成</w:t>
             </w:r>
           </w:p>
         </w:tc>
@@ -3456,13 +4002,16 @@
             <w:tcW w:type="dxa" w:w="3135"/>
           </w:tcPr>
           <w:p>
+            <w:pPr>
+              <w:spacing w:line="336" w:lineRule="auto"/>
+            </w:pPr>
             <w:r/>
             <w:r>
               <w:rPr>
-                <w:rFonts w:ascii="Microsoft YaHei" w:hAnsi="Microsoft YaHei"/>
+                <w:rFonts w:ascii="Microsoft YaHei" w:hAnsi="Microsoft YaHei" w:eastAsia="Microsoft YaHei"/>
                 <w:sz w:val="19"/>
               </w:rPr>
-              <w:t>点到点交付 · 含硬件采购（如传感器）+ 软件 + 数据建模 + 模型训练</w:t>
+              <w:t>西门子 / 艾默生：自家传感器是核心商品</w:t>
             </w:r>
           </w:p>
         </w:tc>
@@ -3473,13 +4022,16 @@
             <w:tcW w:type="dxa" w:w="3135"/>
           </w:tcPr>
           <w:p>
+            <w:pPr>
+              <w:spacing w:line="336" w:lineRule="auto"/>
+            </w:pPr>
             <w:r/>
             <w:r>
               <w:rPr>
-                <w:rFonts w:ascii="Microsoft YaHei" w:hAnsi="Microsoft YaHei"/>
+                <w:rFonts w:ascii="Microsoft YaHei" w:hAnsi="Microsoft YaHei" w:eastAsia="Microsoft YaHei"/>
                 <w:sz w:val="19"/>
               </w:rPr>
-              <w:t>② 总集成（多 AI 项目）</w:t>
+              <w:t>是否卖大模型</w:t>
             </w:r>
           </w:p>
         </w:tc>
@@ -3488,13 +4040,16 @@
             <w:tcW w:type="dxa" w:w="3135"/>
           </w:tcPr>
           <w:p>
+            <w:pPr>
+              <w:spacing w:line="336" w:lineRule="auto"/>
+            </w:pPr>
             <w:r/>
             <w:r>
               <w:rPr>
-                <w:rFonts w:ascii="Microsoft YaHei" w:hAnsi="Microsoft YaHei"/>
+                <w:rFonts w:ascii="Microsoft YaHei" w:hAnsi="Microsoft YaHei" w:eastAsia="Microsoft YaHei"/>
                 <w:sz w:val="19"/>
               </w:rPr>
-              <w:t>多个 AI 项目跨厂商集成</w:t>
+              <w:t>不卖。集成微软 / 阿里 / 华为云 / OpenAI 等的基础模型</w:t>
             </w:r>
           </w:p>
         </w:tc>
@@ -3503,13 +4058,16 @@
             <w:tcW w:type="dxa" w:w="3135"/>
           </w:tcPr>
           <w:p>
+            <w:pPr>
+              <w:spacing w:line="336" w:lineRule="auto"/>
+            </w:pPr>
             <w:r/>
             <w:r>
               <w:rPr>
-                <w:rFonts w:ascii="Microsoft YaHei" w:hAnsi="Microsoft YaHei"/>
+                <w:rFonts w:ascii="Microsoft YaHei" w:hAnsi="Microsoft YaHei" w:eastAsia="Microsoft YaHei"/>
                 <w:sz w:val="19"/>
               </w:rPr>
-              <w:t>项目群管理 + 跨厂商集成 + 总集成商角色</w:t>
+              <w:t>华为云盘古 / 阿里通义：自有大模型是核心商品</w:t>
             </w:r>
           </w:p>
         </w:tc>
@@ -3520,13 +4078,16 @@
             <w:tcW w:type="dxa" w:w="3135"/>
           </w:tcPr>
           <w:p>
+            <w:pPr>
+              <w:spacing w:line="336" w:lineRule="auto"/>
+            </w:pPr>
             <w:r/>
             <w:r>
               <w:rPr>
-                <w:rFonts w:ascii="Microsoft YaHei" w:hAnsi="Microsoft YaHei"/>
+                <w:rFonts w:ascii="Microsoft YaHei" w:hAnsi="Microsoft YaHei" w:eastAsia="Microsoft YaHei"/>
                 <w:sz w:val="19"/>
               </w:rPr>
-              <w:t>③ 战略咨询</w:t>
+              <w:t>是否卖工业 AI 算法</w:t>
             </w:r>
           </w:p>
         </w:tc>
@@ -3535,13 +4096,16 @@
             <w:tcW w:type="dxa" w:w="3135"/>
           </w:tcPr>
           <w:p>
+            <w:pPr>
+              <w:spacing w:line="336" w:lineRule="auto"/>
+            </w:pPr>
             <w:r/>
             <w:r>
               <w:rPr>
-                <w:rFonts w:ascii="Microsoft YaHei" w:hAnsi="Microsoft YaHei"/>
+                <w:rFonts w:ascii="Microsoft YaHei" w:hAnsi="Microsoft YaHei" w:eastAsia="Microsoft YaHei"/>
                 <w:sz w:val="19"/>
               </w:rPr>
-              <w:t>集团 AI 战略路线 / 选型 / 变革管理 / 培训体系</w:t>
+              <w:t>有自家 DS 团队 + 算法储备，但同时也用合作伙伴的算法</w:t>
             </w:r>
           </w:p>
         </w:tc>
@@ -3550,13 +4114,16 @@
             <w:tcW w:type="dxa" w:w="3135"/>
           </w:tcPr>
           <w:p>
+            <w:pPr>
+              <w:spacing w:line="336" w:lineRule="auto"/>
+            </w:pPr>
             <w:r/>
             <w:r>
               <w:rPr>
-                <w:rFonts w:ascii="Microsoft YaHei" w:hAnsi="Microsoft YaHei"/>
+                <w:rFonts w:ascii="Microsoft YaHei" w:hAnsi="Microsoft YaHei" w:eastAsia="Microsoft YaHei"/>
                 <w:sz w:val="19"/>
               </w:rPr>
-              <w:t>战略蓝图 + 路径设计 + 项目卡片 · 含 1-2 个月的 workshop 短期全域扫描</w:t>
+              <w:t>智现未来 / 中控：自家工业算法是核心商品</w:t>
             </w:r>
           </w:p>
         </w:tc>
@@ -3567,13 +4134,16 @@
             <w:tcW w:type="dxa" w:w="3135"/>
           </w:tcPr>
           <w:p>
+            <w:pPr>
+              <w:spacing w:line="336" w:lineRule="auto"/>
+            </w:pPr>
             <w:r/>
             <w:r>
               <w:rPr>
-                <w:rFonts w:ascii="Microsoft YaHei" w:hAnsi="Microsoft YaHei"/>
+                <w:rFonts w:ascii="Microsoft YaHei" w:hAnsi="Microsoft YaHei" w:eastAsia="Microsoft YaHei"/>
                 <w:sz w:val="19"/>
               </w:rPr>
-              <w:t>④ 单一 AI 应用建模</w:t>
+              <w:t>核心卖的是什么</w:t>
             </w:r>
           </w:p>
         </w:tc>
@@ -3582,13 +4152,16 @@
             <w:tcW w:type="dxa" w:w="3135"/>
           </w:tcPr>
           <w:p>
+            <w:pPr>
+              <w:spacing w:line="336" w:lineRule="auto"/>
+            </w:pPr>
             <w:r/>
             <w:r>
               <w:rPr>
-                <w:rFonts w:ascii="Microsoft YaHei" w:hAnsi="Microsoft YaHei"/>
+                <w:rFonts w:ascii="Microsoft YaHei" w:hAnsi="Microsoft YaHei" w:eastAsia="Microsoft YaHei"/>
                 <w:sz w:val="19"/>
               </w:rPr>
-              <w:t>已有传感器数据，缺建模能力</w:t>
+              <w:t>行业顾问 + 知识图谱建模 + 总集成 + 变革管理</w:t>
             </w:r>
           </w:p>
         </w:tc>
@@ -3597,13 +4170,54 @@
             <w:tcW w:type="dxa" w:w="3135"/>
           </w:tcPr>
           <w:p>
+            <w:pPr>
+              <w:spacing w:line="336" w:lineRule="auto"/>
+            </w:pPr>
             <w:r/>
             <w:r>
               <w:rPr>
-                <w:rFonts w:ascii="Microsoft YaHei" w:hAnsi="Microsoft YaHei"/>
+                <w:rFonts w:ascii="Microsoft YaHei" w:hAnsi="Microsoft YaHei" w:eastAsia="Microsoft YaHei"/>
                 <w:sz w:val="19"/>
               </w:rPr>
-              <w:t>纯算法服务 · 数据建模 + 找特征 + 线性回归 + 模型上线后的流程变革</w:t>
+              <w:t>—</w:t>
+            </w:r>
+          </w:p>
+        </w:tc>
+      </w:tr>
+    </w:tbl>
+    <w:p/>
+    <w:tbl>
+      <w:tblPr>
+        <w:tblW w:type="auto" w:w="0"/>
+        <w:tblLayout w:type="autofit"/>
+        <w:tblLook w:firstColumn="1" w:firstRow="1" w:lastColumn="0" w:lastRow="0" w:noHBand="0" w:noVBand="1" w:val="04A0"/>
+      </w:tblPr>
+      <w:tblGrid>
+        <w:gridCol w:w="9406"/>
+      </w:tblGrid>
+      <w:tr>
+        <w:tc>
+          <w:tcPr>
+            <w:tcW w:type="dxa" w:w="9406"/>
+            <w:shd w:val="clear" w:fill="FFF7F1"/>
+            <w:tcBorders>
+              <w:left w:val="single" w:sz="24" w:color="FF7E3D"/>
+              <w:top w:val="single" w:sz="4" w:color="FFD8BE"/>
+              <w:right w:val="single" w:sz="4" w:color="FFD8BE"/>
+              <w:bottom w:val="single" w:sz="4" w:color="FFD8BE"/>
+            </w:tcBorders>
+          </w:tcPr>
+          <w:p>
+            <w:pPr>
+              <w:spacing w:line="360" w:lineRule="auto"/>
+            </w:pPr>
+            <w:r>
+              <w:rPr>
+                <w:rFonts w:ascii="Microsoft YaHei" w:hAnsi="Microsoft YaHei" w:eastAsia="Microsoft YaHei"/>
+                <w:color w:val="3A4D72"/>
+                <w:sz w:val="20"/>
+              </w:rPr>
+              <w:t>关键提示：埃森哲 vs 智现未来 / 华为云 / 中控等供应商不是非此即彼。PdM 项目实际可能的组合是 —— 埃森哲做总集成 + 智现未来或开源算法做底层 + 海康做硬件 + 微软或阿里云做平台。选哪家做什么取决于凯莱英对每一层的诉求。</w:t>
             </w:r>
           </w:p>
         </w:tc>
@@ -3611,6 +4225,38 @@
     </w:tbl>
     <w:p/>
     <w:p>
+      <w:r>
+        <w:br w:type="page"/>
+      </w:r>
+    </w:p>
+    <w:p>
+      <w:pPr>
+        <w:pStyle w:val="Heading1"/>
+      </w:pPr>
+      <w:r>
+        <w:rPr>
+          <w:rFonts w:ascii="Microsoft YaHei" w:hAnsi="Microsoft YaHei" w:eastAsia="Microsoft YaHei"/>
+          <w:color w:val="0F1F3D"/>
+          <w:sz w:val="34"/>
+        </w:rPr>
+        <w:t>PART 07 · CDMO 行业的关键考量</w:t>
+      </w:r>
+    </w:p>
+    <w:p>
+      <w:pPr>
+        <w:spacing w:after="120" w:line="360" w:lineRule="auto"/>
+      </w:pPr>
+      <w:r>
+        <w:rPr>
+          <w:rFonts w:ascii="Microsoft YaHei" w:hAnsi="Microsoft YaHei" w:eastAsia="Microsoft YaHei"/>
+          <w:b w:val="0"/>
+          <w:i w:val="0"/>
+          <w:sz w:val="22"/>
+        </w:rPr>
+        <w:t>凯莱英作为 CDMO 企业，跟一般化工 / 制药企业相比，有几个独特的约束 —— 客户数据隔离、GMP 监管、跟既有信息系统的对接深度。本节专门梳理这几个点，避免后续推进时再卡壳。</w:t>
+      </w:r>
+    </w:p>
+    <w:p>
       <w:pPr>
         <w:pStyle w:val="Heading2"/>
       </w:pPr>
@@ -3618,39 +4264,86 @@
         <w:rPr>
           <w:rFonts w:ascii="Microsoft YaHei" w:hAnsi="Microsoft YaHei" w:eastAsia="Microsoft YaHei"/>
           <w:color w:val="1E40AF"/>
-          <w:sz w:val="28"/>
+          <w:sz w:val="26"/>
         </w:rPr>
-        <w:t>7.1 埃森哲在 PdM 项目中的定位（自述）</w:t>
+        <w:t>7.1 客户数据隔离 — CDMO 业务的命脉</w:t>
       </w:r>
     </w:p>
     <w:p>
       <w:pPr>
-        <w:spacing w:before="120" w:after="120"/>
-        <w:ind w:left="283"/>
+        <w:spacing w:after="120" w:line="360" w:lineRule="auto"/>
       </w:pPr>
       <w:r>
         <w:rPr>
-          <w:rFonts w:ascii="Microsoft YaHei" w:hAnsi="Microsoft YaHei"/>
-          <w:b/>
-          <w:color w:val="FF7E3D"/>
-          <w:sz w:val="19"/>
+          <w:rFonts w:ascii="Microsoft YaHei" w:hAnsi="Microsoft YaHei" w:eastAsia="Microsoft YaHei"/>
+          <w:b w:val="0"/>
+          <w:i w:val="0"/>
+          <w:sz w:val="21"/>
         </w:rPr>
-        <w:t>埃森哲 · 李新贵</w:t>
-        <w:br/>
-      </w:r>
-      <w:r>
-        <w:rPr>
-          <w:rFonts w:ascii="Microsoft YaHei" w:hAnsi="Microsoft YaHei"/>
-          <w:i/>
-          <w:color w:val="3A4D72"/>
-          <w:sz w:val="20"/>
-        </w:rPr>
-        <w:t>"埃森哲其实卖的是什么？我们其实又不像西门子、艾默生去卖传感器，我们其实卖的就是出一个这种行业的顾问，给你去建知识图谱，然后给你做模型训练，最后把这个东西做成一个非常傻瓜式的，就是你看到 A 信号就可能是 X Y 这几个地方坏了，而且它是什么、怎么原因坏的吗。"</w:t>
+        <w:t>这是 CDMO 行业最特殊的约束。凯莱英给客户 A 做一个药的工艺，从中积累的经验不能直接用到客户 B 的项目上。这不是商业道德问题，是合同义务和法律风险。</w:t>
       </w:r>
     </w:p>
     <w:p>
       <w:pPr>
-        <w:spacing w:after="120"/>
+        <w:spacing w:after="120" w:line="360" w:lineRule="auto"/>
+      </w:pPr>
+      <w:r>
+        <w:rPr>
+          <w:rFonts w:ascii="Microsoft YaHei" w:hAnsi="Microsoft YaHei" w:eastAsia="Microsoft YaHei"/>
+          <w:b/>
+          <w:i w:val="0"/>
+          <w:color w:val="166534"/>
+          <w:sz w:val="21"/>
+        </w:rPr>
+        <w:t>设备 PdM —— 相对"安全"的切入：</w:t>
+      </w:r>
+    </w:p>
+    <w:p>
+      <w:pPr>
+        <w:spacing w:after="120" w:line="360" w:lineRule="auto"/>
+      </w:pPr>
+      <w:r>
+        <w:rPr>
+          <w:rFonts w:ascii="Microsoft YaHei" w:hAnsi="Microsoft YaHei" w:eastAsia="Microsoft YaHei"/>
+          <w:b w:val="0"/>
+          <w:i w:val="0"/>
+          <w:sz w:val="21"/>
+        </w:rPr>
+        <w:t>设备 PdM 主要建模对象是凯莱英自有的设备（反应釜、冰机、空调风机等），不涉及客户具体工艺参数。电机震动数据、轴承温度数据是凯莱英自己的资产，跨客户复用没有合规问题。所以本次议题选 PdM 起步是非常合理的 —— 风险最低。</w:t>
+      </w:r>
+    </w:p>
+    <w:p>
+      <w:pPr>
+        <w:spacing w:after="120" w:line="360" w:lineRule="auto"/>
+      </w:pPr>
+      <w:r>
+        <w:rPr>
+          <w:rFonts w:ascii="Microsoft YaHei" w:hAnsi="Microsoft YaHei" w:eastAsia="Microsoft YaHei"/>
+          <w:b/>
+          <w:i w:val="0"/>
+          <w:color w:val="991B1B"/>
+          <w:sz w:val="21"/>
+        </w:rPr>
+        <w:t>工艺优化 —— 触及客户数据边界：</w:t>
+      </w:r>
+    </w:p>
+    <w:p>
+      <w:pPr>
+        <w:spacing w:after="120" w:line="360" w:lineRule="auto"/>
+      </w:pPr>
+      <w:r>
+        <w:rPr>
+          <w:rFonts w:ascii="Microsoft YaHei" w:hAnsi="Microsoft YaHei" w:eastAsia="Microsoft YaHei"/>
+          <w:b w:val="0"/>
+          <w:i w:val="0"/>
+          <w:sz w:val="21"/>
+        </w:rPr>
+        <w:t>如果未来扩展到"良率优化、AI 配方推荐"等方向，就会涉及客户具体工艺参数 / CPP / CQA。这块的商业约束很大 —— 行业头部企业（如药明康德）也不轻易用客户数据训练通用模型，否则一旦被客户得知，"哪个客户以后还想跟你合作"。</w:t>
+      </w:r>
+    </w:p>
+    <w:p>
+      <w:pPr>
+        <w:spacing w:after="120" w:line="360" w:lineRule="auto"/>
       </w:pPr>
       <w:r>
         <w:rPr>
@@ -3659,63 +4352,7 @@
           <w:i w:val="0"/>
           <w:sz w:val="21"/>
         </w:rPr>
-        <w:t>埃森哲方定位的关键边界：</w:t>
-      </w:r>
-    </w:p>
-    <w:p>
-      <w:pPr>
-        <w:pStyle w:val="ListBullet"/>
-        <w:spacing w:after="40"/>
-        <w:ind w:left="340"/>
-      </w:pPr>
-      <w:r>
-        <w:rPr>
-          <w:rFonts w:ascii="Microsoft YaHei" w:hAnsi="Microsoft YaHei" w:eastAsia="Microsoft YaHei"/>
-          <w:sz w:val="20"/>
-        </w:rPr>
-        <w:t>埃森哲不卖传感器（区别于西门子、艾默生），但可以采购集成第三方传感器</w:t>
-      </w:r>
-    </w:p>
-    <w:p>
-      <w:pPr>
-        <w:pStyle w:val="ListBullet"/>
-        <w:spacing w:after="40"/>
-        <w:ind w:left="340"/>
-      </w:pPr>
-      <w:r>
-        <w:rPr>
-          <w:rFonts w:ascii="Microsoft YaHei" w:hAnsi="Microsoft YaHei" w:eastAsia="Microsoft YaHei"/>
-          <w:sz w:val="20"/>
-        </w:rPr>
-        <w:t>埃森哲不持有 LLM 基础模型，但可以集成微软 / 阿里 / 华为等大模型</w:t>
-      </w:r>
-    </w:p>
-    <w:p>
-      <w:pPr>
-        <w:pStyle w:val="ListBullet"/>
-        <w:spacing w:after="40"/>
-        <w:ind w:left="340"/>
-      </w:pPr>
-      <w:r>
-        <w:rPr>
-          <w:rFonts w:ascii="Microsoft YaHei" w:hAnsi="Microsoft YaHei" w:eastAsia="Microsoft YaHei"/>
-          <w:sz w:val="20"/>
-        </w:rPr>
-        <w:t>埃森哲主要卖的：行业顾问能力 + 知识图谱建模 + 模型训练 + 流程变革</w:t>
-      </w:r>
-    </w:p>
-    <w:p>
-      <w:pPr>
-        <w:pStyle w:val="ListBullet"/>
-        <w:spacing w:after="40"/>
-        <w:ind w:left="340"/>
-      </w:pPr>
-      <w:r>
-        <w:rPr>
-          <w:rFonts w:ascii="Microsoft YaHei" w:hAnsi="Microsoft YaHei" w:eastAsia="Microsoft YaHei"/>
-          <w:sz w:val="20"/>
-        </w:rPr>
-        <w:t>埃森哲有 Data Scientist 团队，会做时序、单因子、多因子、回归等具体算法</w:t>
+        <w:t>这意味着：本次 PdM 项目可以放心推进；如果未来扩展到工艺优化等方向，需要单独评估客户合同条款 / 数据归属 / 模型权重的处置机制。</w:t>
       </w:r>
     </w:p>
     <w:p>
@@ -3726,64 +4363,14 @@
         <w:rPr>
           <w:rFonts w:ascii="Microsoft YaHei" w:hAnsi="Microsoft YaHei" w:eastAsia="Microsoft YaHei"/>
           <w:color w:val="1E40AF"/>
-          <w:sz w:val="28"/>
+          <w:sz w:val="26"/>
         </w:rPr>
-        <w:t>7.2 埃森哲建议的"项目走法"</w:t>
+        <w:t>7.2 GMP 监管现状 — 介于"鼓励"与"未定"之间</w:t>
       </w:r>
     </w:p>
     <w:p>
       <w:pPr>
-        <w:spacing w:before="120" w:after="120"/>
-        <w:ind w:left="283"/>
-      </w:pPr>
-      <w:r>
-        <w:rPr>
-          <w:rFonts w:ascii="Microsoft YaHei" w:hAnsi="Microsoft YaHei"/>
-          <w:b/>
-          <w:color w:val="FF7E3D"/>
-          <w:sz w:val="19"/>
-        </w:rPr>
-        <w:t>埃森哲 · 李新贵</w:t>
-        <w:br/>
-      </w:r>
-      <w:r>
-        <w:rPr>
-          <w:rFonts w:ascii="Microsoft YaHei" w:hAnsi="Microsoft YaHei"/>
-          <w:i/>
-          <w:color w:val="3A4D72"/>
-          <w:sz w:val="20"/>
-        </w:rPr>
-        <w:t>"如果要大做，那就是去找价值，找整个 AI 对企业的变革；如果小做，可能就落到一个这样特定的场景。我相信你们自己如果要向老板去申请，去做这项的话，首先也得论证为什么先做这个设备的预测性维护，而不是做其他的嘛。"</w:t>
-      </w:r>
-    </w:p>
-    <w:p>
-      <w:pPr>
-        <w:spacing w:before="120" w:after="120"/>
-        <w:ind w:left="283"/>
-      </w:pPr>
-      <w:r>
-        <w:rPr>
-          <w:rFonts w:ascii="Microsoft YaHei" w:hAnsi="Microsoft YaHei"/>
-          <w:b/>
-          <w:color w:val="FF7E3D"/>
-          <w:sz w:val="19"/>
-        </w:rPr>
-        <w:t>埃森哲 · 刘博言</w:t>
-        <w:br/>
-      </w:r>
-      <w:r>
-        <w:rPr>
-          <w:rFonts w:ascii="Microsoft YaHei" w:hAnsi="Microsoft YaHei"/>
-          <w:i/>
-          <w:color w:val="3A4D72"/>
-          <w:sz w:val="20"/>
-        </w:rPr>
-        <w:t>"如果第一次的话，我们把整个范围弄得太大，可能这个项目不管是我们去向上申请，还是开展，可能都不会特别的顺畅。"</w:t>
-      </w:r>
-    </w:p>
-    <w:p>
-      <w:pPr>
-        <w:spacing w:after="120"/>
+        <w:spacing w:after="120" w:line="360" w:lineRule="auto"/>
       </w:pPr>
       <w:r>
         <w:rPr>
@@ -3792,7 +4379,156 @@
           <w:i w:val="0"/>
           <w:sz w:val="21"/>
         </w:rPr>
-        <w:t>会议结尾时，双方达成的共识是"先把范围限定在设备预测性维护"，避免一次性拉太大。后续若效果良好，再讨论其他 AI 方向。</w:t>
+        <w:t>AI 在 GMP 场景里的监管态度，目前是开门但未明确的状态：</w:t>
+      </w:r>
+    </w:p>
+    <w:p>
+      <w:pPr>
+        <w:pStyle w:val="ListBullet"/>
+        <w:spacing w:after="60" w:line="336" w:lineRule="auto"/>
+        <w:ind w:left="340"/>
+      </w:pPr>
+      <w:r>
+        <w:rPr>
+          <w:rFonts w:ascii="Microsoft YaHei" w:hAnsi="Microsoft YaHei" w:eastAsia="Microsoft YaHei"/>
+          <w:sz w:val="20"/>
+        </w:rPr>
+        <w:t>中国 2023 版 GMP 指南：开始有 AI 应用的相关提及，但具体怎么验证、怎么应对检查，比较模糊</w:t>
+      </w:r>
+    </w:p>
+    <w:p>
+      <w:pPr>
+        <w:pStyle w:val="ListBullet"/>
+        <w:spacing w:after="60" w:line="336" w:lineRule="auto"/>
+        <w:ind w:left="340"/>
+      </w:pPr>
+      <w:r>
+        <w:rPr>
+          <w:rFonts w:ascii="Microsoft YaHei" w:hAnsi="Microsoft YaHei" w:eastAsia="Microsoft YaHei"/>
+          <w:sz w:val="20"/>
+        </w:rPr>
+        <w:t>欧盟 GMP 附录 22（AI/ML in GxP）：2025 起施行，第一次正式把 AI 作为合规工具承认</w:t>
+      </w:r>
+    </w:p>
+    <w:p>
+      <w:pPr>
+        <w:pStyle w:val="ListBullet"/>
+        <w:spacing w:after="60" w:line="336" w:lineRule="auto"/>
+        <w:ind w:left="340"/>
+      </w:pPr>
+      <w:r>
+        <w:rPr>
+          <w:rFonts w:ascii="Microsoft YaHei" w:hAnsi="Microsoft YaHei" w:eastAsia="Microsoft YaHei"/>
+          <w:sz w:val="20"/>
+        </w:rPr>
+        <w:t>美国 FDA CSA（计算机软件保证）：2025-09 终稿，把传统重型验证改成基于风险的轻量验证</w:t>
+      </w:r>
+    </w:p>
+    <w:tbl>
+      <w:tblPr>
+        <w:tblW w:type="auto" w:w="0"/>
+        <w:tblLayout w:type="autofit"/>
+        <w:tblLook w:firstColumn="1" w:firstRow="1" w:lastColumn="0" w:lastRow="0" w:noHBand="0" w:noVBand="1" w:val="04A0"/>
+      </w:tblPr>
+      <w:tblGrid>
+        <w:gridCol w:w="9406"/>
+      </w:tblGrid>
+      <w:tr>
+        <w:tc>
+          <w:tcPr>
+            <w:tcW w:type="dxa" w:w="9406"/>
+            <w:shd w:val="clear" w:fill="FFF7F1"/>
+            <w:tcBorders>
+              <w:left w:val="single" w:sz="24" w:color="FF7E3D"/>
+              <w:top w:val="single" w:sz="4" w:color="FFD8BE"/>
+              <w:right w:val="single" w:sz="4" w:color="FFD8BE"/>
+              <w:bottom w:val="single" w:sz="4" w:color="FFD8BE"/>
+            </w:tcBorders>
+          </w:tcPr>
+          <w:p>
+            <w:pPr>
+              <w:spacing w:line="360" w:lineRule="auto"/>
+            </w:pPr>
+            <w:r>
+              <w:rPr>
+                <w:rFonts w:ascii="Microsoft YaHei" w:hAnsi="Microsoft YaHei" w:eastAsia="Microsoft YaHei"/>
+                <w:color w:val="3A4D72"/>
+                <w:sz w:val="20"/>
+              </w:rPr>
+              <w:t>共同特点：监管承认 AI 可以做"辅助决策"，但不鼓励 AI 直接做关键放行 / 高风险决策。对凯莱英 PdM 来讲，定位为"辅助维护决策、人工签字仍保留"就完全在合规边界内。不要急着宣称"AI 自主决策"或"AI 替代人工"。</w:t>
+            </w:r>
+          </w:p>
+        </w:tc>
+      </w:tr>
+    </w:tbl>
+    <w:p/>
+    <w:p>
+      <w:pPr>
+        <w:pStyle w:val="Heading2"/>
+      </w:pPr>
+      <w:r>
+        <w:rPr>
+          <w:rFonts w:ascii="Microsoft YaHei" w:hAnsi="Microsoft YaHei" w:eastAsia="Microsoft YaHei"/>
+          <w:color w:val="1E40AF"/>
+          <w:sz w:val="26"/>
+        </w:rPr>
+        <w:t>7.3 跟现有系统的对接深度</w:t>
+      </w:r>
+    </w:p>
+    <w:p>
+      <w:pPr>
+        <w:spacing w:after="120" w:line="360" w:lineRule="auto"/>
+      </w:pPr>
+      <w:r>
+        <w:rPr>
+          <w:rFonts w:ascii="Microsoft YaHei" w:hAnsi="Microsoft YaHei" w:eastAsia="Microsoft YaHei"/>
+          <w:b w:val="0"/>
+          <w:i w:val="0"/>
+          <w:sz w:val="21"/>
+        </w:rPr>
+        <w:t>凯莱英已经投入了不少数字化系统 —— SAP（ERP）、Veeva（QMS / EDMS）、各类设备管理系统等。AI 项目不需要推倒重建，而是作为"外挂"和现有系统对接：</w:t>
+      </w:r>
+    </w:p>
+    <w:p>
+      <w:pPr>
+        <w:pStyle w:val="ListBullet"/>
+        <w:spacing w:after="60" w:line="336" w:lineRule="auto"/>
+        <w:ind w:left="340"/>
+      </w:pPr>
+      <w:r>
+        <w:rPr>
+          <w:rFonts w:ascii="Microsoft YaHei" w:hAnsi="Microsoft YaHei" w:eastAsia="Microsoft YaHei"/>
+          <w:sz w:val="20"/>
+        </w:rPr>
+        <w:t>既有系统 · 数据源：从 Veeva 拿偏差记录 / CAPA，从 SAP 拿物料和成本，从 IP.21 拿 DCS 实时数据，从 EAM 拿设备维护历史。AI 模型在中间层消费这些数据。</w:t>
+      </w:r>
+    </w:p>
+    <w:p>
+      <w:pPr>
+        <w:pStyle w:val="ListBullet"/>
+        <w:spacing w:after="60" w:line="336" w:lineRule="auto"/>
+        <w:ind w:left="340"/>
+      </w:pPr>
+      <w:r>
+        <w:rPr>
+          <w:rFonts w:ascii="Microsoft YaHei" w:hAnsi="Microsoft YaHei" w:eastAsia="Microsoft YaHei"/>
+          <w:sz w:val="20"/>
+        </w:rPr>
+        <w:t>既有系统 · 工作流程：AI 输出（健康预警 / 维修建议 / 报告草稿）回写到既有系统，让现场用户在原来的 SOP 工作台上看到，不引入新的"AI 专用界面"。</w:t>
+      </w:r>
+    </w:p>
+    <w:p>
+      <w:pPr>
+        <w:pStyle w:val="ListBullet"/>
+        <w:spacing w:after="60" w:line="336" w:lineRule="auto"/>
+        <w:ind w:left="340"/>
+      </w:pPr>
+      <w:r>
+        <w:rPr>
+          <w:rFonts w:ascii="Microsoft YaHei" w:hAnsi="Microsoft YaHei" w:eastAsia="Microsoft YaHei"/>
+          <w:sz w:val="20"/>
+        </w:rPr>
+        <w:t>既有系统 · 验证体系：凯莱英 GAMP 5 验证流程已成熟，AI 系统作为"类别 4"配置型产品验证。模板需要定制，但框架不用从零搭。</w:t>
       </w:r>
     </w:p>
     <w:p>
@@ -3808,9 +4544,23 @@
         <w:rPr>
           <w:rFonts w:ascii="Microsoft YaHei" w:hAnsi="Microsoft YaHei" w:eastAsia="Microsoft YaHei"/>
           <w:color w:val="0F1F3D"/>
-          <w:sz w:val="36"/>
+          <w:sz w:val="34"/>
         </w:rPr>
-        <w:t>PART 08 · 关于 CDMO 行业的关键讨论</w:t>
+        <w:t>PART 08 · 凯莱英 PdM 落地的起步场景设想</w:t>
+      </w:r>
+    </w:p>
+    <w:p>
+      <w:pPr>
+        <w:spacing w:after="120" w:line="360" w:lineRule="auto"/>
+      </w:pPr>
+      <w:r>
+        <w:rPr>
+          <w:rFonts w:ascii="Microsoft YaHei" w:hAnsi="Microsoft YaHei" w:eastAsia="Microsoft YaHei"/>
+          <w:b w:val="0"/>
+          <w:i w:val="0"/>
+          <w:sz w:val="22"/>
+        </w:rPr>
+        <w:t>基于前面"4 维度可行性判断"和"反向逻辑（不能选最好的）"，初步勾勒出一个起步场景的轮廓。本节是方向性设想，具体设备、数据、参数还要会后细化。</w:t>
       </w:r>
     </w:p>
     <w:p>
@@ -3821,106 +4571,238 @@
         <w:rPr>
           <w:rFonts w:ascii="Microsoft YaHei" w:hAnsi="Microsoft YaHei" w:eastAsia="Microsoft YaHei"/>
           <w:color w:val="1E40AF"/>
-          <w:sz w:val="28"/>
+          <w:sz w:val="26"/>
         </w:rPr>
-        <w:t>8.1 CDMO 行业案例</w:t>
+        <w:t>8.1 候选试点场景</w:t>
       </w:r>
     </w:p>
     <w:p>
       <w:pPr>
-        <w:spacing w:before="120" w:after="120"/>
-        <w:ind w:left="283"/>
-      </w:pPr>
-      <w:r>
-        <w:rPr>
-          <w:rFonts w:ascii="Microsoft YaHei" w:hAnsi="Microsoft YaHei"/>
-          <w:b/>
-          <w:color w:val="FF7E3D"/>
-          <w:sz w:val="19"/>
-        </w:rPr>
-        <w:t>埃森哲 · 刘博言</w:t>
-        <w:br/>
-      </w:r>
-      <w:r>
-        <w:rPr>
-          <w:rFonts w:ascii="Microsoft YaHei" w:hAnsi="Microsoft YaHei"/>
-          <w:i/>
-          <w:color w:val="3A4D72"/>
-          <w:sz w:val="20"/>
-        </w:rPr>
-        <w:t>"有做过，像行业最大的药明康德，他之前研发的一些数字化规划就是埃森哲去做的。甚至说像全球一些大的，像龙沙、三星生物这些，我们在 global 层面都做过。所以我相信案例这个东西，关键是看你想看哪个方面的。你是说大分子、小分子、早期研究，还是说后面的技术转移，这个我们需要时间准备。"</w:t>
-      </w:r>
-    </w:p>
-    <w:p>
-      <w:pPr>
-        <w:pStyle w:val="Heading2"/>
-      </w:pPr>
-      <w:r>
-        <w:rPr>
-          <w:rFonts w:ascii="Microsoft YaHei" w:hAnsi="Microsoft YaHei" w:eastAsia="Microsoft YaHei"/>
-          <w:color w:val="1E40AF"/>
-          <w:sz w:val="28"/>
-        </w:rPr>
-        <w:t>8.2 CDMO 模型训练 / 客户隔离的关键矛盾</w:t>
-      </w:r>
-    </w:p>
-    <w:p>
-      <w:pPr>
-        <w:spacing w:before="120" w:after="120"/>
-        <w:ind w:left="283"/>
-      </w:pPr>
-      <w:r>
-        <w:rPr>
-          <w:rFonts w:ascii="Microsoft YaHei" w:hAnsi="Microsoft YaHei"/>
-          <w:b/>
-          <w:color w:val="FF7E3D"/>
-          <w:sz w:val="19"/>
-        </w:rPr>
-        <w:t>埃森哲 · 刘博言</w:t>
-        <w:br/>
-      </w:r>
-      <w:r>
-        <w:rPr>
-          <w:rFonts w:ascii="Microsoft YaHei" w:hAnsi="Microsoft YaHei"/>
-          <w:i/>
-          <w:color w:val="3A4D72"/>
-          <w:sz w:val="20"/>
-        </w:rPr>
-        <w:t>"之前跟药明谈的很大一点就是，技术难度绝对不在于技术，这些数据药明都有，但是难度是在于说他们自己的商业化政策上面，可能不大倾向于会跟客户说我会拿你的数据做模型训练。这点对他们商业上是很多很有影响的。所以我们现在跟药明的非常多的合作，都是在做他的一些流程优化，用 AI 来做这些赋能。但本身包括药明自己都不敢说他会去做什么 ADC 模型、做什么小分子模型，那不就是砸自己口碑嘛？那哪个客户以后还想跟他合作？"</w:t>
-      </w:r>
-    </w:p>
-    <w:p>
-      <w:pPr>
-        <w:spacing w:after="120"/>
+        <w:spacing w:after="120" w:line="360" w:lineRule="auto"/>
       </w:pPr>
       <w:r>
         <w:rPr>
           <w:rFonts w:ascii="Microsoft YaHei" w:hAnsi="Microsoft YaHei" w:eastAsia="Microsoft YaHei"/>
           <w:b/>
           <w:i w:val="0"/>
-          <w:color w:val="991B1B"/>
+          <w:color w:val="FF7E3D"/>
           <w:sz w:val="21"/>
         </w:rPr>
-        <w:t>关键判断（埃森哲方）：</w:t>
+        <w:t>场景 A · 净化空调风机轴承：</w:t>
       </w:r>
     </w:p>
     <w:p>
       <w:pPr>
-        <w:spacing w:after="120"/>
+        <w:pStyle w:val="ListBullet"/>
+        <w:spacing w:after="60" w:line="336" w:lineRule="auto"/>
+        <w:ind w:left="340"/>
       </w:pPr>
       <w:r>
         <w:rPr>
           <w:rFonts w:ascii="Microsoft YaHei" w:hAnsi="Microsoft YaHei" w:eastAsia="Microsoft YaHei"/>
-          <w:b w:val="0"/>
-          <w:i/>
-          <w:sz w:val="21"/>
+          <w:sz w:val="20"/>
         </w:rPr>
-        <w:t>"设备这个东西是你自己的，但工艺这个东西，到底算你来算客户的，这个我们要比较深入地去看。"</w:t>
+        <w:t>现状：以预防性维护为主（如定期打油 / 定期更换）</w:t>
       </w:r>
     </w:p>
     <w:p>
       <w:pPr>
-        <w:spacing w:after="120"/>
+        <w:pStyle w:val="ListBullet"/>
+        <w:spacing w:after="60" w:line="336" w:lineRule="auto"/>
+        <w:ind w:left="340"/>
+      </w:pPr>
+      <w:r>
+        <w:rPr>
+          <w:rFonts w:ascii="Microsoft YaHei" w:hAnsi="Microsoft YaHei" w:eastAsia="Microsoft YaHei"/>
+          <w:sz w:val="20"/>
+        </w:rPr>
+        <w:t>痛点：可能存在"维护过度"或"突发故障"两种情况</w:t>
+      </w:r>
+    </w:p>
+    <w:p>
+      <w:pPr>
+        <w:pStyle w:val="ListBullet"/>
+        <w:spacing w:after="60" w:line="336" w:lineRule="auto"/>
+        <w:ind w:left="340"/>
+      </w:pPr>
+      <w:r>
+        <w:rPr>
+          <w:rFonts w:ascii="Microsoft YaHei" w:hAnsi="Microsoft YaHei" w:eastAsia="Microsoft YaHei"/>
+          <w:sz w:val="20"/>
+        </w:rPr>
+        <w:t>能采的数据：震动监测（如加装）、电流变化、温度</w:t>
+      </w:r>
+    </w:p>
+    <w:p>
+      <w:pPr>
+        <w:pStyle w:val="ListBullet"/>
+        <w:spacing w:after="60" w:line="336" w:lineRule="auto"/>
+        <w:ind w:left="340"/>
+      </w:pPr>
+      <w:r>
+        <w:rPr>
+          <w:rFonts w:ascii="Microsoft YaHei" w:hAnsi="Microsoft YaHei" w:eastAsia="Microsoft YaHei"/>
+          <w:sz w:val="20"/>
+        </w:rPr>
+        <w:t>预期 AI 输出：轴承提前 3-6 个月预警 + 处置建议</w:t>
+      </w:r>
+    </w:p>
+    <w:p>
+      <w:pPr>
+        <w:spacing w:after="120" w:line="360" w:lineRule="auto"/>
+      </w:pPr>
+      <w:r>
+        <w:rPr>
+          <w:rFonts w:ascii="Microsoft YaHei" w:hAnsi="Microsoft YaHei" w:eastAsia="Microsoft YaHei"/>
+          <w:b/>
+          <w:i w:val="0"/>
+          <w:color w:val="FF7E3D"/>
+          <w:sz w:val="21"/>
+        </w:rPr>
+        <w:t>场景 B · 动力系统大泵 / 鼓风机 / 电机：</w:t>
+      </w:r>
+    </w:p>
+    <w:p>
+      <w:pPr>
+        <w:pStyle w:val="ListBullet"/>
+        <w:spacing w:after="60" w:line="336" w:lineRule="auto"/>
+        <w:ind w:left="340"/>
+      </w:pPr>
+      <w:r>
+        <w:rPr>
+          <w:rFonts w:ascii="Microsoft YaHei" w:hAnsi="Microsoft YaHei" w:eastAsia="Microsoft YaHei"/>
+          <w:sz w:val="20"/>
+        </w:rPr>
+        <w:t>现状：周期性维护 + 故障后维修</w:t>
+      </w:r>
+    </w:p>
+    <w:p>
+      <w:pPr>
+        <w:pStyle w:val="ListBullet"/>
+        <w:spacing w:after="60" w:line="336" w:lineRule="auto"/>
+        <w:ind w:left="340"/>
+      </w:pPr>
+      <w:r>
+        <w:rPr>
+          <w:rFonts w:ascii="Microsoft YaHei" w:hAnsi="Microsoft YaHei" w:eastAsia="Microsoft YaHei"/>
+          <w:sz w:val="20"/>
+        </w:rPr>
+        <w:t>痛点：一台关键泵停机 = 整条产线停</w:t>
+      </w:r>
+    </w:p>
+    <w:p>
+      <w:pPr>
+        <w:pStyle w:val="ListBullet"/>
+        <w:spacing w:after="60" w:line="336" w:lineRule="auto"/>
+        <w:ind w:left="340"/>
+      </w:pPr>
+      <w:r>
+        <w:rPr>
+          <w:rFonts w:ascii="Microsoft YaHei" w:hAnsi="Microsoft YaHei" w:eastAsia="Microsoft YaHei"/>
+          <w:sz w:val="20"/>
+        </w:rPr>
+        <w:t>能采的数据：振动、轴承温度、电流、流量</w:t>
+      </w:r>
+    </w:p>
+    <w:p>
+      <w:pPr>
+        <w:pStyle w:val="ListBullet"/>
+        <w:spacing w:after="60" w:line="336" w:lineRule="auto"/>
+        <w:ind w:left="340"/>
+      </w:pPr>
+      <w:r>
+        <w:rPr>
+          <w:rFonts w:ascii="Microsoft YaHei" w:hAnsi="Microsoft YaHei" w:eastAsia="Microsoft YaHei"/>
+          <w:sz w:val="20"/>
+        </w:rPr>
+        <w:t>预期 AI 输出：剩余寿命预测 + 故障类型判断</w:t>
+      </w:r>
+    </w:p>
+    <w:p>
+      <w:pPr>
+        <w:pStyle w:val="Heading2"/>
+      </w:pPr>
+      <w:r>
+        <w:rPr>
+          <w:rFonts w:ascii="Microsoft YaHei" w:hAnsi="Microsoft YaHei" w:eastAsia="Microsoft YaHei"/>
+          <w:color w:val="1E40AF"/>
+          <w:sz w:val="26"/>
+        </w:rPr>
+        <w:t>8.2 起步阶段的工作内容</w:t>
+      </w:r>
+    </w:p>
+    <w:p>
+      <w:pPr>
+        <w:pStyle w:val="ListBullet"/>
+        <w:spacing w:after="60" w:line="336" w:lineRule="auto"/>
+        <w:ind w:left="340"/>
+      </w:pPr>
+      <w:r>
+        <w:rPr>
+          <w:rFonts w:ascii="Microsoft YaHei" w:hAnsi="Microsoft YaHei" w:eastAsia="Microsoft YaHei"/>
+          <w:sz w:val="20"/>
+        </w:rPr>
+        <w:t>第 1 步 · 设备清单梳理：把要做的设备类型、数量、关键作用、所在厂区都列清楚</w:t>
+      </w:r>
+    </w:p>
+    <w:p>
+      <w:pPr>
+        <w:pStyle w:val="ListBullet"/>
+        <w:spacing w:after="60" w:line="336" w:lineRule="auto"/>
+        <w:ind w:left="340"/>
+      </w:pPr>
+      <w:r>
+        <w:rPr>
+          <w:rFonts w:ascii="Microsoft YaHei" w:hAnsi="Microsoft YaHei" w:eastAsia="Microsoft YaHei"/>
+          <w:sz w:val="20"/>
+        </w:rPr>
+        <w:t>第 2 步 · 故障 Top 5 排序：按业务损失（如停机时间 × 单位损失）排出 Top 5 类故障</w:t>
+      </w:r>
+    </w:p>
+    <w:p>
+      <w:pPr>
+        <w:pStyle w:val="ListBullet"/>
+        <w:spacing w:after="60" w:line="336" w:lineRule="auto"/>
+        <w:ind w:left="340"/>
+      </w:pPr>
+      <w:r>
+        <w:rPr>
+          <w:rFonts w:ascii="Microsoft YaHei" w:hAnsi="Microsoft YaHei" w:eastAsia="Microsoft YaHei"/>
+          <w:sz w:val="20"/>
+        </w:rPr>
+        <w:t>第 3 步 · 数据基础盘点：现有传感器覆盖度 + 历史数据时长 + 数据质量评估</w:t>
+      </w:r>
+    </w:p>
+    <w:p>
+      <w:pPr>
+        <w:pStyle w:val="ListBullet"/>
+        <w:spacing w:after="60" w:line="336" w:lineRule="auto"/>
+        <w:ind w:left="340"/>
+      </w:pPr>
+      <w:r>
+        <w:rPr>
+          <w:rFonts w:ascii="Microsoft YaHei" w:hAnsi="Microsoft YaHei" w:eastAsia="Microsoft YaHei"/>
+          <w:sz w:val="20"/>
+        </w:rPr>
+        <w:t>第 4 步 · 先验知识整理：资深工程师访谈 + RCA / 偏差报告梳理 + FMEA 已有结果汇总</w:t>
+      </w:r>
+    </w:p>
+    <w:p>
+      <w:pPr>
+        <w:pStyle w:val="Heading2"/>
+      </w:pPr>
+      <w:r>
+        <w:rPr>
+          <w:rFonts w:ascii="Microsoft YaHei" w:hAnsi="Microsoft YaHei" w:eastAsia="Microsoft YaHei"/>
+          <w:color w:val="1E40AF"/>
+          <w:sz w:val="26"/>
+        </w:rPr>
+        <w:t>8.3 对 AI 输出的明确要求</w:t>
+      </w:r>
+    </w:p>
+    <w:p>
+      <w:pPr>
+        <w:spacing w:after="120" w:line="360" w:lineRule="auto"/>
       </w:pPr>
       <w:r>
         <w:rPr>
@@ -3929,7 +4811,63 @@
           <w:i w:val="0"/>
           <w:sz w:val="21"/>
         </w:rPr>
-        <w:t>对凯莱英的具体启示：本次议题"设备 PdM"是相对"安全"的切入点 —— 设备数据归凯莱英所有，模型训练不涉及客户工艺。但若未来扩展到工艺优化 / 良率提升等方向，则会触及客户数据 / 模型权重归属的商业政策问题。</w:t>
+        <w:t>不管选哪种合作模式，AI 在凯莱英现场要真正用起来，对输出的形式有 4 条硬要求：</w:t>
+      </w:r>
+    </w:p>
+    <w:p>
+      <w:pPr>
+        <w:pStyle w:val="ListBullet"/>
+        <w:spacing w:after="60" w:line="336" w:lineRule="auto"/>
+        <w:ind w:left="340"/>
+      </w:pPr>
+      <w:r>
+        <w:rPr>
+          <w:rFonts w:ascii="Microsoft YaHei" w:hAnsi="Microsoft YaHei" w:eastAsia="Microsoft YaHei"/>
+          <w:sz w:val="20"/>
+        </w:rPr>
+        <w:t>① 不是黑盒 — 不能只给一个分数，要能解释根据是什么</w:t>
+      </w:r>
+    </w:p>
+    <w:p>
+      <w:pPr>
+        <w:pStyle w:val="ListBullet"/>
+        <w:spacing w:after="60" w:line="336" w:lineRule="auto"/>
+        <w:ind w:left="340"/>
+      </w:pPr>
+      <w:r>
+        <w:rPr>
+          <w:rFonts w:ascii="Microsoft YaHei" w:hAnsi="Microsoft YaHei" w:eastAsia="Microsoft YaHei"/>
+          <w:sz w:val="20"/>
+        </w:rPr>
+        <w:t>② 含故障类型 — 告诉是"轴承磨损" / "润滑不足" / "电流不平衡"等具体类型</w:t>
+      </w:r>
+    </w:p>
+    <w:p>
+      <w:pPr>
+        <w:pStyle w:val="ListBullet"/>
+        <w:spacing w:after="60" w:line="336" w:lineRule="auto"/>
+        <w:ind w:left="340"/>
+      </w:pPr>
+      <w:r>
+        <w:rPr>
+          <w:rFonts w:ascii="Microsoft YaHei" w:hAnsi="Microsoft YaHei" w:eastAsia="Microsoft YaHei"/>
+          <w:sz w:val="20"/>
+        </w:rPr>
+        <w:t>③ 含部位 + 证据 — 指明设备的具体部位 + 关联的传感器数据 / 历史案例</w:t>
+      </w:r>
+    </w:p>
+    <w:p>
+      <w:pPr>
+        <w:pStyle w:val="ListBullet"/>
+        <w:spacing w:after="60" w:line="336" w:lineRule="auto"/>
+        <w:ind w:left="340"/>
+      </w:pPr>
+      <w:r>
+        <w:rPr>
+          <w:rFonts w:ascii="Microsoft YaHei" w:hAnsi="Microsoft YaHei" w:eastAsia="Microsoft YaHei"/>
+          <w:sz w:val="20"/>
+        </w:rPr>
+        <w:t>④ 含处置建议 — 告诉现场该做什么 —— 检修 / 更换 / 加密观察 / 通知供应商</w:t>
       </w:r>
     </w:p>
     <w:p>
@@ -3940,74 +4878,49 @@
         <w:rPr>
           <w:rFonts w:ascii="Microsoft YaHei" w:hAnsi="Microsoft YaHei" w:eastAsia="Microsoft YaHei"/>
           <w:color w:val="1E40AF"/>
-          <w:sz w:val="28"/>
+          <w:sz w:val="26"/>
         </w:rPr>
-        <w:t>8.3 GMP 验证 / 监管现状</w:t>
+        <w:t>8.4 起步范围控制 — 第一步不要做太大</w:t>
       </w:r>
     </w:p>
-    <w:p>
-      <w:pPr>
-        <w:spacing w:before="120" w:after="120"/>
-        <w:ind w:left="283"/>
-      </w:pPr>
-      <w:r>
-        <w:rPr>
-          <w:rFonts w:ascii="Microsoft YaHei" w:hAnsi="Microsoft YaHei"/>
-          <w:b/>
-          <w:color w:val="FF7E3D"/>
-          <w:sz w:val="19"/>
-        </w:rPr>
-        <w:t>埃森哲 · 刘博言</w:t>
-        <w:br/>
-      </w:r>
-      <w:r>
-        <w:rPr>
-          <w:rFonts w:ascii="Microsoft YaHei" w:hAnsi="Microsoft YaHei"/>
-          <w:i/>
-          <w:color w:val="3A4D72"/>
-          <w:sz w:val="20"/>
-        </w:rPr>
-        <w:t>"我自己就是参与了这个 223 版中国 GMP 指南，最近也在研究欧盟的附录 22 人工智能。验证的话，现在中美欧各自其实都还在探索阶段，所以如果你说我的这个 AI 想把它放到关键的 GMP 决策去做一些放行，或者做一些风险很高的动作，那我们肯定是不推荐的。但是如果你说我只是做做绩效，或者说我每个动作都有专家的人在回落这些检测，埃森哲肯定是能帮你做。"</w:t>
-      </w:r>
-    </w:p>
-    <w:p>
-      <w:pPr>
-        <w:pStyle w:val="Heading2"/>
-      </w:pPr>
-      <w:r>
-        <w:rPr>
-          <w:rFonts w:ascii="Microsoft YaHei" w:hAnsi="Microsoft YaHei" w:eastAsia="Microsoft YaHei"/>
-          <w:color w:val="1E40AF"/>
-          <w:sz w:val="28"/>
-        </w:rPr>
-        <w:t>8.4 AI 报告生成 + 既有系统对接（Veeva 等）</w:t>
-      </w:r>
-    </w:p>
-    <w:p>
-      <w:pPr>
-        <w:spacing w:before="120" w:after="120"/>
-        <w:ind w:left="283"/>
-      </w:pPr>
-      <w:r>
-        <w:rPr>
-          <w:rFonts w:ascii="Microsoft YaHei" w:hAnsi="Microsoft YaHei"/>
-          <w:b/>
-          <w:color w:val="FF7E3D"/>
-          <w:sz w:val="19"/>
-        </w:rPr>
-        <w:t>埃森哲 · 刘博言</w:t>
-        <w:br/>
-      </w:r>
-      <w:r>
-        <w:rPr>
-          <w:rFonts w:ascii="Microsoft YaHei" w:hAnsi="Microsoft YaHei"/>
-          <w:i/>
-          <w:color w:val="3A4D72"/>
-          <w:sz w:val="20"/>
-        </w:rPr>
-        <w:t>"您刚才看到的很多这种知识图谱，本身来讲，它能做这种建模，就是设备的问题分析。你让它去生成一个偏差报告，生成一个变更，其实它的原素材都有了，关键就是可能把你们凯莱英的流程导进去。而且我知道你们凯莱英不是自己也有 Veeva 这些系统嘛，所以你们现在可以考虑把我们当做一个外挂给到你们，按照它要的这种结构，我们把这个数据用模型提前生成好，然后在它的报告里面生成，也可以我们在外面去另外造一个这个东西。埃森哲有很多这种不同的经验。"</w:t>
-      </w:r>
-    </w:p>
+    <w:tbl>
+      <w:tblPr>
+        <w:tblW w:type="auto" w:w="0"/>
+        <w:tblLayout w:type="autofit"/>
+        <w:tblLook w:firstColumn="1" w:firstRow="1" w:lastColumn="0" w:lastRow="0" w:noHBand="0" w:noVBand="1" w:val="04A0"/>
+      </w:tblPr>
+      <w:tblGrid>
+        <w:gridCol w:w="9406"/>
+      </w:tblGrid>
+      <w:tr>
+        <w:tc>
+          <w:tcPr>
+            <w:tcW w:type="dxa" w:w="9406"/>
+            <w:shd w:val="clear" w:fill="FFF7F1"/>
+            <w:tcBorders>
+              <w:left w:val="single" w:sz="24" w:color="FF7E3D"/>
+              <w:top w:val="single" w:sz="4" w:color="FFD8BE"/>
+              <w:right w:val="single" w:sz="4" w:color="FFD8BE"/>
+              <w:bottom w:val="single" w:sz="4" w:color="FFD8BE"/>
+            </w:tcBorders>
+          </w:tcPr>
+          <w:p>
+            <w:pPr>
+              <w:spacing w:line="360" w:lineRule="auto"/>
+            </w:pPr>
+            <w:r>
+              <w:rPr>
+                <w:rFonts w:ascii="Microsoft YaHei" w:hAnsi="Microsoft YaHei" w:eastAsia="Microsoft YaHei"/>
+                <w:color w:val="3A4D72"/>
+                <w:sz w:val="20"/>
+              </w:rPr>
+              <w:t>第一阶段建议聚焦 1-2 类设备 + 1 个厂区（如天津厂区的动力站设备），跑通完整闭环：数据采集 → AI 建模 → 健康分预警 → 知识图谱解释 → 现场处置 → 知识沉淀。跑通之后再考虑扩展到其他设备类型 / 其他厂区。避免一上来就铺开 —— 不仅项目难管，而且 AI 模型在不同设备类型上的成功率差异很大，没跑通一类就铺所有类，失败成本会快速放大。</w:t>
+            </w:r>
+          </w:p>
+        </w:tc>
+      </w:tr>
+    </w:tbl>
+    <w:p/>
     <w:p>
       <w:r>
         <w:br w:type="page"/>
@@ -4021,9 +4934,9 @@
         <w:rPr>
           <w:rFonts w:ascii="Microsoft YaHei" w:hAnsi="Microsoft YaHei" w:eastAsia="Microsoft YaHei"/>
           <w:color w:val="0F1F3D"/>
-          <w:sz w:val="36"/>
+          <w:sz w:val="34"/>
         </w:rPr>
-        <w:t>PART 09 · 凯莱英具体 PdM 场景的讨论</w:t>
+        <w:t>PART 09 · 下一步推进</w:t>
       </w:r>
     </w:p>
     <w:p>
@@ -4034,331 +4947,9 @@
         <w:rPr>
           <w:rFonts w:ascii="Microsoft YaHei" w:hAnsi="Microsoft YaHei" w:eastAsia="Microsoft YaHei"/>
           <w:color w:val="1E40AF"/>
-          <w:sz w:val="28"/>
+          <w:sz w:val="26"/>
         </w:rPr>
-        <w:t>9.1 凯莱英方提出的具体 PdM 候选场景</w:t>
-      </w:r>
-    </w:p>
-    <w:p>
-      <w:pPr>
-        <w:spacing w:before="120" w:after="120"/>
-        <w:ind w:left="283"/>
-      </w:pPr>
-      <w:r>
-        <w:rPr>
-          <w:rFonts w:ascii="Microsoft YaHei" w:hAnsi="Microsoft YaHei"/>
-          <w:b/>
-          <w:color w:val="FF7E3D"/>
-          <w:sz w:val="19"/>
-        </w:rPr>
-        <w:t>凯莱英 · David（孙晨）</w:t>
-        <w:br/>
-      </w:r>
-      <w:r>
-        <w:rPr>
-          <w:rFonts w:ascii="Microsoft YaHei" w:hAnsi="Microsoft YaHei"/>
-          <w:i/>
-          <w:color w:val="3A4D72"/>
-          <w:sz w:val="20"/>
-        </w:rPr>
-        <w:t>"天津这边我们的想法主要就是举个例子，比如说我们的净化空调的风机轴承，我们现在可能更多的是预防性维护，比如打大油啊什么东西的。但是我们觉得这个轴承，比如说通过监测它的震动情况啊，或者是什么情况，那是不是通过这种监测可以提前预警到这个轴承要坏了，类似于这种情况的。那我们这边可能首推的还是我们的动力系统，上面好多泵的大泵、积风（鼓风）啊，或者是电机的震动情况啊，大致是这么个情况，这是我们的根本需求。"</w:t>
-      </w:r>
-    </w:p>
-    <w:p>
-      <w:pPr>
-        <w:spacing w:after="120"/>
-      </w:pPr>
-      <w:r>
-        <w:rPr>
-          <w:rFonts w:ascii="Microsoft YaHei" w:hAnsi="Microsoft YaHei" w:eastAsia="Microsoft YaHei"/>
-          <w:b/>
-          <w:i w:val="0"/>
-          <w:sz w:val="21"/>
-        </w:rPr>
-        <w:t>候选设备清单（凯莱英方初步给出）：</w:t>
-      </w:r>
-    </w:p>
-    <w:p>
-      <w:pPr>
-        <w:pStyle w:val="ListBullet"/>
-        <w:spacing w:after="40"/>
-        <w:ind w:left="340"/>
-      </w:pPr>
-      <w:r>
-        <w:rPr>
-          <w:rFonts w:ascii="Microsoft YaHei" w:hAnsi="Microsoft YaHei" w:eastAsia="Microsoft YaHei"/>
-          <w:sz w:val="20"/>
-        </w:rPr>
-        <w:t>净化空调的风机轴承（现状：预防性维护，定期打大油）</w:t>
-      </w:r>
-    </w:p>
-    <w:p>
-      <w:pPr>
-        <w:pStyle w:val="ListBullet"/>
-        <w:spacing w:after="40"/>
-        <w:ind w:left="340"/>
-      </w:pPr>
-      <w:r>
-        <w:rPr>
-          <w:rFonts w:ascii="Microsoft YaHei" w:hAnsi="Microsoft YaHei" w:eastAsia="Microsoft YaHei"/>
-          <w:sz w:val="20"/>
-        </w:rPr>
-        <w:t>动力系统的大泵（含离心泵等）</w:t>
-      </w:r>
-    </w:p>
-    <w:p>
-      <w:pPr>
-        <w:pStyle w:val="ListBullet"/>
-        <w:spacing w:after="40"/>
-        <w:ind w:left="340"/>
-      </w:pPr>
-      <w:r>
-        <w:rPr>
-          <w:rFonts w:ascii="Microsoft YaHei" w:hAnsi="Microsoft YaHei" w:eastAsia="Microsoft YaHei"/>
-          <w:sz w:val="20"/>
-        </w:rPr>
-        <w:t>动力系统的鼓风机 / 积风设备</w:t>
-      </w:r>
-    </w:p>
-    <w:p>
-      <w:pPr>
-        <w:pStyle w:val="ListBullet"/>
-        <w:spacing w:after="40"/>
-        <w:ind w:left="340"/>
-      </w:pPr>
-      <w:r>
-        <w:rPr>
-          <w:rFonts w:ascii="Microsoft YaHei" w:hAnsi="Microsoft YaHei" w:eastAsia="Microsoft YaHei"/>
-          <w:sz w:val="20"/>
-        </w:rPr>
-        <w:t>动力系统电机（震动监测）</w:t>
-      </w:r>
-    </w:p>
-    <w:p>
-      <w:pPr>
-        <w:spacing w:after="120"/>
-      </w:pPr>
-      <w:r>
-        <w:rPr>
-          <w:rFonts w:ascii="Microsoft YaHei" w:hAnsi="Microsoft YaHei" w:eastAsia="Microsoft YaHei"/>
-          <w:b w:val="0"/>
-          <w:i/>
-          <w:color w:val="5B6A8A"/>
-          <w:sz w:val="21"/>
-        </w:rPr>
-        <w:t>该清单为初步举例，凯莱英方会后将整理完整设备清单。本次会议未涉及设备具体型号、规格、数量、品牌。</w:t>
-      </w:r>
-    </w:p>
-    <w:p>
-      <w:pPr>
-        <w:pStyle w:val="Heading2"/>
-      </w:pPr>
-      <w:r>
-        <w:rPr>
-          <w:rFonts w:ascii="Microsoft YaHei" w:hAnsi="Microsoft YaHei" w:eastAsia="Microsoft YaHei"/>
-          <w:color w:val="1E40AF"/>
-          <w:sz w:val="28"/>
-        </w:rPr>
-        <w:t>9.2 关于历史数据的关键讨论</w:t>
-      </w:r>
-    </w:p>
-    <w:p>
-      <w:pPr>
-        <w:spacing w:before="120" w:after="120"/>
-        <w:ind w:left="283"/>
-      </w:pPr>
-      <w:r>
-        <w:rPr>
-          <w:rFonts w:ascii="Microsoft YaHei" w:hAnsi="Microsoft YaHei"/>
-          <w:b/>
-          <w:color w:val="FF7E3D"/>
-          <w:sz w:val="19"/>
-        </w:rPr>
-        <w:t>埃森哲 · 李新贵</w:t>
-        <w:br/>
-      </w:r>
-      <w:r>
-        <w:rPr>
-          <w:rFonts w:ascii="Microsoft YaHei" w:hAnsi="Microsoft YaHei"/>
-          <w:i/>
-          <w:color w:val="3A4D72"/>
-          <w:sz w:val="20"/>
-        </w:rPr>
-        <w:t>"你们这种风机本身现在，你们现在就是周期性去对它进行维护嘛，本身它在这个运行过程中，你们有没有一些温度，或者说电流这种传感器去抓它参数嘛？……没有的话，我是不是可以说直接点，就是你假设比如说你历史记录上有一些它这种非计划性坏了，但是因为你没有一些温度、震动、电流的参数，所以我现在让 AI 模型去学的话，也学不到它在坏之前大概是一个什么样的特征嘛。"</w:t>
-      </w:r>
-    </w:p>
-    <w:p>
-      <w:pPr>
-        <w:spacing w:after="120"/>
-      </w:pPr>
-      <w:r>
-        <w:rPr>
-          <w:rFonts w:ascii="Microsoft YaHei" w:hAnsi="Microsoft YaHei" w:eastAsia="Microsoft YaHei"/>
-          <w:b w:val="0"/>
-          <w:i w:val="0"/>
-          <w:sz w:val="21"/>
-        </w:rPr>
-        <w:t>会议中凯莱英方未直接确认是否有完整的传感器历史数据。这是下一步会后整理的关键内容。</w:t>
-      </w:r>
-    </w:p>
-    <w:p>
-      <w:pPr>
-        <w:pStyle w:val="Heading2"/>
-      </w:pPr>
-      <w:r>
-        <w:rPr>
-          <w:rFonts w:ascii="Microsoft YaHei" w:hAnsi="Microsoft YaHei" w:eastAsia="Microsoft YaHei"/>
-          <w:color w:val="1E40AF"/>
-          <w:sz w:val="28"/>
-        </w:rPr>
-        <w:t>9.3 关于"先装传感器再跑数据"的讨论</w:t>
-      </w:r>
-    </w:p>
-    <w:p>
-      <w:pPr>
-        <w:spacing w:before="120" w:after="120"/>
-        <w:ind w:left="283"/>
-      </w:pPr>
-      <w:r>
-        <w:rPr>
-          <w:rFonts w:ascii="Microsoft YaHei" w:hAnsi="Microsoft YaHei"/>
-          <w:b/>
-          <w:color w:val="FF7E3D"/>
-          <w:sz w:val="19"/>
-        </w:rPr>
-        <w:t>埃森哲 · 李新贵</w:t>
-        <w:br/>
-      </w:r>
-      <w:r>
-        <w:rPr>
-          <w:rFonts w:ascii="Microsoft YaHei" w:hAnsi="Microsoft YaHei"/>
-          <w:i/>
-          <w:color w:val="3A4D72"/>
-          <w:sz w:val="20"/>
-        </w:rPr>
-        <w:t>"我们这种做法相当于是什么呢，就是我们要说服你们领导说，我们相信，或者说埃森哲之前做过一些这种风机轴承的案例，轴承的那个轴承会坏，会跟它的电流、震动相关。虽然我们现在可能自己没数据，但是能不能请领导先投资多少钱，我们先监控三个月，看能不能做。这里面有一个实话说，因为我在企业里面做比较多嘛，就可能就需要大家去向领导拍胸脯了，因为你没有一些历史数据去做回归性验证嘛。"</w:t>
-      </w:r>
-    </w:p>
-    <w:p>
-      <w:pPr>
-        <w:pStyle w:val="Heading2"/>
-      </w:pPr>
-      <w:r>
-        <w:rPr>
-          <w:rFonts w:ascii="Microsoft YaHei" w:hAnsi="Microsoft YaHei" w:eastAsia="Microsoft YaHei"/>
-          <w:color w:val="1E40AF"/>
-          <w:sz w:val="28"/>
-        </w:rPr>
-        <w:t>9.4 凯莱英方对"输出形式"的明确要求</w:t>
-      </w:r>
-    </w:p>
-    <w:p>
-      <w:pPr>
-        <w:spacing w:before="120" w:after="120"/>
-        <w:ind w:left="283"/>
-      </w:pPr>
-      <w:r>
-        <w:rPr>
-          <w:rFonts w:ascii="Microsoft YaHei" w:hAnsi="Microsoft YaHei"/>
-          <w:b/>
-          <w:color w:val="FF7E3D"/>
-          <w:sz w:val="19"/>
-        </w:rPr>
-        <w:t>凯莱英 · David（孙晨）</w:t>
-        <w:br/>
-      </w:r>
-      <w:r>
-        <w:rPr>
-          <w:rFonts w:ascii="Microsoft YaHei" w:hAnsi="Microsoft YaHei"/>
-          <w:i/>
-          <w:color w:val="3A4D72"/>
-          <w:sz w:val="20"/>
-        </w:rPr>
-        <w:t>"我们希望的不是这种黑箱的推荐，而是说在报警的时候，根据我们这些 feature 的数据，各种压力、各种温度，能把我们的故障类型，比如说部位、证据，还有处置建议，都给弄出来。不是单纯一个黑箱，直接说这个健康度，再过三个月之后可能会坏这种。因为这样我没办法做后续的处理。"</w:t>
-      </w:r>
-    </w:p>
-    <w:p>
-      <w:pPr>
-        <w:pStyle w:val="Heading2"/>
-      </w:pPr>
-      <w:r>
-        <w:rPr>
-          <w:rFonts w:ascii="Microsoft YaHei" w:hAnsi="Microsoft YaHei" w:eastAsia="Microsoft YaHei"/>
-          <w:color w:val="1E40AF"/>
-          <w:sz w:val="28"/>
-        </w:rPr>
-        <w:t>9.5 凯莱英方关于"行业数据复用"的设想</w:t>
-      </w:r>
-    </w:p>
-    <w:p>
-      <w:pPr>
-        <w:spacing w:before="120" w:after="120"/>
-        <w:ind w:left="283"/>
-      </w:pPr>
-      <w:r>
-        <w:rPr>
-          <w:rFonts w:ascii="Microsoft YaHei" w:hAnsi="Microsoft YaHei"/>
-          <w:b/>
-          <w:color w:val="FF7E3D"/>
-          <w:sz w:val="19"/>
-        </w:rPr>
-        <w:t>凯莱英 · David（孙晨）</w:t>
-        <w:br/>
-      </w:r>
-      <w:r>
-        <w:rPr>
-          <w:rFonts w:ascii="Microsoft YaHei" w:hAnsi="Microsoft YaHei"/>
-          <w:i/>
-          <w:color w:val="3A4D72"/>
-          <w:sz w:val="20"/>
-        </w:rPr>
-        <w:t>"如果光用我们的数据，我觉得它肯定是有这种故障分类，也有历史监测，但是比如说 5 年、10 年，我们这些 300 多台设备，加起来的数据量，我觉得不一定能支持训练一个非常好的模型。还是需要整个行业的数据积累，才可能做到一个比较准确的、比如三个月内的预测性。我是这个思路，也想跟您探讨一下。"</w:t>
-      </w:r>
-    </w:p>
-    <w:p>
-      <w:pPr>
-        <w:spacing w:after="120"/>
-      </w:pPr>
-      <w:r>
-        <w:rPr>
-          <w:rFonts w:ascii="Microsoft YaHei" w:hAnsi="Microsoft YaHei" w:eastAsia="Microsoft YaHei"/>
-          <w:b w:val="0"/>
-          <w:i/>
-          <w:color w:val="5B6A8A"/>
-          <w:sz w:val="21"/>
-        </w:rPr>
-        <w:t>注：本会议第一次出现"300 多台设备"这个数字，凯莱英方未明确指代哪个范围（单个厂区 / 整个集团 / 动力系统）。会后需澄清。</w:t>
-      </w:r>
-    </w:p>
-    <w:p>
-      <w:r>
-        <w:br w:type="page"/>
-      </w:r>
-    </w:p>
-    <w:p>
-      <w:pPr>
-        <w:pStyle w:val="Heading1"/>
-      </w:pPr>
-      <w:r>
-        <w:rPr>
-          <w:rFonts w:ascii="Microsoft YaHei" w:hAnsi="Microsoft YaHei" w:eastAsia="Microsoft YaHei"/>
-          <w:color w:val="0F1F3D"/>
-          <w:sz w:val="36"/>
-        </w:rPr>
-        <w:t>PART 10 · 下一步行动（双方共识）</w:t>
-      </w:r>
-    </w:p>
-    <w:p>
-      <w:pPr>
-        <w:pStyle w:val="Heading2"/>
-      </w:pPr>
-      <w:r>
-        <w:rPr>
-          <w:rFonts w:ascii="Microsoft YaHei" w:hAnsi="Microsoft YaHei" w:eastAsia="Microsoft YaHei"/>
-          <w:color w:val="1E40AF"/>
-          <w:sz w:val="28"/>
-        </w:rPr>
-        <w:t>10.1 凯莱英方需会后整理的信息（按埃森哲方要求）</w:t>
+        <w:t>9.1 需要凯莱英内部整理的 4 类信息</w:t>
       </w:r>
     </w:p>
     <w:tbl>
@@ -4376,13 +4967,13 @@
         <w:tc>
           <w:tcPr>
             <w:tcW w:type="dxa" w:w="3135"/>
-            <w:shd w:val="clear" w:color="auto" w:fill="0F1F3D"/>
+            <w:shd w:val="clear" w:fill="0F1F3D"/>
           </w:tcPr>
           <w:p>
             <w:r/>
             <w:r>
               <w:rPr>
-                <w:rFonts w:ascii="Microsoft YaHei" w:hAnsi="Microsoft YaHei"/>
+                <w:rFonts w:ascii="Microsoft YaHei" w:hAnsi="Microsoft YaHei" w:eastAsia="Microsoft YaHei"/>
                 <w:b/>
                 <w:color w:val="FFFFFF"/>
                 <w:sz w:val="20"/>
@@ -4394,13 +4985,13 @@
         <w:tc>
           <w:tcPr>
             <w:tcW w:type="dxa" w:w="3135"/>
-            <w:shd w:val="clear" w:color="auto" w:fill="0F1F3D"/>
+            <w:shd w:val="clear" w:fill="0F1F3D"/>
           </w:tcPr>
           <w:p>
             <w:r/>
             <w:r>
               <w:rPr>
-                <w:rFonts w:ascii="Microsoft YaHei" w:hAnsi="Microsoft YaHei"/>
+                <w:rFonts w:ascii="Microsoft YaHei" w:hAnsi="Microsoft YaHei" w:eastAsia="Microsoft YaHei"/>
                 <w:b/>
                 <w:color w:val="FFFFFF"/>
                 <w:sz w:val="20"/>
@@ -4412,18 +5003,18 @@
         <w:tc>
           <w:tcPr>
             <w:tcW w:type="dxa" w:w="3135"/>
-            <w:shd w:val="clear" w:color="auto" w:fill="0F1F3D"/>
+            <w:shd w:val="clear" w:fill="0F1F3D"/>
           </w:tcPr>
           <w:p>
             <w:r/>
             <w:r>
               <w:rPr>
-                <w:rFonts w:ascii="Microsoft YaHei" w:hAnsi="Microsoft YaHei"/>
+                <w:rFonts w:ascii="Microsoft YaHei" w:hAnsi="Microsoft YaHei" w:eastAsia="Microsoft YaHei"/>
                 <w:b/>
                 <w:color w:val="FFFFFF"/>
                 <w:sz w:val="20"/>
               </w:rPr>
-              <w:t>说明</w:t>
+              <w:t>谁来配合</w:t>
             </w:r>
           </w:p>
         </w:tc>
@@ -4434,10 +5025,13 @@
             <w:tcW w:type="dxa" w:w="3135"/>
           </w:tcPr>
           <w:p>
+            <w:pPr>
+              <w:spacing w:line="336" w:lineRule="auto"/>
+            </w:pPr>
             <w:r/>
             <w:r>
               <w:rPr>
-                <w:rFonts w:ascii="Microsoft YaHei" w:hAnsi="Microsoft YaHei"/>
+                <w:rFonts w:ascii="Microsoft YaHei" w:hAnsi="Microsoft YaHei" w:eastAsia="Microsoft YaHei"/>
                 <w:sz w:val="19"/>
               </w:rPr>
               <w:t>① 设备清单</w:t>
@@ -4449,13 +5043,16 @@
             <w:tcW w:type="dxa" w:w="3135"/>
           </w:tcPr>
           <w:p>
+            <w:pPr>
+              <w:spacing w:line="336" w:lineRule="auto"/>
+            </w:pPr>
             <w:r/>
             <w:r>
               <w:rPr>
-                <w:rFonts w:ascii="Microsoft YaHei" w:hAnsi="Microsoft YaHei"/>
+                <w:rFonts w:ascii="Microsoft YaHei" w:hAnsi="Microsoft YaHei" w:eastAsia="Microsoft YaHei"/>
                 <w:sz w:val="19"/>
               </w:rPr>
-              <w:t>产线 / 厂区 + 设备类型 + 关键作用 + 数量</w:t>
+              <w:t>产线 / 厂区 + 设备类型 + 数量 + 关键作用 + 当前维护模式</w:t>
             </w:r>
           </w:p>
         </w:tc>
@@ -4464,13 +5061,16 @@
             <w:tcW w:type="dxa" w:w="3135"/>
           </w:tcPr>
           <w:p>
+            <w:pPr>
+              <w:spacing w:line="336" w:lineRule="auto"/>
+            </w:pPr>
             <w:r/>
             <w:r>
               <w:rPr>
-                <w:rFonts w:ascii="Microsoft YaHei" w:hAnsi="Microsoft YaHei"/>
+                <w:rFonts w:ascii="Microsoft YaHei" w:hAnsi="Microsoft YaHei" w:eastAsia="Microsoft YaHei"/>
                 <w:sz w:val="19"/>
               </w:rPr>
-              <w:t>建议从天津厂区动力系统开始</w:t>
+              <w:t>设备工程部 + 各厂区设备组</w:t>
             </w:r>
           </w:p>
         </w:tc>
@@ -4481,10 +5081,13 @@
             <w:tcW w:type="dxa" w:w="3135"/>
           </w:tcPr>
           <w:p>
+            <w:pPr>
+              <w:spacing w:line="336" w:lineRule="auto"/>
+            </w:pPr>
             <w:r/>
             <w:r>
               <w:rPr>
-                <w:rFonts w:ascii="Microsoft YaHei" w:hAnsi="Microsoft YaHei"/>
+                <w:rFonts w:ascii="Microsoft YaHei" w:hAnsi="Microsoft YaHei" w:eastAsia="Microsoft YaHei"/>
                 <w:sz w:val="19"/>
               </w:rPr>
               <w:t>② 主要问题</w:t>
@@ -4496,13 +5099,16 @@
             <w:tcW w:type="dxa" w:w="3135"/>
           </w:tcPr>
           <w:p>
+            <w:pPr>
+              <w:spacing w:line="336" w:lineRule="auto"/>
+            </w:pPr>
             <w:r/>
             <w:r>
               <w:rPr>
-                <w:rFonts w:ascii="Microsoft YaHei" w:hAnsi="Microsoft YaHei"/>
+                <w:rFonts w:ascii="Microsoft YaHei" w:hAnsi="Microsoft YaHei" w:eastAsia="Microsoft YaHei"/>
                 <w:sz w:val="19"/>
               </w:rPr>
-              <w:t>按"损失"或"OEE"排序的 Top 5 类故障 + 频次 + 业务影响</w:t>
+              <w:t>按业务损失或 OEE 排序的 Top 5 类故障 + 频次 + 业务影响金额估算</w:t>
             </w:r>
           </w:p>
         </w:tc>
@@ -4511,13 +5117,16 @@
             <w:tcW w:type="dxa" w:w="3135"/>
           </w:tcPr>
           <w:p>
+            <w:pPr>
+              <w:spacing w:line="336" w:lineRule="auto"/>
+            </w:pPr>
             <w:r/>
             <w:r>
               <w:rPr>
-                <w:rFonts w:ascii="Microsoft YaHei" w:hAnsi="Microsoft YaHei"/>
+                <w:rFonts w:ascii="Microsoft YaHei" w:hAnsi="Microsoft YaHei" w:eastAsia="Microsoft YaHei"/>
                 <w:sz w:val="19"/>
               </w:rPr>
-              <w:t>埃森哲方原话："先把那五类故障排出来"</w:t>
+              <w:t>设备工程部 + 生产部 + 精益小组</w:t>
             </w:r>
           </w:p>
         </w:tc>
@@ -4528,10 +5137,13 @@
             <w:tcW w:type="dxa" w:w="3135"/>
           </w:tcPr>
           <w:p>
+            <w:pPr>
+              <w:spacing w:line="336" w:lineRule="auto"/>
+            </w:pPr>
             <w:r/>
             <w:r>
               <w:rPr>
-                <w:rFonts w:ascii="Microsoft YaHei" w:hAnsi="Microsoft YaHei"/>
+                <w:rFonts w:ascii="Microsoft YaHei" w:hAnsi="Microsoft YaHei" w:eastAsia="Microsoft YaHei"/>
                 <w:sz w:val="19"/>
               </w:rPr>
               <w:t>③ 数据基础</w:t>
@@ -4543,13 +5155,16 @@
             <w:tcW w:type="dxa" w:w="3135"/>
           </w:tcPr>
           <w:p>
+            <w:pPr>
+              <w:spacing w:line="336" w:lineRule="auto"/>
+            </w:pPr>
             <w:r/>
             <w:r>
               <w:rPr>
-                <w:rFonts w:ascii="Microsoft YaHei" w:hAnsi="Microsoft YaHei"/>
+                <w:rFonts w:ascii="Microsoft YaHei" w:hAnsi="Microsoft YaHei" w:eastAsia="Microsoft YaHei"/>
                 <w:sz w:val="19"/>
               </w:rPr>
-              <w:t>现有传感器 + 采集频次 + 历史时长 + 异常案例数</w:t>
+              <w:t>已有传感器清单 + 采集频次 + 历史数据时长 + 已发生异常案例数</w:t>
             </w:r>
           </w:p>
         </w:tc>
@@ -4558,13 +5173,16 @@
             <w:tcW w:type="dxa" w:w="3135"/>
           </w:tcPr>
           <w:p>
+            <w:pPr>
+              <w:spacing w:line="336" w:lineRule="auto"/>
+            </w:pPr>
             <w:r/>
             <w:r>
               <w:rPr>
-                <w:rFonts w:ascii="Microsoft YaHei" w:hAnsi="Microsoft YaHei"/>
+                <w:rFonts w:ascii="Microsoft YaHei" w:hAnsi="Microsoft YaHei" w:eastAsia="Microsoft YaHei"/>
                 <w:sz w:val="19"/>
               </w:rPr>
-              <w:t>"故障类型背后能否讲出所以然来"</w:t>
+              <w:t>CDT（控制与数字化）+ 设备工程部 + IT</w:t>
             </w:r>
           </w:p>
         </w:tc>
@@ -4575,10 +5193,13 @@
             <w:tcW w:type="dxa" w:w="3135"/>
           </w:tcPr>
           <w:p>
+            <w:pPr>
+              <w:spacing w:line="336" w:lineRule="auto"/>
+            </w:pPr>
             <w:r/>
             <w:r>
               <w:rPr>
-                <w:rFonts w:ascii="Microsoft YaHei" w:hAnsi="Microsoft YaHei"/>
+                <w:rFonts w:ascii="Microsoft YaHei" w:hAnsi="Microsoft YaHei" w:eastAsia="Microsoft YaHei"/>
                 <w:sz w:val="19"/>
               </w:rPr>
               <w:t>④ 先验知识</w:t>
@@ -4590,13 +5211,16 @@
             <w:tcW w:type="dxa" w:w="3135"/>
           </w:tcPr>
           <w:p>
+            <w:pPr>
+              <w:spacing w:line="336" w:lineRule="auto"/>
+            </w:pPr>
             <w:r/>
             <w:r>
               <w:rPr>
-                <w:rFonts w:ascii="Microsoft YaHei" w:hAnsi="Microsoft YaHei"/>
+                <w:rFonts w:ascii="Microsoft YaHei" w:hAnsi="Microsoft YaHei" w:eastAsia="Microsoft YaHei"/>
                 <w:sz w:val="19"/>
               </w:rPr>
-              <w:t>RCA 报告、偏差报告、FTA / FMEA 已有结果、供应商资料</w:t>
+              <w:t>历史 RCA 报告 + 偏差报告 + FTA / FMEA 已有结果 + 供应商提供的资料</w:t>
             </w:r>
           </w:p>
         </w:tc>
@@ -4605,13 +5229,16 @@
             <w:tcW w:type="dxa" w:w="3135"/>
           </w:tcPr>
           <w:p>
+            <w:pPr>
+              <w:spacing w:line="336" w:lineRule="auto"/>
+            </w:pPr>
             <w:r/>
             <w:r>
               <w:rPr>
-                <w:rFonts w:ascii="Microsoft YaHei" w:hAnsi="Microsoft YaHei"/>
+                <w:rFonts w:ascii="Microsoft YaHei" w:hAnsi="Microsoft YaHei" w:eastAsia="Microsoft YaHei"/>
                 <w:sz w:val="19"/>
               </w:rPr>
-              <w:t>用于建知识图谱解释性模型的基础</w:t>
+              <w:t>设备工程部 + QA + 资深维护工程师</w:t>
             </w:r>
           </w:p>
         </w:tc>
@@ -4626,30 +5253,29 @@
         <w:rPr>
           <w:rFonts w:ascii="Microsoft YaHei" w:hAnsi="Microsoft YaHei" w:eastAsia="Microsoft YaHei"/>
           <w:color w:val="1E40AF"/>
-          <w:sz w:val="28"/>
+          <w:sz w:val="26"/>
         </w:rPr>
-        <w:t>10.2 双方在会议中达成的明确共识</w:t>
+        <w:t>9.2 整理后能回答的关键问题</w:t>
       </w:r>
     </w:p>
     <w:p>
       <w:pPr>
-        <w:spacing w:after="120"/>
+        <w:spacing w:after="120" w:line="360" w:lineRule="auto"/>
       </w:pPr>
       <w:r>
         <w:rPr>
           <w:rFonts w:ascii="Microsoft YaHei" w:hAnsi="Microsoft YaHei" w:eastAsia="Microsoft YaHei"/>
-          <w:b/>
+          <w:b w:val="0"/>
           <w:i w:val="0"/>
-          <w:color w:val="166534"/>
           <w:sz w:val="21"/>
         </w:rPr>
-        <w:t>范围控制共识：</w:t>
+        <w:t>这 4 类信息整理出来之后，下一次跟埃森哲（或其他 AI 供应商）讨论时就能回答几个具体问题：</w:t>
       </w:r>
     </w:p>
     <w:p>
       <w:pPr>
         <w:pStyle w:val="ListBullet"/>
-        <w:spacing w:after="40"/>
+        <w:spacing w:after="60" w:line="336" w:lineRule="auto"/>
         <w:ind w:left="340"/>
       </w:pPr>
       <w:r>
@@ -4657,13 +5283,13 @@
           <w:rFonts w:ascii="Microsoft YaHei" w:hAnsi="Microsoft YaHei" w:eastAsia="Microsoft YaHei"/>
           <w:sz w:val="20"/>
         </w:rPr>
-        <w:t>本次合作仅聚焦设备预测性维护，不扩展到全面 AI 战略</w:t>
+        <w:t>这些设备里哪几类适合先做 PdM —— 数据够、痛点真、价值高</w:t>
       </w:r>
     </w:p>
     <w:p>
       <w:pPr>
         <w:pStyle w:val="ListBullet"/>
-        <w:spacing w:after="40"/>
+        <w:spacing w:after="60" w:line="336" w:lineRule="auto"/>
         <w:ind w:left="340"/>
       </w:pPr>
       <w:r>
@@ -4671,13 +5297,13 @@
           <w:rFonts w:ascii="Microsoft YaHei" w:hAnsi="Microsoft YaHei" w:eastAsia="Microsoft YaHei"/>
           <w:sz w:val="20"/>
         </w:rPr>
-        <w:t>第一次合作"范围不宜过大" · 易于向上申请 + 易于推进</w:t>
+        <w:t>每一类设备需要哪些先验经验入库形成知识图谱</w:t>
       </w:r>
     </w:p>
     <w:p>
       <w:pPr>
         <w:pStyle w:val="ListBullet"/>
-        <w:spacing w:after="40"/>
+        <w:spacing w:after="60" w:line="336" w:lineRule="auto"/>
         <w:ind w:left="340"/>
       </w:pPr>
       <w:r>
@@ -4685,28 +5311,13 @@
           <w:rFonts w:ascii="Microsoft YaHei" w:hAnsi="Microsoft YaHei" w:eastAsia="Microsoft YaHei"/>
           <w:sz w:val="20"/>
         </w:rPr>
-        <w:t>下一次会议聚焦"具体能不能做、怎么做"</w:t>
+        <w:t>当前数据量是否够直接建模 —— 还是需要先装传感器再积累</w:t>
       </w:r>
     </w:p>
     <w:p>
       <w:pPr>
-        <w:spacing w:after="120"/>
-      </w:pPr>
-      <w:r>
-        <w:rPr>
-          <w:rFonts w:ascii="Microsoft YaHei" w:hAnsi="Microsoft YaHei" w:eastAsia="Microsoft YaHei"/>
-          <w:b/>
-          <w:i w:val="0"/>
-          <w:color w:val="166534"/>
-          <w:sz w:val="21"/>
-        </w:rPr>
-        <w:t>输出形式共识：</w:t>
-      </w:r>
-    </w:p>
-    <w:p>
-      <w:pPr>
         <w:pStyle w:val="ListBullet"/>
-        <w:spacing w:after="40"/>
+        <w:spacing w:after="60" w:line="336" w:lineRule="auto"/>
         <w:ind w:left="340"/>
       </w:pPr>
       <w:r>
@@ -4714,13 +5325,13 @@
           <w:rFonts w:ascii="Microsoft YaHei" w:hAnsi="Microsoft YaHei" w:eastAsia="Microsoft YaHei"/>
           <w:sz w:val="20"/>
         </w:rPr>
-        <w:t>AI 输出不能是黑箱</w:t>
+        <w:t>第一阶段的合理投入和回报区间是多少</w:t>
       </w:r>
     </w:p>
     <w:p>
       <w:pPr>
         <w:pStyle w:val="ListBullet"/>
-        <w:spacing w:after="40"/>
+        <w:spacing w:after="60" w:line="336" w:lineRule="auto"/>
         <w:ind w:left="340"/>
       </w:pPr>
       <w:r>
@@ -4728,39 +5339,39 @@
           <w:rFonts w:ascii="Microsoft YaHei" w:hAnsi="Microsoft YaHei" w:eastAsia="Microsoft YaHei"/>
           <w:sz w:val="20"/>
         </w:rPr>
-        <w:t>报警时需附：故障类型 + 部位 + 证据 + 处置建议</w:t>
+        <w:t>采用哪种合作模式（4 种里选哪种）最匹配</w:t>
       </w:r>
     </w:p>
     <w:p>
       <w:pPr>
-        <w:pStyle w:val="ListBullet"/>
-        <w:spacing w:after="40"/>
-        <w:ind w:left="340"/>
+        <w:pStyle w:val="Heading2"/>
       </w:pPr>
       <w:r>
         <w:rPr>
           <w:rFonts w:ascii="Microsoft YaHei" w:hAnsi="Microsoft YaHei" w:eastAsia="Microsoft YaHei"/>
-          <w:sz w:val="20"/>
+          <w:color w:val="1E40AF"/>
+          <w:sz w:val="26"/>
         </w:rPr>
-        <w:t>埃森哲方将用知识图谱来实现解释性</w:t>
+        <w:t>9.3 需要继续澄清的事项</w:t>
       </w:r>
     </w:p>
     <w:p>
       <w:pPr>
-        <w:pStyle w:val="Heading2"/>
+        <w:spacing w:after="120" w:line="360" w:lineRule="auto"/>
       </w:pPr>
       <w:r>
         <w:rPr>
           <w:rFonts w:ascii="Microsoft YaHei" w:hAnsi="Microsoft YaHei" w:eastAsia="Microsoft YaHei"/>
-          <w:color w:val="991B1B"/>
-          <w:sz w:val="28"/>
+          <w:b w:val="0"/>
+          <w:i w:val="0"/>
+          <w:sz w:val="21"/>
         </w:rPr>
-        <w:t>10.3 会议中"未明确"或"待澄清"的事项</w:t>
+        <w:t>除了凯莱英自己整理的信息，还有一些事项需要在下一次跟埃森哲的对接中澄清：</w:t>
       </w:r>
     </w:p>
     <w:p>
       <w:pPr>
-        <w:spacing w:after="120"/>
+        <w:spacing w:after="120" w:line="360" w:lineRule="auto"/>
       </w:pPr>
       <w:r>
         <w:rPr>
@@ -4769,13 +5380,13 @@
           <w:i w:val="0"/>
           <w:sz w:val="21"/>
         </w:rPr>
-        <w:t>以下事项会议中未明确，建议会后或下一次会议澄清：</w:t>
+        <w:t>商务层面：</w:t>
       </w:r>
     </w:p>
     <w:p>
       <w:pPr>
         <w:pStyle w:val="ListBullet"/>
-        <w:spacing w:after="40"/>
+        <w:spacing w:after="60" w:line="336" w:lineRule="auto"/>
         <w:ind w:left="340"/>
       </w:pPr>
       <w:r>
@@ -4783,13 +5394,13 @@
           <w:rFonts w:ascii="Microsoft YaHei" w:hAnsi="Microsoft YaHei" w:eastAsia="Microsoft YaHei"/>
           <w:sz w:val="20"/>
         </w:rPr>
-        <w:t>埃森哲方在 PdM 项目上的商务报价区间 / 计费方式（人天 / 包干 / 按效果分成）</w:t>
+        <w:t>PdM 项目的商务计费方式（按人天 / 按里程碑 / 按效果分成）</w:t>
       </w:r>
     </w:p>
     <w:p>
       <w:pPr>
         <w:pStyle w:val="ListBullet"/>
-        <w:spacing w:after="40"/>
+        <w:spacing w:after="60" w:line="336" w:lineRule="auto"/>
         <w:ind w:left="340"/>
       </w:pPr>
       <w:r>
@@ -4797,13 +5408,13 @@
           <w:rFonts w:ascii="Microsoft YaHei" w:hAnsi="Microsoft YaHei" w:eastAsia="Microsoft YaHei"/>
           <w:sz w:val="20"/>
         </w:rPr>
-        <w:t>埃森哲方在制药行业（API / CDMO）PdM 的具体案例（除 CSU 纸机案例外）</w:t>
+        <w:t>不同合作模式的预算区间参考</w:t>
       </w:r>
     </w:p>
     <w:p>
       <w:pPr>
         <w:pStyle w:val="ListBullet"/>
-        <w:spacing w:after="40"/>
+        <w:spacing w:after="60" w:line="336" w:lineRule="auto"/>
         <w:ind w:left="340"/>
       </w:pPr>
       <w:r>
@@ -4811,13 +5422,13 @@
           <w:rFonts w:ascii="Microsoft YaHei" w:hAnsi="Microsoft YaHei" w:eastAsia="Microsoft YaHei"/>
           <w:sz w:val="20"/>
         </w:rPr>
-        <w:t>埃森哲方本地交付团队的具体名单（参与本项目的工程师）</w:t>
+        <w:t>项目期间是否含培训 / 知识转移内容</w:t>
       </w:r>
     </w:p>
     <w:p>
       <w:pPr>
         <w:pStyle w:val="ListBullet"/>
-        <w:spacing w:after="40"/>
+        <w:spacing w:after="60" w:line="336" w:lineRule="auto"/>
         <w:ind w:left="340"/>
       </w:pPr>
       <w:r>
@@ -4825,13 +5436,27 @@
           <w:rFonts w:ascii="Microsoft YaHei" w:hAnsi="Microsoft YaHei" w:eastAsia="Microsoft YaHei"/>
           <w:sz w:val="20"/>
         </w:rPr>
-        <w:t>凯莱英 IT / SAP / Veeva 现有系统与埃森哲方案的对接深度</w:t>
+        <w:t>项目结束后的运维支持安排</w:t>
       </w:r>
     </w:p>
     <w:p>
       <w:pPr>
+        <w:spacing w:after="120" w:line="360" w:lineRule="auto"/>
+      </w:pPr>
+      <w:r>
+        <w:rPr>
+          <w:rFonts w:ascii="Microsoft YaHei" w:hAnsi="Microsoft YaHei" w:eastAsia="Microsoft YaHei"/>
+          <w:b/>
+          <w:i w:val="0"/>
+          <w:sz w:val="21"/>
+        </w:rPr>
+        <w:t>技术层面：</w:t>
+      </w:r>
+    </w:p>
+    <w:p>
+      <w:pPr>
         <w:pStyle w:val="ListBullet"/>
-        <w:spacing w:after="40"/>
+        <w:spacing w:after="60" w:line="336" w:lineRule="auto"/>
         <w:ind w:left="340"/>
       </w:pPr>
       <w:r>
@@ -4839,13 +5464,13 @@
           <w:rFonts w:ascii="Microsoft YaHei" w:hAnsi="Microsoft YaHei" w:eastAsia="Microsoft YaHei"/>
           <w:sz w:val="20"/>
         </w:rPr>
-        <w:t>凯莱英方"300 多台设备"指代范围</w:t>
+        <w:t>埃森哲在制药 / API / CDMO 行业 PdM 的具体案例（除已知纸机案例外）</w:t>
       </w:r>
     </w:p>
     <w:p>
       <w:pPr>
         <w:pStyle w:val="ListBullet"/>
-        <w:spacing w:after="40"/>
+        <w:spacing w:after="60" w:line="336" w:lineRule="auto"/>
         <w:ind w:left="340"/>
       </w:pPr>
       <w:r>
@@ -4853,13 +5478,13 @@
           <w:rFonts w:ascii="Microsoft YaHei" w:hAnsi="Microsoft YaHei" w:eastAsia="Microsoft YaHei"/>
           <w:sz w:val="20"/>
         </w:rPr>
-        <w:t>凯莱英现有传感器 / 历史数据完整度（震动 / 电流 / 温度 各覆盖率）</w:t>
+        <w:t>本地交付团队的具体人员与背景</w:t>
       </w:r>
     </w:p>
     <w:p>
       <w:pPr>
         <w:pStyle w:val="ListBullet"/>
-        <w:spacing w:after="40"/>
+        <w:spacing w:after="60" w:line="336" w:lineRule="auto"/>
         <w:ind w:left="340"/>
       </w:pPr>
       <w:r>
@@ -4867,13 +5492,13 @@
           <w:rFonts w:ascii="Microsoft YaHei" w:hAnsi="Microsoft YaHei" w:eastAsia="Microsoft YaHei"/>
           <w:sz w:val="20"/>
         </w:rPr>
-        <w:t>PoC 阶段的具体投入预算上限（凯莱英方未明确表态）</w:t>
+        <w:t>知识图谱 / AI 模型权重的所有权归属条款</w:t>
       </w:r>
     </w:p>
     <w:p>
       <w:pPr>
         <w:pStyle w:val="ListBullet"/>
-        <w:spacing w:after="40"/>
+        <w:spacing w:after="60" w:line="336" w:lineRule="auto"/>
         <w:ind w:left="340"/>
       </w:pPr>
       <w:r>
@@ -4881,7 +5506,7 @@
           <w:rFonts w:ascii="Microsoft YaHei" w:hAnsi="Microsoft YaHei" w:eastAsia="Microsoft YaHei"/>
           <w:sz w:val="20"/>
         </w:rPr>
-        <w:t>项目知识图谱 / 模型权重的所有权归属（凯莱英 vs 埃森哲）</w:t>
+        <w:t>跟凯莱英现有 SAP / Veeva 等系统的对接方式</w:t>
       </w:r>
     </w:p>
     <w:p>
@@ -4892,96 +5517,15 @@
         <w:rPr>
           <w:rFonts w:ascii="Microsoft YaHei" w:hAnsi="Microsoft YaHei" w:eastAsia="Microsoft YaHei"/>
           <w:color w:val="1E40AF"/>
-          <w:sz w:val="28"/>
+          <w:sz w:val="26"/>
         </w:rPr>
-        <w:t>10.4 双方约定的下一步</w:t>
+        <w:t>9.4 整体节奏建议</w:t>
       </w:r>
     </w:p>
     <w:p>
       <w:pPr>
-        <w:spacing w:before="120" w:after="120"/>
-        <w:ind w:left="283"/>
-      </w:pPr>
-      <w:r>
-        <w:rPr>
-          <w:rFonts w:ascii="Microsoft YaHei" w:hAnsi="Microsoft YaHei"/>
-          <w:b/>
-          <w:color w:val="FF7E3D"/>
-          <w:sz w:val="19"/>
-        </w:rPr>
-        <w:t>凯莱英 · David</w:t>
-        <w:br/>
-      </w:r>
-      <w:r>
-        <w:rPr>
-          <w:rFonts w:ascii="Microsoft YaHei" w:hAnsi="Microsoft YaHei"/>
-          <w:i/>
-          <w:color w:val="3A4D72"/>
-          <w:sz w:val="20"/>
-        </w:rPr>
-        <w:t>"会后的话，我们把这些数据看看能收集哪些，我们整理一下，然后回头发给你们。"</w:t>
-      </w:r>
-    </w:p>
-    <w:p>
-      <w:pPr>
-        <w:spacing w:before="120" w:after="120"/>
-        <w:ind w:left="283"/>
-      </w:pPr>
-      <w:r>
-        <w:rPr>
-          <w:rFonts w:ascii="Microsoft YaHei" w:hAnsi="Microsoft YaHei"/>
-          <w:b/>
-          <w:color w:val="FF7E3D"/>
-          <w:sz w:val="19"/>
-        </w:rPr>
-        <w:t>埃森哲 · 刘博言</w:t>
-        <w:br/>
-      </w:r>
-      <w:r>
-        <w:rPr>
-          <w:rFonts w:ascii="Microsoft YaHei" w:hAnsi="Microsoft YaHei"/>
-          <w:i/>
-          <w:color w:val="3A4D72"/>
-          <w:sz w:val="20"/>
-        </w:rPr>
-        <w:t>"如果说有什么案例，我现在都可以跟你说……我也可以凭我们经验，大概告诉你们这个东西能做还是不能做。"</w:t>
-      </w:r>
-    </w:p>
-    <w:p>
-      <w:r>
-        <w:br w:type="page"/>
-      </w:r>
-    </w:p>
-    <w:p>
-      <w:pPr>
-        <w:pStyle w:val="Heading1"/>
-      </w:pPr>
-      <w:r>
-        <w:rPr>
-          <w:rFonts w:ascii="Microsoft YaHei" w:hAnsi="Microsoft YaHei" w:eastAsia="Microsoft YaHei"/>
-          <w:color w:val="0F1F3D"/>
-          <w:sz w:val="36"/>
-        </w:rPr>
-        <w:t>附录</w:t>
-      </w:r>
-    </w:p>
-    <w:p>
-      <w:pPr>
-        <w:pStyle w:val="Heading2"/>
-      </w:pPr>
-      <w:r>
-        <w:rPr>
-          <w:rFonts w:ascii="Microsoft YaHei" w:hAnsi="Microsoft YaHei" w:eastAsia="Microsoft YaHei"/>
-          <w:color w:val="1E40AF"/>
-          <w:sz w:val="28"/>
-        </w:rPr>
-        <w:t>A. 本总结基于的素材</w:t>
-      </w:r>
-    </w:p>
-    <w:p>
-      <w:pPr>
         <w:pStyle w:val="ListBullet"/>
-        <w:spacing w:after="40"/>
+        <w:spacing w:after="60" w:line="336" w:lineRule="auto"/>
         <w:ind w:left="340"/>
       </w:pPr>
       <w:r>
@@ -4989,13 +5533,13 @@
           <w:rFonts w:ascii="Microsoft YaHei" w:hAnsi="Microsoft YaHei" w:eastAsia="Microsoft YaHei"/>
           <w:sz w:val="20"/>
         </w:rPr>
-        <w:t>语音转文字记录：06-30设备预测性维护方案探讨.mp3.docx（约 22,700 字符）</w:t>
+        <w:t>第 1 个月 · 信息整理：凯莱英内部完成 4 类信息整理 + 选定 1 个起步设备类型</w:t>
       </w:r>
     </w:p>
     <w:p>
       <w:pPr>
         <w:pStyle w:val="ListBullet"/>
-        <w:spacing w:after="40"/>
+        <w:spacing w:after="60" w:line="336" w:lineRule="auto"/>
         <w:ind w:left="340"/>
       </w:pPr>
       <w:r>
@@ -5003,13 +5547,13 @@
           <w:rFonts w:ascii="Microsoft YaHei" w:hAnsi="Microsoft YaHei" w:eastAsia="Microsoft YaHei"/>
           <w:sz w:val="20"/>
         </w:rPr>
-        <w:t>埃森哲方现场 PPT 截屏：埃森哲/1.PNG ~ 9.PNG 共 9 张</w:t>
+        <w:t>第 2-3 个月 · 方案对齐：跟埃森哲（+ 其他候选供应商）做 1-2 轮深度方案讨论 + 商务报价</w:t>
       </w:r>
     </w:p>
     <w:p>
       <w:pPr>
         <w:pStyle w:val="ListBullet"/>
-        <w:spacing w:after="40"/>
+        <w:spacing w:after="60" w:line="336" w:lineRule="auto"/>
         <w:ind w:left="340"/>
       </w:pPr>
       <w:r>
@@ -5017,1101 +5561,61 @@
           <w:rFonts w:ascii="Microsoft YaHei" w:hAnsi="Microsoft YaHei" w:eastAsia="Microsoft YaHei"/>
           <w:sz w:val="20"/>
         </w:rPr>
-        <w:t>埃森哲完整介绍材料：凯莱英-埃森哲AI能力与赋能制造.pdf（34 页 · 2026-05-13 提供 · 本次会议未全部覆盖）</w:t>
+        <w:t>第 3-6 个月 · PoC 启动：选 1 类设备开始概念验证 —— 数据采集 + 算法建模 + 知识图谱搭建</w:t>
       </w:r>
     </w:p>
     <w:p>
       <w:pPr>
-        <w:spacing w:after="120"/>
+        <w:pStyle w:val="ListBullet"/>
+        <w:spacing w:after="60" w:line="336" w:lineRule="auto"/>
+        <w:ind w:left="340"/>
       </w:pPr>
       <w:r>
         <w:rPr>
           <w:rFonts w:ascii="Microsoft YaHei" w:hAnsi="Microsoft YaHei" w:eastAsia="Microsoft YaHei"/>
-          <w:b w:val="0"/>
-          <w:i/>
-          <w:color w:val="5B6A8A"/>
-          <w:sz w:val="21"/>
+          <w:sz w:val="20"/>
         </w:rPr>
-        <w:t>注：埃森哲方在会议中明示 PPT 截屏不全（"原则上是不能给你们看的，因为这是其他客户的东西"），部分案例细节本总结无法完全还原。</w:t>
-      </w:r>
-    </w:p>
-    <w:p>
-      <w:pPr>
-        <w:pStyle w:val="Heading2"/>
-      </w:pPr>
-      <w:r>
-        <w:rPr>
-          <w:rFonts w:ascii="Microsoft YaHei" w:hAnsi="Microsoft YaHei" w:eastAsia="Microsoft YaHei"/>
-          <w:color w:val="1E40AF"/>
-          <w:sz w:val="28"/>
-        </w:rPr>
-        <w:t>B. 关键术语对照</w:t>
+        <w:t>第 6-12 个月 · 试点 + 推广：PoC 结果评估 → 决定是否扩展到其他设备 / 厂区</w:t>
       </w:r>
     </w:p>
     <w:tbl>
       <w:tblPr>
-        <w:tblStyle w:val="LightGrid-Accent1"/>
         <w:tblW w:type="auto" w:w="0"/>
+        <w:tblLayout w:type="autofit"/>
         <w:tblLook w:firstColumn="1" w:firstRow="1" w:lastColumn="0" w:lastRow="0" w:noHBand="0" w:noVBand="1" w:val="04A0"/>
       </w:tblPr>
       <w:tblGrid>
-        <w:gridCol w:w="3135"/>
-        <w:gridCol w:w="3135"/>
-        <w:gridCol w:w="3135"/>
+        <w:gridCol w:w="9406"/>
       </w:tblGrid>
       <w:tr>
         <w:tc>
           <w:tcPr>
-            <w:tcW w:type="dxa" w:w="3135"/>
-            <w:shd w:val="clear" w:color="auto" w:fill="0F1F3D"/>
+            <w:tcW w:type="dxa" w:w="9406"/>
+            <w:shd w:val="clear" w:fill="FFF7F1"/>
+            <w:tcBorders>
+              <w:left w:val="single" w:sz="24" w:color="FF7E3D"/>
+              <w:top w:val="single" w:sz="4" w:color="FFD8BE"/>
+              <w:right w:val="single" w:sz="4" w:color="FFD8BE"/>
+              <w:bottom w:val="single" w:sz="4" w:color="FFD8BE"/>
+            </w:tcBorders>
           </w:tcPr>
           <w:p>
-            <w:r/>
+            <w:pPr>
+              <w:spacing w:line="360" w:lineRule="auto"/>
+            </w:pPr>
             <w:r>
               <w:rPr>
-                <w:rFonts w:ascii="Microsoft YaHei" w:hAnsi="Microsoft YaHei"/>
-                <w:b/>
-                <w:color w:val="FFFFFF"/>
+                <w:rFonts w:ascii="Microsoft YaHei" w:hAnsi="Microsoft YaHei" w:eastAsia="Microsoft YaHei"/>
+                <w:color w:val="3A4D72"/>
                 <w:sz w:val="20"/>
               </w:rPr>
-              <w:t>术语</w:t>
-            </w:r>
-          </w:p>
-        </w:tc>
-        <w:tc>
-          <w:tcPr>
-            <w:tcW w:type="dxa" w:w="3135"/>
-            <w:shd w:val="clear" w:color="auto" w:fill="0F1F3D"/>
-          </w:tcPr>
-          <w:p>
-            <w:r/>
-            <w:r>
-              <w:rPr>
-                <w:rFonts w:ascii="Microsoft YaHei" w:hAnsi="Microsoft YaHei"/>
-                <w:b/>
-                <w:color w:val="FFFFFF"/>
-                <w:sz w:val="20"/>
-              </w:rPr>
-              <w:t>英文 / 出处</w:t>
-            </w:r>
-          </w:p>
-        </w:tc>
-        <w:tc>
-          <w:tcPr>
-            <w:tcW w:type="dxa" w:w="3135"/>
-            <w:shd w:val="clear" w:color="auto" w:fill="0F1F3D"/>
-          </w:tcPr>
-          <w:p>
-            <w:r/>
-            <w:r>
-              <w:rPr>
-                <w:rFonts w:ascii="Microsoft YaHei" w:hAnsi="Microsoft YaHei"/>
-                <w:b/>
-                <w:color w:val="FFFFFF"/>
-                <w:sz w:val="20"/>
-              </w:rPr>
-              <w:t>解释</w:t>
-            </w:r>
-          </w:p>
-        </w:tc>
-      </w:tr>
-      <w:tr>
-        <w:tc>
-          <w:tcPr>
-            <w:tcW w:type="dxa" w:w="3135"/>
-          </w:tcPr>
-          <w:p>
-            <w:r/>
-            <w:r>
-              <w:rPr>
-                <w:rFonts w:ascii="Microsoft YaHei" w:hAnsi="Microsoft YaHei"/>
-                <w:sz w:val="19"/>
-              </w:rPr>
-              <w:t>PdM</w:t>
-            </w:r>
-          </w:p>
-        </w:tc>
-        <w:tc>
-          <w:tcPr>
-            <w:tcW w:type="dxa" w:w="3135"/>
-          </w:tcPr>
-          <w:p>
-            <w:r/>
-            <w:r>
-              <w:rPr>
-                <w:rFonts w:ascii="Microsoft YaHei" w:hAnsi="Microsoft YaHei"/>
-                <w:sz w:val="19"/>
-              </w:rPr>
-              <w:t>Predictive Maintenance</w:t>
-            </w:r>
-          </w:p>
-        </w:tc>
-        <w:tc>
-          <w:tcPr>
-            <w:tcW w:type="dxa" w:w="3135"/>
-          </w:tcPr>
-          <w:p>
-            <w:r/>
-            <w:r>
-              <w:rPr>
-                <w:rFonts w:ascii="Microsoft YaHei" w:hAnsi="Microsoft YaHei"/>
-                <w:sz w:val="19"/>
-              </w:rPr>
-              <w:t>预测性维护 · 本次会议核心议题</w:t>
-            </w:r>
-          </w:p>
-        </w:tc>
-      </w:tr>
-      <w:tr>
-        <w:tc>
-          <w:tcPr>
-            <w:tcW w:type="dxa" w:w="3135"/>
-          </w:tcPr>
-          <w:p>
-            <w:r/>
-            <w:r>
-              <w:rPr>
-                <w:rFonts w:ascii="Microsoft YaHei" w:hAnsi="Microsoft YaHei"/>
-                <w:sz w:val="19"/>
-              </w:rPr>
-              <w:t>Industry X</w:t>
-            </w:r>
-          </w:p>
-        </w:tc>
-        <w:tc>
-          <w:tcPr>
-            <w:tcW w:type="dxa" w:w="3135"/>
-          </w:tcPr>
-          <w:p>
-            <w:r/>
-            <w:r>
-              <w:rPr>
-                <w:rFonts w:ascii="Microsoft YaHei" w:hAnsi="Microsoft YaHei"/>
-                <w:sz w:val="19"/>
-              </w:rPr>
-              <w:t>—</w:t>
-            </w:r>
-          </w:p>
-        </w:tc>
-        <w:tc>
-          <w:tcPr>
-            <w:tcW w:type="dxa" w:w="3135"/>
-          </w:tcPr>
-          <w:p>
-            <w:r/>
-            <w:r>
-              <w:rPr>
-                <w:rFonts w:ascii="Microsoft YaHei" w:hAnsi="Microsoft YaHei"/>
-                <w:sz w:val="19"/>
-              </w:rPr>
-              <w:t>埃森哲 Industry X 事业部，专门服务制造型企业</w:t>
-            </w:r>
-          </w:p>
-        </w:tc>
-      </w:tr>
-      <w:tr>
-        <w:tc>
-          <w:tcPr>
-            <w:tcW w:type="dxa" w:w="3135"/>
-          </w:tcPr>
-          <w:p>
-            <w:r/>
-            <w:r>
-              <w:rPr>
-                <w:rFonts w:ascii="Microsoft YaHei" w:hAnsi="Microsoft YaHei"/>
-                <w:sz w:val="19"/>
-              </w:rPr>
-              <w:t>EAM</w:t>
-            </w:r>
-          </w:p>
-        </w:tc>
-        <w:tc>
-          <w:tcPr>
-            <w:tcW w:type="dxa" w:w="3135"/>
-          </w:tcPr>
-          <w:p>
-            <w:r/>
-            <w:r>
-              <w:rPr>
-                <w:rFonts w:ascii="Microsoft YaHei" w:hAnsi="Microsoft YaHei"/>
-                <w:sz w:val="19"/>
-              </w:rPr>
-              <w:t>Enterprise Asset Management</w:t>
-            </w:r>
-          </w:p>
-        </w:tc>
-        <w:tc>
-          <w:tcPr>
-            <w:tcW w:type="dxa" w:w="3135"/>
-          </w:tcPr>
-          <w:p>
-            <w:r/>
-            <w:r>
-              <w:rPr>
-                <w:rFonts w:ascii="Microsoft YaHei" w:hAnsi="Microsoft YaHei"/>
-                <w:sz w:val="19"/>
-              </w:rPr>
-              <w:t>企业资产管理系统</w:t>
-            </w:r>
-          </w:p>
-        </w:tc>
-      </w:tr>
-      <w:tr>
-        <w:tc>
-          <w:tcPr>
-            <w:tcW w:type="dxa" w:w="3135"/>
-          </w:tcPr>
-          <w:p>
-            <w:r/>
-            <w:r>
-              <w:rPr>
-                <w:rFonts w:ascii="Microsoft YaHei" w:hAnsi="Microsoft YaHei"/>
-                <w:sz w:val="19"/>
-              </w:rPr>
-              <w:t>APM</w:t>
-            </w:r>
-          </w:p>
-        </w:tc>
-        <w:tc>
-          <w:tcPr>
-            <w:tcW w:type="dxa" w:w="3135"/>
-          </w:tcPr>
-          <w:p>
-            <w:r/>
-            <w:r>
-              <w:rPr>
-                <w:rFonts w:ascii="Microsoft YaHei" w:hAnsi="Microsoft YaHei"/>
-                <w:sz w:val="19"/>
-              </w:rPr>
-              <w:t>Asset Performance Management</w:t>
-            </w:r>
-          </w:p>
-        </w:tc>
-        <w:tc>
-          <w:tcPr>
-            <w:tcW w:type="dxa" w:w="3135"/>
-          </w:tcPr>
-          <w:p>
-            <w:r/>
-            <w:r>
-              <w:rPr>
-                <w:rFonts w:ascii="Microsoft YaHei" w:hAnsi="Microsoft YaHei"/>
-                <w:sz w:val="19"/>
-              </w:rPr>
-              <w:t>资产绩效管理系统</w:t>
-            </w:r>
-          </w:p>
-        </w:tc>
-      </w:tr>
-      <w:tr>
-        <w:tc>
-          <w:tcPr>
-            <w:tcW w:type="dxa" w:w="3135"/>
-          </w:tcPr>
-          <w:p>
-            <w:r/>
-            <w:r>
-              <w:rPr>
-                <w:rFonts w:ascii="Microsoft YaHei" w:hAnsi="Microsoft YaHei"/>
-                <w:sz w:val="19"/>
-              </w:rPr>
-              <w:t>MTBF</w:t>
-            </w:r>
-          </w:p>
-        </w:tc>
-        <w:tc>
-          <w:tcPr>
-            <w:tcW w:type="dxa" w:w="3135"/>
-          </w:tcPr>
-          <w:p>
-            <w:r/>
-            <w:r>
-              <w:rPr>
-                <w:rFonts w:ascii="Microsoft YaHei" w:hAnsi="Microsoft YaHei"/>
-                <w:sz w:val="19"/>
-              </w:rPr>
-              <w:t>Mean Time Between Failure</w:t>
-            </w:r>
-          </w:p>
-        </w:tc>
-        <w:tc>
-          <w:tcPr>
-            <w:tcW w:type="dxa" w:w="3135"/>
-          </w:tcPr>
-          <w:p>
-            <w:r/>
-            <w:r>
-              <w:rPr>
-                <w:rFonts w:ascii="Microsoft YaHei" w:hAnsi="Microsoft YaHei"/>
-                <w:sz w:val="19"/>
-              </w:rPr>
-              <w:t>平均无故障时间</w:t>
-            </w:r>
-          </w:p>
-        </w:tc>
-      </w:tr>
-      <w:tr>
-        <w:tc>
-          <w:tcPr>
-            <w:tcW w:type="dxa" w:w="3135"/>
-          </w:tcPr>
-          <w:p>
-            <w:r/>
-            <w:r>
-              <w:rPr>
-                <w:rFonts w:ascii="Microsoft YaHei" w:hAnsi="Microsoft YaHei"/>
-                <w:sz w:val="19"/>
-              </w:rPr>
-              <w:t>MTTR</w:t>
-            </w:r>
-          </w:p>
-        </w:tc>
-        <w:tc>
-          <w:tcPr>
-            <w:tcW w:type="dxa" w:w="3135"/>
-          </w:tcPr>
-          <w:p>
-            <w:r/>
-            <w:r>
-              <w:rPr>
-                <w:rFonts w:ascii="Microsoft YaHei" w:hAnsi="Microsoft YaHei"/>
-                <w:sz w:val="19"/>
-              </w:rPr>
-              <w:t>Mean Time To Repair</w:t>
-            </w:r>
-          </w:p>
-        </w:tc>
-        <w:tc>
-          <w:tcPr>
-            <w:tcW w:type="dxa" w:w="3135"/>
-          </w:tcPr>
-          <w:p>
-            <w:r/>
-            <w:r>
-              <w:rPr>
-                <w:rFonts w:ascii="Microsoft YaHei" w:hAnsi="Microsoft YaHei"/>
-                <w:sz w:val="19"/>
-              </w:rPr>
-              <w:t>平均修复时间</w:t>
-            </w:r>
-          </w:p>
-        </w:tc>
-      </w:tr>
-      <w:tr>
-        <w:tc>
-          <w:tcPr>
-            <w:tcW w:type="dxa" w:w="3135"/>
-          </w:tcPr>
-          <w:p>
-            <w:r/>
-            <w:r>
-              <w:rPr>
-                <w:rFonts w:ascii="Microsoft YaHei" w:hAnsi="Microsoft YaHei"/>
-                <w:sz w:val="19"/>
-              </w:rPr>
-              <w:t>FTA / FMEA</w:t>
-            </w:r>
-          </w:p>
-        </w:tc>
-        <w:tc>
-          <w:tcPr>
-            <w:tcW w:type="dxa" w:w="3135"/>
-          </w:tcPr>
-          <w:p>
-            <w:r/>
-            <w:r>
-              <w:rPr>
-                <w:rFonts w:ascii="Microsoft YaHei" w:hAnsi="Microsoft YaHei"/>
-                <w:sz w:val="19"/>
-              </w:rPr>
-              <w:t>Fault Tree Analysis / FMEA</w:t>
-            </w:r>
-          </w:p>
-        </w:tc>
-        <w:tc>
-          <w:tcPr>
-            <w:tcW w:type="dxa" w:w="3135"/>
-          </w:tcPr>
-          <w:p>
-            <w:r/>
-            <w:r>
-              <w:rPr>
-                <w:rFonts w:ascii="Microsoft YaHei" w:hAnsi="Microsoft YaHei"/>
-                <w:sz w:val="19"/>
-              </w:rPr>
-              <w:t>故障树分析 / 失效模式与影响分析</w:t>
-            </w:r>
-          </w:p>
-        </w:tc>
-      </w:tr>
-      <w:tr>
-        <w:tc>
-          <w:tcPr>
-            <w:tcW w:type="dxa" w:w="3135"/>
-          </w:tcPr>
-          <w:p>
-            <w:r/>
-            <w:r>
-              <w:rPr>
-                <w:rFonts w:ascii="Microsoft YaHei" w:hAnsi="Microsoft YaHei"/>
-                <w:sz w:val="19"/>
-              </w:rPr>
-              <w:t>RCA</w:t>
-            </w:r>
-          </w:p>
-        </w:tc>
-        <w:tc>
-          <w:tcPr>
-            <w:tcW w:type="dxa" w:w="3135"/>
-          </w:tcPr>
-          <w:p>
-            <w:r/>
-            <w:r>
-              <w:rPr>
-                <w:rFonts w:ascii="Microsoft YaHei" w:hAnsi="Microsoft YaHei"/>
-                <w:sz w:val="19"/>
-              </w:rPr>
-              <w:t>Root Cause Analysis</w:t>
-            </w:r>
-          </w:p>
-        </w:tc>
-        <w:tc>
-          <w:tcPr>
-            <w:tcW w:type="dxa" w:w="3135"/>
-          </w:tcPr>
-          <w:p>
-            <w:r/>
-            <w:r>
-              <w:rPr>
-                <w:rFonts w:ascii="Microsoft YaHei" w:hAnsi="Microsoft YaHei"/>
-                <w:sz w:val="19"/>
-              </w:rPr>
-              <w:t>根本原因分析</w:t>
-            </w:r>
-          </w:p>
-        </w:tc>
-      </w:tr>
-      <w:tr>
-        <w:tc>
-          <w:tcPr>
-            <w:tcW w:type="dxa" w:w="3135"/>
-          </w:tcPr>
-          <w:p>
-            <w:r/>
-            <w:r>
-              <w:rPr>
-                <w:rFonts w:ascii="Microsoft YaHei" w:hAnsi="Microsoft YaHei"/>
-                <w:sz w:val="19"/>
-              </w:rPr>
-              <w:t>OEE</w:t>
-            </w:r>
-          </w:p>
-        </w:tc>
-        <w:tc>
-          <w:tcPr>
-            <w:tcW w:type="dxa" w:w="3135"/>
-          </w:tcPr>
-          <w:p>
-            <w:r/>
-            <w:r>
-              <w:rPr>
-                <w:rFonts w:ascii="Microsoft YaHei" w:hAnsi="Microsoft YaHei"/>
-                <w:sz w:val="19"/>
-              </w:rPr>
-              <w:t>Overall Equipment Effectiveness</w:t>
-            </w:r>
-          </w:p>
-        </w:tc>
-        <w:tc>
-          <w:tcPr>
-            <w:tcW w:type="dxa" w:w="3135"/>
-          </w:tcPr>
-          <w:p>
-            <w:r/>
-            <w:r>
-              <w:rPr>
-                <w:rFonts w:ascii="Microsoft YaHei" w:hAnsi="Microsoft YaHei"/>
-                <w:sz w:val="19"/>
-              </w:rPr>
-              <w:t>设备综合效率</w:t>
-            </w:r>
-          </w:p>
-        </w:tc>
-      </w:tr>
-      <w:tr>
-        <w:tc>
-          <w:tcPr>
-            <w:tcW w:type="dxa" w:w="3135"/>
-          </w:tcPr>
-          <w:p>
-            <w:r/>
-            <w:r>
-              <w:rPr>
-                <w:rFonts w:ascii="Microsoft YaHei" w:hAnsi="Microsoft YaHei"/>
-                <w:sz w:val="19"/>
-              </w:rPr>
-              <w:t>SPC</w:t>
-            </w:r>
-          </w:p>
-        </w:tc>
-        <w:tc>
-          <w:tcPr>
-            <w:tcW w:type="dxa" w:w="3135"/>
-          </w:tcPr>
-          <w:p>
-            <w:r/>
-            <w:r>
-              <w:rPr>
-                <w:rFonts w:ascii="Microsoft YaHei" w:hAnsi="Microsoft YaHei"/>
-                <w:sz w:val="19"/>
-              </w:rPr>
-              <w:t>Statistical Process Control</w:t>
-            </w:r>
-          </w:p>
-        </w:tc>
-        <w:tc>
-          <w:tcPr>
-            <w:tcW w:type="dxa" w:w="3135"/>
-          </w:tcPr>
-          <w:p>
-            <w:r/>
-            <w:r>
-              <w:rPr>
-                <w:rFonts w:ascii="Microsoft YaHei" w:hAnsi="Microsoft YaHei"/>
-                <w:sz w:val="19"/>
-              </w:rPr>
-              <w:t>统计过程控制</w:t>
-            </w:r>
-          </w:p>
-        </w:tc>
-      </w:tr>
-      <w:tr>
-        <w:tc>
-          <w:tcPr>
-            <w:tcW w:type="dxa" w:w="3135"/>
-          </w:tcPr>
-          <w:p>
-            <w:r/>
-            <w:r>
-              <w:rPr>
-                <w:rFonts w:ascii="Microsoft YaHei" w:hAnsi="Microsoft YaHei"/>
-                <w:sz w:val="19"/>
-              </w:rPr>
-              <w:t>Health Index</w:t>
-            </w:r>
-          </w:p>
-        </w:tc>
-        <w:tc>
-          <w:tcPr>
-            <w:tcW w:type="dxa" w:w="3135"/>
-          </w:tcPr>
-          <w:p>
-            <w:r/>
-            <w:r>
-              <w:rPr>
-                <w:rFonts w:ascii="Microsoft YaHei" w:hAnsi="Microsoft YaHei"/>
-                <w:sz w:val="19"/>
-              </w:rPr>
-              <w:t>健康分</w:t>
-            </w:r>
-          </w:p>
-        </w:tc>
-        <w:tc>
-          <w:tcPr>
-            <w:tcW w:type="dxa" w:w="3135"/>
-          </w:tcPr>
-          <w:p>
-            <w:r/>
-            <w:r>
-              <w:rPr>
-                <w:rFonts w:ascii="Microsoft YaHei" w:hAnsi="Microsoft YaHei"/>
-                <w:sz w:val="19"/>
-              </w:rPr>
-              <w:t>埃森哲方案中 AI 与人沟通的"基本单位" · 0-100 评分</w:t>
-            </w:r>
-          </w:p>
-        </w:tc>
-      </w:tr>
-      <w:tr>
-        <w:tc>
-          <w:tcPr>
-            <w:tcW w:type="dxa" w:w="3135"/>
-          </w:tcPr>
-          <w:p>
-            <w:r/>
-            <w:r>
-              <w:rPr>
-                <w:rFonts w:ascii="Microsoft YaHei" w:hAnsi="Microsoft YaHei"/>
-                <w:sz w:val="19"/>
-              </w:rPr>
-              <w:t>Ontology</w:t>
-            </w:r>
-          </w:p>
-        </w:tc>
-        <w:tc>
-          <w:tcPr>
-            <w:tcW w:type="dxa" w:w="3135"/>
-          </w:tcPr>
-          <w:p>
-            <w:r/>
-            <w:r>
-              <w:rPr>
-                <w:rFonts w:ascii="Microsoft YaHei" w:hAnsi="Microsoft YaHei"/>
-                <w:sz w:val="19"/>
-              </w:rPr>
-              <w:t>运营本体</w:t>
-            </w:r>
-          </w:p>
-        </w:tc>
-        <w:tc>
-          <w:tcPr>
-            <w:tcW w:type="dxa" w:w="3135"/>
-          </w:tcPr>
-          <w:p>
-            <w:r/>
-            <w:r>
-              <w:rPr>
-                <w:rFonts w:ascii="Microsoft YaHei" w:hAnsi="Microsoft YaHei"/>
-                <w:sz w:val="19"/>
-              </w:rPr>
-              <w:t>埃森哲方案的"语义底座" · PPT 5 核心概念</w:t>
-            </w:r>
-          </w:p>
-        </w:tc>
-      </w:tr>
-      <w:tr>
-        <w:tc>
-          <w:tcPr>
-            <w:tcW w:type="dxa" w:w="3135"/>
-          </w:tcPr>
-          <w:p>
-            <w:r/>
-            <w:r>
-              <w:rPr>
-                <w:rFonts w:ascii="Microsoft YaHei" w:hAnsi="Microsoft YaHei"/>
-                <w:sz w:val="19"/>
-              </w:rPr>
-              <w:t>Knowledge Graph</w:t>
-            </w:r>
-          </w:p>
-        </w:tc>
-        <w:tc>
-          <w:tcPr>
-            <w:tcW w:type="dxa" w:w="3135"/>
-          </w:tcPr>
-          <w:p>
-            <w:r/>
-            <w:r>
-              <w:rPr>
-                <w:rFonts w:ascii="Microsoft YaHei" w:hAnsi="Microsoft YaHei"/>
-                <w:sz w:val="19"/>
-              </w:rPr>
-              <w:t>知识图谱</w:t>
-            </w:r>
-          </w:p>
-        </w:tc>
-        <w:tc>
-          <w:tcPr>
-            <w:tcW w:type="dxa" w:w="3135"/>
-          </w:tcPr>
-          <w:p>
-            <w:r/>
-            <w:r>
-              <w:rPr>
-                <w:rFonts w:ascii="Microsoft YaHei" w:hAnsi="Microsoft YaHei"/>
-                <w:sz w:val="19"/>
-              </w:rPr>
-              <w:t>埃森哲实现 AI 可解释性的关键技术</w:t>
-            </w:r>
-          </w:p>
-        </w:tc>
-      </w:tr>
-      <w:tr>
-        <w:tc>
-          <w:tcPr>
-            <w:tcW w:type="dxa" w:w="3135"/>
-          </w:tcPr>
-          <w:p>
-            <w:r/>
-            <w:r>
-              <w:rPr>
-                <w:rFonts w:ascii="Microsoft YaHei" w:hAnsi="Microsoft YaHei"/>
-                <w:sz w:val="19"/>
-              </w:rPr>
-              <w:t>LSTM</w:t>
-            </w:r>
-          </w:p>
-        </w:tc>
-        <w:tc>
-          <w:tcPr>
-            <w:tcW w:type="dxa" w:w="3135"/>
-          </w:tcPr>
-          <w:p>
-            <w:r/>
-            <w:r>
-              <w:rPr>
-                <w:rFonts w:ascii="Microsoft YaHei" w:hAnsi="Microsoft YaHei"/>
-                <w:sz w:val="19"/>
-              </w:rPr>
-              <w:t>Long Short-Term Memory</w:t>
-            </w:r>
-          </w:p>
-        </w:tc>
-        <w:tc>
-          <w:tcPr>
-            <w:tcW w:type="dxa" w:w="3135"/>
-          </w:tcPr>
-          <w:p>
-            <w:r/>
-            <w:r>
-              <w:rPr>
-                <w:rFonts w:ascii="Microsoft YaHei" w:hAnsi="Microsoft YaHei"/>
-                <w:sz w:val="19"/>
-              </w:rPr>
-              <w:t>长短期记忆网络 · 时序模型</w:t>
-            </w:r>
-          </w:p>
-        </w:tc>
-      </w:tr>
-      <w:tr>
-        <w:tc>
-          <w:tcPr>
-            <w:tcW w:type="dxa" w:w="3135"/>
-          </w:tcPr>
-          <w:p>
-            <w:r/>
-            <w:r>
-              <w:rPr>
-                <w:rFonts w:ascii="Microsoft YaHei" w:hAnsi="Microsoft YaHei"/>
-                <w:sz w:val="19"/>
-              </w:rPr>
-              <w:t>GMP / GxP</w:t>
-            </w:r>
-          </w:p>
-        </w:tc>
-        <w:tc>
-          <w:tcPr>
-            <w:tcW w:type="dxa" w:w="3135"/>
-          </w:tcPr>
-          <w:p>
-            <w:r/>
-            <w:r>
-              <w:rPr>
-                <w:rFonts w:ascii="Microsoft YaHei" w:hAnsi="Microsoft YaHei"/>
-                <w:sz w:val="19"/>
-              </w:rPr>
-              <w:t>Good Manufacturing Practice</w:t>
-            </w:r>
-          </w:p>
-        </w:tc>
-        <w:tc>
-          <w:tcPr>
-            <w:tcW w:type="dxa" w:w="3135"/>
-          </w:tcPr>
-          <w:p>
-            <w:r/>
-            <w:r>
-              <w:rPr>
-                <w:rFonts w:ascii="Microsoft YaHei" w:hAnsi="Microsoft YaHei"/>
-                <w:sz w:val="19"/>
-              </w:rPr>
-              <w:t>药品生产质量管理规范</w:t>
-            </w:r>
-          </w:p>
-        </w:tc>
-      </w:tr>
-      <w:tr>
-        <w:tc>
-          <w:tcPr>
-            <w:tcW w:type="dxa" w:w="3135"/>
-          </w:tcPr>
-          <w:p>
-            <w:r/>
-            <w:r>
-              <w:rPr>
-                <w:rFonts w:ascii="Microsoft YaHei" w:hAnsi="Microsoft YaHei"/>
-                <w:sz w:val="19"/>
-              </w:rPr>
-              <w:t>欧盟附录 22</w:t>
-            </w:r>
-          </w:p>
-        </w:tc>
-        <w:tc>
-          <w:tcPr>
-            <w:tcW w:type="dxa" w:w="3135"/>
-          </w:tcPr>
-          <w:p>
-            <w:r/>
-            <w:r>
-              <w:rPr>
-                <w:rFonts w:ascii="Microsoft YaHei" w:hAnsi="Microsoft YaHei"/>
-                <w:sz w:val="19"/>
-              </w:rPr>
-              <w:t>EU GMP Annex 22</w:t>
-            </w:r>
-          </w:p>
-        </w:tc>
-        <w:tc>
-          <w:tcPr>
-            <w:tcW w:type="dxa" w:w="3135"/>
-          </w:tcPr>
-          <w:p>
-            <w:r/>
-            <w:r>
-              <w:rPr>
-                <w:rFonts w:ascii="Microsoft YaHei" w:hAnsi="Microsoft YaHei"/>
-                <w:sz w:val="19"/>
-              </w:rPr>
-              <w:t>欧盟 GMP 关于人工智能的附录 · 监管尚在探索阶段</w:t>
-            </w:r>
-          </w:p>
-        </w:tc>
-      </w:tr>
-      <w:tr>
-        <w:tc>
-          <w:tcPr>
-            <w:tcW w:type="dxa" w:w="3135"/>
-          </w:tcPr>
-          <w:p>
-            <w:r/>
-            <w:r>
-              <w:rPr>
-                <w:rFonts w:ascii="Microsoft YaHei" w:hAnsi="Microsoft YaHei"/>
-                <w:sz w:val="19"/>
-              </w:rPr>
-              <w:t>Veeva</w:t>
-            </w:r>
-          </w:p>
-        </w:tc>
-        <w:tc>
-          <w:tcPr>
-            <w:tcW w:type="dxa" w:w="3135"/>
-          </w:tcPr>
-          <w:p>
-            <w:r/>
-            <w:r>
-              <w:rPr>
-                <w:rFonts w:ascii="Microsoft YaHei" w:hAnsi="Microsoft YaHei"/>
-                <w:sz w:val="19"/>
-              </w:rPr>
-              <w:t>Veeva Vault</w:t>
-            </w:r>
-          </w:p>
-        </w:tc>
-        <w:tc>
-          <w:tcPr>
-            <w:tcW w:type="dxa" w:w="3135"/>
-          </w:tcPr>
-          <w:p>
-            <w:r/>
-            <w:r>
-              <w:rPr>
-                <w:rFonts w:ascii="Microsoft YaHei" w:hAnsi="Microsoft YaHei"/>
-                <w:sz w:val="19"/>
-              </w:rPr>
-              <w:t>制药行业 QMS / EDMS 系统 · 凯莱英已部署</w:t>
+              <w:t>一句话总结：埃森哲在设备智能化资产管理方向有完整的方法论和成熟的多智能体协作架构，特别在"健康分 + 知识图谱"这套可解释 AI 方案上有深度。凯莱英以"设备预测性维护"作为合作切入点是合理选择 —— 数据归属清晰、合规风险低、价值可量化。下一步推进的关键不在选哪家供应商，而在把自己的设备清单、故障痛点、数据基础、先验知识这 4 件事先整理出来，这是任何 PdM 项目能不能落地的共同前提。</w:t>
             </w:r>
           </w:p>
         </w:tc>
       </w:tr>
     </w:tbl>
-    <w:p>
-      <w:pPr>
-        <w:pStyle w:val="Heading2"/>
-      </w:pPr>
-      <w:r>
-        <w:rPr>
-          <w:rFonts w:ascii="Microsoft YaHei" w:hAnsi="Microsoft YaHei" w:eastAsia="Microsoft YaHei"/>
-          <w:color w:val="1E40AF"/>
-          <w:sz w:val="28"/>
-        </w:rPr>
-        <w:t>C. 同分支配套参考资料</w:t>
-      </w:r>
-    </w:p>
-    <w:p>
-      <w:pPr>
-        <w:pStyle w:val="ListBullet"/>
-        <w:spacing w:after="40"/>
-        <w:ind w:left="340"/>
-      </w:pPr>
-      <w:r>
-        <w:rPr>
-          <w:rFonts w:ascii="Microsoft YaHei" w:hAnsi="Microsoft YaHei" w:eastAsia="Microsoft YaHei"/>
-          <w:sz w:val="20"/>
-        </w:rPr>
-        <w:t>vendor_accenture_assessment.html — 此前内部对埃森哲咨询能力的深度评估</w:t>
-      </w:r>
-    </w:p>
-    <w:p>
-      <w:pPr>
-        <w:pStyle w:val="ListBullet"/>
-        <w:spacing w:after="40"/>
-        <w:ind w:left="340"/>
-      </w:pPr>
-      <w:r>
-        <w:rPr>
-          <w:rFonts w:ascii="Microsoft YaHei" w:hAnsi="Microsoft YaHei" w:eastAsia="Microsoft YaHei"/>
-          <w:sz w:val="20"/>
-        </w:rPr>
-        <w:t>dh1_predictive_maintenance_brief.html — DH1 关键动设备 PdM 推进方案</w:t>
-      </w:r>
-    </w:p>
-    <w:p>
-      <w:pPr>
-        <w:pStyle w:val="ListBullet"/>
-        <w:spacing w:after="40"/>
-        <w:ind w:left="340"/>
-      </w:pPr>
-      <w:r>
-        <w:rPr>
-          <w:rFonts w:ascii="Microsoft YaHei" w:hAnsi="Microsoft YaHei" w:eastAsia="Microsoft YaHei"/>
-          <w:sz w:val="20"/>
-        </w:rPr>
-        <w:t>d4_equipment_lifecycle_plan.html — 设备全生命周期 AI 5 子模块推进方案</w:t>
-      </w:r>
-    </w:p>
-    <w:p>
-      <w:pPr>
-        <w:pStyle w:val="ListBullet"/>
-        <w:spacing w:after="40"/>
-        <w:ind w:left="340"/>
-      </w:pPr>
-      <w:r>
-        <w:rPr>
-          <w:rFonts w:ascii="Microsoft YaHei" w:hAnsi="Microsoft YaHei" w:eastAsia="Microsoft YaHei"/>
-          <w:sz w:val="20"/>
-        </w:rPr>
-        <w:t>杭州和利时给DH1动设备预测性维护系统技术初步方案.docx — DH1 PdM 已对接供应商方案</w:t>
-      </w:r>
-    </w:p>
-    <w:p>
-      <w:pPr>
-        <w:pStyle w:val="ListBullet"/>
-        <w:spacing w:after="40"/>
-        <w:ind w:left="340"/>
-      </w:pPr>
-      <w:r>
-        <w:rPr>
-          <w:rFonts w:ascii="Microsoft YaHei" w:hAnsi="Microsoft YaHei" w:eastAsia="Microsoft YaHei"/>
-          <w:sz w:val="20"/>
-        </w:rPr>
-        <w:t>安徽信力共擎——关键设备智能监测解决方案.pdf — DH1 PdM 已对接供应商方案</w:t>
-      </w:r>
-    </w:p>
-    <w:p>
-      <w:pPr>
-        <w:pStyle w:val="ListBullet"/>
-        <w:spacing w:after="40"/>
-        <w:ind w:left="340"/>
-      </w:pPr>
-      <w:r>
-        <w:rPr>
-          <w:rFonts w:ascii="Microsoft YaHei" w:hAnsi="Microsoft YaHei" w:eastAsia="Microsoft YaHei"/>
-          <w:sz w:val="20"/>
-        </w:rPr>
-        <w:t>凯莱英-埃森哲AI能力与赋能制造.pdf — 埃森哲方此前提交的能力介绍材料</w:t>
-      </w:r>
-    </w:p>
     <w:p/>
-    <w:p>
-      <w:pPr>
-        <w:spacing w:after="120"/>
-      </w:pPr>
-      <w:r>
-        <w:rPr>
-          <w:rFonts w:ascii="Microsoft YaHei" w:hAnsi="Microsoft YaHei" w:eastAsia="Microsoft YaHei"/>
-          <w:b/>
-          <w:i w:val="0"/>
-          <w:color w:val="0F1F3D"/>
-          <w:sz w:val="21"/>
-        </w:rPr>
-        <w:t>本会议总结的立场声明：</w:t>
-      </w:r>
-    </w:p>
-    <w:p>
-      <w:pPr>
-        <w:spacing w:after="120"/>
-      </w:pPr>
-      <w:r>
-        <w:rPr>
-          <w:rFonts w:ascii="Microsoft YaHei" w:hAnsi="Microsoft YaHei" w:eastAsia="Microsoft YaHei"/>
-          <w:b w:val="0"/>
-          <w:i w:val="0"/>
-          <w:sz w:val="21"/>
-        </w:rPr>
-        <w:t>1. 本总结所有内容均基于会议语音转文字记录 + 埃森哲方现场 PPT 截屏；</w:t>
-      </w:r>
-    </w:p>
-    <w:p>
-      <w:pPr>
-        <w:spacing w:after="120"/>
-      </w:pPr>
-      <w:r>
-        <w:rPr>
-          <w:rFonts w:ascii="Microsoft YaHei" w:hAnsi="Microsoft YaHei" w:eastAsia="Microsoft YaHei"/>
-          <w:b w:val="0"/>
-          <w:i w:val="0"/>
-          <w:sz w:val="21"/>
-        </w:rPr>
-        <w:t>2. 所有"埃森哲方"观点、数据、案例描述均为埃森哲自述，未经独立核实；</w:t>
-      </w:r>
-    </w:p>
-    <w:p>
-      <w:pPr>
-        <w:spacing w:after="120"/>
-      </w:pPr>
-      <w:r>
-        <w:rPr>
-          <w:rFonts w:ascii="Microsoft YaHei" w:hAnsi="Microsoft YaHei" w:eastAsia="Microsoft YaHei"/>
-          <w:b w:val="0"/>
-          <w:i w:val="0"/>
-          <w:sz w:val="21"/>
-        </w:rPr>
-        <w:t>3. 本总结不下结论、不做主观推荐，仅作客观纪要；</w:t>
-      </w:r>
-    </w:p>
-    <w:p>
-      <w:pPr>
-        <w:spacing w:after="120"/>
-      </w:pPr>
-      <w:r>
-        <w:rPr>
-          <w:rFonts w:ascii="Microsoft YaHei" w:hAnsi="Microsoft YaHei" w:eastAsia="Microsoft YaHei"/>
-          <w:b w:val="0"/>
-          <w:i w:val="0"/>
-          <w:sz w:val="21"/>
-        </w:rPr>
-        <w:t>4. 下一步推进 / 商务谈判 / 供应商比选等决策，应基于本总结 + 后续凯莱英内部评估 + 与其他供应商对比之后做出。</w:t>
-      </w:r>
-    </w:p>
-    <w:p>
-      <w:pPr>
-        <w:spacing w:after="120"/>
-      </w:pPr>
-      <w:r>
-        <w:rPr>
-          <w:rFonts w:ascii="Microsoft YaHei" w:hAnsi="Microsoft YaHei" w:eastAsia="Microsoft YaHei"/>
-          <w:b w:val="0"/>
-          <w:i w:val="0"/>
-          <w:sz w:val="21"/>
-        </w:rPr>
-      </w:r>
-    </w:p>
-    <w:p>
-      <w:pPr>
-        <w:spacing w:after="120"/>
-      </w:pPr>
-      <w:r>
-        <w:rPr>
-          <w:rFonts w:ascii="Microsoft YaHei" w:hAnsi="Microsoft YaHei" w:eastAsia="Microsoft YaHei"/>
-          <w:b w:val="0"/>
-          <w:i/>
-          <w:color w:val="5B6A8A"/>
-          <w:sz w:val="21"/>
-        </w:rPr>
-        <w:t>撰写日期：2026-06-30 · 版本：v1.0</w:t>
-      </w:r>
-    </w:p>
     <w:sectPr>
       <w:pgSz w:w="12240" w:h="15840"/>
       <w:pgMar w:top="1134" w:right="1417" w:bottom="1134" w:left="1417" w:header="720" w:footer="720" w:gutter="0"/>

--- a/meeting_summary_accenture_pdm_20260630.docx
+++ b/meeting_summary_accenture_pdm_20260630.docx
@@ -24,9 +24,9 @@
           <w:rFonts w:ascii="Microsoft YaHei" w:hAnsi="Microsoft YaHei" w:eastAsia="Microsoft YaHei"/>
           <w:b/>
           <w:color w:val="FF7E3D"/>
-          <w:sz w:val="28"/>
+          <w:sz w:val="26"/>
         </w:rPr>
-        <w:t>内部分享 · v1.0</w:t>
+        <w:t>v2.0</w:t>
       </w:r>
     </w:p>
     <w:p/>
@@ -41,7 +41,7 @@
           <w:i w:val="0"/>
           <w:sz w:val="22"/>
         </w:rPr>
-        <w:t>这份内部分享面向没有参与近期方案交流的同事，目的是把"埃森哲能为凯莱英做什么"以及"设备预测性维护应该怎么开展"这两件事讲清楚。内容覆盖埃森哲在制造业资产管理方向的能力体系、智能资产管理的方法论、AI 智能体协作的工作方式、设备预测性维护的可行性判断思路、4 种可选合作模式，以及凯莱英起步场景的初步设想。</w:t>
+        <w:t>本汇报围绕四件事：埃森哲是什么样的合作方、它在资产管理方向的典型案例、设备预测性维护的开展思路、凯莱英启动该项目前需要完成的准备工作。</w:t>
       </w:r>
     </w:p>
     <w:p>
@@ -59,7 +59,7 @@
           <w:color w:val="0F1F3D"/>
           <w:sz w:val="34"/>
         </w:rPr>
-        <w:t>PART 01 · 埃森哲在制造业方向的能力定位</w:t>
+        <w:t>PART 01 · 埃森哲是什么、做什么</w:t>
       </w:r>
     </w:p>
     <w:p>
@@ -73,459 +73,7 @@
           <w:i w:val="0"/>
           <w:sz w:val="22"/>
         </w:rPr>
-        <w:t>首先要做一个认知校准 —— 埃森哲跟我们以前评估过的多家供应商不是同一类公司。它不卖传感器（这跟西门子、艾默生不同），也不持有大模型（这跟阿里、华为云、智现未来等不同）。埃森哲卖的是"把战略变成结果"的全链条服务能力 —— 用第三方的硬件 + 第三方的软件 + 自家的方法论和团队，端到端把一件事落地。</w:t>
-      </w:r>
-    </w:p>
-    <w:p>
-      <w:pPr>
-        <w:pStyle w:val="Heading2"/>
-      </w:pPr>
-      <w:r>
-        <w:rPr>
-          <w:rFonts w:ascii="Microsoft YaHei" w:hAnsi="Microsoft YaHei" w:eastAsia="Microsoft YaHei"/>
-          <w:color w:val="1E40AF"/>
-          <w:sz w:val="26"/>
-        </w:rPr>
-        <w:t>1.1 全球规模与制造业团队</w:t>
-      </w:r>
-    </w:p>
-    <w:tbl>
-      <w:tblPr>
-        <w:tblStyle w:val="LightGrid-Accent1"/>
-        <w:tblW w:type="auto" w:w="0"/>
-        <w:tblLook w:firstColumn="1" w:firstRow="1" w:lastColumn="0" w:lastRow="0" w:noHBand="0" w:noVBand="1" w:val="04A0"/>
-      </w:tblPr>
-      <w:tblGrid>
-        <w:gridCol w:w="4703"/>
-        <w:gridCol w:w="4703"/>
-      </w:tblGrid>
-      <w:tr>
-        <w:tc>
-          <w:tcPr>
-            <w:tcW w:type="dxa" w:w="4703"/>
-            <w:shd w:val="clear" w:fill="0F1F3D"/>
-          </w:tcPr>
-          <w:p>
-            <w:r/>
-            <w:r>
-              <w:rPr>
-                <w:rFonts w:ascii="Microsoft YaHei" w:hAnsi="Microsoft YaHei" w:eastAsia="Microsoft YaHei"/>
-                <w:b/>
-                <w:color w:val="FFFFFF"/>
-                <w:sz w:val="20"/>
-              </w:rPr>
-              <w:t>指标</w:t>
-            </w:r>
-          </w:p>
-        </w:tc>
-        <w:tc>
-          <w:tcPr>
-            <w:tcW w:type="dxa" w:w="4703"/>
-            <w:shd w:val="clear" w:fill="0F1F3D"/>
-          </w:tcPr>
-          <w:p>
-            <w:r/>
-            <w:r>
-              <w:rPr>
-                <w:rFonts w:ascii="Microsoft YaHei" w:hAnsi="Microsoft YaHei" w:eastAsia="Microsoft YaHei"/>
-                <w:b/>
-                <w:color w:val="FFFFFF"/>
-                <w:sz w:val="20"/>
-              </w:rPr>
-              <w:t>数据</w:t>
-            </w:r>
-          </w:p>
-        </w:tc>
-      </w:tr>
-      <w:tr>
-        <w:tc>
-          <w:tcPr>
-            <w:tcW w:type="dxa" w:w="4703"/>
-          </w:tcPr>
-          <w:p>
-            <w:pPr>
-              <w:spacing w:line="336" w:lineRule="auto"/>
-            </w:pPr>
-            <w:r/>
-            <w:r>
-              <w:rPr>
-                <w:rFonts w:ascii="Microsoft YaHei" w:hAnsi="Microsoft YaHei" w:eastAsia="Microsoft YaHei"/>
-                <w:sz w:val="19"/>
-              </w:rPr>
-              <w:t>2025 财年全球营收</w:t>
-            </w:r>
-          </w:p>
-        </w:tc>
-        <w:tc>
-          <w:tcPr>
-            <w:tcW w:type="dxa" w:w="4703"/>
-          </w:tcPr>
-          <w:p>
-            <w:pPr>
-              <w:spacing w:line="336" w:lineRule="auto"/>
-            </w:pPr>
-            <w:r/>
-            <w:r>
-              <w:rPr>
-                <w:rFonts w:ascii="Microsoft YaHei" w:hAnsi="Microsoft YaHei" w:eastAsia="Microsoft YaHei"/>
-                <w:sz w:val="19"/>
-              </w:rPr>
-              <w:t>约 700 亿美元</w:t>
-            </w:r>
-          </w:p>
-        </w:tc>
-      </w:tr>
-      <w:tr>
-        <w:tc>
-          <w:tcPr>
-            <w:tcW w:type="dxa" w:w="4703"/>
-          </w:tcPr>
-          <w:p>
-            <w:pPr>
-              <w:spacing w:line="336" w:lineRule="auto"/>
-            </w:pPr>
-            <w:r/>
-            <w:r>
-              <w:rPr>
-                <w:rFonts w:ascii="Microsoft YaHei" w:hAnsi="Microsoft YaHei" w:eastAsia="Microsoft YaHei"/>
-                <w:sz w:val="19"/>
-              </w:rPr>
-              <w:t>全球员工</w:t>
-            </w:r>
-          </w:p>
-        </w:tc>
-        <w:tc>
-          <w:tcPr>
-            <w:tcW w:type="dxa" w:w="4703"/>
-          </w:tcPr>
-          <w:p>
-            <w:pPr>
-              <w:spacing w:line="336" w:lineRule="auto"/>
-            </w:pPr>
-            <w:r/>
-            <w:r>
-              <w:rPr>
-                <w:rFonts w:ascii="Microsoft YaHei" w:hAnsi="Microsoft YaHei" w:eastAsia="Microsoft YaHei"/>
-                <w:sz w:val="19"/>
-              </w:rPr>
-              <w:t>80 万</w:t>
-            </w:r>
-          </w:p>
-        </w:tc>
-      </w:tr>
-      <w:tr>
-        <w:tc>
-          <w:tcPr>
-            <w:tcW w:type="dxa" w:w="4703"/>
-          </w:tcPr>
-          <w:p>
-            <w:pPr>
-              <w:spacing w:line="336" w:lineRule="auto"/>
-            </w:pPr>
-            <w:r/>
-            <w:r>
-              <w:rPr>
-                <w:rFonts w:ascii="Microsoft YaHei" w:hAnsi="Microsoft YaHei" w:eastAsia="Microsoft YaHei"/>
-                <w:sz w:val="19"/>
-              </w:rPr>
-              <w:t>业务覆盖国家</w:t>
-            </w:r>
-          </w:p>
-        </w:tc>
-        <w:tc>
-          <w:tcPr>
-            <w:tcW w:type="dxa" w:w="4703"/>
-          </w:tcPr>
-          <w:p>
-            <w:pPr>
-              <w:spacing w:line="336" w:lineRule="auto"/>
-            </w:pPr>
-            <w:r/>
-            <w:r>
-              <w:rPr>
-                <w:rFonts w:ascii="Microsoft YaHei" w:hAnsi="Microsoft YaHei" w:eastAsia="Microsoft YaHei"/>
-                <w:sz w:val="19"/>
-              </w:rPr>
-              <w:t>120 个</w:t>
-            </w:r>
-          </w:p>
-        </w:tc>
-      </w:tr>
-      <w:tr>
-        <w:tc>
-          <w:tcPr>
-            <w:tcW w:type="dxa" w:w="4703"/>
-          </w:tcPr>
-          <w:p>
-            <w:pPr>
-              <w:spacing w:line="336" w:lineRule="auto"/>
-            </w:pPr>
-            <w:r/>
-            <w:r>
-              <w:rPr>
-                <w:rFonts w:ascii="Microsoft YaHei" w:hAnsi="Microsoft YaHei" w:eastAsia="Microsoft YaHei"/>
-                <w:sz w:val="19"/>
-              </w:rPr>
-              <w:t>全球服务客户</w:t>
-            </w:r>
-          </w:p>
-        </w:tc>
-        <w:tc>
-          <w:tcPr>
-            <w:tcW w:type="dxa" w:w="4703"/>
-          </w:tcPr>
-          <w:p>
-            <w:pPr>
-              <w:spacing w:line="336" w:lineRule="auto"/>
-            </w:pPr>
-            <w:r/>
-            <w:r>
-              <w:rPr>
-                <w:rFonts w:ascii="Microsoft YaHei" w:hAnsi="Microsoft YaHei" w:eastAsia="Microsoft YaHei"/>
-                <w:sz w:val="19"/>
-              </w:rPr>
-              <w:t>9000+</w:t>
-            </w:r>
-          </w:p>
-        </w:tc>
-      </w:tr>
-    </w:tbl>
-    <w:p/>
-    <w:p>
-      <w:pPr>
-        <w:spacing w:after="120" w:line="360" w:lineRule="auto"/>
-      </w:pPr>
-      <w:r>
-        <w:rPr>
-          <w:rFonts w:ascii="Microsoft YaHei" w:hAnsi="Microsoft YaHei" w:eastAsia="Microsoft YaHei"/>
-          <w:b w:val="0"/>
-          <w:i w:val="0"/>
-          <w:sz w:val="21"/>
-        </w:rPr>
-        <w:t>在埃森哲内部，专门服务制造型企业的事业部叫 Industry X（工业 X），这次跟我们对接的就是这条业务线。该团队覆盖的范围从"产品设计 → 生产与供应链 → 产品服务支持 → 工厂创新"完整价值链，制造业场景是他们的主战场。</w:t>
-      </w:r>
-    </w:p>
-    <w:p>
-      <w:pPr>
-        <w:pStyle w:val="Heading2"/>
-      </w:pPr>
-      <w:r>
-        <w:rPr>
-          <w:rFonts w:ascii="Microsoft YaHei" w:hAnsi="Microsoft YaHei" w:eastAsia="Microsoft YaHei"/>
-          <w:color w:val="1E40AF"/>
-          <w:sz w:val="26"/>
-        </w:rPr>
-        <w:t>1.2 跟我们的关系定位</w:t>
-      </w:r>
-    </w:p>
-    <w:p>
-      <w:pPr>
-        <w:spacing w:after="120" w:line="360" w:lineRule="auto"/>
-      </w:pPr>
-      <w:r>
-        <w:rPr>
-          <w:rFonts w:ascii="Microsoft YaHei" w:hAnsi="Microsoft YaHei" w:eastAsia="Microsoft YaHei"/>
-          <w:b/>
-          <w:i w:val="0"/>
-          <w:sz w:val="21"/>
-        </w:rPr>
-        <w:t>埃森哲在我们的项目中扮演什么角色：</w:t>
-      </w:r>
-    </w:p>
-    <w:p>
-      <w:pPr>
-        <w:pStyle w:val="ListBullet"/>
-        <w:spacing w:after="60" w:line="336" w:lineRule="auto"/>
-        <w:ind w:left="340"/>
-      </w:pPr>
-      <w:r>
-        <w:rPr>
-          <w:rFonts w:ascii="Microsoft YaHei" w:hAnsi="Microsoft YaHei" w:eastAsia="Microsoft YaHei"/>
-          <w:sz w:val="20"/>
-        </w:rPr>
-        <w:t>行业顾问 — 把业务流程梳理清楚、把先验经验结构化</w:t>
-      </w:r>
-    </w:p>
-    <w:p>
-      <w:pPr>
-        <w:pStyle w:val="ListBullet"/>
-        <w:spacing w:after="60" w:line="336" w:lineRule="auto"/>
-        <w:ind w:left="340"/>
-      </w:pPr>
-      <w:r>
-        <w:rPr>
-          <w:rFonts w:ascii="Microsoft YaHei" w:hAnsi="Microsoft YaHei" w:eastAsia="Microsoft YaHei"/>
-          <w:sz w:val="20"/>
-        </w:rPr>
-        <w:t>系统集成商 — 把第三方的传感器、平台、AI 模型组装起来交付</w:t>
-      </w:r>
-    </w:p>
-    <w:p>
-      <w:pPr>
-        <w:pStyle w:val="ListBullet"/>
-        <w:spacing w:after="60" w:line="336" w:lineRule="auto"/>
-        <w:ind w:left="340"/>
-      </w:pPr>
-      <w:r>
-        <w:rPr>
-          <w:rFonts w:ascii="Microsoft YaHei" w:hAnsi="Microsoft YaHei" w:eastAsia="Microsoft YaHei"/>
-          <w:sz w:val="20"/>
-        </w:rPr>
-        <w:t>数据科学团队 — 自有 DS（Data Scientist）做特征工程、建模、回归验证</w:t>
-      </w:r>
-    </w:p>
-    <w:p>
-      <w:pPr>
-        <w:pStyle w:val="ListBullet"/>
-        <w:spacing w:after="60" w:line="336" w:lineRule="auto"/>
-        <w:ind w:left="340"/>
-      </w:pPr>
-      <w:r>
-        <w:rPr>
-          <w:rFonts w:ascii="Microsoft YaHei" w:hAnsi="Microsoft YaHei" w:eastAsia="Microsoft YaHei"/>
-          <w:sz w:val="20"/>
-        </w:rPr>
-        <w:t>知识图谱建模者 — 把"行业经验 + 设备故障案例"翻译成 AI 可读的结构</w:t>
-      </w:r>
-    </w:p>
-    <w:p>
-      <w:pPr>
-        <w:pStyle w:val="ListBullet"/>
-        <w:spacing w:after="60" w:line="336" w:lineRule="auto"/>
-        <w:ind w:left="340"/>
-      </w:pPr>
-      <w:r>
-        <w:rPr>
-          <w:rFonts w:ascii="Microsoft YaHei" w:hAnsi="Microsoft YaHei" w:eastAsia="Microsoft YaHei"/>
-          <w:sz w:val="20"/>
-        </w:rPr>
-        <w:t>变革管理伙伴 — 把 AI 上线后的流程变革、岗位变革陪同走完</w:t>
-      </w:r>
-    </w:p>
-    <w:p>
-      <w:pPr>
-        <w:spacing w:after="120" w:line="360" w:lineRule="auto"/>
-      </w:pPr>
-      <w:r>
-        <w:rPr>
-          <w:rFonts w:ascii="Microsoft YaHei" w:hAnsi="Microsoft YaHei" w:eastAsia="Microsoft YaHei"/>
-          <w:b/>
-          <w:i w:val="0"/>
-          <w:sz w:val="21"/>
-        </w:rPr>
-        <w:t>埃森哲不直接做的事情：</w:t>
-      </w:r>
-    </w:p>
-    <w:p>
-      <w:pPr>
-        <w:pStyle w:val="ListBullet"/>
-        <w:spacing w:after="60" w:line="336" w:lineRule="auto"/>
-        <w:ind w:left="340"/>
-      </w:pPr>
-      <w:r>
-        <w:rPr>
-          <w:rFonts w:ascii="Microsoft YaHei" w:hAnsi="Microsoft YaHei" w:eastAsia="Microsoft YaHei"/>
-          <w:sz w:val="20"/>
-        </w:rPr>
-        <w:t>不卖硬件 — 传感器需要采购西门子 / 艾默生 / 海康等品牌</w:t>
-      </w:r>
-    </w:p>
-    <w:p>
-      <w:pPr>
-        <w:pStyle w:val="ListBullet"/>
-        <w:spacing w:after="60" w:line="336" w:lineRule="auto"/>
-        <w:ind w:left="340"/>
-      </w:pPr>
-      <w:r>
-        <w:rPr>
-          <w:rFonts w:ascii="Microsoft YaHei" w:hAnsi="Microsoft YaHei" w:eastAsia="Microsoft YaHei"/>
-          <w:sz w:val="20"/>
-        </w:rPr>
-        <w:t>不卖大模型 — 用微软、阿里、华为云等的基础模型平台</w:t>
-      </w:r>
-    </w:p>
-    <w:p>
-      <w:pPr>
-        <w:pStyle w:val="ListBullet"/>
-        <w:spacing w:after="60" w:line="336" w:lineRule="auto"/>
-        <w:ind w:left="340"/>
-      </w:pPr>
-      <w:r>
-        <w:rPr>
-          <w:rFonts w:ascii="Microsoft YaHei" w:hAnsi="Microsoft YaHei" w:eastAsia="Microsoft YaHei"/>
-          <w:sz w:val="20"/>
-        </w:rPr>
-        <w:t>不做工艺研发 — 化学反应、配方优化由凯莱英工艺团队负责</w:t>
-      </w:r>
-    </w:p>
-    <w:p>
-      <w:pPr>
-        <w:pStyle w:val="ListBullet"/>
-        <w:spacing w:after="60" w:line="336" w:lineRule="auto"/>
-        <w:ind w:left="340"/>
-      </w:pPr>
-      <w:r>
-        <w:rPr>
-          <w:rFonts w:ascii="Microsoft YaHei" w:hAnsi="Microsoft YaHei" w:eastAsia="Microsoft YaHei"/>
-          <w:sz w:val="20"/>
-        </w:rPr>
-        <w:t>不替代签字职责 — 关键 GMP 决策仍由凯莱英人员签字</w:t>
-      </w:r>
-    </w:p>
-    <w:tbl>
-      <w:tblPr>
-        <w:tblW w:type="auto" w:w="0"/>
-        <w:tblLayout w:type="autofit"/>
-        <w:tblLook w:firstColumn="1" w:firstRow="1" w:lastColumn="0" w:lastRow="0" w:noHBand="0" w:noVBand="1" w:val="04A0"/>
-      </w:tblPr>
-      <w:tblGrid>
-        <w:gridCol w:w="9406"/>
-      </w:tblGrid>
-      <w:tr>
-        <w:tc>
-          <w:tcPr>
-            <w:tcW w:type="dxa" w:w="9406"/>
-            <w:shd w:val="clear" w:fill="FFF7F1"/>
-            <w:tcBorders>
-              <w:left w:val="single" w:sz="24" w:color="FF7E3D"/>
-              <w:top w:val="single" w:sz="4" w:color="FFD8BE"/>
-              <w:right w:val="single" w:sz="4" w:color="FFD8BE"/>
-              <w:bottom w:val="single" w:sz="4" w:color="FFD8BE"/>
-            </w:tcBorders>
-          </w:tcPr>
-          <w:p>
-            <w:pPr>
-              <w:spacing w:line="360" w:lineRule="auto"/>
-            </w:pPr>
-            <w:r>
-              <w:rPr>
-                <w:rFonts w:ascii="Microsoft YaHei" w:hAnsi="Microsoft YaHei" w:eastAsia="Microsoft YaHei"/>
-                <w:color w:val="3A4D72"/>
-                <w:sz w:val="20"/>
-              </w:rPr>
-              <w:t>一句话理解：埃森哲是"把别人的轮子组装成一辆能跑的车并教会你开"的公司。它的核心价值不在"造轮子"（做底层算法 / 硬件），而在"知道造哪些轮子、按什么顺序造、谁来造、怎么落地"。这个定位决定了它适合做什么、不适合做什么 —— 后面几节会展开。</w:t>
-            </w:r>
-          </w:p>
-        </w:tc>
-      </w:tr>
-    </w:tbl>
-    <w:p/>
-    <w:p>
-      <w:r>
-        <w:br w:type="page"/>
-      </w:r>
-    </w:p>
-    <w:p>
-      <w:pPr>
-        <w:pStyle w:val="Heading1"/>
-      </w:pPr>
-      <w:r>
-        <w:rPr>
-          <w:rFonts w:ascii="Microsoft YaHei" w:hAnsi="Microsoft YaHei" w:eastAsia="Microsoft YaHei"/>
-          <w:color w:val="0F1F3D"/>
-          <w:sz w:val="34"/>
-        </w:rPr>
-        <w:t>PART 02 · 智能资产管理的三段方法论</w:t>
+        <w:t>埃森哲是全球性咨询与系统集成公司，2025 财年营收约 700 亿美元、全球员工 80 万、覆盖 120 个国家、服务客户 9000+。内部专门服务制造型企业的事业部为 Industry X（工业 X），是本次合作的对接方。</w:t>
       </w:r>
     </w:p>
     <w:p>
@@ -539,7 +87,20 @@
           <w:i w:val="0"/>
           <w:sz w:val="22"/>
         </w:rPr>
-        <w:t>埃森哲在资产管理这个赛道上把服务分成三段。三段可以单独交付，也可以组合。当前他们手里大部分项目都集中在第三段"AI 应用"，这也正是凯莱英本次议题的关心点。</w:t>
+        <w:t>与传统供应商相比，埃森哲的定位有明确边界：不卖传感器（区别于西门子、艾默生）、不持有大模型（区别于阿里、华为云、智现未来）、不做工艺研发。其核心交付能力是行业咨询、系统集成、数据建模、知识图谱构建、变革管理五项，通过组合第三方硬件与软件，把客户的业务目标端到端落到现场。</w:t>
+      </w:r>
+    </w:p>
+    <w:p>
+      <w:pPr>
+        <w:pStyle w:val="Heading2"/>
+      </w:pPr>
+      <w:r>
+        <w:rPr>
+          <w:rFonts w:ascii="Microsoft YaHei" w:hAnsi="Microsoft YaHei" w:eastAsia="Microsoft YaHei"/>
+          <w:color w:val="1E40AF"/>
+          <w:sz w:val="26"/>
+        </w:rPr>
+        <w:t>资产管理方向的三段服务体系</w:t>
       </w:r>
     </w:p>
     <w:tbl>
@@ -568,7 +129,7 @@
                 <w:color w:val="FFFFFF"/>
                 <w:sz w:val="20"/>
               </w:rPr>
-              <w:t>段</w:t>
+              <w:t>阶段</w:t>
             </w:r>
           </w:p>
         </w:tc>
@@ -586,7 +147,7 @@
                 <w:color w:val="FFFFFF"/>
                 <w:sz w:val="20"/>
               </w:rPr>
-              <w:t>内容</w:t>
+              <w:t>核心内容</w:t>
             </w:r>
           </w:p>
         </w:tc>
@@ -604,7 +165,7 @@
                 <w:color w:val="FFFFFF"/>
                 <w:sz w:val="20"/>
               </w:rPr>
-              <w:t>说明</w:t>
+              <w:t>典型交付物</w:t>
             </w:r>
           </w:p>
         </w:tc>
@@ -624,7 +185,7 @@
                 <w:rFonts w:ascii="Microsoft YaHei" w:hAnsi="Microsoft YaHei" w:eastAsia="Microsoft YaHei"/>
                 <w:sz w:val="19"/>
               </w:rPr>
-              <w:t>第一段</w:t>
+              <w:t>第一段 · 咨询服务</w:t>
             </w:r>
           </w:p>
         </w:tc>
@@ -642,7 +203,7 @@
                 <w:rFonts w:ascii="Microsoft YaHei" w:hAnsi="Microsoft YaHei" w:eastAsia="Microsoft YaHei"/>
                 <w:sz w:val="19"/>
               </w:rPr>
-              <w:t>咨询服务</w:t>
+              <w:t>TPM、精益管理、资产管理体系咨询</w:t>
             </w:r>
           </w:p>
         </w:tc>
@@ -660,7 +221,7 @@
                 <w:rFonts w:ascii="Microsoft YaHei" w:hAnsi="Microsoft YaHei" w:eastAsia="Microsoft YaHei"/>
                 <w:sz w:val="19"/>
               </w:rPr>
-              <w:t>TPM 全员生产维护怎么做、精益管理怎么落、企业资产管理体系怎么搭。这是经典的管理咨询能力。</w:t>
+              <w:t>方法论框架、组织设计、KPI 体系</w:t>
             </w:r>
           </w:p>
         </w:tc>
@@ -680,7 +241,7 @@
                 <w:rFonts w:ascii="Microsoft YaHei" w:hAnsi="Microsoft YaHei" w:eastAsia="Microsoft YaHei"/>
                 <w:sz w:val="19"/>
               </w:rPr>
-              <w:t>第二段</w:t>
+              <w:t>第二段 · 系统落地</w:t>
             </w:r>
           </w:p>
         </w:tc>
@@ -698,7 +259,7 @@
                 <w:rFonts w:ascii="Microsoft YaHei" w:hAnsi="Microsoft YaHei" w:eastAsia="Microsoft YaHei"/>
                 <w:sz w:val="19"/>
               </w:rPr>
-              <w:t>系统落地</w:t>
+              <w:t>EAM（企业资产管理）/ APM（资产绩效管理）系统部署</w:t>
             </w:r>
           </w:p>
         </w:tc>
@@ -716,7 +277,7 @@
                 <w:rFonts w:ascii="Microsoft YaHei" w:hAnsi="Microsoft YaHei" w:eastAsia="Microsoft YaHei"/>
                 <w:sz w:val="19"/>
               </w:rPr>
-              <w:t>把咨询梳理出的方法论沉淀到企业资产管理系统（EAM）+ 资产绩效管理系统（APM）里。</w:t>
+              <w:t>系统配置、流程上线、主数据治理</w:t>
             </w:r>
           </w:p>
         </w:tc>
@@ -736,7 +297,7 @@
                 <w:rFonts w:ascii="Microsoft YaHei" w:hAnsi="Microsoft YaHei" w:eastAsia="Microsoft YaHei"/>
                 <w:sz w:val="19"/>
               </w:rPr>
-              <w:t>第三段（当前重心）</w:t>
+              <w:t>第三段 · AI 应用（当前重心）</w:t>
             </w:r>
           </w:p>
         </w:tc>
@@ -754,7 +315,7 @@
                 <w:rFonts w:ascii="Microsoft YaHei" w:hAnsi="Microsoft YaHei" w:eastAsia="Microsoft YaHei"/>
                 <w:sz w:val="19"/>
               </w:rPr>
-              <w:t>AI 应用</w:t>
+              <w:t>基于数据的 AI 智能体应用，包括预测性维护、根因分析、知识沉淀</w:t>
             </w:r>
           </w:p>
         </w:tc>
@@ -772,7 +333,7 @@
                 <w:rFonts w:ascii="Microsoft YaHei" w:hAnsi="Microsoft YaHei" w:eastAsia="Microsoft YaHei"/>
                 <w:sz w:val="19"/>
               </w:rPr>
-              <w:t>在 EAM/APM 已经有数据沉淀的基础上，把行业经验和现场数据结合起来，做出可以替代专家"看一眼、判一下"的 AI 智能体。</w:t>
+              <w:t>健康监测平台、AI 智能体、知识图谱</w:t>
             </w:r>
           </w:p>
         </w:tc>
@@ -789,488 +350,7 @@
           <w:color w:val="1E40AF"/>
           <w:sz w:val="26"/>
         </w:rPr>
-        <w:t>2.1 三段维护框架</w:t>
-      </w:r>
-    </w:p>
-    <w:p>
-      <w:pPr>
-        <w:spacing w:after="120" w:line="360" w:lineRule="auto"/>
-      </w:pPr>
-      <w:r>
-        <w:rPr>
-          <w:rFonts w:ascii="Microsoft YaHei" w:hAnsi="Microsoft YaHei" w:eastAsia="Microsoft YaHei"/>
-          <w:b w:val="0"/>
-          <w:i w:val="0"/>
-          <w:sz w:val="21"/>
-        </w:rPr>
-        <w:t>在具体方法论层面，埃森哲把设备维护按时间维度拆成三段。每段对应不同的核心问题、不同的解决组件、不同的可量化提升空间。</w:t>
-      </w:r>
-    </w:p>
-    <w:tbl>
-      <w:tblPr>
-        <w:tblStyle w:val="LightGrid-Accent1"/>
-        <w:tblW w:type="auto" w:w="0"/>
-        <w:tblLook w:firstColumn="1" w:firstRow="1" w:lastColumn="0" w:lastRow="0" w:noHBand="0" w:noVBand="1" w:val="04A0"/>
-      </w:tblPr>
-      <w:tblGrid>
-        <w:gridCol w:w="2351"/>
-        <w:gridCol w:w="2351"/>
-        <w:gridCol w:w="2351"/>
-        <w:gridCol w:w="2351"/>
-      </w:tblGrid>
-      <w:tr>
-        <w:tc>
-          <w:tcPr>
-            <w:tcW w:type="dxa" w:w="2351"/>
-            <w:shd w:val="clear" w:fill="0F1F3D"/>
-          </w:tcPr>
-          <w:p>
-            <w:r/>
-            <w:r>
-              <w:rPr>
-                <w:rFonts w:ascii="Microsoft YaHei" w:hAnsi="Microsoft YaHei" w:eastAsia="Microsoft YaHei"/>
-                <w:b/>
-                <w:color w:val="FFFFFF"/>
-                <w:sz w:val="20"/>
-              </w:rPr>
-              <w:t>阶段</w:t>
-            </w:r>
-          </w:p>
-        </w:tc>
-        <w:tc>
-          <w:tcPr>
-            <w:tcW w:type="dxa" w:w="2351"/>
-            <w:shd w:val="clear" w:fill="0F1F3D"/>
-          </w:tcPr>
-          <w:p>
-            <w:r/>
-            <w:r>
-              <w:rPr>
-                <w:rFonts w:ascii="Microsoft YaHei" w:hAnsi="Microsoft YaHei" w:eastAsia="Microsoft YaHei"/>
-                <w:b/>
-                <w:color w:val="FFFFFF"/>
-                <w:sz w:val="20"/>
-              </w:rPr>
-              <w:t>解决的核心问题</w:t>
-            </w:r>
-          </w:p>
-        </w:tc>
-        <w:tc>
-          <w:tcPr>
-            <w:tcW w:type="dxa" w:w="2351"/>
-            <w:shd w:val="clear" w:fill="0F1F3D"/>
-          </w:tcPr>
-          <w:p>
-            <w:r/>
-            <w:r>
-              <w:rPr>
-                <w:rFonts w:ascii="Microsoft YaHei" w:hAnsi="Microsoft YaHei" w:eastAsia="Microsoft YaHei"/>
-                <w:b/>
-                <w:color w:val="FFFFFF"/>
-                <w:sz w:val="20"/>
-              </w:rPr>
-              <w:t>具体方法 / 工具</w:t>
-            </w:r>
-          </w:p>
-        </w:tc>
-        <w:tc>
-          <w:tcPr>
-            <w:tcW w:type="dxa" w:w="2351"/>
-            <w:shd w:val="clear" w:fill="0F1F3D"/>
-          </w:tcPr>
-          <w:p>
-            <w:r/>
-            <w:r>
-              <w:rPr>
-                <w:rFonts w:ascii="Microsoft YaHei" w:hAnsi="Microsoft YaHei" w:eastAsia="Microsoft YaHei"/>
-                <w:b/>
-                <w:color w:val="FFFFFF"/>
-                <w:sz w:val="20"/>
-              </w:rPr>
-              <w:t>行业可达的提升空间</w:t>
-            </w:r>
-          </w:p>
-        </w:tc>
-      </w:tr>
-      <w:tr>
-        <w:tc>
-          <w:tcPr>
-            <w:tcW w:type="dxa" w:w="2351"/>
-          </w:tcPr>
-          <w:p>
-            <w:pPr>
-              <w:spacing w:line="336" w:lineRule="auto"/>
-            </w:pPr>
-            <w:r/>
-            <w:r>
-              <w:rPr>
-                <w:rFonts w:ascii="Microsoft YaHei" w:hAnsi="Microsoft YaHei" w:eastAsia="Microsoft YaHei"/>
-                <w:sz w:val="19"/>
-              </w:rPr>
-              <w:t>运营前（提高可靠性）</w:t>
-            </w:r>
-          </w:p>
-        </w:tc>
-        <w:tc>
-          <w:tcPr>
-            <w:tcW w:type="dxa" w:w="2351"/>
-          </w:tcPr>
-          <w:p>
-            <w:pPr>
-              <w:spacing w:line="336" w:lineRule="auto"/>
-            </w:pPr>
-            <w:r/>
-            <w:r>
-              <w:rPr>
-                <w:rFonts w:ascii="Microsoft YaHei" w:hAnsi="Microsoft YaHei" w:eastAsia="Microsoft YaHei"/>
-                <w:sz w:val="19"/>
-              </w:rPr>
-              <w:t>如何让设备多跑、少坏？</w:t>
-            </w:r>
-          </w:p>
-        </w:tc>
-        <w:tc>
-          <w:tcPr>
-            <w:tcW w:type="dxa" w:w="2351"/>
-          </w:tcPr>
-          <w:p>
-            <w:pPr>
-              <w:spacing w:line="336" w:lineRule="auto"/>
-            </w:pPr>
-            <w:r/>
-            <w:r>
-              <w:rPr>
-                <w:rFonts w:ascii="Microsoft YaHei" w:hAnsi="Microsoft YaHei" w:eastAsia="Microsoft YaHei"/>
-                <w:sz w:val="19"/>
-              </w:rPr>
-              <w:t>可靠性建模、故障树分析（FTA）、失效模式与影响分析（FMEA）、在线异常检测、预测性维护</w:t>
-            </w:r>
-          </w:p>
-        </w:tc>
-        <w:tc>
-          <w:tcPr>
-            <w:tcW w:type="dxa" w:w="2351"/>
-          </w:tcPr>
-          <w:p>
-            <w:pPr>
-              <w:spacing w:line="336" w:lineRule="auto"/>
-            </w:pPr>
-            <w:r/>
-            <w:r>
-              <w:rPr>
-                <w:rFonts w:ascii="Microsoft YaHei" w:hAnsi="Microsoft YaHei" w:eastAsia="Microsoft YaHei"/>
-                <w:sz w:val="19"/>
-              </w:rPr>
-              <w:t>现场访问次数 ↓10-15% / 生产力 ↑15-25% / 后台沟通 ↓30-75%</w:t>
-            </w:r>
-          </w:p>
-        </w:tc>
-      </w:tr>
-      <w:tr>
-        <w:tc>
-          <w:tcPr>
-            <w:tcW w:type="dxa" w:w="2351"/>
-          </w:tcPr>
-          <w:p>
-            <w:pPr>
-              <w:spacing w:line="336" w:lineRule="auto"/>
-            </w:pPr>
-            <w:r/>
-            <w:r>
-              <w:rPr>
-                <w:rFonts w:ascii="Microsoft YaHei" w:hAnsi="Microsoft YaHei" w:eastAsia="Microsoft YaHei"/>
-                <w:sz w:val="19"/>
-              </w:rPr>
-              <w:t>运维中（缩短修复时间）</w:t>
-            </w:r>
-          </w:p>
-        </w:tc>
-        <w:tc>
-          <w:tcPr>
-            <w:tcW w:type="dxa" w:w="2351"/>
-          </w:tcPr>
-          <w:p>
-            <w:pPr>
-              <w:spacing w:line="336" w:lineRule="auto"/>
-            </w:pPr>
-            <w:r/>
-            <w:r>
-              <w:rPr>
-                <w:rFonts w:ascii="Microsoft YaHei" w:hAnsi="Microsoft YaHei" w:eastAsia="Microsoft YaHei"/>
-                <w:sz w:val="19"/>
-              </w:rPr>
-              <w:t>故障已经发生，如何最快修好？</w:t>
-            </w:r>
-          </w:p>
-        </w:tc>
-        <w:tc>
-          <w:tcPr>
-            <w:tcW w:type="dxa" w:w="2351"/>
-          </w:tcPr>
-          <w:p>
-            <w:pPr>
-              <w:spacing w:line="336" w:lineRule="auto"/>
-            </w:pPr>
-            <w:r/>
-            <w:r>
-              <w:rPr>
-                <w:rFonts w:ascii="Microsoft YaHei" w:hAnsi="Microsoft YaHei" w:eastAsia="Microsoft YaHei"/>
-                <w:sz w:val="19"/>
-              </w:rPr>
-              <w:t>历史维修记录聚类、维修助手按手册 / 流程 / 工具 / 成功经验一步步引导</w:t>
-            </w:r>
-          </w:p>
-        </w:tc>
-        <w:tc>
-          <w:tcPr>
-            <w:tcW w:type="dxa" w:w="2351"/>
-          </w:tcPr>
-          <w:p>
-            <w:pPr>
-              <w:spacing w:line="336" w:lineRule="auto"/>
-            </w:pPr>
-            <w:r/>
-            <w:r>
-              <w:rPr>
-                <w:rFonts w:ascii="Microsoft YaHei" w:hAnsi="Microsoft YaHei" w:eastAsia="Microsoft YaHei"/>
-                <w:sz w:val="19"/>
-              </w:rPr>
-              <w:t>首次维修成功率 ↑10-20% / 准确修复率 ↑20-25% / 重复经验共享 ↑&gt;30%</w:t>
-            </w:r>
-          </w:p>
-        </w:tc>
-      </w:tr>
-      <w:tr>
-        <w:tc>
-          <w:tcPr>
-            <w:tcW w:type="dxa" w:w="2351"/>
-          </w:tcPr>
-          <w:p>
-            <w:pPr>
-              <w:spacing w:line="336" w:lineRule="auto"/>
-            </w:pPr>
-            <w:r/>
-            <w:r>
-              <w:rPr>
-                <w:rFonts w:ascii="Microsoft YaHei" w:hAnsi="Microsoft YaHei" w:eastAsia="Microsoft YaHei"/>
-                <w:sz w:val="19"/>
-              </w:rPr>
-              <w:t>长期备件（库存优化）</w:t>
-            </w:r>
-          </w:p>
-        </w:tc>
-        <w:tc>
-          <w:tcPr>
-            <w:tcW w:type="dxa" w:w="2351"/>
-          </w:tcPr>
-          <w:p>
-            <w:pPr>
-              <w:spacing w:line="336" w:lineRule="auto"/>
-            </w:pPr>
-            <w:r/>
-            <w:r>
-              <w:rPr>
-                <w:rFonts w:ascii="Microsoft YaHei" w:hAnsi="Microsoft YaHei" w:eastAsia="Microsoft YaHei"/>
-                <w:sz w:val="19"/>
-              </w:rPr>
-              <w:t>备件该备多少、什么时候补？</w:t>
-            </w:r>
-          </w:p>
-        </w:tc>
-        <w:tc>
-          <w:tcPr>
-            <w:tcW w:type="dxa" w:w="2351"/>
-          </w:tcPr>
-          <w:p>
-            <w:pPr>
-              <w:spacing w:line="336" w:lineRule="auto"/>
-            </w:pPr>
-            <w:r/>
-            <w:r>
-              <w:rPr>
-                <w:rFonts w:ascii="Microsoft YaHei" w:hAnsi="Microsoft YaHei" w:eastAsia="Microsoft YaHei"/>
-                <w:sz w:val="19"/>
-              </w:rPr>
-              <w:t>备件分类、需求预测、库存仿真优化、可视化与预警</w:t>
-            </w:r>
-          </w:p>
-        </w:tc>
-        <w:tc>
-          <w:tcPr>
-            <w:tcW w:type="dxa" w:w="2351"/>
-          </w:tcPr>
-          <w:p>
-            <w:pPr>
-              <w:spacing w:line="336" w:lineRule="auto"/>
-            </w:pPr>
-            <w:r/>
-            <w:r>
-              <w:rPr>
-                <w:rFonts w:ascii="Microsoft YaHei" w:hAnsi="Microsoft YaHei" w:eastAsia="Microsoft YaHei"/>
-                <w:sz w:val="19"/>
-              </w:rPr>
-              <w:t>预测准确度 ↑10-30% / 库存 ↓5-15% / 补货时机精度 ↑10-20%</w:t>
-            </w:r>
-          </w:p>
-        </w:tc>
-      </w:tr>
-    </w:tbl>
-    <w:p/>
-    <w:p>
-      <w:pPr>
-        <w:spacing w:after="120" w:line="360" w:lineRule="auto"/>
-      </w:pPr>
-      <w:r>
-        <w:rPr>
-          <w:rFonts w:ascii="Microsoft YaHei" w:hAnsi="Microsoft YaHei" w:eastAsia="Microsoft YaHei"/>
-          <w:b w:val="0"/>
-          <w:i/>
-          <w:color w:val="5B6A8A"/>
-          <w:sz w:val="21"/>
-        </w:rPr>
-        <w:t>注：表中"提升空间"是过往项目的行业经验区间，跨行业、跨规模、跨成熟度，不是对凯莱英的承诺。具体能拿到多少，要看凯莱英的起点和落地深度。</w:t>
-      </w:r>
-    </w:p>
-    <w:p>
-      <w:pPr>
-        <w:pStyle w:val="Heading2"/>
-      </w:pPr>
-      <w:r>
-        <w:rPr>
-          <w:rFonts w:ascii="Microsoft YaHei" w:hAnsi="Microsoft YaHei" w:eastAsia="Microsoft YaHei"/>
-          <w:color w:val="1E40AF"/>
-          <w:sz w:val="26"/>
-        </w:rPr>
-        <w:t>2.2 价值落在哪里</w:t>
-      </w:r>
-    </w:p>
-    <w:p>
-      <w:pPr>
-        <w:spacing w:after="120" w:line="360" w:lineRule="auto"/>
-      </w:pPr>
-      <w:r>
-        <w:rPr>
-          <w:rFonts w:ascii="Microsoft YaHei" w:hAnsi="Microsoft YaHei" w:eastAsia="Microsoft YaHei"/>
-          <w:b/>
-          <w:i w:val="0"/>
-          <w:sz w:val="21"/>
-        </w:rPr>
-        <w:t>营收侧：</w:t>
-      </w:r>
-    </w:p>
-    <w:p>
-      <w:pPr>
-        <w:spacing w:after="120" w:line="360" w:lineRule="auto"/>
-      </w:pPr>
-      <w:r>
-        <w:rPr>
-          <w:rFonts w:ascii="Microsoft YaHei" w:hAnsi="Microsoft YaHei" w:eastAsia="Microsoft YaHei"/>
-          <w:b w:val="0"/>
-          <w:i w:val="0"/>
-          <w:sz w:val="21"/>
-        </w:rPr>
-        <w:t>降低瓶颈工序的停机时间、提升关键设备产能。这部分在过往项目中价值最大，但近两年因为行业产能过剩，提升空间相对收窄。</w:t>
-      </w:r>
-    </w:p>
-    <w:p>
-      <w:pPr>
-        <w:spacing w:after="120" w:line="360" w:lineRule="auto"/>
-      </w:pPr>
-      <w:r>
-        <w:rPr>
-          <w:rFonts w:ascii="Microsoft YaHei" w:hAnsi="Microsoft YaHei" w:eastAsia="Microsoft YaHei"/>
-          <w:b/>
-          <w:i w:val="0"/>
-          <w:sz w:val="21"/>
-        </w:rPr>
-        <w:t>成本侧：</w:t>
-      </w:r>
-    </w:p>
-    <w:p>
-      <w:pPr>
-        <w:spacing w:after="120" w:line="360" w:lineRule="auto"/>
-      </w:pPr>
-      <w:r>
-        <w:rPr>
-          <w:rFonts w:ascii="Microsoft YaHei" w:hAnsi="Microsoft YaHei" w:eastAsia="Microsoft YaHei"/>
-          <w:b w:val="0"/>
-          <w:i w:val="0"/>
-          <w:sz w:val="21"/>
-        </w:rPr>
-        <w:t>无形成本（人员工时、劳动效率）+ 有形成本（备品备件优化、停机带来的能耗损失）+ 资产利用率（备件寿命延长、设备生命周期管理）。即使是一个小零部件，规模化后也是几百万到几千万级回报。</w:t>
-      </w:r>
-    </w:p>
-    <w:p>
-      <w:pPr>
-        <w:spacing w:after="120" w:line="360" w:lineRule="auto"/>
-      </w:pPr>
-      <w:r>
-        <w:rPr>
-          <w:rFonts w:ascii="Microsoft YaHei" w:hAnsi="Microsoft YaHei" w:eastAsia="Microsoft YaHei"/>
-          <w:b/>
-          <w:i w:val="0"/>
-          <w:sz w:val="21"/>
-        </w:rPr>
-        <w:t>安全 + 运营侧：</w:t>
-      </w:r>
-    </w:p>
-    <w:p>
-      <w:pPr>
-        <w:spacing w:after="120" w:line="360" w:lineRule="auto"/>
-      </w:pPr>
-      <w:r>
-        <w:rPr>
-          <w:rFonts w:ascii="Microsoft YaHei" w:hAnsi="Microsoft YaHei" w:eastAsia="Microsoft YaHei"/>
-          <w:b w:val="0"/>
-          <w:i w:val="0"/>
-          <w:sz w:val="21"/>
-        </w:rPr>
-        <w:t>减少现场人员走动 = 减少碰撞 / 意外 / 伤害。定性价值往往被忽略，但实际给运营和安全部门带来的提升非常显著，可以部分量化进 KPI。</w:t>
-      </w:r>
-    </w:p>
-    <w:p>
-      <w:r>
-        <w:br w:type="page"/>
-      </w:r>
-    </w:p>
-    <w:p>
-      <w:pPr>
-        <w:pStyle w:val="Heading1"/>
-      </w:pPr>
-      <w:r>
-        <w:rPr>
-          <w:rFonts w:ascii="Microsoft YaHei" w:hAnsi="Microsoft YaHei" w:eastAsia="Microsoft YaHei"/>
-          <w:color w:val="0F1F3D"/>
-          <w:sz w:val="34"/>
-        </w:rPr>
-        <w:t>PART 03 · AI 智能体协作的工作方式</w:t>
-      </w:r>
-    </w:p>
-    <w:p>
-      <w:pPr>
-        <w:spacing w:after="120" w:line="360" w:lineRule="auto"/>
-      </w:pPr>
-      <w:r>
-        <w:rPr>
-          <w:rFonts w:ascii="Microsoft YaHei" w:hAnsi="Microsoft YaHei" w:eastAsia="Microsoft YaHei"/>
-          <w:b w:val="0"/>
-          <w:i w:val="0"/>
-          <w:sz w:val="22"/>
-        </w:rPr>
-        <w:t>埃森哲在 AI 落地上有一个核心观点：单点的 AI 应用（比如只做一个故障预测模型）价值有限，真正的价值来自多个 AI 智能体串成业务闭环 —— 从客户投诉到根因调查到设备改进到再反馈给客户，整条链都让 AI 参与。</w:t>
-      </w:r>
-    </w:p>
-    <w:p>
-      <w:pPr>
-        <w:pStyle w:val="Heading2"/>
-      </w:pPr>
-      <w:r>
-        <w:rPr>
-          <w:rFonts w:ascii="Microsoft YaHei" w:hAnsi="Microsoft YaHei" w:eastAsia="Microsoft YaHei"/>
-          <w:color w:val="1E40AF"/>
-          <w:sz w:val="26"/>
-        </w:rPr>
-        <w:t>3.1 5 个 AI 智能体怎么分工</w:t>
+        <w:t>资产管理三段维护框架</w:t>
       </w:r>
     </w:p>
     <w:tbl>
@@ -1299,7 +379,7 @@
                 <w:color w:val="FFFFFF"/>
                 <w:sz w:val="20"/>
               </w:rPr>
-              <w:t>智能体角色</w:t>
+              <w:t>阶段</w:t>
             </w:r>
           </w:p>
         </w:tc>
@@ -1317,7 +397,7 @@
                 <w:color w:val="FFFFFF"/>
                 <w:sz w:val="20"/>
               </w:rPr>
-              <w:t>所属业务团队</w:t>
+              <w:t>解决的问题</w:t>
             </w:r>
           </w:p>
         </w:tc>
@@ -1335,7 +415,7 @@
                 <w:color w:val="FFFFFF"/>
                 <w:sz w:val="20"/>
               </w:rPr>
-              <w:t>主要在干什么</w:t>
+              <w:t>主要方法</w:t>
             </w:r>
           </w:p>
         </w:tc>
@@ -1355,7 +435,7 @@
                 <w:rFonts w:ascii="Microsoft YaHei" w:hAnsi="Microsoft YaHei" w:eastAsia="Microsoft YaHei"/>
                 <w:sz w:val="19"/>
               </w:rPr>
-              <w:t>① 客户投诉调查智能体</w:t>
+              <w:t>运营前 · 提高可靠性</w:t>
             </w:r>
           </w:p>
         </w:tc>
@@ -1373,7 +453,7 @@
                 <w:rFonts w:ascii="Microsoft YaHei" w:hAnsi="Microsoft YaHei" w:eastAsia="Microsoft YaHei"/>
                 <w:sz w:val="19"/>
               </w:rPr>
-              <w:t>质量团队</w:t>
+              <w:t>如何延长两次故障之间的间隔</w:t>
             </w:r>
           </w:p>
         </w:tc>
@@ -1391,7 +471,7 @@
                 <w:rFonts w:ascii="Microsoft YaHei" w:hAnsi="Microsoft YaHei" w:eastAsia="Microsoft YaHei"/>
                 <w:sz w:val="19"/>
               </w:rPr>
-              <w:t>接到客户投诉后，自动核查"问题站不站得住脚"、收集相关产品记录、定位是设备问题还是物料问题</w:t>
+              <w:t>可靠性建模、故障树 / 失效模式分析、在线异常检测、预测性维护</w:t>
             </w:r>
           </w:p>
         </w:tc>
@@ -1411,7 +491,7 @@
                 <w:rFonts w:ascii="Microsoft YaHei" w:hAnsi="Microsoft YaHei" w:eastAsia="Microsoft YaHei"/>
                 <w:sz w:val="19"/>
               </w:rPr>
-              <w:t>② 持续改进智能体</w:t>
+              <w:t>运维中 · 缩短修复时间</w:t>
             </w:r>
           </w:p>
         </w:tc>
@@ -1429,7 +509,7 @@
                 <w:rFonts w:ascii="Microsoft YaHei" w:hAnsi="Microsoft YaHei" w:eastAsia="Microsoft YaHei"/>
                 <w:sz w:val="19"/>
               </w:rPr>
-              <w:t>生产团队</w:t>
+              <w:t>故障已发生，如何快速修复</w:t>
             </w:r>
           </w:p>
         </w:tc>
@@ -1447,7 +527,7 @@
                 <w:rFonts w:ascii="Microsoft YaHei" w:hAnsi="Microsoft YaHei" w:eastAsia="Microsoft YaHei"/>
                 <w:sz w:val="19"/>
               </w:rPr>
-              <w:t>把每次根因分析的结论沉淀到生产流程改进里，避免同类问题反复</w:t>
+              <w:t>历史维修记录聚类、维修助手按手册引导逐步处置</w:t>
             </w:r>
           </w:p>
         </w:tc>
@@ -1467,7 +547,7 @@
                 <w:rFonts w:ascii="Microsoft YaHei" w:hAnsi="Microsoft YaHei" w:eastAsia="Microsoft YaHei"/>
                 <w:sz w:val="19"/>
               </w:rPr>
-              <w:t>③ 关键资产管理智能体</w:t>
+              <w:t>长期 · 备件优化</w:t>
             </w:r>
           </w:p>
         </w:tc>
@@ -1485,7 +565,7 @@
                 <w:rFonts w:ascii="Microsoft YaHei" w:hAnsi="Microsoft YaHei" w:eastAsia="Microsoft YaHei"/>
                 <w:sz w:val="19"/>
               </w:rPr>
-              <w:t>资产团队</w:t>
+              <w:t>备件备多少、何时补</w:t>
             </w:r>
           </w:p>
         </w:tc>
@@ -1503,7 +583,135 @@
                 <w:rFonts w:ascii="Microsoft YaHei" w:hAnsi="Microsoft YaHei" w:eastAsia="Microsoft YaHei"/>
                 <w:sz w:val="19"/>
               </w:rPr>
-              <w:t>对关键设备做 24×7 在线监控、识别早期异常、给出故障趋势</w:t>
+              <w:t>备件分类、需求预测、库存仿真优化、预警机制</w:t>
+            </w:r>
+          </w:p>
+        </w:tc>
+      </w:tr>
+    </w:tbl>
+    <w:p>
+      <w:r>
+        <w:br w:type="page"/>
+      </w:r>
+    </w:p>
+    <w:p>
+      <w:pPr>
+        <w:pStyle w:val="Heading1"/>
+      </w:pPr>
+      <w:r>
+        <w:rPr>
+          <w:rFonts w:ascii="Microsoft YaHei" w:hAnsi="Microsoft YaHei" w:eastAsia="Microsoft YaHei"/>
+          <w:color w:val="0F1F3D"/>
+          <w:sz w:val="34"/>
+        </w:rPr>
+        <w:t>PART 02 · 典型案例</w:t>
+      </w:r>
+    </w:p>
+    <w:p>
+      <w:pPr>
+        <w:spacing w:after="120" w:line="360" w:lineRule="auto"/>
+      </w:pPr>
+      <w:r>
+        <w:rPr>
+          <w:rFonts w:ascii="Microsoft YaHei" w:hAnsi="Microsoft YaHei" w:eastAsia="Microsoft YaHei"/>
+          <w:b/>
+          <w:i w:val="0"/>
+          <w:color w:val="FF7E3D"/>
+          <w:sz w:val="23"/>
+        </w:rPr>
+        <w:t>"5 智能体协作 + 端到端闭环"在某纸机生产线的落地实践。</w:t>
+      </w:r>
+    </w:p>
+    <w:p>
+      <w:pPr>
+        <w:spacing w:after="120" w:line="360" w:lineRule="auto"/>
+      </w:pPr>
+      <w:r>
+        <w:rPr>
+          <w:rFonts w:ascii="Microsoft YaHei" w:hAnsi="Microsoft YaHei" w:eastAsia="Microsoft YaHei"/>
+          <w:b w:val="0"/>
+          <w:i w:val="0"/>
+          <w:sz w:val="22"/>
+        </w:rPr>
+        <w:t>本案例为埃森哲在某纸机生产线的实际项目，展示了从"孤立 AI 工具"演进到"本体驱动的工厂运营模式"的完整路径。核心思路为多个 AI 智能体协作、围绕业务事件构建端到端闭环，而非单点 AI 部署。</w:t>
+      </w:r>
+    </w:p>
+    <w:p>
+      <w:pPr>
+        <w:pStyle w:val="Heading2"/>
+      </w:pPr>
+      <w:r>
+        <w:rPr>
+          <w:rFonts w:ascii="Microsoft YaHei" w:hAnsi="Microsoft YaHei" w:eastAsia="Microsoft YaHei"/>
+          <w:color w:val="1E40AF"/>
+          <w:sz w:val="26"/>
+        </w:rPr>
+        <w:t>5 个 AI 智能体的角色分工</w:t>
+      </w:r>
+    </w:p>
+    <w:tbl>
+      <w:tblPr>
+        <w:tblStyle w:val="LightGrid-Accent1"/>
+        <w:tblW w:type="auto" w:w="0"/>
+        <w:tblLook w:firstColumn="1" w:firstRow="1" w:lastColumn="0" w:lastRow="0" w:noHBand="0" w:noVBand="1" w:val="04A0"/>
+      </w:tblPr>
+      <w:tblGrid>
+        <w:gridCol w:w="3135"/>
+        <w:gridCol w:w="3135"/>
+        <w:gridCol w:w="3135"/>
+      </w:tblGrid>
+      <w:tr>
+        <w:tc>
+          <w:tcPr>
+            <w:tcW w:type="dxa" w:w="3135"/>
+            <w:shd w:val="clear" w:fill="0F1F3D"/>
+          </w:tcPr>
+          <w:p>
+            <w:r/>
+            <w:r>
+              <w:rPr>
+                <w:rFonts w:ascii="Microsoft YaHei" w:hAnsi="Microsoft YaHei" w:eastAsia="Microsoft YaHei"/>
+                <w:b/>
+                <w:color w:val="FFFFFF"/>
+                <w:sz w:val="20"/>
+              </w:rPr>
+              <w:t>智能体</w:t>
+            </w:r>
+          </w:p>
+        </w:tc>
+        <w:tc>
+          <w:tcPr>
+            <w:tcW w:type="dxa" w:w="3135"/>
+            <w:shd w:val="clear" w:fill="0F1F3D"/>
+          </w:tcPr>
+          <w:p>
+            <w:r/>
+            <w:r>
+              <w:rPr>
+                <w:rFonts w:ascii="Microsoft YaHei" w:hAnsi="Microsoft YaHei" w:eastAsia="Microsoft YaHei"/>
+                <w:b/>
+                <w:color w:val="FFFFFF"/>
+                <w:sz w:val="20"/>
+              </w:rPr>
+              <w:t>所属团队</w:t>
+            </w:r>
+          </w:p>
+        </w:tc>
+        <w:tc>
+          <w:tcPr>
+            <w:tcW w:type="dxa" w:w="3135"/>
+            <w:shd w:val="clear" w:fill="0F1F3D"/>
+          </w:tcPr>
+          <w:p>
+            <w:r/>
+            <w:r>
+              <w:rPr>
+                <w:rFonts w:ascii="Microsoft YaHei" w:hAnsi="Microsoft YaHei" w:eastAsia="Microsoft YaHei"/>
+                <w:b/>
+                <w:color w:val="FFFFFF"/>
+                <w:sz w:val="20"/>
+              </w:rPr>
+              <w:t>主要职责</w:t>
             </w:r>
           </w:p>
         </w:tc>
@@ -1523,7 +731,7 @@
                 <w:rFonts w:ascii="Microsoft YaHei" w:hAnsi="Microsoft YaHei" w:eastAsia="Microsoft YaHei"/>
                 <w:sz w:val="19"/>
               </w:rPr>
-              <w:t>④ 预测性维护与故障排除智能体</w:t>
+              <w:t>客户投诉调查智能体</w:t>
             </w:r>
           </w:p>
         </w:tc>
@@ -1541,7 +749,7 @@
                 <w:rFonts w:ascii="Microsoft YaHei" w:hAnsi="Microsoft YaHei" w:eastAsia="Microsoft YaHei"/>
                 <w:sz w:val="19"/>
               </w:rPr>
-              <w:t>资产团队</w:t>
+              <w:t>质量</w:t>
             </w:r>
           </w:p>
         </w:tc>
@@ -1559,7 +767,7 @@
                 <w:rFonts w:ascii="Microsoft YaHei" w:hAnsi="Microsoft YaHei" w:eastAsia="Microsoft YaHei"/>
                 <w:sz w:val="19"/>
               </w:rPr>
-              <w:t>对一般设备做预防性 / 预测性运维与故障排查 —— 本次议题的核心相关</w:t>
+              <w:t>核查投诉真实性、收集产品记录、定位设备问题或物料问题</w:t>
             </w:r>
           </w:p>
         </w:tc>
@@ -1579,7 +787,7 @@
                 <w:rFonts w:ascii="Microsoft YaHei" w:hAnsi="Microsoft YaHei" w:eastAsia="Microsoft YaHei"/>
                 <w:sz w:val="19"/>
               </w:rPr>
-              <w:t>⑤ 智能运营助手智能体</w:t>
+              <w:t>持续改进智能体</w:t>
             </w:r>
           </w:p>
         </w:tc>
@@ -1597,7 +805,7 @@
                 <w:rFonts w:ascii="Microsoft YaHei" w:hAnsi="Microsoft YaHei" w:eastAsia="Microsoft YaHei"/>
                 <w:sz w:val="19"/>
               </w:rPr>
-              <w:t>维护执行团队</w:t>
+              <w:t>生产</w:t>
             </w:r>
           </w:p>
         </w:tc>
@@ -1615,7 +823,175 @@
                 <w:rFonts w:ascii="Microsoft YaHei" w:hAnsi="Microsoft YaHei" w:eastAsia="Microsoft YaHei"/>
                 <w:sz w:val="19"/>
               </w:rPr>
-              <w:t>设备出问题时协调全厂资源、快速找文档 / SOP、生成维修报告、沉淀知识资产</w:t>
+              <w:t>沉淀根因分析结论，反馈到流程改进，避免同类问题反复</w:t>
+            </w:r>
+          </w:p>
+        </w:tc>
+      </w:tr>
+      <w:tr>
+        <w:tc>
+          <w:tcPr>
+            <w:tcW w:type="dxa" w:w="3135"/>
+          </w:tcPr>
+          <w:p>
+            <w:pPr>
+              <w:spacing w:line="336" w:lineRule="auto"/>
+            </w:pPr>
+            <w:r/>
+            <w:r>
+              <w:rPr>
+                <w:rFonts w:ascii="Microsoft YaHei" w:hAnsi="Microsoft YaHei" w:eastAsia="Microsoft YaHei"/>
+                <w:sz w:val="19"/>
+              </w:rPr>
+              <w:t>关键资产管理智能体</w:t>
+            </w:r>
+          </w:p>
+        </w:tc>
+        <w:tc>
+          <w:tcPr>
+            <w:tcW w:type="dxa" w:w="3135"/>
+          </w:tcPr>
+          <w:p>
+            <w:pPr>
+              <w:spacing w:line="336" w:lineRule="auto"/>
+            </w:pPr>
+            <w:r/>
+            <w:r>
+              <w:rPr>
+                <w:rFonts w:ascii="Microsoft YaHei" w:hAnsi="Microsoft YaHei" w:eastAsia="Microsoft YaHei"/>
+                <w:sz w:val="19"/>
+              </w:rPr>
+              <w:t>资产</w:t>
+            </w:r>
+          </w:p>
+        </w:tc>
+        <w:tc>
+          <w:tcPr>
+            <w:tcW w:type="dxa" w:w="3135"/>
+          </w:tcPr>
+          <w:p>
+            <w:pPr>
+              <w:spacing w:line="336" w:lineRule="auto"/>
+            </w:pPr>
+            <w:r/>
+            <w:r>
+              <w:rPr>
+                <w:rFonts w:ascii="Microsoft YaHei" w:hAnsi="Microsoft YaHei" w:eastAsia="Microsoft YaHei"/>
+                <w:sz w:val="19"/>
+              </w:rPr>
+              <w:t>关键设备 24×7 在线监控、早期异常识别、故障趋势分析</w:t>
+            </w:r>
+          </w:p>
+        </w:tc>
+      </w:tr>
+      <w:tr>
+        <w:tc>
+          <w:tcPr>
+            <w:tcW w:type="dxa" w:w="3135"/>
+          </w:tcPr>
+          <w:p>
+            <w:pPr>
+              <w:spacing w:line="336" w:lineRule="auto"/>
+            </w:pPr>
+            <w:r/>
+            <w:r>
+              <w:rPr>
+                <w:rFonts w:ascii="Microsoft YaHei" w:hAnsi="Microsoft YaHei" w:eastAsia="Microsoft YaHei"/>
+                <w:sz w:val="19"/>
+              </w:rPr>
+              <w:t>预测性维护与故障排除智能体</w:t>
+            </w:r>
+          </w:p>
+        </w:tc>
+        <w:tc>
+          <w:tcPr>
+            <w:tcW w:type="dxa" w:w="3135"/>
+          </w:tcPr>
+          <w:p>
+            <w:pPr>
+              <w:spacing w:line="336" w:lineRule="auto"/>
+            </w:pPr>
+            <w:r/>
+            <w:r>
+              <w:rPr>
+                <w:rFonts w:ascii="Microsoft YaHei" w:hAnsi="Microsoft YaHei" w:eastAsia="Microsoft YaHei"/>
+                <w:sz w:val="19"/>
+              </w:rPr>
+              <w:t>资产</w:t>
+            </w:r>
+          </w:p>
+        </w:tc>
+        <w:tc>
+          <w:tcPr>
+            <w:tcW w:type="dxa" w:w="3135"/>
+          </w:tcPr>
+          <w:p>
+            <w:pPr>
+              <w:spacing w:line="336" w:lineRule="auto"/>
+            </w:pPr>
+            <w:r/>
+            <w:r>
+              <w:rPr>
+                <w:rFonts w:ascii="Microsoft YaHei" w:hAnsi="Microsoft YaHei" w:eastAsia="Microsoft YaHei"/>
+                <w:sz w:val="19"/>
+              </w:rPr>
+              <w:t>本次议题核心相关 · 一般设备的预测性运维 + 故障排查</w:t>
+            </w:r>
+          </w:p>
+        </w:tc>
+      </w:tr>
+      <w:tr>
+        <w:tc>
+          <w:tcPr>
+            <w:tcW w:type="dxa" w:w="3135"/>
+          </w:tcPr>
+          <w:p>
+            <w:pPr>
+              <w:spacing w:line="336" w:lineRule="auto"/>
+            </w:pPr>
+            <w:r/>
+            <w:r>
+              <w:rPr>
+                <w:rFonts w:ascii="Microsoft YaHei" w:hAnsi="Microsoft YaHei" w:eastAsia="Microsoft YaHei"/>
+                <w:sz w:val="19"/>
+              </w:rPr>
+              <w:t>智能运营助手智能体</w:t>
+            </w:r>
+          </w:p>
+        </w:tc>
+        <w:tc>
+          <w:tcPr>
+            <w:tcW w:type="dxa" w:w="3135"/>
+          </w:tcPr>
+          <w:p>
+            <w:pPr>
+              <w:spacing w:line="336" w:lineRule="auto"/>
+            </w:pPr>
+            <w:r/>
+            <w:r>
+              <w:rPr>
+                <w:rFonts w:ascii="Microsoft YaHei" w:hAnsi="Microsoft YaHei" w:eastAsia="Microsoft YaHei"/>
+                <w:sz w:val="19"/>
+              </w:rPr>
+              <w:t>维护执行</w:t>
+            </w:r>
+          </w:p>
+        </w:tc>
+        <w:tc>
+          <w:tcPr>
+            <w:tcW w:type="dxa" w:w="3135"/>
+          </w:tcPr>
+          <w:p>
+            <w:pPr>
+              <w:spacing w:line="336" w:lineRule="auto"/>
+            </w:pPr>
+            <w:r/>
+            <w:r>
+              <w:rPr>
+                <w:rFonts w:ascii="Microsoft YaHei" w:hAnsi="Microsoft YaHei" w:eastAsia="Microsoft YaHei"/>
+                <w:sz w:val="19"/>
+              </w:rPr>
+              <w:t>协调全厂资源、查找文档 / SOP、生成维修报告、知识沉淀</w:t>
             </w:r>
           </w:p>
         </w:tc>
@@ -1632,21 +1008,7 @@
           <w:color w:val="1E40AF"/>
           <w:sz w:val="26"/>
         </w:rPr>
-        <w:t>3.2 端到端闭环带来的价值</w:t>
-      </w:r>
-    </w:p>
-    <w:p>
-      <w:pPr>
-        <w:spacing w:after="120" w:line="360" w:lineRule="auto"/>
-      </w:pPr>
-      <w:r>
-        <w:rPr>
-          <w:rFonts w:ascii="Microsoft YaHei" w:hAnsi="Microsoft YaHei" w:eastAsia="Microsoft YaHei"/>
-          <w:b w:val="0"/>
-          <w:i w:val="0"/>
-          <w:sz w:val="21"/>
-        </w:rPr>
-        <w:t>当上述 5 个智能体串成闭环之后，一个典型客户投诉的处理流程发生了根本变化：</w:t>
+        <w:t>端到端闭环的量化结果</w:t>
       </w:r>
     </w:p>
     <w:p>
@@ -1660,7 +1022,7 @@
           <w:rFonts w:ascii="Microsoft YaHei" w:hAnsi="Microsoft YaHei" w:eastAsia="Microsoft YaHei"/>
           <w:sz w:val="20"/>
         </w:rPr>
-        <w:t>原来 7 天：客户投诉收到 → 内部沟通 → 现场排查 → 给客户回复，全流程要 7 个工作日左右</w:t>
+        <w:t>客户投诉解决周期：7 天 → 1 天</w:t>
       </w:r>
     </w:p>
     <w:p>
@@ -1674,7 +1036,7 @@
           <w:rFonts w:ascii="Microsoft YaHei" w:hAnsi="Microsoft YaHei" w:eastAsia="Microsoft YaHei"/>
           <w:sz w:val="20"/>
         </w:rPr>
-        <w:t>现在 1 天：AI 智能体 24×7 在线，分钟级完成证据收集 + 根因假设，整体周期压到 1 天左右</w:t>
+        <w:t>根因分析与证据收集：分钟级</w:t>
       </w:r>
     </w:p>
     <w:p>
@@ -1688,7 +1050,20 @@
           <w:rFonts w:ascii="Microsoft YaHei" w:hAnsi="Microsoft YaHei" w:eastAsia="Microsoft YaHei"/>
           <w:sz w:val="20"/>
         </w:rPr>
-        <w:t>质量同步提升：回复不是"应付一下"，而是真正理解客户问题、给出解决建议</w:t>
+        <w:t>监控覆盖：24×7 在线、异常实时识别</w:t>
+      </w:r>
+    </w:p>
+    <w:p>
+      <w:pPr>
+        <w:pStyle w:val="Heading2"/>
+      </w:pPr>
+      <w:r>
+        <w:rPr>
+          <w:rFonts w:ascii="Microsoft YaHei" w:hAnsi="Microsoft YaHei" w:eastAsia="Microsoft YaHei"/>
+          <w:color w:val="1E40AF"/>
+          <w:sz w:val="26"/>
+        </w:rPr>
+        <w:t>方案的技术架构特征</w:t>
       </w:r>
     </w:p>
     <w:p>
@@ -1702,7 +1077,63 @@
           <w:rFonts w:ascii="Microsoft YaHei" w:hAnsi="Microsoft YaHei" w:eastAsia="Microsoft YaHei"/>
           <w:sz w:val="20"/>
         </w:rPr>
-        <w:t>知识沉淀：每个事件都沉淀进知识图谱，下一次同类问题处理更快、更准</w:t>
+        <w:t>统一入口：移动端、邮件、企业 IM、传感器告警、工单系统通过同一入口接入 AI 路由中心</w:t>
+      </w:r>
+    </w:p>
+    <w:p>
+      <w:pPr>
+        <w:pStyle w:val="ListBullet"/>
+        <w:spacing w:after="60" w:line="336" w:lineRule="auto"/>
+        <w:ind w:left="340"/>
+      </w:pPr>
+      <w:r>
+        <w:rPr>
+          <w:rFonts w:ascii="Microsoft YaHei" w:hAnsi="Microsoft YaHei" w:eastAsia="Microsoft YaHei"/>
+          <w:sz w:val="20"/>
+        </w:rPr>
+        <w:t>本体驱动：建立工厂运营本体（Ontology），将"产品 / 工艺参数 / 设备 / SOP / 报警 / 维护动作"结构化为 AI 可读的语义层</w:t>
+      </w:r>
+    </w:p>
+    <w:p>
+      <w:pPr>
+        <w:pStyle w:val="ListBullet"/>
+        <w:spacing w:after="60" w:line="336" w:lineRule="auto"/>
+        <w:ind w:left="340"/>
+      </w:pPr>
+      <w:r>
+        <w:rPr>
+          <w:rFonts w:ascii="Microsoft YaHei" w:hAnsi="Microsoft YaHei" w:eastAsia="Microsoft YaHei"/>
+          <w:sz w:val="20"/>
+        </w:rPr>
+        <w:t>健康分 + 知识图谱：健康分（0-100）实现量化预警，知识图谱实现根因解释与处置建议</w:t>
+      </w:r>
+    </w:p>
+    <w:p>
+      <w:pPr>
+        <w:pStyle w:val="ListBullet"/>
+        <w:spacing w:after="60" w:line="336" w:lineRule="auto"/>
+        <w:ind w:left="340"/>
+      </w:pPr>
+      <w:r>
+        <w:rPr>
+          <w:rFonts w:ascii="Microsoft YaHei" w:hAnsi="Microsoft YaHei" w:eastAsia="Microsoft YaHei"/>
+          <w:sz w:val="20"/>
+        </w:rPr>
+        <w:t>人机协同：所有 AI 结论保留人工核查环节，最终决策与签字由人完成</w:t>
+      </w:r>
+    </w:p>
+    <w:p>
+      <w:pPr>
+        <w:pStyle w:val="ListBullet"/>
+        <w:spacing w:after="60" w:line="336" w:lineRule="auto"/>
+        <w:ind w:left="340"/>
+      </w:pPr>
+      <w:r>
+        <w:rPr>
+          <w:rFonts w:ascii="Microsoft YaHei" w:hAnsi="Microsoft YaHei" w:eastAsia="Microsoft YaHei"/>
+          <w:sz w:val="20"/>
+        </w:rPr>
+        <w:t>知识迭代：每个事件的处置结果反馈回知识库，AI 推理能力持续优化</w:t>
       </w:r>
     </w:p>
     <w:p>
@@ -1715,136 +1146,7 @@
           <w:color w:val="1E40AF"/>
           <w:sz w:val="26"/>
         </w:rPr>
-        <w:t>3.3 这种工作方式的三个特点</w:t>
-      </w:r>
-    </w:p>
-    <w:p>
-      <w:pPr>
-        <w:spacing w:after="120" w:line="360" w:lineRule="auto"/>
-      </w:pPr>
-      <w:r>
-        <w:rPr>
-          <w:rFonts w:ascii="Microsoft YaHei" w:hAnsi="Microsoft YaHei" w:eastAsia="Microsoft YaHei"/>
-          <w:b/>
-          <w:i w:val="0"/>
-          <w:sz w:val="21"/>
-        </w:rPr>
-        <w:t>SMART · 更智能：</w:t>
-      </w:r>
-    </w:p>
-    <w:p>
-      <w:pPr>
-        <w:spacing w:after="120" w:line="360" w:lineRule="auto"/>
-      </w:pPr>
-      <w:r>
-        <w:rPr>
-          <w:rFonts w:ascii="Microsoft YaHei" w:hAnsi="Microsoft YaHei" w:eastAsia="Microsoft YaHei"/>
-          <w:b w:val="0"/>
-          <w:i w:val="0"/>
-          <w:sz w:val="21"/>
-        </w:rPr>
-        <w:t>每个智能体都有自己的"专业方向"（设备健康 / 质量异常 / 投诉调查），相当于把各领域专家变成"在线大师"，24×7 不下班。</w:t>
-      </w:r>
-    </w:p>
-    <w:p>
-      <w:pPr>
-        <w:spacing w:after="120" w:line="360" w:lineRule="auto"/>
-      </w:pPr>
-      <w:r>
-        <w:rPr>
-          <w:rFonts w:ascii="Microsoft YaHei" w:hAnsi="Microsoft YaHei" w:eastAsia="Microsoft YaHei"/>
-          <w:b/>
-          <w:i w:val="0"/>
-          <w:sz w:val="21"/>
-        </w:rPr>
-        <w:t>无缝集成：</w:t>
-      </w:r>
-    </w:p>
-    <w:p>
-      <w:pPr>
-        <w:spacing w:after="120" w:line="360" w:lineRule="auto"/>
-      </w:pPr>
-      <w:r>
-        <w:rPr>
-          <w:rFonts w:ascii="Microsoft YaHei" w:hAnsi="Microsoft YaHei" w:eastAsia="Microsoft YaHei"/>
-          <w:b w:val="0"/>
-          <w:i w:val="0"/>
-          <w:sz w:val="21"/>
-        </w:rPr>
-        <w:t>所有团队的工作通过同一个统一入口接入，不再是"质量在自己系统里、设备在自己系统里"。事件可以跨部门流转，责任清晰。</w:t>
-      </w:r>
-    </w:p>
-    <w:p>
-      <w:pPr>
-        <w:spacing w:after="120" w:line="360" w:lineRule="auto"/>
-      </w:pPr>
-      <w:r>
-        <w:rPr>
-          <w:rFonts w:ascii="Microsoft YaHei" w:hAnsi="Microsoft YaHei" w:eastAsia="Microsoft YaHei"/>
-          <w:b/>
-          <w:i w:val="0"/>
-          <w:sz w:val="21"/>
-        </w:rPr>
-        <w:t>PAA · 基本无接触：</w:t>
-      </w:r>
-    </w:p>
-    <w:p>
-      <w:pPr>
-        <w:spacing w:after="120" w:line="360" w:lineRule="auto"/>
-      </w:pPr>
-      <w:r>
-        <w:rPr>
-          <w:rFonts w:ascii="Microsoft YaHei" w:hAnsi="Microsoft YaHei" w:eastAsia="Microsoft YaHei"/>
-          <w:b w:val="0"/>
-          <w:i w:val="0"/>
-          <w:sz w:val="21"/>
-        </w:rPr>
-        <w:t>AI 直接控制部分参数、推送处置建议，减少人在现场的不必要走动。安全提升明显，特别是在洁净区、高风险区。</w:t>
-      </w:r>
-    </w:p>
-    <w:p>
-      <w:r>
-        <w:br w:type="page"/>
-      </w:r>
-    </w:p>
-    <w:p>
-      <w:pPr>
-        <w:pStyle w:val="Heading1"/>
-      </w:pPr>
-      <w:r>
-        <w:rPr>
-          <w:rFonts w:ascii="Microsoft YaHei" w:hAnsi="Microsoft YaHei" w:eastAsia="Microsoft YaHei"/>
-          <w:color w:val="0F1F3D"/>
-          <w:sz w:val="34"/>
-        </w:rPr>
-        <w:t>PART 04 · 设备预测性维护的开展思路（核心）</w:t>
-      </w:r>
-    </w:p>
-    <w:p>
-      <w:pPr>
-        <w:spacing w:after="120" w:line="360" w:lineRule="auto"/>
-      </w:pPr>
-      <w:r>
-        <w:rPr>
-          <w:rFonts w:ascii="Microsoft YaHei" w:hAnsi="Microsoft YaHei" w:eastAsia="Microsoft YaHei"/>
-          <w:b w:val="0"/>
-          <w:i w:val="0"/>
-          <w:sz w:val="22"/>
-        </w:rPr>
-        <w:t>设备预测性维护听起来吸引人，但不是所有设备、所有场景都适合一上来就做。埃森哲在判断一个 PdM 项目能不能做、怎么做的时候，有一套相对成熟的方法 —— 4 个维度的可行性判断，决定项目走向。</w:t>
-      </w:r>
-    </w:p>
-    <w:p>
-      <w:pPr>
-        <w:pStyle w:val="Heading2"/>
-      </w:pPr>
-      <w:r>
-        <w:rPr>
-          <w:rFonts w:ascii="Microsoft YaHei" w:hAnsi="Microsoft YaHei" w:eastAsia="Microsoft YaHei"/>
-          <w:color w:val="1E40AF"/>
-          <w:sz w:val="26"/>
-        </w:rPr>
-        <w:t>4.1 可行性判断的 4 个维度</w:t>
+        <w:t>行业经验区间</w:t>
       </w:r>
     </w:p>
     <w:tbl>
@@ -1890,7 +1192,7 @@
                 <w:color w:val="FFFFFF"/>
                 <w:sz w:val="20"/>
               </w:rPr>
-              <w:t>具体内容</w:t>
+              <w:t>提升空间</w:t>
             </w:r>
           </w:p>
         </w:tc>
@@ -1910,7 +1212,7 @@
                 <w:rFonts w:ascii="Microsoft YaHei" w:hAnsi="Microsoft YaHei" w:eastAsia="Microsoft YaHei"/>
                 <w:sz w:val="19"/>
               </w:rPr>
-              <w:t>① 产线设备 + 主要问题</w:t>
+              <w:t>设备可靠性（运营前）</w:t>
             </w:r>
           </w:p>
         </w:tc>
@@ -1928,7 +1230,7 @@
                 <w:rFonts w:ascii="Microsoft YaHei" w:hAnsi="Microsoft YaHei" w:eastAsia="Microsoft YaHei"/>
                 <w:sz w:val="19"/>
               </w:rPr>
-              <w:t>设备是什么、关键作用是什么 / 主要故障类型、频次、业务损失 / 按"损失"或"OEE"排序，先抓最关键的 5 类故障</w:t>
+              <w:t>技术人员现场访问 ↓10-15% · 整体生产力 ↑15-25% · 后台沟通 ↓30-75%</w:t>
             </w:r>
           </w:p>
         </w:tc>
@@ -1948,7 +1250,7 @@
                 <w:rFonts w:ascii="Microsoft YaHei" w:hAnsi="Microsoft YaHei" w:eastAsia="Microsoft YaHei"/>
                 <w:sz w:val="19"/>
               </w:rPr>
-              <w:t>② 当前数据基础</w:t>
+              <w:t>修复效率（运维中）</w:t>
             </w:r>
           </w:p>
         </w:tc>
@@ -1966,7 +1268,7 @@
                 <w:rFonts w:ascii="Microsoft YaHei" w:hAnsi="Microsoft YaHei" w:eastAsia="Microsoft YaHei"/>
                 <w:sz w:val="19"/>
               </w:rPr>
-              <w:t>已经装了哪些传感器（震动、温度、电流、压力、流量、转速）/ 采集频次和历史归档时长（5 年 / 1 年 / 3 月）/ 当前的监测手段（人工巡检、DCS、独立在线监测）</w:t>
+              <w:t>首次维修成功率 ↑10-20% · 准确修复率 ↑20-25% · 重复经验共享 ↑30% 以上</w:t>
             </w:r>
           </w:p>
         </w:tc>
@@ -1986,7 +1288,7 @@
                 <w:rFonts w:ascii="Microsoft YaHei" w:hAnsi="Microsoft YaHei" w:eastAsia="Microsoft YaHei"/>
                 <w:sz w:val="19"/>
               </w:rPr>
-              <w:t>③ 对设备的先验知识</w:t>
+              <w:t>备件管理（长期）</w:t>
             </w:r>
           </w:p>
         </w:tc>
@@ -2004,7 +1306,131 @@
                 <w:rFonts w:ascii="Microsoft YaHei" w:hAnsi="Microsoft YaHei" w:eastAsia="Microsoft YaHei"/>
                 <w:sz w:val="19"/>
               </w:rPr>
-              <w:t>这台设备坏跟哪些因子相关 / 历史故障类型分类 / 物理模型 / RCA 报告 / 偏差报告 / 已有的 5 Why、FTA、FMEA 分析</w:t>
+              <w:t>预测准确度 ↑10-30% · 库存 ↓5-15% · 补货时机精度 ↑10-20%</w:t>
+            </w:r>
+          </w:p>
+        </w:tc>
+      </w:tr>
+    </w:tbl>
+    <w:p/>
+    <w:p>
+      <w:pPr>
+        <w:spacing w:after="120" w:line="360" w:lineRule="auto"/>
+      </w:pPr>
+      <w:r>
+        <w:rPr>
+          <w:rFonts w:ascii="Microsoft YaHei" w:hAnsi="Microsoft YaHei" w:eastAsia="Microsoft YaHei"/>
+          <w:b w:val="0"/>
+          <w:i/>
+          <w:color w:val="5B6A8A"/>
+          <w:sz w:val="19"/>
+        </w:rPr>
+        <w:t>以上为跨行业、跨规模项目的经验区间，不构成对凯莱英 PdM 项目的承诺。实际效果取决于起点条件与落地深度。</w:t>
+      </w:r>
+    </w:p>
+    <w:p>
+      <w:r>
+        <w:br w:type="page"/>
+      </w:r>
+    </w:p>
+    <w:p>
+      <w:pPr>
+        <w:pStyle w:val="Heading1"/>
+      </w:pPr>
+      <w:r>
+        <w:rPr>
+          <w:rFonts w:ascii="Microsoft YaHei" w:hAnsi="Microsoft YaHei" w:eastAsia="Microsoft YaHei"/>
+          <w:color w:val="0F1F3D"/>
+          <w:sz w:val="34"/>
+        </w:rPr>
+        <w:t>PART 03 · 设备预测性维护的开展思路</w:t>
+      </w:r>
+    </w:p>
+    <w:p>
+      <w:pPr>
+        <w:spacing w:after="120" w:line="360" w:lineRule="auto"/>
+      </w:pPr>
+      <w:r>
+        <w:rPr>
+          <w:rFonts w:ascii="Microsoft YaHei" w:hAnsi="Microsoft YaHei" w:eastAsia="Microsoft YaHei"/>
+          <w:b/>
+          <w:i w:val="0"/>
+          <w:sz w:val="23"/>
+        </w:rPr>
+        <w:t>项目可行性取决于"数据 + 先验 + 故障样本"三要素。预测性维护不是所有设备、所有场景都适合开展。</w:t>
+      </w:r>
+    </w:p>
+    <w:p>
+      <w:pPr>
+        <w:spacing w:after="120" w:line="360" w:lineRule="auto"/>
+      </w:pPr>
+      <w:r>
+        <w:rPr>
+          <w:rFonts w:ascii="Microsoft YaHei" w:hAnsi="Microsoft YaHei" w:eastAsia="Microsoft YaHei"/>
+          <w:b w:val="0"/>
+          <w:i w:val="0"/>
+          <w:sz w:val="22"/>
+        </w:rPr>
+        <w:t>能否落地，取决于数据基础、先验知识、故障样本三要素的成熟度。埃森哲在判断 PdM 项目可行性时使用一套相对成熟的方法 —— 围绕 4 个维度判断，并对不同数据基础给出不同的解题路径。</w:t>
+      </w:r>
+    </w:p>
+    <w:p>
+      <w:pPr>
+        <w:pStyle w:val="Heading2"/>
+      </w:pPr>
+      <w:r>
+        <w:rPr>
+          <w:rFonts w:ascii="Microsoft YaHei" w:hAnsi="Microsoft YaHei" w:eastAsia="Microsoft YaHei"/>
+          <w:color w:val="1E40AF"/>
+          <w:sz w:val="26"/>
+        </w:rPr>
+        <w:t>3.1 项目可行性的 4 个判断维度</w:t>
+      </w:r>
+    </w:p>
+    <w:tbl>
+      <w:tblPr>
+        <w:tblStyle w:val="LightGrid-Accent1"/>
+        <w:tblW w:type="auto" w:w="0"/>
+        <w:tblLook w:firstColumn="1" w:firstRow="1" w:lastColumn="0" w:lastRow="0" w:noHBand="0" w:noVBand="1" w:val="04A0"/>
+      </w:tblPr>
+      <w:tblGrid>
+        <w:gridCol w:w="4703"/>
+        <w:gridCol w:w="4703"/>
+      </w:tblGrid>
+      <w:tr>
+        <w:tc>
+          <w:tcPr>
+            <w:tcW w:type="dxa" w:w="4703"/>
+            <w:shd w:val="clear" w:fill="0F1F3D"/>
+          </w:tcPr>
+          <w:p>
+            <w:r/>
+            <w:r>
+              <w:rPr>
+                <w:rFonts w:ascii="Microsoft YaHei" w:hAnsi="Microsoft YaHei" w:eastAsia="Microsoft YaHei"/>
+                <w:b/>
+                <w:color w:val="FFFFFF"/>
+                <w:sz w:val="20"/>
+              </w:rPr>
+              <w:t>维度</w:t>
+            </w:r>
+          </w:p>
+        </w:tc>
+        <w:tc>
+          <w:tcPr>
+            <w:tcW w:type="dxa" w:w="4703"/>
+            <w:shd w:val="clear" w:fill="0F1F3D"/>
+          </w:tcPr>
+          <w:p>
+            <w:r/>
+            <w:r>
+              <w:rPr>
+                <w:rFonts w:ascii="Microsoft YaHei" w:hAnsi="Microsoft YaHei" w:eastAsia="Microsoft YaHei"/>
+                <w:b/>
+                <w:color w:val="FFFFFF"/>
+                <w:sz w:val="20"/>
+              </w:rPr>
+              <w:t>核心问题</w:t>
             </w:r>
           </w:p>
         </w:tc>
@@ -2024,7 +1450,7 @@
                 <w:rFonts w:ascii="Microsoft YaHei" w:hAnsi="Microsoft YaHei" w:eastAsia="Microsoft YaHei"/>
                 <w:sz w:val="19"/>
               </w:rPr>
-              <w:t>④ 故障频次 + 历史样本</w:t>
+              <w:t>① 设备 + 主要问题</w:t>
             </w:r>
           </w:p>
         </w:tc>
@@ -2042,7 +1468,121 @@
                 <w:rFonts w:ascii="Microsoft YaHei" w:hAnsi="Microsoft YaHei" w:eastAsia="Microsoft YaHei"/>
                 <w:sz w:val="19"/>
               </w:rPr>
-              <w:t>近 5 年 / 1 年 / 半年坏过几次 / 每次故障的特征数据当时有没有保留 / "几乎不坏"反而是个问题（项目论证难、训练样本少）</w:t>
+              <w:t>设备类型、关键作用、主要故障类型、频次、业务损失。按"损失"或"OEE"排序，优先聚焦 Top 5 类故障</w:t>
+            </w:r>
+          </w:p>
+        </w:tc>
+      </w:tr>
+      <w:tr>
+        <w:tc>
+          <w:tcPr>
+            <w:tcW w:type="dxa" w:w="4703"/>
+          </w:tcPr>
+          <w:p>
+            <w:pPr>
+              <w:spacing w:line="336" w:lineRule="auto"/>
+            </w:pPr>
+            <w:r/>
+            <w:r>
+              <w:rPr>
+                <w:rFonts w:ascii="Microsoft YaHei" w:hAnsi="Microsoft YaHei" w:eastAsia="Microsoft YaHei"/>
+                <w:sz w:val="19"/>
+              </w:rPr>
+              <w:t>② 数据基础</w:t>
+            </w:r>
+          </w:p>
+        </w:tc>
+        <w:tc>
+          <w:tcPr>
+            <w:tcW w:type="dxa" w:w="4703"/>
+          </w:tcPr>
+          <w:p>
+            <w:pPr>
+              <w:spacing w:line="336" w:lineRule="auto"/>
+            </w:pPr>
+            <w:r/>
+            <w:r>
+              <w:rPr>
+                <w:rFonts w:ascii="Microsoft YaHei" w:hAnsi="Microsoft YaHei" w:eastAsia="Microsoft YaHei"/>
+                <w:sz w:val="19"/>
+              </w:rPr>
+              <w:t>已装传感器（振动、温度、电流、压力、流量等）、采集频次、历史归档时长、当前监测手段</w:t>
+            </w:r>
+          </w:p>
+        </w:tc>
+      </w:tr>
+      <w:tr>
+        <w:tc>
+          <w:tcPr>
+            <w:tcW w:type="dxa" w:w="4703"/>
+          </w:tcPr>
+          <w:p>
+            <w:pPr>
+              <w:spacing w:line="336" w:lineRule="auto"/>
+            </w:pPr>
+            <w:r/>
+            <w:r>
+              <w:rPr>
+                <w:rFonts w:ascii="Microsoft YaHei" w:hAnsi="Microsoft YaHei" w:eastAsia="Microsoft YaHei"/>
+                <w:sz w:val="19"/>
+              </w:rPr>
+              <w:t>③ 先验知识</w:t>
+            </w:r>
+          </w:p>
+        </w:tc>
+        <w:tc>
+          <w:tcPr>
+            <w:tcW w:type="dxa" w:w="4703"/>
+          </w:tcPr>
+          <w:p>
+            <w:pPr>
+              <w:spacing w:line="336" w:lineRule="auto"/>
+            </w:pPr>
+            <w:r/>
+            <w:r>
+              <w:rPr>
+                <w:rFonts w:ascii="Microsoft YaHei" w:hAnsi="Microsoft YaHei" w:eastAsia="Microsoft YaHei"/>
+                <w:sz w:val="19"/>
+              </w:rPr>
+              <w:t>故障与因子的相关性认知、故障类型分类、物理模型、历史 RCA / 偏差报告、已有的 FTA / FMEA 分析</w:t>
+            </w:r>
+          </w:p>
+        </w:tc>
+      </w:tr>
+      <w:tr>
+        <w:tc>
+          <w:tcPr>
+            <w:tcW w:type="dxa" w:w="4703"/>
+          </w:tcPr>
+          <w:p>
+            <w:pPr>
+              <w:spacing w:line="336" w:lineRule="auto"/>
+            </w:pPr>
+            <w:r/>
+            <w:r>
+              <w:rPr>
+                <w:rFonts w:ascii="Microsoft YaHei" w:hAnsi="Microsoft YaHei" w:eastAsia="Microsoft YaHei"/>
+                <w:sz w:val="19"/>
+              </w:rPr>
+              <w:t>④ 故障样本</w:t>
+            </w:r>
+          </w:p>
+        </w:tc>
+        <w:tc>
+          <w:tcPr>
+            <w:tcW w:type="dxa" w:w="4703"/>
+          </w:tcPr>
+          <w:p>
+            <w:pPr>
+              <w:spacing w:line="336" w:lineRule="auto"/>
+            </w:pPr>
+            <w:r/>
+            <w:r>
+              <w:rPr>
+                <w:rFonts w:ascii="Microsoft YaHei" w:hAnsi="Microsoft YaHei" w:eastAsia="Microsoft YaHei"/>
+                <w:sz w:val="19"/>
+              </w:rPr>
+              <w:t>近 5 年 / 1 年 / 半年故障次数、每次故障的特征数据是否保留。样本过少则建模困难</w:t>
             </w:r>
           </w:p>
         </w:tc>
@@ -2059,7 +1599,7 @@
           <w:color w:val="1E40AF"/>
           <w:sz w:val="26"/>
         </w:rPr>
-        <w:t>4.2 不同数据基础对应不同走法</w:t>
+        <w:t>3.2 不同数据基础对应不同走法</w:t>
       </w:r>
     </w:p>
     <w:tbl>
@@ -2105,7 +1645,7 @@
                 <w:color w:val="FFFFFF"/>
                 <w:sz w:val="20"/>
               </w:rPr>
-              <w:t>对应的解题路径</w:t>
+              <w:t>对应解题路径</w:t>
             </w:r>
           </w:p>
         </w:tc>
@@ -2143,7 +1683,7 @@
                 <w:rFonts w:ascii="Microsoft YaHei" w:hAnsi="Microsoft YaHei" w:eastAsia="Microsoft YaHei"/>
                 <w:sz w:val="19"/>
               </w:rPr>
-              <w:t>直接做"特征发现 + 多因子回归 + 命中率验证"。项目可论证可量化，立项相对容易。</w:t>
+              <w:t>直接特征发现 + 多因子回归 + 命中率验证，项目可立即论证</w:t>
             </w:r>
           </w:p>
         </w:tc>
@@ -2181,7 +1721,7 @@
                 <w:rFonts w:ascii="Microsoft YaHei" w:hAnsi="Microsoft YaHei" w:eastAsia="Microsoft YaHei"/>
                 <w:sz w:val="19"/>
               </w:rPr>
-              <w:t>训练出来的模型方差大，不一定特别好用。需要结合行业前训练模型 + 合成样本扩充。</w:t>
+              <w:t>结合行业前训练模型 + 合成样本扩充，模型方差需控制</w:t>
             </w:r>
           </w:p>
         </w:tc>
@@ -2201,7 +1741,7 @@
                 <w:rFonts w:ascii="Microsoft YaHei" w:hAnsi="Microsoft YaHei" w:eastAsia="Microsoft YaHei"/>
                 <w:sz w:val="19"/>
               </w:rPr>
-              <w:t>有先验经验但没历史数据</w:t>
+              <w:t>有先验经验但无历史数据</w:t>
             </w:r>
           </w:p>
         </w:tc>
@@ -2219,7 +1759,7 @@
                 <w:rFonts w:ascii="Microsoft YaHei" w:hAnsi="Microsoft YaHei" w:eastAsia="Microsoft YaHei"/>
                 <w:sz w:val="19"/>
               </w:rPr>
-              <w:t>先装传感器跑 3-6 个月，期间不一定能拿到故障样本，要做好"风险共担、慢慢见效"的预期管理。</w:t>
+              <w:t>先装传感器跑 3-6 个月，前期接受"风险共担"</w:t>
             </w:r>
           </w:p>
         </w:tc>
@@ -2239,7 +1779,7 @@
                 <w:rFonts w:ascii="Microsoft YaHei" w:hAnsi="Microsoft YaHei" w:eastAsia="Microsoft YaHei"/>
                 <w:sz w:val="19"/>
               </w:rPr>
-              <w:t>没有历史数据也没有先验</w:t>
+              <w:t>无历史数据且无先验</w:t>
             </w:r>
           </w:p>
         </w:tc>
@@ -2257,7 +1797,7 @@
                 <w:rFonts w:ascii="Microsoft YaHei" w:hAnsi="Microsoft YaHei" w:eastAsia="Microsoft YaHei"/>
                 <w:sz w:val="19"/>
               </w:rPr>
-              <w:t>不推荐立项。AI 在缺数据 + 缺先验的场景里发挥不了作用。</w:t>
+              <w:t>不推荐立项</w:t>
             </w:r>
           </w:p>
         </w:tc>
@@ -2274,7 +1814,7 @@
           <w:color w:val="1E40AF"/>
           <w:sz w:val="26"/>
         </w:rPr>
-        <w:t>4.3 关于"能不能用其他客户的数据 / 模型"</w:t>
+        <w:t>3.3 关于"行业模型能否复用"</w:t>
       </w:r>
     </w:p>
     <w:p>
@@ -2288,21 +1828,20 @@
           <w:i w:val="0"/>
           <w:sz w:val="21"/>
         </w:rPr>
-        <w:t>我们之前思考过一个问题 —— 凯莱英自己的 300+ 台设备数据量可能不够支撑一个非常好的模型，能不能用行业其他客户的数据来补？</w:t>
+        <w:t>埃森哲在通用电机、轴承、马达等设备上拥有"前训练模型 + 计算方法"的储备，可显著加速建模启动。但后训练（参数微调）必须基于凯莱英自有的设备数据完成 —— 即使是同品牌设备，不同工况下也需重新校准。因此行业模型可加速、不可直接替代凯莱英自身的数据积累。</w:t>
       </w:r>
     </w:p>
     <w:p>
       <w:pPr>
-        <w:spacing w:after="120" w:line="360" w:lineRule="auto"/>
+        <w:pStyle w:val="Heading2"/>
       </w:pPr>
       <w:r>
         <w:rPr>
           <w:rFonts w:ascii="Microsoft YaHei" w:hAnsi="Microsoft YaHei" w:eastAsia="Microsoft YaHei"/>
-          <w:b/>
-          <w:i w:val="0"/>
-          <w:sz w:val="21"/>
+          <w:color w:val="1E40AF"/>
+          <w:sz w:val="26"/>
         </w:rPr>
-        <w:t>他们能做的 · "前训练"：</w:t>
+        <w:t>3.4 输出形式：避免"AI 黑盒"</w:t>
       </w:r>
     </w:p>
     <w:p>
@@ -2316,21 +1855,63 @@
           <w:i w:val="0"/>
           <w:sz w:val="21"/>
         </w:rPr>
-        <w:t>埃森哲在通用电机、轴承、马达等设备上已经有"前训练模型 + 计算方法"的储备。这一层不用我们再造轮子，可以加速。这相当于"行业经验已经写进了模型的初始权重"。</w:t>
+        <w:t>预测性维护的 AI 输出必须满足 4 项硬要求，方可在现场实际使用：</w:t>
       </w:r>
     </w:p>
     <w:p>
       <w:pPr>
-        <w:spacing w:after="120" w:line="360" w:lineRule="auto"/>
+        <w:pStyle w:val="ListBullet"/>
+        <w:spacing w:after="60" w:line="336" w:lineRule="auto"/>
+        <w:ind w:left="340"/>
       </w:pPr>
       <w:r>
         <w:rPr>
           <w:rFonts w:ascii="Microsoft YaHei" w:hAnsi="Microsoft YaHei" w:eastAsia="Microsoft YaHei"/>
-          <w:b/>
-          <w:i w:val="0"/>
-          <w:sz w:val="21"/>
+          <w:sz w:val="20"/>
         </w:rPr>
-        <w:t>他们做不了的 · "后训练"：</w:t>
+        <w:t>① 可解释 — 不是单一分数，能说明判断依据</w:t>
+      </w:r>
+    </w:p>
+    <w:p>
+      <w:pPr>
+        <w:pStyle w:val="ListBullet"/>
+        <w:spacing w:after="60" w:line="336" w:lineRule="auto"/>
+        <w:ind w:left="340"/>
+      </w:pPr>
+      <w:r>
+        <w:rPr>
+          <w:rFonts w:ascii="Microsoft YaHei" w:hAnsi="Microsoft YaHei" w:eastAsia="Microsoft YaHei"/>
+          <w:sz w:val="20"/>
+        </w:rPr>
+        <w:t>② 含故障类型 — 具体到"轴承磨损"、"润滑不足"等类型</w:t>
+      </w:r>
+    </w:p>
+    <w:p>
+      <w:pPr>
+        <w:pStyle w:val="ListBullet"/>
+        <w:spacing w:after="60" w:line="336" w:lineRule="auto"/>
+        <w:ind w:left="340"/>
+      </w:pPr>
+      <w:r>
+        <w:rPr>
+          <w:rFonts w:ascii="Microsoft YaHei" w:hAnsi="Microsoft YaHei" w:eastAsia="Microsoft YaHei"/>
+          <w:sz w:val="20"/>
+        </w:rPr>
+        <w:t>③ 含部位 + 证据 — 指明设备具体部位 + 关联的传感器数据 / 历史案例</w:t>
+      </w:r>
+    </w:p>
+    <w:p>
+      <w:pPr>
+        <w:pStyle w:val="ListBullet"/>
+        <w:spacing w:after="60" w:line="336" w:lineRule="auto"/>
+        <w:ind w:left="340"/>
+      </w:pPr>
+      <w:r>
+        <w:rPr>
+          <w:rFonts w:ascii="Microsoft YaHei" w:hAnsi="Microsoft YaHei" w:eastAsia="Microsoft YaHei"/>
+          <w:sz w:val="20"/>
+        </w:rPr>
+        <w:t>④ 含处置建议 — 明确动作：检修 / 更换 / 监控 / 通知供应商</w:t>
       </w:r>
     </w:p>
     <w:p>
@@ -2344,13 +1925,25 @@
           <w:i w:val="0"/>
           <w:sz w:val="21"/>
         </w:rPr>
-        <w:t>每个具体设备型号、每个具体工况下的参数微调，必须用凯莱英自己的电机、轴承、马达数据来做"后训练"。即使是同一个品牌的设备，工况差异都会让模型需要重新调参。</w:t>
+        <w:t>技术实现路径为"预测模型 + 知识图谱解释"两层 — 预测模型负责给出异常分数与时点判断；知识图谱基于历史 RCA、偏差报告、供应商资料的预先建模，负责给出根因解释与处置建议。</w:t>
+      </w:r>
+    </w:p>
+    <w:p>
+      <w:pPr>
+        <w:pStyle w:val="Heading2"/>
+      </w:pPr>
+      <w:r>
+        <w:rPr>
+          <w:rFonts w:ascii="Microsoft YaHei" w:hAnsi="Microsoft YaHei" w:eastAsia="Microsoft YaHei"/>
+          <w:color w:val="1E40AF"/>
+          <w:sz w:val="26"/>
+        </w:rPr>
+        <w:t>3.5 一个反向思考</w:t>
       </w:r>
     </w:p>
     <w:tbl>
       <w:tblPr>
         <w:tblW w:type="auto" w:w="0"/>
-        <w:tblLayout w:type="autofit"/>
         <w:tblLook w:firstColumn="1" w:firstRow="1" w:lastColumn="0" w:lastRow="0" w:noHBand="0" w:noVBand="1" w:val="04A0"/>
       </w:tblPr>
       <w:tblGrid>
@@ -2378,138 +1971,13 @@
                 <w:color w:val="3A4D72"/>
                 <w:sz w:val="20"/>
               </w:rPr>
-              <w:t>翻译成大白话：行业经验可以借，但我们自己的数据躲不开。"拿别家训练好的模型直接套" 是不存在的捷径 —— 至少需要 3-6 个月的现场数据做后训练。</w:t>
+              <w:t>如果某类设备过去几乎不出故障，PdM 项目反而难做 —— 既无故障样本支持训练，也无"经常坏"的痛点支撑项目论证。选试点设备时不应挑"维护最好的"，而应挑"故障频次中等以上、单次损失较大、且现有传感器或可加装传感器"的设备类型。</w:t>
             </w:r>
           </w:p>
         </w:tc>
       </w:tr>
     </w:tbl>
     <w:p/>
-    <w:p>
-      <w:pPr>
-        <w:pStyle w:val="Heading2"/>
-      </w:pPr>
-      <w:r>
-        <w:rPr>
-          <w:rFonts w:ascii="Microsoft YaHei" w:hAnsi="Microsoft YaHei" w:eastAsia="Microsoft YaHei"/>
-          <w:color w:val="1E40AF"/>
-          <w:sz w:val="26"/>
-        </w:rPr>
-        <w:t>4.4 算法层面：怎么避免"AI 黑盒"</w:t>
-      </w:r>
-    </w:p>
-    <w:p>
-      <w:pPr>
-        <w:spacing w:after="120" w:line="360" w:lineRule="auto"/>
-      </w:pPr>
-      <w:r>
-        <w:rPr>
-          <w:rFonts w:ascii="Microsoft YaHei" w:hAnsi="Microsoft YaHei" w:eastAsia="Microsoft YaHei"/>
-          <w:b w:val="0"/>
-          <w:i w:val="0"/>
-          <w:sz w:val="21"/>
-        </w:rPr>
-        <w:t>我们在交流中明确提出一个要求：AI 不能只给一个"健康分数"就完事。报警发生时，要能给出"故障类型 + 部位 + 证据 + 处置建议"，否则后续没办法落地处理。埃森哲的回应路径是"预测模型 + 知识图谱解释"两层：</w:t>
-      </w:r>
-    </w:p>
-    <w:p>
-      <w:pPr>
-        <w:pStyle w:val="ListBullet"/>
-        <w:spacing w:after="60" w:line="336" w:lineRule="auto"/>
-        <w:ind w:left="340"/>
-      </w:pPr>
-      <w:r>
-        <w:rPr>
-          <w:rFonts w:ascii="Microsoft YaHei" w:hAnsi="Microsoft YaHei" w:eastAsia="Microsoft YaHei"/>
-          <w:sz w:val="20"/>
-        </w:rPr>
-        <w:t>预测模型负责给出异常分数和哪个时点会坏的判断（用时序模型、多因子回归等算法）</w:t>
-      </w:r>
-    </w:p>
-    <w:p>
-      <w:pPr>
-        <w:pStyle w:val="ListBullet"/>
-        <w:spacing w:after="60" w:line="336" w:lineRule="auto"/>
-        <w:ind w:left="340"/>
-      </w:pPr>
-      <w:r>
-        <w:rPr>
-          <w:rFonts w:ascii="Microsoft YaHei" w:hAnsi="Microsoft YaHei" w:eastAsia="Microsoft YaHei"/>
-          <w:sz w:val="20"/>
-        </w:rPr>
-        <w:t>知识图谱负责给出为什么会坏 + 应该怎么处理的解释（基于历史 RCA 报告、偏差报告、供应商资料预先建模）</w:t>
-      </w:r>
-    </w:p>
-    <w:p>
-      <w:pPr>
-        <w:pStyle w:val="ListBullet"/>
-        <w:spacing w:after="60" w:line="336" w:lineRule="auto"/>
-        <w:ind w:left="340"/>
-      </w:pPr>
-      <w:r>
-        <w:rPr>
-          <w:rFonts w:ascii="Microsoft YaHei" w:hAnsi="Microsoft YaHei" w:eastAsia="Microsoft YaHei"/>
-          <w:sz w:val="20"/>
-        </w:rPr>
-        <w:t>两层结合后，AI 报警时给出的不是黑盒结果，而是"X 部件可能因为 Y 原因将在 Z 时间出问题，建议做 W 动作"的完整建议</w:t>
-      </w:r>
-    </w:p>
-    <w:p>
-      <w:pPr>
-        <w:pStyle w:val="Heading2"/>
-      </w:pPr>
-      <w:r>
-        <w:rPr>
-          <w:rFonts w:ascii="Microsoft YaHei" w:hAnsi="Microsoft YaHei" w:eastAsia="Microsoft YaHei"/>
-          <w:color w:val="1E40AF"/>
-          <w:sz w:val="26"/>
-        </w:rPr>
-        <w:t>4.5 一个反向思考 — 设备维护得太好怎么办</w:t>
-      </w:r>
-    </w:p>
-    <w:p>
-      <w:pPr>
-        <w:spacing w:after="120" w:line="360" w:lineRule="auto"/>
-      </w:pPr>
-      <w:r>
-        <w:rPr>
-          <w:rFonts w:ascii="Microsoft YaHei" w:hAnsi="Microsoft YaHei" w:eastAsia="Microsoft YaHei"/>
-          <w:b/>
-          <w:i w:val="0"/>
-          <w:color w:val="991B1B"/>
-          <w:sz w:val="21"/>
-        </w:rPr>
-        <w:t>如果某类设备过去几年几乎不坏，PdM 项目反而难做。</w:t>
-      </w:r>
-    </w:p>
-    <w:p>
-      <w:pPr>
-        <w:spacing w:after="120" w:line="360" w:lineRule="auto"/>
-      </w:pPr>
-      <w:r>
-        <w:rPr>
-          <w:rFonts w:ascii="Microsoft YaHei" w:hAnsi="Microsoft YaHei" w:eastAsia="Microsoft YaHei"/>
-          <w:b w:val="0"/>
-          <w:i w:val="0"/>
-          <w:sz w:val="21"/>
-        </w:rPr>
-        <w:t>原因是：① 没有故障样本来训练模型；② 也没有"经常坏"的痛点支撑项目论证。这是埃森哲在多次项目中观察到的一个"反向逻辑"。</w:t>
-      </w:r>
-    </w:p>
-    <w:p>
-      <w:pPr>
-        <w:spacing w:after="120" w:line="360" w:lineRule="auto"/>
-      </w:pPr>
-      <w:r>
-        <w:rPr>
-          <w:rFonts w:ascii="Microsoft YaHei" w:hAnsi="Microsoft YaHei" w:eastAsia="Microsoft YaHei"/>
-          <w:b w:val="0"/>
-          <w:i w:val="0"/>
-          <w:sz w:val="21"/>
-        </w:rPr>
-        <w:t>对凯莱英来讲，意味着选 PdM 试点设备时，不应该挑"最好的"，而应该挑"经常出问题 + 损失最大"的那一类 —— 这是项目能落地的前提之一。</w:t>
-      </w:r>
-    </w:p>
     <w:p>
       <w:r>
         <w:br w:type="page"/>
@@ -2525,7 +1993,21 @@
           <w:color w:val="0F1F3D"/>
           <w:sz w:val="34"/>
         </w:rPr>
-        <w:t>PART 05 · 健康分 + 知识图谱 — 让 AI 看得见、说得清</w:t>
+        <w:t>PART 04 · 凯莱英需要准备的内容</w:t>
+      </w:r>
+    </w:p>
+    <w:p>
+      <w:pPr>
+        <w:spacing w:after="120" w:line="360" w:lineRule="auto"/>
+      </w:pPr>
+      <w:r>
+        <w:rPr>
+          <w:rFonts w:ascii="Microsoft YaHei" w:hAnsi="Microsoft YaHei" w:eastAsia="Microsoft YaHei"/>
+          <w:b/>
+          <w:i w:val="0"/>
+          <w:sz w:val="23"/>
+        </w:rPr>
+        <w:t>4 类信息整理 · 决定下一步能不能推、怎么推。</w:t>
       </w:r>
     </w:p>
     <w:p>
@@ -2539,7 +2021,7 @@
           <w:i w:val="0"/>
           <w:sz w:val="22"/>
         </w:rPr>
-        <w:t>前面提到要避免"AI 黑盒"，具体怎么做？埃森哲方案里有两个关键组件 —— 一个负责"看见问题"，一个负责"讲清问题"。理解这两个组件，基本就理解了埃森哲 AI 方案的工作机制。</w:t>
+        <w:t>无论最终选择埃森哲还是其他供应商，启动 PdM 项目前需要由凯莱英内部完成 4 类信息的整理。这是后续方案设计、商务报价、立项论证的共同前提，缺一不可。</w:t>
       </w:r>
     </w:p>
     <w:p>
@@ -2552,202 +2034,7 @@
           <w:color w:val="1E40AF"/>
           <w:sz w:val="26"/>
         </w:rPr>
-        <w:t>5.1 健康分（Health Index） — AI 与人沟通的"基本单位"</w:t>
-      </w:r>
-    </w:p>
-    <w:p>
-      <w:pPr>
-        <w:spacing w:after="120" w:line="360" w:lineRule="auto"/>
-      </w:pPr>
-      <w:r>
-        <w:rPr>
-          <w:rFonts w:ascii="Microsoft YaHei" w:hAnsi="Microsoft YaHei" w:eastAsia="Microsoft YaHei"/>
-          <w:b/>
-          <w:i w:val="0"/>
-          <w:sz w:val="21"/>
-        </w:rPr>
-        <w:t>健康分是怎么算出来的：</w:t>
-      </w:r>
-    </w:p>
-    <w:p>
-      <w:pPr>
-        <w:pStyle w:val="ListBullet"/>
-        <w:spacing w:after="60" w:line="336" w:lineRule="auto"/>
-        <w:ind w:left="340"/>
-      </w:pPr>
-      <w:r>
-        <w:rPr>
-          <w:rFonts w:ascii="Microsoft YaHei" w:hAnsi="Microsoft YaHei" w:eastAsia="Microsoft YaHei"/>
-          <w:sz w:val="20"/>
-        </w:rPr>
-        <w:t>采集设备本身的多源信号：振动、温度、压力、电流、流量、转速</w:t>
-      </w:r>
-    </w:p>
-    <w:p>
-      <w:pPr>
-        <w:pStyle w:val="ListBullet"/>
-        <w:spacing w:after="60" w:line="336" w:lineRule="auto"/>
-        <w:ind w:left="340"/>
-      </w:pPr>
-      <w:r>
-        <w:rPr>
-          <w:rFonts w:ascii="Microsoft YaHei" w:hAnsi="Microsoft YaHei" w:eastAsia="Microsoft YaHei"/>
-          <w:sz w:val="20"/>
-        </w:rPr>
-        <w:t>结合产品质量指标：尺寸、重量、外观、SPC 分析、良率</w:t>
-      </w:r>
-    </w:p>
-    <w:p>
-      <w:pPr>
-        <w:pStyle w:val="ListBullet"/>
-        <w:spacing w:after="60" w:line="336" w:lineRule="auto"/>
-        <w:ind w:left="340"/>
-      </w:pPr>
-      <w:r>
-        <w:rPr>
-          <w:rFonts w:ascii="Microsoft YaHei" w:hAnsi="Microsoft YaHei" w:eastAsia="Microsoft YaHei"/>
-          <w:sz w:val="20"/>
-        </w:rPr>
-        <w:t>结合工艺参数：温度、压力、流量、pH、粒度等</w:t>
-      </w:r>
-    </w:p>
-    <w:p>
-      <w:pPr>
-        <w:pStyle w:val="ListBullet"/>
-        <w:spacing w:after="60" w:line="336" w:lineRule="auto"/>
-        <w:ind w:left="340"/>
-      </w:pPr>
-      <w:r>
-        <w:rPr>
-          <w:rFonts w:ascii="Microsoft YaHei" w:hAnsi="Microsoft YaHei" w:eastAsia="Microsoft YaHei"/>
-          <w:sz w:val="20"/>
-        </w:rPr>
-        <w:t>结合人工记录：点检表、维修历史、操作记录</w:t>
-      </w:r>
-    </w:p>
-    <w:p>
-      <w:pPr>
-        <w:pStyle w:val="ListBullet"/>
-        <w:spacing w:after="60" w:line="336" w:lineRule="auto"/>
-        <w:ind w:left="340"/>
-      </w:pPr>
-      <w:r>
-        <w:rPr>
-          <w:rFonts w:ascii="Microsoft YaHei" w:hAnsi="Microsoft YaHei" w:eastAsia="Microsoft YaHei"/>
-          <w:sz w:val="20"/>
-        </w:rPr>
-        <w:t>所有信号经过 AI 模型加权，最后归一成一个 0-100 的分数</w:t>
-      </w:r>
-    </w:p>
-    <w:p>
-      <w:pPr>
-        <w:spacing w:after="120" w:line="360" w:lineRule="auto"/>
-      </w:pPr>
-      <w:r>
-        <w:rPr>
-          <w:rFonts w:ascii="Microsoft YaHei" w:hAnsi="Microsoft YaHei" w:eastAsia="Microsoft YaHei"/>
-          <w:b/>
-          <w:i w:val="0"/>
-          <w:sz w:val="21"/>
-        </w:rPr>
-        <w:t>健康分的颗粒度：</w:t>
-      </w:r>
-    </w:p>
-    <w:p>
-      <w:pPr>
-        <w:pStyle w:val="ListBullet"/>
-        <w:spacing w:after="60" w:line="336" w:lineRule="auto"/>
-        <w:ind w:left="340"/>
-      </w:pPr>
-      <w:r>
-        <w:rPr>
-          <w:rFonts w:ascii="Microsoft YaHei" w:hAnsi="Microsoft YaHei" w:eastAsia="Microsoft YaHei"/>
-          <w:sz w:val="20"/>
-        </w:rPr>
-        <w:t>每台设备都有自己的健康分</w:t>
-      </w:r>
-    </w:p>
-    <w:p>
-      <w:pPr>
-        <w:pStyle w:val="ListBullet"/>
-        <w:spacing w:after="60" w:line="336" w:lineRule="auto"/>
-        <w:ind w:left="340"/>
-      </w:pPr>
-      <w:r>
-        <w:rPr>
-          <w:rFonts w:ascii="Microsoft YaHei" w:hAnsi="Microsoft YaHei" w:eastAsia="Microsoft YaHei"/>
-          <w:sz w:val="20"/>
-        </w:rPr>
-        <w:t>每个关键部件（轴承 / 马达 / 阀门）也有自己的健康分</w:t>
-      </w:r>
-    </w:p>
-    <w:p>
-      <w:pPr>
-        <w:pStyle w:val="ListBullet"/>
-        <w:spacing w:after="60" w:line="336" w:lineRule="auto"/>
-        <w:ind w:left="340"/>
-      </w:pPr>
-      <w:r>
-        <w:rPr>
-          <w:rFonts w:ascii="Microsoft YaHei" w:hAnsi="Microsoft YaHei" w:eastAsia="Microsoft YaHei"/>
-          <w:sz w:val="20"/>
-        </w:rPr>
-        <w:t>同一台设备不同部件的健康分组成不一样（震动主要看轴承、电流主要看马达）</w:t>
-      </w:r>
-    </w:p>
-    <w:p>
-      <w:pPr>
-        <w:pStyle w:val="ListBullet"/>
-        <w:spacing w:after="60" w:line="336" w:lineRule="auto"/>
-        <w:ind w:left="340"/>
-      </w:pPr>
-      <w:r>
-        <w:rPr>
-          <w:rFonts w:ascii="Microsoft YaHei" w:hAnsi="Microsoft YaHei" w:eastAsia="Microsoft YaHei"/>
-          <w:sz w:val="20"/>
-        </w:rPr>
-        <w:t>分数低于预设阈值就触发预警 → 进入"该怎么办"环节</w:t>
-      </w:r>
-    </w:p>
-    <w:p>
-      <w:pPr>
-        <w:spacing w:after="120" w:line="360" w:lineRule="auto"/>
-      </w:pPr>
-      <w:r>
-        <w:rPr>
-          <w:rFonts w:ascii="Microsoft YaHei" w:hAnsi="Microsoft YaHei" w:eastAsia="Microsoft YaHei"/>
-          <w:b w:val="0"/>
-          <w:i w:val="0"/>
-          <w:sz w:val="21"/>
-        </w:rPr>
-        <w:t>健康分的好处是把"工业级别的复杂多变量"翻译成了"人能理解的单一指标"。无论是设备工程师、生产主任还是车间主管，看到"82 分 / 良好"或"45 分 / 高风险"都能立刻有感觉、知道是不是要采取行动。</w:t>
-      </w:r>
-    </w:p>
-    <w:p>
-      <w:pPr>
-        <w:pStyle w:val="Heading2"/>
-      </w:pPr>
-      <w:r>
-        <w:rPr>
-          <w:rFonts w:ascii="Microsoft YaHei" w:hAnsi="Microsoft YaHei" w:eastAsia="Microsoft YaHei"/>
-          <w:color w:val="1E40AF"/>
-          <w:sz w:val="26"/>
-        </w:rPr>
-        <w:t>5.2 业务影响矩阵 — 不只是"坏不坏"，更是"该不该管"</w:t>
-      </w:r>
-    </w:p>
-    <w:p>
-      <w:pPr>
-        <w:spacing w:after="120" w:line="360" w:lineRule="auto"/>
-      </w:pPr>
-      <w:r>
-        <w:rPr>
-          <w:rFonts w:ascii="Microsoft YaHei" w:hAnsi="Microsoft YaHei" w:eastAsia="Microsoft YaHei"/>
-          <w:b w:val="0"/>
-          <w:i w:val="0"/>
-          <w:sz w:val="21"/>
-        </w:rPr>
-        <w:t>光有健康分不够 —— 一台备用设备健康分 30 和一台核心设备健康分 80，应该先处理哪个？埃森哲方案里把健康分和"业务影响等级"结合，给出优先级建议：</w:t>
+        <w:t>4 类信息整理清单</w:t>
       </w:r>
     </w:p>
     <w:tbl>
@@ -2777,7 +2064,7 @@
                 <w:color w:val="FFFFFF"/>
                 <w:sz w:val="20"/>
               </w:rPr>
-              <w:t>健康分</w:t>
+              <w:t>类别</w:t>
             </w:r>
           </w:p>
         </w:tc>
@@ -2795,7 +2082,7 @@
                 <w:color w:val="FFFFFF"/>
                 <w:sz w:val="20"/>
               </w:rPr>
-              <w:t>业务影响</w:t>
+              <w:t>主题</w:t>
             </w:r>
           </w:p>
         </w:tc>
@@ -2813,7 +2100,7 @@
                 <w:color w:val="FFFFFF"/>
                 <w:sz w:val="20"/>
               </w:rPr>
-              <w:t>优先级</w:t>
+              <w:t>具体内容</w:t>
             </w:r>
           </w:p>
         </w:tc>
@@ -2831,7 +2118,7 @@
                 <w:color w:val="FFFFFF"/>
                 <w:sz w:val="20"/>
               </w:rPr>
-              <w:t>建议处置</w:t>
+              <w:t>建议配合部门</w:t>
             </w:r>
           </w:p>
         </w:tc>
@@ -2851,7 +2138,7 @@
                 <w:rFonts w:ascii="Microsoft YaHei" w:hAnsi="Microsoft YaHei" w:eastAsia="Microsoft YaHei"/>
                 <w:sz w:val="19"/>
               </w:rPr>
-              <w:t>低（&lt; 50）</w:t>
+              <w:t>①</w:t>
             </w:r>
           </w:p>
         </w:tc>
@@ -2869,7 +2156,7 @@
                 <w:rFonts w:ascii="Microsoft YaHei" w:hAnsi="Microsoft YaHei" w:eastAsia="Microsoft YaHei"/>
                 <w:sz w:val="19"/>
               </w:rPr>
-              <w:t>高（关键设备）</w:t>
+              <w:t>设备清单</w:t>
             </w:r>
           </w:p>
         </w:tc>
@@ -2887,7 +2174,7 @@
                 <w:rFonts w:ascii="Microsoft YaHei" w:hAnsi="Microsoft YaHei" w:eastAsia="Microsoft YaHei"/>
                 <w:sz w:val="19"/>
               </w:rPr>
-              <w:t>🔴 立即处理</w:t>
+              <w:t>产线 / 厂区 + 设备类型 + 数量 + 关键作用 + 当前维护模式</w:t>
             </w:r>
           </w:p>
         </w:tc>
@@ -2905,7 +2192,7 @@
                 <w:rFonts w:ascii="Microsoft YaHei" w:hAnsi="Microsoft YaHei" w:eastAsia="Microsoft YaHei"/>
                 <w:sz w:val="19"/>
               </w:rPr>
-              <w:t>排查负责人 + 4 小时内开始检修</w:t>
+              <w:t>设备工程部 + 各厂区设备组</w:t>
             </w:r>
           </w:p>
         </w:tc>
@@ -2925,7 +2212,7 @@
                 <w:rFonts w:ascii="Microsoft YaHei" w:hAnsi="Microsoft YaHei" w:eastAsia="Microsoft YaHei"/>
                 <w:sz w:val="19"/>
               </w:rPr>
-              <w:t>中（50-75）</w:t>
+              <w:t>②</w:t>
             </w:r>
           </w:p>
         </w:tc>
@@ -2943,7 +2230,7 @@
                 <w:rFonts w:ascii="Microsoft YaHei" w:hAnsi="Microsoft YaHei" w:eastAsia="Microsoft YaHei"/>
                 <w:sz w:val="19"/>
               </w:rPr>
-              <w:t>高 / 中</w:t>
+              <w:t>主要故障</w:t>
             </w:r>
           </w:p>
         </w:tc>
@@ -2961,7 +2248,7 @@
                 <w:rFonts w:ascii="Microsoft YaHei" w:hAnsi="Microsoft YaHei" w:eastAsia="Microsoft YaHei"/>
                 <w:sz w:val="19"/>
               </w:rPr>
-              <w:t>🟡 计划维护</w:t>
+              <w:t>按业务损失或 OEE 排序的 Top 5 类故障 + 年度频次 + 单次损失金额估算</w:t>
             </w:r>
           </w:p>
         </w:tc>
@@ -2979,7 +2266,7 @@
                 <w:rFonts w:ascii="Microsoft YaHei" w:hAnsi="Microsoft YaHei" w:eastAsia="Microsoft YaHei"/>
                 <w:sz w:val="19"/>
               </w:rPr>
-              <w:t>纳入未来 3-7 天的维护计划</w:t>
+              <w:t>设备工程部 + 生产部 + 精益小组</w:t>
             </w:r>
           </w:p>
         </w:tc>
@@ -2999,7 +2286,7 @@
                 <w:rFonts w:ascii="Microsoft YaHei" w:hAnsi="Microsoft YaHei" w:eastAsia="Microsoft YaHei"/>
                 <w:sz w:val="19"/>
               </w:rPr>
-              <w:t>低 / 中</w:t>
+              <w:t>③</w:t>
             </w:r>
           </w:p>
         </w:tc>
@@ -3017,7 +2304,7 @@
                 <w:rFonts w:ascii="Microsoft YaHei" w:hAnsi="Microsoft YaHei" w:eastAsia="Microsoft YaHei"/>
                 <w:sz w:val="19"/>
               </w:rPr>
-              <w:t>低（非关键 / 有备用）</w:t>
+              <w:t>数据基础</w:t>
             </w:r>
           </w:p>
         </w:tc>
@@ -3035,7 +2322,7 @@
                 <w:rFonts w:ascii="Microsoft YaHei" w:hAnsi="Microsoft YaHei" w:eastAsia="Microsoft YaHei"/>
                 <w:sz w:val="19"/>
               </w:rPr>
-              <w:t>🔵 持续监控</w:t>
+              <w:t>现有传感器清单（类型、位置、覆盖率）+ 采集频次 + 历史数据归档时长 + 已发生异常案例的数据完整度</w:t>
             </w:r>
           </w:p>
         </w:tc>
@@ -3053,7 +2340,7 @@
                 <w:rFonts w:ascii="Microsoft YaHei" w:hAnsi="Microsoft YaHei" w:eastAsia="Microsoft YaHei"/>
                 <w:sz w:val="19"/>
               </w:rPr>
-              <w:t>不打断生产，加密监测频次</w:t>
+              <w:t>CDT + 设备工程部 + IT</w:t>
             </w:r>
           </w:p>
         </w:tc>
@@ -3073,7 +2360,7 @@
                 <w:rFonts w:ascii="Microsoft YaHei" w:hAnsi="Microsoft YaHei" w:eastAsia="Microsoft YaHei"/>
                 <w:sz w:val="19"/>
               </w:rPr>
-              <w:t>高（&gt; 75）</w:t>
+              <w:t>④</w:t>
             </w:r>
           </w:p>
         </w:tc>
@@ -3091,7 +2378,7 @@
                 <w:rFonts w:ascii="Microsoft YaHei" w:hAnsi="Microsoft YaHei" w:eastAsia="Microsoft YaHei"/>
                 <w:sz w:val="19"/>
               </w:rPr>
-              <w:t>任意</w:t>
+              <w:t>先验知识</w:t>
             </w:r>
           </w:p>
         </w:tc>
@@ -3109,7 +2396,7 @@
                 <w:rFonts w:ascii="Microsoft YaHei" w:hAnsi="Microsoft YaHei" w:eastAsia="Microsoft YaHei"/>
                 <w:sz w:val="19"/>
               </w:rPr>
-              <w:t>🟢 无需动作</w:t>
+              <w:t>历史 RCA 报告 + 偏差报告 + 已有 FTA / FMEA 分析 + 供应商提供的设备技术资料</w:t>
             </w:r>
           </w:p>
         </w:tc>
@@ -3127,7 +2414,7 @@
                 <w:rFonts w:ascii="Microsoft YaHei" w:hAnsi="Microsoft YaHei" w:eastAsia="Microsoft YaHei"/>
                 <w:sz w:val="19"/>
               </w:rPr>
-              <w:t>维持现状，定期回看</w:t>
+              <w:t>设备工程部 + QA + 资深维护工程师</w:t>
             </w:r>
           </w:p>
         </w:tc>
@@ -3144,21 +2431,90 @@
           <w:color w:val="1E40AF"/>
           <w:sz w:val="26"/>
         </w:rPr>
-        <w:t>5.3 知识图谱 — 让 AI 不仅"看见"，还能"讲清楚"</w:t>
+        <w:t>整理完成后能回答的关键问题</w:t>
       </w:r>
     </w:p>
     <w:p>
       <w:pPr>
-        <w:spacing w:after="120" w:line="360" w:lineRule="auto"/>
+        <w:pStyle w:val="ListBullet"/>
+        <w:spacing w:after="60" w:line="336" w:lineRule="auto"/>
+        <w:ind w:left="340"/>
       </w:pPr>
       <w:r>
         <w:rPr>
           <w:rFonts w:ascii="Microsoft YaHei" w:hAnsi="Microsoft YaHei" w:eastAsia="Microsoft YaHei"/>
-          <w:b w:val="0"/>
-          <w:i w:val="0"/>
-          <w:sz w:val="21"/>
+          <w:sz w:val="20"/>
         </w:rPr>
-        <w:t>健康分只回答了"是不是有问题"，但没回答"为什么、怎么办"。这就是知识图谱的角色 —— 它是 AI 方案里专门负责"解释性"的组件。</w:t>
+        <w:t>设备清单中哪几类适合优先开展 PdM —— 数据充分、痛点明确、价值显著</w:t>
+      </w:r>
+    </w:p>
+    <w:p>
+      <w:pPr>
+        <w:pStyle w:val="ListBullet"/>
+        <w:spacing w:after="60" w:line="336" w:lineRule="auto"/>
+        <w:ind w:left="340"/>
+      </w:pPr>
+      <w:r>
+        <w:rPr>
+          <w:rFonts w:ascii="Microsoft YaHei" w:hAnsi="Microsoft YaHei" w:eastAsia="Microsoft YaHei"/>
+          <w:sz w:val="20"/>
+        </w:rPr>
+        <w:t>每类设备需要哪些先验经验入库以构建知识图谱</w:t>
+      </w:r>
+    </w:p>
+    <w:p>
+      <w:pPr>
+        <w:pStyle w:val="ListBullet"/>
+        <w:spacing w:after="60" w:line="336" w:lineRule="auto"/>
+        <w:ind w:left="340"/>
+      </w:pPr>
+      <w:r>
+        <w:rPr>
+          <w:rFonts w:ascii="Microsoft YaHei" w:hAnsi="Microsoft YaHei" w:eastAsia="Microsoft YaHei"/>
+          <w:sz w:val="20"/>
+        </w:rPr>
+        <w:t>当前数据量是否足以直接建模，还是需要先补装传感器再积累</w:t>
+      </w:r>
+    </w:p>
+    <w:p>
+      <w:pPr>
+        <w:pStyle w:val="ListBullet"/>
+        <w:spacing w:after="60" w:line="336" w:lineRule="auto"/>
+        <w:ind w:left="340"/>
+      </w:pPr>
+      <w:r>
+        <w:rPr>
+          <w:rFonts w:ascii="Microsoft YaHei" w:hAnsi="Microsoft YaHei" w:eastAsia="Microsoft YaHei"/>
+          <w:sz w:val="20"/>
+        </w:rPr>
+        <w:t>第一阶段的合理投入与回报区间</w:t>
+      </w:r>
+    </w:p>
+    <w:p>
+      <w:pPr>
+        <w:pStyle w:val="ListBullet"/>
+        <w:spacing w:after="60" w:line="336" w:lineRule="auto"/>
+        <w:ind w:left="340"/>
+      </w:pPr>
+      <w:r>
+        <w:rPr>
+          <w:rFonts w:ascii="Microsoft YaHei" w:hAnsi="Microsoft YaHei" w:eastAsia="Microsoft YaHei"/>
+          <w:sz w:val="20"/>
+        </w:rPr>
+        <w:t>采用何种合作模式（外采交钥匙 / 总集成 / 单一建模等）最匹配</w:t>
+      </w:r>
+    </w:p>
+    <w:p>
+      <w:pPr>
+        <w:pStyle w:val="Heading2"/>
+      </w:pPr>
+      <w:r>
+        <w:rPr>
+          <w:rFonts w:ascii="Microsoft YaHei" w:hAnsi="Microsoft YaHei" w:eastAsia="Microsoft YaHei"/>
+          <w:color w:val="1E40AF"/>
+          <w:sz w:val="26"/>
+        </w:rPr>
+        <w:t>需要在后续方案对接中澄清的事项</w:t>
       </w:r>
     </w:p>
     <w:p>
@@ -3172,7 +2528,7 @@
           <w:i w:val="0"/>
           <w:sz w:val="21"/>
         </w:rPr>
-        <w:t>知识图谱里装的是什么：</w:t>
+        <w:t>商务层面：</w:t>
       </w:r>
     </w:p>
     <w:p>
@@ -3186,7 +2542,7 @@
           <w:rFonts w:ascii="Microsoft YaHei" w:hAnsi="Microsoft YaHei" w:eastAsia="Microsoft YaHei"/>
           <w:sz w:val="20"/>
         </w:rPr>
-        <w:t>历史 RCA（根因分析）报告</w:t>
+        <w:t>项目商务计费方式（按人天 / 按里程碑 / 按效果分成）</w:t>
       </w:r>
     </w:p>
     <w:p>
@@ -3200,7 +2556,7 @@
           <w:rFonts w:ascii="Microsoft YaHei" w:hAnsi="Microsoft YaHei" w:eastAsia="Microsoft YaHei"/>
           <w:sz w:val="20"/>
         </w:rPr>
-        <w:t>历史偏差报告</w:t>
+        <w:t>不同合作模式的预算区间参考</w:t>
       </w:r>
     </w:p>
     <w:p>
@@ -3214,7 +2570,7 @@
           <w:rFonts w:ascii="Microsoft YaHei" w:hAnsi="Microsoft YaHei" w:eastAsia="Microsoft YaHei"/>
           <w:sz w:val="20"/>
         </w:rPr>
-        <w:t>设备厂商供应商资料（BOM / 原理图 / 维护手册）</w:t>
+        <w:t>项目期间的培训与知识转移安排</w:t>
       </w:r>
     </w:p>
     <w:p>
@@ -3228,7 +2584,21 @@
           <w:rFonts w:ascii="Microsoft YaHei" w:hAnsi="Microsoft YaHei" w:eastAsia="Microsoft YaHei"/>
           <w:sz w:val="20"/>
         </w:rPr>
-        <w:t>资深维护工程师的隐性经验（通过访谈结构化）</w:t>
+        <w:t>项目结束后的运维支持机制</w:t>
+      </w:r>
+    </w:p>
+    <w:p>
+      <w:pPr>
+        <w:spacing w:after="120" w:line="360" w:lineRule="auto"/>
+      </w:pPr>
+      <w:r>
+        <w:rPr>
+          <w:rFonts w:ascii="Microsoft YaHei" w:hAnsi="Microsoft YaHei" w:eastAsia="Microsoft YaHei"/>
+          <w:b/>
+          <w:i w:val="0"/>
+          <w:sz w:val="21"/>
+        </w:rPr>
+        <w:t>技术层面：</w:t>
       </w:r>
     </w:p>
     <w:p>
@@ -3242,21 +2612,7 @@
           <w:rFonts w:ascii="Microsoft YaHei" w:hAnsi="Microsoft YaHei" w:eastAsia="Microsoft YaHei"/>
           <w:sz w:val="20"/>
         </w:rPr>
-        <w:t>各种"故障代码 → 异常现象 → 部件 → 特征"的关联关系</w:t>
-      </w:r>
-    </w:p>
-    <w:p>
-      <w:pPr>
-        <w:spacing w:after="120" w:line="360" w:lineRule="auto"/>
-      </w:pPr>
-      <w:r>
-        <w:rPr>
-          <w:rFonts w:ascii="Microsoft YaHei" w:hAnsi="Microsoft YaHei" w:eastAsia="Microsoft YaHei"/>
-          <w:b/>
-          <w:i w:val="0"/>
-          <w:sz w:val="21"/>
-        </w:rPr>
-        <w:t>知识图谱怎么用起来：</w:t>
+        <w:t>在制药 / API / CDMO 行业 PdM 的具体案例</w:t>
       </w:r>
     </w:p>
     <w:p>
@@ -3270,7 +2626,7 @@
           <w:rFonts w:ascii="Microsoft YaHei" w:hAnsi="Microsoft YaHei" w:eastAsia="Microsoft YaHei"/>
           <w:sz w:val="20"/>
         </w:rPr>
-        <w:t>AI 模型给出"健康分异常"的瞬间</w:t>
+        <w:t>本地交付团队的人员构成与经验背景</w:t>
       </w:r>
     </w:p>
     <w:p>
@@ -3284,7 +2640,7 @@
           <w:rFonts w:ascii="Microsoft YaHei" w:hAnsi="Microsoft YaHei" w:eastAsia="Microsoft YaHei"/>
           <w:sz w:val="20"/>
         </w:rPr>
-        <w:t>知识图谱根据预先建模的"异常特征 → 可能部件 → 可能根因"链条做反向推理</w:t>
+        <w:t>知识图谱 / AI 模型权重的所有权归属</w:t>
       </w:r>
     </w:p>
     <w:p>
@@ -3298,586 +2654,7 @@
           <w:rFonts w:ascii="Microsoft YaHei" w:hAnsi="Microsoft YaHei" w:eastAsia="Microsoft YaHei"/>
           <w:sz w:val="20"/>
         </w:rPr>
-        <w:t>给出 Top-3 最可能的根因 + 各自的概率</w:t>
-      </w:r>
-    </w:p>
-    <w:p>
-      <w:pPr>
-        <w:pStyle w:val="ListBullet"/>
-        <w:spacing w:after="60" w:line="336" w:lineRule="auto"/>
-        <w:ind w:left="340"/>
-      </w:pPr>
-      <w:r>
-        <w:rPr>
-          <w:rFonts w:ascii="Microsoft YaHei" w:hAnsi="Microsoft YaHei" w:eastAsia="Microsoft YaHei"/>
-          <w:sz w:val="20"/>
-        </w:rPr>
-        <w:t>给出每个根因对应的处置建议</w:t>
-      </w:r>
-    </w:p>
-    <w:p>
-      <w:pPr>
-        <w:pStyle w:val="ListBullet"/>
-        <w:spacing w:after="60" w:line="336" w:lineRule="auto"/>
-        <w:ind w:left="340"/>
-      </w:pPr>
-      <w:r>
-        <w:rPr>
-          <w:rFonts w:ascii="Microsoft YaHei" w:hAnsi="Microsoft YaHei" w:eastAsia="Microsoft YaHei"/>
-          <w:sz w:val="20"/>
-        </w:rPr>
-        <w:t>关键 —— 这些建议都能追溯到具体的历史案例或供应商文档</w:t>
-      </w:r>
-    </w:p>
-    <w:tbl>
-      <w:tblPr>
-        <w:tblW w:type="auto" w:w="0"/>
-        <w:tblLayout w:type="autofit"/>
-        <w:tblLook w:firstColumn="1" w:firstRow="1" w:lastColumn="0" w:lastRow="0" w:noHBand="0" w:noVBand="1" w:val="04A0"/>
-      </w:tblPr>
-      <w:tblGrid>
-        <w:gridCol w:w="9406"/>
-      </w:tblGrid>
-      <w:tr>
-        <w:tc>
-          <w:tcPr>
-            <w:tcW w:type="dxa" w:w="9406"/>
-            <w:shd w:val="clear" w:fill="FFF7F1"/>
-            <w:tcBorders>
-              <w:left w:val="single" w:sz="24" w:color="FF7E3D"/>
-              <w:top w:val="single" w:sz="4" w:color="FFD8BE"/>
-              <w:right w:val="single" w:sz="4" w:color="FFD8BE"/>
-              <w:bottom w:val="single" w:sz="4" w:color="FFD8BE"/>
-            </w:tcBorders>
-          </w:tcPr>
-          <w:p>
-            <w:pPr>
-              <w:spacing w:line="360" w:lineRule="auto"/>
-            </w:pPr>
-            <w:r>
-              <w:rPr>
-                <w:rFonts w:ascii="Microsoft YaHei" w:hAnsi="Microsoft YaHei" w:eastAsia="Microsoft YaHei"/>
-                <w:color w:val="3A4D72"/>
-                <w:sz w:val="20"/>
-              </w:rPr>
-              <w:t>知识入库的关键 — 知识与数据要互相验证。埃森哲在知识图谱建模上有一个值得重视的做法：每条"经验知识"录入知识库后，必须用历史数据做反向验证 —— 如果经验说"电流上升 → 轴承磨损"，但历史数据里电流上升的 100 次里只有 20 次是轴承磨损，那这条经验要么不准、要么数据有问题、要么过程中人为干预了，必须排查清楚再确认。经过这层"数据验证"过滤的知识图谱，才能真正用到 AI 决策里。</w:t>
-            </w:r>
-          </w:p>
-        </w:tc>
-      </w:tr>
-    </w:tbl>
-    <w:p/>
-    <w:p>
-      <w:r>
-        <w:br w:type="page"/>
-      </w:r>
-    </w:p>
-    <w:p>
-      <w:pPr>
-        <w:pStyle w:val="Heading1"/>
-      </w:pPr>
-      <w:r>
-        <w:rPr>
-          <w:rFonts w:ascii="Microsoft YaHei" w:hAnsi="Microsoft YaHei" w:eastAsia="Microsoft YaHei"/>
-          <w:color w:val="0F1F3D"/>
-          <w:sz w:val="34"/>
-        </w:rPr>
-        <w:t>PART 06 · 跟埃森哲合作的 4 种模式</w:t>
-      </w:r>
-    </w:p>
-    <w:p>
-      <w:pPr>
-        <w:spacing w:after="120" w:line="360" w:lineRule="auto"/>
-      </w:pPr>
-      <w:r>
-        <w:rPr>
-          <w:rFonts w:ascii="Microsoft YaHei" w:hAnsi="Microsoft YaHei" w:eastAsia="Microsoft YaHei"/>
-          <w:b w:val="0"/>
-          <w:i w:val="0"/>
-          <w:sz w:val="22"/>
-        </w:rPr>
-        <w:t>埃森哲不强求"一上来就全栈合作"。根据凯莱英不同阶段的诉求，可以选择从轻到重的 4 种合作模式。每种模式的范围、提供物、适用场景都不一样。</w:t>
-      </w:r>
-    </w:p>
-    <w:tbl>
-      <w:tblPr>
-        <w:tblStyle w:val="LightGrid-Accent1"/>
-        <w:tblW w:type="auto" w:w="0"/>
-        <w:tblLook w:firstColumn="1" w:firstRow="1" w:lastColumn="0" w:lastRow="0" w:noHBand="0" w:noVBand="1" w:val="04A0"/>
-      </w:tblPr>
-      <w:tblGrid>
-        <w:gridCol w:w="2351"/>
-        <w:gridCol w:w="2351"/>
-        <w:gridCol w:w="2351"/>
-        <w:gridCol w:w="2351"/>
-      </w:tblGrid>
-      <w:tr>
-        <w:tc>
-          <w:tcPr>
-            <w:tcW w:type="dxa" w:w="2351"/>
-            <w:shd w:val="clear" w:fill="0F1F3D"/>
-          </w:tcPr>
-          <w:p>
-            <w:r/>
-            <w:r>
-              <w:rPr>
-                <w:rFonts w:ascii="Microsoft YaHei" w:hAnsi="Microsoft YaHei" w:eastAsia="Microsoft YaHei"/>
-                <w:b/>
-                <w:color w:val="FFFFFF"/>
-                <w:sz w:val="20"/>
-              </w:rPr>
-              <w:t>合作模式</w:t>
-            </w:r>
-          </w:p>
-        </w:tc>
-        <w:tc>
-          <w:tcPr>
-            <w:tcW w:type="dxa" w:w="2351"/>
-            <w:shd w:val="clear" w:fill="0F1F3D"/>
-          </w:tcPr>
-          <w:p>
-            <w:r/>
-            <w:r>
-              <w:rPr>
-                <w:rFonts w:ascii="Microsoft YaHei" w:hAnsi="Microsoft YaHei" w:eastAsia="Microsoft YaHei"/>
-                <w:b/>
-                <w:color w:val="FFFFFF"/>
-                <w:sz w:val="20"/>
-              </w:rPr>
-              <w:t>合作范围</w:t>
-            </w:r>
-          </w:p>
-        </w:tc>
-        <w:tc>
-          <w:tcPr>
-            <w:tcW w:type="dxa" w:w="2351"/>
-            <w:shd w:val="clear" w:fill="0F1F3D"/>
-          </w:tcPr>
-          <w:p>
-            <w:r/>
-            <w:r>
-              <w:rPr>
-                <w:rFonts w:ascii="Microsoft YaHei" w:hAnsi="Microsoft YaHei" w:eastAsia="Microsoft YaHei"/>
-                <w:b/>
-                <w:color w:val="FFFFFF"/>
-                <w:sz w:val="20"/>
-              </w:rPr>
-              <w:t>埃森哲提供什么</w:t>
-            </w:r>
-          </w:p>
-        </w:tc>
-        <w:tc>
-          <w:tcPr>
-            <w:tcW w:type="dxa" w:w="2351"/>
-            <w:shd w:val="clear" w:fill="0F1F3D"/>
-          </w:tcPr>
-          <w:p>
-            <w:r/>
-            <w:r>
-              <w:rPr>
-                <w:rFonts w:ascii="Microsoft YaHei" w:hAnsi="Microsoft YaHei" w:eastAsia="Microsoft YaHei"/>
-                <w:b/>
-                <w:color w:val="FFFFFF"/>
-                <w:sz w:val="20"/>
-              </w:rPr>
-              <w:t>适合什么阶段</w:t>
-            </w:r>
-          </w:p>
-        </w:tc>
-      </w:tr>
-      <w:tr>
-        <w:tc>
-          <w:tcPr>
-            <w:tcW w:type="dxa" w:w="2351"/>
-          </w:tcPr>
-          <w:p>
-            <w:pPr>
-              <w:spacing w:line="336" w:lineRule="auto"/>
-            </w:pPr>
-            <w:r/>
-            <w:r>
-              <w:rPr>
-                <w:rFonts w:ascii="Microsoft YaHei" w:hAnsi="Microsoft YaHei" w:eastAsia="Microsoft YaHei"/>
-                <w:sz w:val="19"/>
-              </w:rPr>
-              <w:t>① 单一交付（交钥匙工程）</w:t>
-            </w:r>
-          </w:p>
-        </w:tc>
-        <w:tc>
-          <w:tcPr>
-            <w:tcW w:type="dxa" w:w="2351"/>
-          </w:tcPr>
-          <w:p>
-            <w:pPr>
-              <w:spacing w:line="336" w:lineRule="auto"/>
-            </w:pPr>
-            <w:r/>
-            <w:r>
-              <w:rPr>
-                <w:rFonts w:ascii="Microsoft YaHei" w:hAnsi="Microsoft YaHei" w:eastAsia="Microsoft YaHei"/>
-                <w:sz w:val="19"/>
-              </w:rPr>
-              <w:t>围绕一个具体指标（如 OEE）或一类设备工艺问题</w:t>
-            </w:r>
-          </w:p>
-        </w:tc>
-        <w:tc>
-          <w:tcPr>
-            <w:tcW w:type="dxa" w:w="2351"/>
-          </w:tcPr>
-          <w:p>
-            <w:pPr>
-              <w:spacing w:line="336" w:lineRule="auto"/>
-            </w:pPr>
-            <w:r/>
-            <w:r>
-              <w:rPr>
-                <w:rFonts w:ascii="Microsoft YaHei" w:hAnsi="Microsoft YaHei" w:eastAsia="Microsoft YaHei"/>
-                <w:sz w:val="19"/>
-              </w:rPr>
-              <w:t>点到点交付。包含传感器采购 + 软件平台 + 数据建模 + 模型训练 + 上线培训</w:t>
-            </w:r>
-          </w:p>
-        </w:tc>
-        <w:tc>
-          <w:tcPr>
-            <w:tcW w:type="dxa" w:w="2351"/>
-          </w:tcPr>
-          <w:p>
-            <w:pPr>
-              <w:spacing w:line="336" w:lineRule="auto"/>
-            </w:pPr>
-            <w:r/>
-            <w:r>
-              <w:rPr>
-                <w:rFonts w:ascii="Microsoft YaHei" w:hAnsi="Microsoft YaHei" w:eastAsia="Microsoft YaHei"/>
-                <w:sz w:val="19"/>
-              </w:rPr>
-              <w:t>凯莱英已经想清楚要做什么具体场景，希望"交钥匙"打包给一家</w:t>
-            </w:r>
-          </w:p>
-        </w:tc>
-      </w:tr>
-      <w:tr>
-        <w:tc>
-          <w:tcPr>
-            <w:tcW w:type="dxa" w:w="2351"/>
-          </w:tcPr>
-          <w:p>
-            <w:pPr>
-              <w:spacing w:line="336" w:lineRule="auto"/>
-            </w:pPr>
-            <w:r/>
-            <w:r>
-              <w:rPr>
-                <w:rFonts w:ascii="Microsoft YaHei" w:hAnsi="Microsoft YaHei" w:eastAsia="Microsoft YaHei"/>
-                <w:sz w:val="19"/>
-              </w:rPr>
-              <w:t>② 总集成（多 AI 项目）</w:t>
-            </w:r>
-          </w:p>
-        </w:tc>
-        <w:tc>
-          <w:tcPr>
-            <w:tcW w:type="dxa" w:w="2351"/>
-          </w:tcPr>
-          <w:p>
-            <w:pPr>
-              <w:spacing w:line="336" w:lineRule="auto"/>
-            </w:pPr>
-            <w:r/>
-            <w:r>
-              <w:rPr>
-                <w:rFonts w:ascii="Microsoft YaHei" w:hAnsi="Microsoft YaHei" w:eastAsia="Microsoft YaHei"/>
-                <w:sz w:val="19"/>
-              </w:rPr>
-              <w:t>多个 AI 项目跨厂商集成，需要项目群管理</w:t>
-            </w:r>
-          </w:p>
-        </w:tc>
-        <w:tc>
-          <w:tcPr>
-            <w:tcW w:type="dxa" w:w="2351"/>
-          </w:tcPr>
-          <w:p>
-            <w:pPr>
-              <w:spacing w:line="336" w:lineRule="auto"/>
-            </w:pPr>
-            <w:r/>
-            <w:r>
-              <w:rPr>
-                <w:rFonts w:ascii="Microsoft YaHei" w:hAnsi="Microsoft YaHei" w:eastAsia="Microsoft YaHei"/>
-                <w:sz w:val="19"/>
-              </w:rPr>
-              <w:t>项目群 PMO + 跨厂商集成 + 总集成商角色</w:t>
-            </w:r>
-          </w:p>
-        </w:tc>
-        <w:tc>
-          <w:tcPr>
-            <w:tcW w:type="dxa" w:w="2351"/>
-          </w:tcPr>
-          <w:p>
-            <w:pPr>
-              <w:spacing w:line="336" w:lineRule="auto"/>
-            </w:pPr>
-            <w:r/>
-            <w:r>
-              <w:rPr>
-                <w:rFonts w:ascii="Microsoft YaHei" w:hAnsi="Microsoft YaHei" w:eastAsia="Microsoft YaHei"/>
-                <w:sz w:val="19"/>
-              </w:rPr>
-              <w:t>凯莱英要并行启动多个 AI 应用，需要一个总集成方避免烟囱式建设</w:t>
-            </w:r>
-          </w:p>
-        </w:tc>
-      </w:tr>
-      <w:tr>
-        <w:tc>
-          <w:tcPr>
-            <w:tcW w:type="dxa" w:w="2351"/>
-          </w:tcPr>
-          <w:p>
-            <w:pPr>
-              <w:spacing w:line="336" w:lineRule="auto"/>
-            </w:pPr>
-            <w:r/>
-            <w:r>
-              <w:rPr>
-                <w:rFonts w:ascii="Microsoft YaHei" w:hAnsi="Microsoft YaHei" w:eastAsia="Microsoft YaHei"/>
-                <w:sz w:val="19"/>
-              </w:rPr>
-              <w:t>③ 战略咨询</w:t>
-            </w:r>
-          </w:p>
-        </w:tc>
-        <w:tc>
-          <w:tcPr>
-            <w:tcW w:type="dxa" w:w="2351"/>
-          </w:tcPr>
-          <w:p>
-            <w:pPr>
-              <w:spacing w:line="336" w:lineRule="auto"/>
-            </w:pPr>
-            <w:r/>
-            <w:r>
-              <w:rPr>
-                <w:rFonts w:ascii="Microsoft YaHei" w:hAnsi="Microsoft YaHei" w:eastAsia="Microsoft YaHei"/>
-                <w:sz w:val="19"/>
-              </w:rPr>
-              <w:t>集团 AI 战略路线、选型咨询、变革管理、培训体系</w:t>
-            </w:r>
-          </w:p>
-        </w:tc>
-        <w:tc>
-          <w:tcPr>
-            <w:tcW w:type="dxa" w:w="2351"/>
-          </w:tcPr>
-          <w:p>
-            <w:pPr>
-              <w:spacing w:line="336" w:lineRule="auto"/>
-            </w:pPr>
-            <w:r/>
-            <w:r>
-              <w:rPr>
-                <w:rFonts w:ascii="Microsoft YaHei" w:hAnsi="Microsoft YaHei" w:eastAsia="Microsoft YaHei"/>
-                <w:sz w:val="19"/>
-              </w:rPr>
-              <w:t>战略蓝图 + 路径设计 + 项目卡片 + 1-2 个月的生产域全域扫描 workshop</w:t>
-            </w:r>
-          </w:p>
-        </w:tc>
-        <w:tc>
-          <w:tcPr>
-            <w:tcW w:type="dxa" w:w="2351"/>
-          </w:tcPr>
-          <w:p>
-            <w:pPr>
-              <w:spacing w:line="336" w:lineRule="auto"/>
-            </w:pPr>
-            <w:r/>
-            <w:r>
-              <w:rPr>
-                <w:rFonts w:ascii="Microsoft YaHei" w:hAnsi="Microsoft YaHei" w:eastAsia="Microsoft YaHei"/>
-                <w:sz w:val="19"/>
-              </w:rPr>
-              <w:t>凯莱英要从全集团角度想 AI 怎么布局，需要的是顾问视角</w:t>
-            </w:r>
-          </w:p>
-        </w:tc>
-      </w:tr>
-      <w:tr>
-        <w:tc>
-          <w:tcPr>
-            <w:tcW w:type="dxa" w:w="2351"/>
-          </w:tcPr>
-          <w:p>
-            <w:pPr>
-              <w:spacing w:line="336" w:lineRule="auto"/>
-            </w:pPr>
-            <w:r/>
-            <w:r>
-              <w:rPr>
-                <w:rFonts w:ascii="Microsoft YaHei" w:hAnsi="Microsoft YaHei" w:eastAsia="Microsoft YaHei"/>
-                <w:sz w:val="19"/>
-              </w:rPr>
-              <w:t>④ 单一 AI 应用建模</w:t>
-            </w:r>
-          </w:p>
-        </w:tc>
-        <w:tc>
-          <w:tcPr>
-            <w:tcW w:type="dxa" w:w="2351"/>
-          </w:tcPr>
-          <w:p>
-            <w:pPr>
-              <w:spacing w:line="336" w:lineRule="auto"/>
-            </w:pPr>
-            <w:r/>
-            <w:r>
-              <w:rPr>
-                <w:rFonts w:ascii="Microsoft YaHei" w:hAnsi="Microsoft YaHei" w:eastAsia="Microsoft YaHei"/>
-                <w:sz w:val="19"/>
-              </w:rPr>
-              <w:t>已经有传感器和数据，缺的是建模能力</w:t>
-            </w:r>
-          </w:p>
-        </w:tc>
-        <w:tc>
-          <w:tcPr>
-            <w:tcW w:type="dxa" w:w="2351"/>
-          </w:tcPr>
-          <w:p>
-            <w:pPr>
-              <w:spacing w:line="336" w:lineRule="auto"/>
-            </w:pPr>
-            <w:r/>
-            <w:r>
-              <w:rPr>
-                <w:rFonts w:ascii="Microsoft YaHei" w:hAnsi="Microsoft YaHei" w:eastAsia="Microsoft YaHei"/>
-                <w:sz w:val="19"/>
-              </w:rPr>
-              <w:t>纯算法服务 — 数据建模 + 特征发现 + 多因子回归 + AI 上线后的流程变革</w:t>
-            </w:r>
-          </w:p>
-        </w:tc>
-        <w:tc>
-          <w:tcPr>
-            <w:tcW w:type="dxa" w:w="2351"/>
-          </w:tcPr>
-          <w:p>
-            <w:pPr>
-              <w:spacing w:line="336" w:lineRule="auto"/>
-            </w:pPr>
-            <w:r/>
-            <w:r>
-              <w:rPr>
-                <w:rFonts w:ascii="Microsoft YaHei" w:hAnsi="Microsoft YaHei" w:eastAsia="Microsoft YaHei"/>
-                <w:sz w:val="19"/>
-              </w:rPr>
-              <w:t>凯莱英自己已经能拿到数据，只是不知道怎么变成可用的 AI 模型</w:t>
-            </w:r>
-          </w:p>
-        </w:tc>
-      </w:tr>
-    </w:tbl>
-    <w:p/>
-    <w:p>
-      <w:pPr>
-        <w:pStyle w:val="Heading2"/>
-      </w:pPr>
-      <w:r>
-        <w:rPr>
-          <w:rFonts w:ascii="Microsoft YaHei" w:hAnsi="Microsoft YaHei" w:eastAsia="Microsoft YaHei"/>
-          <w:color w:val="1E40AF"/>
-          <w:sz w:val="26"/>
-        </w:rPr>
-        <w:t>6.1 这 4 种模式对应 PdM 项目有什么差异</w:t>
-      </w:r>
-    </w:p>
-    <w:p>
-      <w:pPr>
-        <w:spacing w:after="120" w:line="360" w:lineRule="auto"/>
-      </w:pPr>
-      <w:r>
-        <w:rPr>
-          <w:rFonts w:ascii="Microsoft YaHei" w:hAnsi="Microsoft YaHei" w:eastAsia="Microsoft YaHei"/>
-          <w:b/>
-          <w:i w:val="0"/>
-          <w:sz w:val="21"/>
-        </w:rPr>
-        <w:t>如果起步从"小"开始：</w:t>
-      </w:r>
-    </w:p>
-    <w:p>
-      <w:pPr>
-        <w:spacing w:after="120" w:line="360" w:lineRule="auto"/>
-      </w:pPr>
-      <w:r>
-        <w:rPr>
-          <w:rFonts w:ascii="Microsoft YaHei" w:hAnsi="Microsoft YaHei" w:eastAsia="Microsoft YaHei"/>
-          <w:b w:val="0"/>
-          <w:i w:val="0"/>
-          <w:sz w:val="21"/>
-        </w:rPr>
-        <w:t>模式 ① 或模式 ④ 最合适 —— 选一个具体设备类型（比如净化空调风机轴承 / 动力站冰机 / 大型离心泵），围绕这一类做完整 PdM 落地。范围可控、价值可见、风险可管。</w:t>
-      </w:r>
-    </w:p>
-    <w:p>
-      <w:pPr>
-        <w:spacing w:after="120" w:line="360" w:lineRule="auto"/>
-      </w:pPr>
-      <w:r>
-        <w:rPr>
-          <w:rFonts w:ascii="Microsoft YaHei" w:hAnsi="Microsoft YaHei" w:eastAsia="Microsoft YaHei"/>
-          <w:b/>
-          <w:i w:val="0"/>
-          <w:sz w:val="21"/>
-        </w:rPr>
-        <w:t>如果起步从"中"开始：</w:t>
-      </w:r>
-    </w:p>
-    <w:p>
-      <w:pPr>
-        <w:spacing w:after="120" w:line="360" w:lineRule="auto"/>
-      </w:pPr>
-      <w:r>
-        <w:rPr>
-          <w:rFonts w:ascii="Microsoft YaHei" w:hAnsi="Microsoft YaHei" w:eastAsia="Microsoft YaHei"/>
-          <w:b w:val="0"/>
-          <w:i w:val="0"/>
-          <w:sz w:val="21"/>
-        </w:rPr>
-        <w:t>模式 ② —— 同步启动 2-3 个 AI 方向（如 PdM + 报告 AI 撰写 + 设备验证），由埃森哲做总集成。共享数据底座，降低边际成本。</w:t>
-      </w:r>
-    </w:p>
-    <w:p>
-      <w:pPr>
-        <w:spacing w:after="120" w:line="360" w:lineRule="auto"/>
-      </w:pPr>
-      <w:r>
-        <w:rPr>
-          <w:rFonts w:ascii="Microsoft YaHei" w:hAnsi="Microsoft YaHei" w:eastAsia="Microsoft YaHei"/>
-          <w:b/>
-          <w:i w:val="0"/>
-          <w:sz w:val="21"/>
-        </w:rPr>
-        <w:t>如果起步从"大"开始：</w:t>
-      </w:r>
-    </w:p>
-    <w:p>
-      <w:pPr>
-        <w:spacing w:after="120" w:line="360" w:lineRule="auto"/>
-      </w:pPr>
-      <w:r>
-        <w:rPr>
-          <w:rFonts w:ascii="Microsoft YaHei" w:hAnsi="Microsoft YaHei" w:eastAsia="Microsoft YaHei"/>
-          <w:b w:val="0"/>
-          <w:i w:val="0"/>
-          <w:sz w:val="21"/>
-        </w:rPr>
-        <w:t>模式 ③ —— 先做一次 1-2 个月的全集团 AI 战略扫描 workshop，把"先做哪些、怎么做、谁来做"想清楚再启动具体项目。投入更高，但前期清晰度更好。</w:t>
+        <w:t>与凯莱英现有 SAP / Veeva 等系统的对接方式</w:t>
       </w:r>
     </w:p>
     <w:p>
@@ -3890,7 +2667,7 @@
           <w:color w:val="1E40AF"/>
           <w:sz w:val="26"/>
         </w:rPr>
-        <w:t>6.2 埃森哲跟其他类型供应商的边界</w:t>
+        <w:t>下一步推进节奏建议</w:t>
       </w:r>
     </w:p>
     <w:tbl>
@@ -3919,7 +2696,7 @@
                 <w:color w:val="FFFFFF"/>
                 <w:sz w:val="20"/>
               </w:rPr>
-              <w:t>维度</w:t>
+              <w:t>时间</w:t>
             </w:r>
           </w:p>
         </w:tc>
@@ -3937,7 +2714,7 @@
                 <w:color w:val="FFFFFF"/>
                 <w:sz w:val="20"/>
               </w:rPr>
-              <w:t>埃森哲</w:t>
+              <w:t>阶段</w:t>
             </w:r>
           </w:p>
         </w:tc>
@@ -3955,7 +2732,7 @@
                 <w:color w:val="FFFFFF"/>
                 <w:sz w:val="20"/>
               </w:rPr>
-              <w:t>对比：硬件 / 软件 / 算法供应商</w:t>
+              <w:t>主要工作</w:t>
             </w:r>
           </w:p>
         </w:tc>
@@ -3975,7 +2752,7 @@
                 <w:rFonts w:ascii="Microsoft YaHei" w:hAnsi="Microsoft YaHei" w:eastAsia="Microsoft YaHei"/>
                 <w:sz w:val="19"/>
               </w:rPr>
-              <w:t>是否卖硬件</w:t>
+              <w:t>第 1 个月</w:t>
             </w:r>
           </w:p>
         </w:tc>
@@ -3993,7 +2770,7 @@
                 <w:rFonts w:ascii="Microsoft YaHei" w:hAnsi="Microsoft YaHei" w:eastAsia="Microsoft YaHei"/>
                 <w:sz w:val="19"/>
               </w:rPr>
-              <w:t>不卖。但作为集成商可以采购西门子 / 艾默生 / 海康等品牌传感器集成</w:t>
+              <w:t>信息整理</w:t>
             </w:r>
           </w:p>
         </w:tc>
@@ -4011,7 +2788,7 @@
                 <w:rFonts w:ascii="Microsoft YaHei" w:hAnsi="Microsoft YaHei" w:eastAsia="Microsoft YaHei"/>
                 <w:sz w:val="19"/>
               </w:rPr>
-              <w:t>西门子 / 艾默生：自家传感器是核心商品</w:t>
+              <w:t>凯莱英内部完成 4 类信息整理 + 选定起步设备类型</w:t>
             </w:r>
           </w:p>
         </w:tc>
@@ -4031,7 +2808,7 @@
                 <w:rFonts w:ascii="Microsoft YaHei" w:hAnsi="Microsoft YaHei" w:eastAsia="Microsoft YaHei"/>
                 <w:sz w:val="19"/>
               </w:rPr>
-              <w:t>是否卖大模型</w:t>
+              <w:t>第 2-3 个月</w:t>
             </w:r>
           </w:p>
         </w:tc>
@@ -4049,7 +2826,7 @@
                 <w:rFonts w:ascii="Microsoft YaHei" w:hAnsi="Microsoft YaHei" w:eastAsia="Microsoft YaHei"/>
                 <w:sz w:val="19"/>
               </w:rPr>
-              <w:t>不卖。集成微软 / 阿里 / 华为云 / OpenAI 等的基础模型</w:t>
+              <w:t>方案对齐</w:t>
             </w:r>
           </w:p>
         </w:tc>
@@ -4067,7 +2844,7 @@
                 <w:rFonts w:ascii="Microsoft YaHei" w:hAnsi="Microsoft YaHei" w:eastAsia="Microsoft YaHei"/>
                 <w:sz w:val="19"/>
               </w:rPr>
-              <w:t>华为云盘古 / 阿里通义：自有大模型是核心商品</w:t>
+              <w:t>与埃森哲（及其他候选供应商）做 1-2 轮深度方案讨论 + 商务报价</w:t>
             </w:r>
           </w:p>
         </w:tc>
@@ -4087,7 +2864,7 @@
                 <w:rFonts w:ascii="Microsoft YaHei" w:hAnsi="Microsoft YaHei" w:eastAsia="Microsoft YaHei"/>
                 <w:sz w:val="19"/>
               </w:rPr>
-              <w:t>是否卖工业 AI 算法</w:t>
+              <w:t>第 3-6 个月</w:t>
             </w:r>
           </w:p>
         </w:tc>
@@ -4105,7 +2882,7 @@
                 <w:rFonts w:ascii="Microsoft YaHei" w:hAnsi="Microsoft YaHei" w:eastAsia="Microsoft YaHei"/>
                 <w:sz w:val="19"/>
               </w:rPr>
-              <w:t>有自家 DS 团队 + 算法储备，但同时也用合作伙伴的算法</w:t>
+              <w:t>PoC 启动</w:t>
             </w:r>
           </w:p>
         </w:tc>
@@ -4123,7 +2900,7 @@
                 <w:rFonts w:ascii="Microsoft YaHei" w:hAnsi="Microsoft YaHei" w:eastAsia="Microsoft YaHei"/>
                 <w:sz w:val="19"/>
               </w:rPr>
-              <w:t>智现未来 / 中控：自家工业算法是核心商品</w:t>
+              <w:t>选定 1 类设备开展概念验证 —— 数据采集 + 算法建模 + 知识图谱搭建</w:t>
             </w:r>
           </w:p>
         </w:tc>
@@ -4143,7 +2920,7 @@
                 <w:rFonts w:ascii="Microsoft YaHei" w:hAnsi="Microsoft YaHei" w:eastAsia="Microsoft YaHei"/>
                 <w:sz w:val="19"/>
               </w:rPr>
-              <w:t>核心卖的是什么</w:t>
+              <w:t>第 6-12 个月</w:t>
             </w:r>
           </w:p>
         </w:tc>
@@ -4161,7 +2938,7 @@
                 <w:rFonts w:ascii="Microsoft YaHei" w:hAnsi="Microsoft YaHei" w:eastAsia="Microsoft YaHei"/>
                 <w:sz w:val="19"/>
               </w:rPr>
-              <w:t>行业顾问 + 知识图谱建模 + 总集成 + 变革管理</w:t>
+              <w:t>试点与推广</w:t>
             </w:r>
           </w:p>
         </w:tc>
@@ -4179,7 +2956,7 @@
                 <w:rFonts w:ascii="Microsoft YaHei" w:hAnsi="Microsoft YaHei" w:eastAsia="Microsoft YaHei"/>
                 <w:sz w:val="19"/>
               </w:rPr>
-              <w:t>—</w:t>
+              <w:t>PoC 结果评估，决定是否扩展到其他设备类型 / 厂区</w:t>
             </w:r>
           </w:p>
         </w:tc>
@@ -4189,7 +2966,6 @@
     <w:tbl>
       <w:tblPr>
         <w:tblW w:type="auto" w:w="0"/>
-        <w:tblLayout w:type="autofit"/>
         <w:tblLook w:firstColumn="1" w:firstRow="1" w:lastColumn="0" w:lastRow="0" w:noHBand="0" w:noVBand="1" w:val="04A0"/>
       </w:tblPr>
       <w:tblGrid>
@@ -4217,1399 +2993,7 @@
                 <w:color w:val="3A4D72"/>
                 <w:sz w:val="20"/>
               </w:rPr>
-              <w:t>关键提示：埃森哲 vs 智现未来 / 华为云 / 中控等供应商不是非此即彼。PdM 项目实际可能的组合是 —— 埃森哲做总集成 + 智现未来或开源算法做底层 + 海康做硬件 + 微软或阿里云做平台。选哪家做什么取决于凯莱英对每一层的诉求。</w:t>
-            </w:r>
-          </w:p>
-        </w:tc>
-      </w:tr>
-    </w:tbl>
-    <w:p/>
-    <w:p>
-      <w:r>
-        <w:br w:type="page"/>
-      </w:r>
-    </w:p>
-    <w:p>
-      <w:pPr>
-        <w:pStyle w:val="Heading1"/>
-      </w:pPr>
-      <w:r>
-        <w:rPr>
-          <w:rFonts w:ascii="Microsoft YaHei" w:hAnsi="Microsoft YaHei" w:eastAsia="Microsoft YaHei"/>
-          <w:color w:val="0F1F3D"/>
-          <w:sz w:val="34"/>
-        </w:rPr>
-        <w:t>PART 07 · CDMO 行业的关键考量</w:t>
-      </w:r>
-    </w:p>
-    <w:p>
-      <w:pPr>
-        <w:spacing w:after="120" w:line="360" w:lineRule="auto"/>
-      </w:pPr>
-      <w:r>
-        <w:rPr>
-          <w:rFonts w:ascii="Microsoft YaHei" w:hAnsi="Microsoft YaHei" w:eastAsia="Microsoft YaHei"/>
-          <w:b w:val="0"/>
-          <w:i w:val="0"/>
-          <w:sz w:val="22"/>
-        </w:rPr>
-        <w:t>凯莱英作为 CDMO 企业，跟一般化工 / 制药企业相比，有几个独特的约束 —— 客户数据隔离、GMP 监管、跟既有信息系统的对接深度。本节专门梳理这几个点，避免后续推进时再卡壳。</w:t>
-      </w:r>
-    </w:p>
-    <w:p>
-      <w:pPr>
-        <w:pStyle w:val="Heading2"/>
-      </w:pPr>
-      <w:r>
-        <w:rPr>
-          <w:rFonts w:ascii="Microsoft YaHei" w:hAnsi="Microsoft YaHei" w:eastAsia="Microsoft YaHei"/>
-          <w:color w:val="1E40AF"/>
-          <w:sz w:val="26"/>
-        </w:rPr>
-        <w:t>7.1 客户数据隔离 — CDMO 业务的命脉</w:t>
-      </w:r>
-    </w:p>
-    <w:p>
-      <w:pPr>
-        <w:spacing w:after="120" w:line="360" w:lineRule="auto"/>
-      </w:pPr>
-      <w:r>
-        <w:rPr>
-          <w:rFonts w:ascii="Microsoft YaHei" w:hAnsi="Microsoft YaHei" w:eastAsia="Microsoft YaHei"/>
-          <w:b w:val="0"/>
-          <w:i w:val="0"/>
-          <w:sz w:val="21"/>
-        </w:rPr>
-        <w:t>这是 CDMO 行业最特殊的约束。凯莱英给客户 A 做一个药的工艺，从中积累的经验不能直接用到客户 B 的项目上。这不是商业道德问题，是合同义务和法律风险。</w:t>
-      </w:r>
-    </w:p>
-    <w:p>
-      <w:pPr>
-        <w:spacing w:after="120" w:line="360" w:lineRule="auto"/>
-      </w:pPr>
-      <w:r>
-        <w:rPr>
-          <w:rFonts w:ascii="Microsoft YaHei" w:hAnsi="Microsoft YaHei" w:eastAsia="Microsoft YaHei"/>
-          <w:b/>
-          <w:i w:val="0"/>
-          <w:color w:val="166534"/>
-          <w:sz w:val="21"/>
-        </w:rPr>
-        <w:t>设备 PdM —— 相对"安全"的切入：</w:t>
-      </w:r>
-    </w:p>
-    <w:p>
-      <w:pPr>
-        <w:spacing w:after="120" w:line="360" w:lineRule="auto"/>
-      </w:pPr>
-      <w:r>
-        <w:rPr>
-          <w:rFonts w:ascii="Microsoft YaHei" w:hAnsi="Microsoft YaHei" w:eastAsia="Microsoft YaHei"/>
-          <w:b w:val="0"/>
-          <w:i w:val="0"/>
-          <w:sz w:val="21"/>
-        </w:rPr>
-        <w:t>设备 PdM 主要建模对象是凯莱英自有的设备（反应釜、冰机、空调风机等），不涉及客户具体工艺参数。电机震动数据、轴承温度数据是凯莱英自己的资产，跨客户复用没有合规问题。所以本次议题选 PdM 起步是非常合理的 —— 风险最低。</w:t>
-      </w:r>
-    </w:p>
-    <w:p>
-      <w:pPr>
-        <w:spacing w:after="120" w:line="360" w:lineRule="auto"/>
-      </w:pPr>
-      <w:r>
-        <w:rPr>
-          <w:rFonts w:ascii="Microsoft YaHei" w:hAnsi="Microsoft YaHei" w:eastAsia="Microsoft YaHei"/>
-          <w:b/>
-          <w:i w:val="0"/>
-          <w:color w:val="991B1B"/>
-          <w:sz w:val="21"/>
-        </w:rPr>
-        <w:t>工艺优化 —— 触及客户数据边界：</w:t>
-      </w:r>
-    </w:p>
-    <w:p>
-      <w:pPr>
-        <w:spacing w:after="120" w:line="360" w:lineRule="auto"/>
-      </w:pPr>
-      <w:r>
-        <w:rPr>
-          <w:rFonts w:ascii="Microsoft YaHei" w:hAnsi="Microsoft YaHei" w:eastAsia="Microsoft YaHei"/>
-          <w:b w:val="0"/>
-          <w:i w:val="0"/>
-          <w:sz w:val="21"/>
-        </w:rPr>
-        <w:t>如果未来扩展到"良率优化、AI 配方推荐"等方向，就会涉及客户具体工艺参数 / CPP / CQA。这块的商业约束很大 —— 行业头部企业（如药明康德）也不轻易用客户数据训练通用模型，否则一旦被客户得知，"哪个客户以后还想跟你合作"。</w:t>
-      </w:r>
-    </w:p>
-    <w:p>
-      <w:pPr>
-        <w:spacing w:after="120" w:line="360" w:lineRule="auto"/>
-      </w:pPr>
-      <w:r>
-        <w:rPr>
-          <w:rFonts w:ascii="Microsoft YaHei" w:hAnsi="Microsoft YaHei" w:eastAsia="Microsoft YaHei"/>
-          <w:b/>
-          <w:i w:val="0"/>
-          <w:sz w:val="21"/>
-        </w:rPr>
-        <w:t>这意味着：本次 PdM 项目可以放心推进；如果未来扩展到工艺优化等方向，需要单独评估客户合同条款 / 数据归属 / 模型权重的处置机制。</w:t>
-      </w:r>
-    </w:p>
-    <w:p>
-      <w:pPr>
-        <w:pStyle w:val="Heading2"/>
-      </w:pPr>
-      <w:r>
-        <w:rPr>
-          <w:rFonts w:ascii="Microsoft YaHei" w:hAnsi="Microsoft YaHei" w:eastAsia="Microsoft YaHei"/>
-          <w:color w:val="1E40AF"/>
-          <w:sz w:val="26"/>
-        </w:rPr>
-        <w:t>7.2 GMP 监管现状 — 介于"鼓励"与"未定"之间</w:t>
-      </w:r>
-    </w:p>
-    <w:p>
-      <w:pPr>
-        <w:spacing w:after="120" w:line="360" w:lineRule="auto"/>
-      </w:pPr>
-      <w:r>
-        <w:rPr>
-          <w:rFonts w:ascii="Microsoft YaHei" w:hAnsi="Microsoft YaHei" w:eastAsia="Microsoft YaHei"/>
-          <w:b w:val="0"/>
-          <w:i w:val="0"/>
-          <w:sz w:val="21"/>
-        </w:rPr>
-        <w:t>AI 在 GMP 场景里的监管态度，目前是开门但未明确的状态：</w:t>
-      </w:r>
-    </w:p>
-    <w:p>
-      <w:pPr>
-        <w:pStyle w:val="ListBullet"/>
-        <w:spacing w:after="60" w:line="336" w:lineRule="auto"/>
-        <w:ind w:left="340"/>
-      </w:pPr>
-      <w:r>
-        <w:rPr>
-          <w:rFonts w:ascii="Microsoft YaHei" w:hAnsi="Microsoft YaHei" w:eastAsia="Microsoft YaHei"/>
-          <w:sz w:val="20"/>
-        </w:rPr>
-        <w:t>中国 2023 版 GMP 指南：开始有 AI 应用的相关提及，但具体怎么验证、怎么应对检查，比较模糊</w:t>
-      </w:r>
-    </w:p>
-    <w:p>
-      <w:pPr>
-        <w:pStyle w:val="ListBullet"/>
-        <w:spacing w:after="60" w:line="336" w:lineRule="auto"/>
-        <w:ind w:left="340"/>
-      </w:pPr>
-      <w:r>
-        <w:rPr>
-          <w:rFonts w:ascii="Microsoft YaHei" w:hAnsi="Microsoft YaHei" w:eastAsia="Microsoft YaHei"/>
-          <w:sz w:val="20"/>
-        </w:rPr>
-        <w:t>欧盟 GMP 附录 22（AI/ML in GxP）：2025 起施行，第一次正式把 AI 作为合规工具承认</w:t>
-      </w:r>
-    </w:p>
-    <w:p>
-      <w:pPr>
-        <w:pStyle w:val="ListBullet"/>
-        <w:spacing w:after="60" w:line="336" w:lineRule="auto"/>
-        <w:ind w:left="340"/>
-      </w:pPr>
-      <w:r>
-        <w:rPr>
-          <w:rFonts w:ascii="Microsoft YaHei" w:hAnsi="Microsoft YaHei" w:eastAsia="Microsoft YaHei"/>
-          <w:sz w:val="20"/>
-        </w:rPr>
-        <w:t>美国 FDA CSA（计算机软件保证）：2025-09 终稿，把传统重型验证改成基于风险的轻量验证</w:t>
-      </w:r>
-    </w:p>
-    <w:tbl>
-      <w:tblPr>
-        <w:tblW w:type="auto" w:w="0"/>
-        <w:tblLayout w:type="autofit"/>
-        <w:tblLook w:firstColumn="1" w:firstRow="1" w:lastColumn="0" w:lastRow="0" w:noHBand="0" w:noVBand="1" w:val="04A0"/>
-      </w:tblPr>
-      <w:tblGrid>
-        <w:gridCol w:w="9406"/>
-      </w:tblGrid>
-      <w:tr>
-        <w:tc>
-          <w:tcPr>
-            <w:tcW w:type="dxa" w:w="9406"/>
-            <w:shd w:val="clear" w:fill="FFF7F1"/>
-            <w:tcBorders>
-              <w:left w:val="single" w:sz="24" w:color="FF7E3D"/>
-              <w:top w:val="single" w:sz="4" w:color="FFD8BE"/>
-              <w:right w:val="single" w:sz="4" w:color="FFD8BE"/>
-              <w:bottom w:val="single" w:sz="4" w:color="FFD8BE"/>
-            </w:tcBorders>
-          </w:tcPr>
-          <w:p>
-            <w:pPr>
-              <w:spacing w:line="360" w:lineRule="auto"/>
-            </w:pPr>
-            <w:r>
-              <w:rPr>
-                <w:rFonts w:ascii="Microsoft YaHei" w:hAnsi="Microsoft YaHei" w:eastAsia="Microsoft YaHei"/>
-                <w:color w:val="3A4D72"/>
-                <w:sz w:val="20"/>
-              </w:rPr>
-              <w:t>共同特点：监管承认 AI 可以做"辅助决策"，但不鼓励 AI 直接做关键放行 / 高风险决策。对凯莱英 PdM 来讲，定位为"辅助维护决策、人工签字仍保留"就完全在合规边界内。不要急着宣称"AI 自主决策"或"AI 替代人工"。</w:t>
-            </w:r>
-          </w:p>
-        </w:tc>
-      </w:tr>
-    </w:tbl>
-    <w:p/>
-    <w:p>
-      <w:pPr>
-        <w:pStyle w:val="Heading2"/>
-      </w:pPr>
-      <w:r>
-        <w:rPr>
-          <w:rFonts w:ascii="Microsoft YaHei" w:hAnsi="Microsoft YaHei" w:eastAsia="Microsoft YaHei"/>
-          <w:color w:val="1E40AF"/>
-          <w:sz w:val="26"/>
-        </w:rPr>
-        <w:t>7.3 跟现有系统的对接深度</w:t>
-      </w:r>
-    </w:p>
-    <w:p>
-      <w:pPr>
-        <w:spacing w:after="120" w:line="360" w:lineRule="auto"/>
-      </w:pPr>
-      <w:r>
-        <w:rPr>
-          <w:rFonts w:ascii="Microsoft YaHei" w:hAnsi="Microsoft YaHei" w:eastAsia="Microsoft YaHei"/>
-          <w:b w:val="0"/>
-          <w:i w:val="0"/>
-          <w:sz w:val="21"/>
-        </w:rPr>
-        <w:t>凯莱英已经投入了不少数字化系统 —— SAP（ERP）、Veeva（QMS / EDMS）、各类设备管理系统等。AI 项目不需要推倒重建，而是作为"外挂"和现有系统对接：</w:t>
-      </w:r>
-    </w:p>
-    <w:p>
-      <w:pPr>
-        <w:pStyle w:val="ListBullet"/>
-        <w:spacing w:after="60" w:line="336" w:lineRule="auto"/>
-        <w:ind w:left="340"/>
-      </w:pPr>
-      <w:r>
-        <w:rPr>
-          <w:rFonts w:ascii="Microsoft YaHei" w:hAnsi="Microsoft YaHei" w:eastAsia="Microsoft YaHei"/>
-          <w:sz w:val="20"/>
-        </w:rPr>
-        <w:t>既有系统 · 数据源：从 Veeva 拿偏差记录 / CAPA，从 SAP 拿物料和成本，从 IP.21 拿 DCS 实时数据，从 EAM 拿设备维护历史。AI 模型在中间层消费这些数据。</w:t>
-      </w:r>
-    </w:p>
-    <w:p>
-      <w:pPr>
-        <w:pStyle w:val="ListBullet"/>
-        <w:spacing w:after="60" w:line="336" w:lineRule="auto"/>
-        <w:ind w:left="340"/>
-      </w:pPr>
-      <w:r>
-        <w:rPr>
-          <w:rFonts w:ascii="Microsoft YaHei" w:hAnsi="Microsoft YaHei" w:eastAsia="Microsoft YaHei"/>
-          <w:sz w:val="20"/>
-        </w:rPr>
-        <w:t>既有系统 · 工作流程：AI 输出（健康预警 / 维修建议 / 报告草稿）回写到既有系统，让现场用户在原来的 SOP 工作台上看到，不引入新的"AI 专用界面"。</w:t>
-      </w:r>
-    </w:p>
-    <w:p>
-      <w:pPr>
-        <w:pStyle w:val="ListBullet"/>
-        <w:spacing w:after="60" w:line="336" w:lineRule="auto"/>
-        <w:ind w:left="340"/>
-      </w:pPr>
-      <w:r>
-        <w:rPr>
-          <w:rFonts w:ascii="Microsoft YaHei" w:hAnsi="Microsoft YaHei" w:eastAsia="Microsoft YaHei"/>
-          <w:sz w:val="20"/>
-        </w:rPr>
-        <w:t>既有系统 · 验证体系：凯莱英 GAMP 5 验证流程已成熟，AI 系统作为"类别 4"配置型产品验证。模板需要定制，但框架不用从零搭。</w:t>
-      </w:r>
-    </w:p>
-    <w:p>
-      <w:r>
-        <w:br w:type="page"/>
-      </w:r>
-    </w:p>
-    <w:p>
-      <w:pPr>
-        <w:pStyle w:val="Heading1"/>
-      </w:pPr>
-      <w:r>
-        <w:rPr>
-          <w:rFonts w:ascii="Microsoft YaHei" w:hAnsi="Microsoft YaHei" w:eastAsia="Microsoft YaHei"/>
-          <w:color w:val="0F1F3D"/>
-          <w:sz w:val="34"/>
-        </w:rPr>
-        <w:t>PART 08 · 凯莱英 PdM 落地的起步场景设想</w:t>
-      </w:r>
-    </w:p>
-    <w:p>
-      <w:pPr>
-        <w:spacing w:after="120" w:line="360" w:lineRule="auto"/>
-      </w:pPr>
-      <w:r>
-        <w:rPr>
-          <w:rFonts w:ascii="Microsoft YaHei" w:hAnsi="Microsoft YaHei" w:eastAsia="Microsoft YaHei"/>
-          <w:b w:val="0"/>
-          <w:i w:val="0"/>
-          <w:sz w:val="22"/>
-        </w:rPr>
-        <w:t>基于前面"4 维度可行性判断"和"反向逻辑（不能选最好的）"，初步勾勒出一个起步场景的轮廓。本节是方向性设想，具体设备、数据、参数还要会后细化。</w:t>
-      </w:r>
-    </w:p>
-    <w:p>
-      <w:pPr>
-        <w:pStyle w:val="Heading2"/>
-      </w:pPr>
-      <w:r>
-        <w:rPr>
-          <w:rFonts w:ascii="Microsoft YaHei" w:hAnsi="Microsoft YaHei" w:eastAsia="Microsoft YaHei"/>
-          <w:color w:val="1E40AF"/>
-          <w:sz w:val="26"/>
-        </w:rPr>
-        <w:t>8.1 候选试点场景</w:t>
-      </w:r>
-    </w:p>
-    <w:p>
-      <w:pPr>
-        <w:spacing w:after="120" w:line="360" w:lineRule="auto"/>
-      </w:pPr>
-      <w:r>
-        <w:rPr>
-          <w:rFonts w:ascii="Microsoft YaHei" w:hAnsi="Microsoft YaHei" w:eastAsia="Microsoft YaHei"/>
-          <w:b/>
-          <w:i w:val="0"/>
-          <w:color w:val="FF7E3D"/>
-          <w:sz w:val="21"/>
-        </w:rPr>
-        <w:t>场景 A · 净化空调风机轴承：</w:t>
-      </w:r>
-    </w:p>
-    <w:p>
-      <w:pPr>
-        <w:pStyle w:val="ListBullet"/>
-        <w:spacing w:after="60" w:line="336" w:lineRule="auto"/>
-        <w:ind w:left="340"/>
-      </w:pPr>
-      <w:r>
-        <w:rPr>
-          <w:rFonts w:ascii="Microsoft YaHei" w:hAnsi="Microsoft YaHei" w:eastAsia="Microsoft YaHei"/>
-          <w:sz w:val="20"/>
-        </w:rPr>
-        <w:t>现状：以预防性维护为主（如定期打油 / 定期更换）</w:t>
-      </w:r>
-    </w:p>
-    <w:p>
-      <w:pPr>
-        <w:pStyle w:val="ListBullet"/>
-        <w:spacing w:after="60" w:line="336" w:lineRule="auto"/>
-        <w:ind w:left="340"/>
-      </w:pPr>
-      <w:r>
-        <w:rPr>
-          <w:rFonts w:ascii="Microsoft YaHei" w:hAnsi="Microsoft YaHei" w:eastAsia="Microsoft YaHei"/>
-          <w:sz w:val="20"/>
-        </w:rPr>
-        <w:t>痛点：可能存在"维护过度"或"突发故障"两种情况</w:t>
-      </w:r>
-    </w:p>
-    <w:p>
-      <w:pPr>
-        <w:pStyle w:val="ListBullet"/>
-        <w:spacing w:after="60" w:line="336" w:lineRule="auto"/>
-        <w:ind w:left="340"/>
-      </w:pPr>
-      <w:r>
-        <w:rPr>
-          <w:rFonts w:ascii="Microsoft YaHei" w:hAnsi="Microsoft YaHei" w:eastAsia="Microsoft YaHei"/>
-          <w:sz w:val="20"/>
-        </w:rPr>
-        <w:t>能采的数据：震动监测（如加装）、电流变化、温度</w:t>
-      </w:r>
-    </w:p>
-    <w:p>
-      <w:pPr>
-        <w:pStyle w:val="ListBullet"/>
-        <w:spacing w:after="60" w:line="336" w:lineRule="auto"/>
-        <w:ind w:left="340"/>
-      </w:pPr>
-      <w:r>
-        <w:rPr>
-          <w:rFonts w:ascii="Microsoft YaHei" w:hAnsi="Microsoft YaHei" w:eastAsia="Microsoft YaHei"/>
-          <w:sz w:val="20"/>
-        </w:rPr>
-        <w:t>预期 AI 输出：轴承提前 3-6 个月预警 + 处置建议</w:t>
-      </w:r>
-    </w:p>
-    <w:p>
-      <w:pPr>
-        <w:spacing w:after="120" w:line="360" w:lineRule="auto"/>
-      </w:pPr>
-      <w:r>
-        <w:rPr>
-          <w:rFonts w:ascii="Microsoft YaHei" w:hAnsi="Microsoft YaHei" w:eastAsia="Microsoft YaHei"/>
-          <w:b/>
-          <w:i w:val="0"/>
-          <w:color w:val="FF7E3D"/>
-          <w:sz w:val="21"/>
-        </w:rPr>
-        <w:t>场景 B · 动力系统大泵 / 鼓风机 / 电机：</w:t>
-      </w:r>
-    </w:p>
-    <w:p>
-      <w:pPr>
-        <w:pStyle w:val="ListBullet"/>
-        <w:spacing w:after="60" w:line="336" w:lineRule="auto"/>
-        <w:ind w:left="340"/>
-      </w:pPr>
-      <w:r>
-        <w:rPr>
-          <w:rFonts w:ascii="Microsoft YaHei" w:hAnsi="Microsoft YaHei" w:eastAsia="Microsoft YaHei"/>
-          <w:sz w:val="20"/>
-        </w:rPr>
-        <w:t>现状：周期性维护 + 故障后维修</w:t>
-      </w:r>
-    </w:p>
-    <w:p>
-      <w:pPr>
-        <w:pStyle w:val="ListBullet"/>
-        <w:spacing w:after="60" w:line="336" w:lineRule="auto"/>
-        <w:ind w:left="340"/>
-      </w:pPr>
-      <w:r>
-        <w:rPr>
-          <w:rFonts w:ascii="Microsoft YaHei" w:hAnsi="Microsoft YaHei" w:eastAsia="Microsoft YaHei"/>
-          <w:sz w:val="20"/>
-        </w:rPr>
-        <w:t>痛点：一台关键泵停机 = 整条产线停</w:t>
-      </w:r>
-    </w:p>
-    <w:p>
-      <w:pPr>
-        <w:pStyle w:val="ListBullet"/>
-        <w:spacing w:after="60" w:line="336" w:lineRule="auto"/>
-        <w:ind w:left="340"/>
-      </w:pPr>
-      <w:r>
-        <w:rPr>
-          <w:rFonts w:ascii="Microsoft YaHei" w:hAnsi="Microsoft YaHei" w:eastAsia="Microsoft YaHei"/>
-          <w:sz w:val="20"/>
-        </w:rPr>
-        <w:t>能采的数据：振动、轴承温度、电流、流量</w:t>
-      </w:r>
-    </w:p>
-    <w:p>
-      <w:pPr>
-        <w:pStyle w:val="ListBullet"/>
-        <w:spacing w:after="60" w:line="336" w:lineRule="auto"/>
-        <w:ind w:left="340"/>
-      </w:pPr>
-      <w:r>
-        <w:rPr>
-          <w:rFonts w:ascii="Microsoft YaHei" w:hAnsi="Microsoft YaHei" w:eastAsia="Microsoft YaHei"/>
-          <w:sz w:val="20"/>
-        </w:rPr>
-        <w:t>预期 AI 输出：剩余寿命预测 + 故障类型判断</w:t>
-      </w:r>
-    </w:p>
-    <w:p>
-      <w:pPr>
-        <w:pStyle w:val="Heading2"/>
-      </w:pPr>
-      <w:r>
-        <w:rPr>
-          <w:rFonts w:ascii="Microsoft YaHei" w:hAnsi="Microsoft YaHei" w:eastAsia="Microsoft YaHei"/>
-          <w:color w:val="1E40AF"/>
-          <w:sz w:val="26"/>
-        </w:rPr>
-        <w:t>8.2 起步阶段的工作内容</w:t>
-      </w:r>
-    </w:p>
-    <w:p>
-      <w:pPr>
-        <w:pStyle w:val="ListBullet"/>
-        <w:spacing w:after="60" w:line="336" w:lineRule="auto"/>
-        <w:ind w:left="340"/>
-      </w:pPr>
-      <w:r>
-        <w:rPr>
-          <w:rFonts w:ascii="Microsoft YaHei" w:hAnsi="Microsoft YaHei" w:eastAsia="Microsoft YaHei"/>
-          <w:sz w:val="20"/>
-        </w:rPr>
-        <w:t>第 1 步 · 设备清单梳理：把要做的设备类型、数量、关键作用、所在厂区都列清楚</w:t>
-      </w:r>
-    </w:p>
-    <w:p>
-      <w:pPr>
-        <w:pStyle w:val="ListBullet"/>
-        <w:spacing w:after="60" w:line="336" w:lineRule="auto"/>
-        <w:ind w:left="340"/>
-      </w:pPr>
-      <w:r>
-        <w:rPr>
-          <w:rFonts w:ascii="Microsoft YaHei" w:hAnsi="Microsoft YaHei" w:eastAsia="Microsoft YaHei"/>
-          <w:sz w:val="20"/>
-        </w:rPr>
-        <w:t>第 2 步 · 故障 Top 5 排序：按业务损失（如停机时间 × 单位损失）排出 Top 5 类故障</w:t>
-      </w:r>
-    </w:p>
-    <w:p>
-      <w:pPr>
-        <w:pStyle w:val="ListBullet"/>
-        <w:spacing w:after="60" w:line="336" w:lineRule="auto"/>
-        <w:ind w:left="340"/>
-      </w:pPr>
-      <w:r>
-        <w:rPr>
-          <w:rFonts w:ascii="Microsoft YaHei" w:hAnsi="Microsoft YaHei" w:eastAsia="Microsoft YaHei"/>
-          <w:sz w:val="20"/>
-        </w:rPr>
-        <w:t>第 3 步 · 数据基础盘点：现有传感器覆盖度 + 历史数据时长 + 数据质量评估</w:t>
-      </w:r>
-    </w:p>
-    <w:p>
-      <w:pPr>
-        <w:pStyle w:val="ListBullet"/>
-        <w:spacing w:after="60" w:line="336" w:lineRule="auto"/>
-        <w:ind w:left="340"/>
-      </w:pPr>
-      <w:r>
-        <w:rPr>
-          <w:rFonts w:ascii="Microsoft YaHei" w:hAnsi="Microsoft YaHei" w:eastAsia="Microsoft YaHei"/>
-          <w:sz w:val="20"/>
-        </w:rPr>
-        <w:t>第 4 步 · 先验知识整理：资深工程师访谈 + RCA / 偏差报告梳理 + FMEA 已有结果汇总</w:t>
-      </w:r>
-    </w:p>
-    <w:p>
-      <w:pPr>
-        <w:pStyle w:val="Heading2"/>
-      </w:pPr>
-      <w:r>
-        <w:rPr>
-          <w:rFonts w:ascii="Microsoft YaHei" w:hAnsi="Microsoft YaHei" w:eastAsia="Microsoft YaHei"/>
-          <w:color w:val="1E40AF"/>
-          <w:sz w:val="26"/>
-        </w:rPr>
-        <w:t>8.3 对 AI 输出的明确要求</w:t>
-      </w:r>
-    </w:p>
-    <w:p>
-      <w:pPr>
-        <w:spacing w:after="120" w:line="360" w:lineRule="auto"/>
-      </w:pPr>
-      <w:r>
-        <w:rPr>
-          <w:rFonts w:ascii="Microsoft YaHei" w:hAnsi="Microsoft YaHei" w:eastAsia="Microsoft YaHei"/>
-          <w:b w:val="0"/>
-          <w:i w:val="0"/>
-          <w:sz w:val="21"/>
-        </w:rPr>
-        <w:t>不管选哪种合作模式，AI 在凯莱英现场要真正用起来，对输出的形式有 4 条硬要求：</w:t>
-      </w:r>
-    </w:p>
-    <w:p>
-      <w:pPr>
-        <w:pStyle w:val="ListBullet"/>
-        <w:spacing w:after="60" w:line="336" w:lineRule="auto"/>
-        <w:ind w:left="340"/>
-      </w:pPr>
-      <w:r>
-        <w:rPr>
-          <w:rFonts w:ascii="Microsoft YaHei" w:hAnsi="Microsoft YaHei" w:eastAsia="Microsoft YaHei"/>
-          <w:sz w:val="20"/>
-        </w:rPr>
-        <w:t>① 不是黑盒 — 不能只给一个分数，要能解释根据是什么</w:t>
-      </w:r>
-    </w:p>
-    <w:p>
-      <w:pPr>
-        <w:pStyle w:val="ListBullet"/>
-        <w:spacing w:after="60" w:line="336" w:lineRule="auto"/>
-        <w:ind w:left="340"/>
-      </w:pPr>
-      <w:r>
-        <w:rPr>
-          <w:rFonts w:ascii="Microsoft YaHei" w:hAnsi="Microsoft YaHei" w:eastAsia="Microsoft YaHei"/>
-          <w:sz w:val="20"/>
-        </w:rPr>
-        <w:t>② 含故障类型 — 告诉是"轴承磨损" / "润滑不足" / "电流不平衡"等具体类型</w:t>
-      </w:r>
-    </w:p>
-    <w:p>
-      <w:pPr>
-        <w:pStyle w:val="ListBullet"/>
-        <w:spacing w:after="60" w:line="336" w:lineRule="auto"/>
-        <w:ind w:left="340"/>
-      </w:pPr>
-      <w:r>
-        <w:rPr>
-          <w:rFonts w:ascii="Microsoft YaHei" w:hAnsi="Microsoft YaHei" w:eastAsia="Microsoft YaHei"/>
-          <w:sz w:val="20"/>
-        </w:rPr>
-        <w:t>③ 含部位 + 证据 — 指明设备的具体部位 + 关联的传感器数据 / 历史案例</w:t>
-      </w:r>
-    </w:p>
-    <w:p>
-      <w:pPr>
-        <w:pStyle w:val="ListBullet"/>
-        <w:spacing w:after="60" w:line="336" w:lineRule="auto"/>
-        <w:ind w:left="340"/>
-      </w:pPr>
-      <w:r>
-        <w:rPr>
-          <w:rFonts w:ascii="Microsoft YaHei" w:hAnsi="Microsoft YaHei" w:eastAsia="Microsoft YaHei"/>
-          <w:sz w:val="20"/>
-        </w:rPr>
-        <w:t>④ 含处置建议 — 告诉现场该做什么 —— 检修 / 更换 / 加密观察 / 通知供应商</w:t>
-      </w:r>
-    </w:p>
-    <w:p>
-      <w:pPr>
-        <w:pStyle w:val="Heading2"/>
-      </w:pPr>
-      <w:r>
-        <w:rPr>
-          <w:rFonts w:ascii="Microsoft YaHei" w:hAnsi="Microsoft YaHei" w:eastAsia="Microsoft YaHei"/>
-          <w:color w:val="1E40AF"/>
-          <w:sz w:val="26"/>
-        </w:rPr>
-        <w:t>8.4 起步范围控制 — 第一步不要做太大</w:t>
-      </w:r>
-    </w:p>
-    <w:tbl>
-      <w:tblPr>
-        <w:tblW w:type="auto" w:w="0"/>
-        <w:tblLayout w:type="autofit"/>
-        <w:tblLook w:firstColumn="1" w:firstRow="1" w:lastColumn="0" w:lastRow="0" w:noHBand="0" w:noVBand="1" w:val="04A0"/>
-      </w:tblPr>
-      <w:tblGrid>
-        <w:gridCol w:w="9406"/>
-      </w:tblGrid>
-      <w:tr>
-        <w:tc>
-          <w:tcPr>
-            <w:tcW w:type="dxa" w:w="9406"/>
-            <w:shd w:val="clear" w:fill="FFF7F1"/>
-            <w:tcBorders>
-              <w:left w:val="single" w:sz="24" w:color="FF7E3D"/>
-              <w:top w:val="single" w:sz="4" w:color="FFD8BE"/>
-              <w:right w:val="single" w:sz="4" w:color="FFD8BE"/>
-              <w:bottom w:val="single" w:sz="4" w:color="FFD8BE"/>
-            </w:tcBorders>
-          </w:tcPr>
-          <w:p>
-            <w:pPr>
-              <w:spacing w:line="360" w:lineRule="auto"/>
-            </w:pPr>
-            <w:r>
-              <w:rPr>
-                <w:rFonts w:ascii="Microsoft YaHei" w:hAnsi="Microsoft YaHei" w:eastAsia="Microsoft YaHei"/>
-                <w:color w:val="3A4D72"/>
-                <w:sz w:val="20"/>
-              </w:rPr>
-              <w:t>第一阶段建议聚焦 1-2 类设备 + 1 个厂区（如天津厂区的动力站设备），跑通完整闭环：数据采集 → AI 建模 → 健康分预警 → 知识图谱解释 → 现场处置 → 知识沉淀。跑通之后再考虑扩展到其他设备类型 / 其他厂区。避免一上来就铺开 —— 不仅项目难管，而且 AI 模型在不同设备类型上的成功率差异很大，没跑通一类就铺所有类，失败成本会快速放大。</w:t>
-            </w:r>
-          </w:p>
-        </w:tc>
-      </w:tr>
-    </w:tbl>
-    <w:p/>
-    <w:p>
-      <w:r>
-        <w:br w:type="page"/>
-      </w:r>
-    </w:p>
-    <w:p>
-      <w:pPr>
-        <w:pStyle w:val="Heading1"/>
-      </w:pPr>
-      <w:r>
-        <w:rPr>
-          <w:rFonts w:ascii="Microsoft YaHei" w:hAnsi="Microsoft YaHei" w:eastAsia="Microsoft YaHei"/>
-          <w:color w:val="0F1F3D"/>
-          <w:sz w:val="34"/>
-        </w:rPr>
-        <w:t>PART 09 · 下一步推进</w:t>
-      </w:r>
-    </w:p>
-    <w:p>
-      <w:pPr>
-        <w:pStyle w:val="Heading2"/>
-      </w:pPr>
-      <w:r>
-        <w:rPr>
-          <w:rFonts w:ascii="Microsoft YaHei" w:hAnsi="Microsoft YaHei" w:eastAsia="Microsoft YaHei"/>
-          <w:color w:val="1E40AF"/>
-          <w:sz w:val="26"/>
-        </w:rPr>
-        <w:t>9.1 需要凯莱英内部整理的 4 类信息</w:t>
-      </w:r>
-    </w:p>
-    <w:tbl>
-      <w:tblPr>
-        <w:tblStyle w:val="LightGrid-Accent1"/>
-        <w:tblW w:type="auto" w:w="0"/>
-        <w:tblLook w:firstColumn="1" w:firstRow="1" w:lastColumn="0" w:lastRow="0" w:noHBand="0" w:noVBand="1" w:val="04A0"/>
-      </w:tblPr>
-      <w:tblGrid>
-        <w:gridCol w:w="3135"/>
-        <w:gridCol w:w="3135"/>
-        <w:gridCol w:w="3135"/>
-      </w:tblGrid>
-      <w:tr>
-        <w:tc>
-          <w:tcPr>
-            <w:tcW w:type="dxa" w:w="3135"/>
-            <w:shd w:val="clear" w:fill="0F1F3D"/>
-          </w:tcPr>
-          <w:p>
-            <w:r/>
-            <w:r>
-              <w:rPr>
-                <w:rFonts w:ascii="Microsoft YaHei" w:hAnsi="Microsoft YaHei" w:eastAsia="Microsoft YaHei"/>
-                <w:b/>
-                <w:color w:val="FFFFFF"/>
-                <w:sz w:val="20"/>
-              </w:rPr>
-              <w:t>类别</w:t>
-            </w:r>
-          </w:p>
-        </w:tc>
-        <w:tc>
-          <w:tcPr>
-            <w:tcW w:type="dxa" w:w="3135"/>
-            <w:shd w:val="clear" w:fill="0F1F3D"/>
-          </w:tcPr>
-          <w:p>
-            <w:r/>
-            <w:r>
-              <w:rPr>
-                <w:rFonts w:ascii="Microsoft YaHei" w:hAnsi="Microsoft YaHei" w:eastAsia="Microsoft YaHei"/>
-                <w:b/>
-                <w:color w:val="FFFFFF"/>
-                <w:sz w:val="20"/>
-              </w:rPr>
-              <w:t>具体内容</w:t>
-            </w:r>
-          </w:p>
-        </w:tc>
-        <w:tc>
-          <w:tcPr>
-            <w:tcW w:type="dxa" w:w="3135"/>
-            <w:shd w:val="clear" w:fill="0F1F3D"/>
-          </w:tcPr>
-          <w:p>
-            <w:r/>
-            <w:r>
-              <w:rPr>
-                <w:rFonts w:ascii="Microsoft YaHei" w:hAnsi="Microsoft YaHei" w:eastAsia="Microsoft YaHei"/>
-                <w:b/>
-                <w:color w:val="FFFFFF"/>
-                <w:sz w:val="20"/>
-              </w:rPr>
-              <w:t>谁来配合</w:t>
-            </w:r>
-          </w:p>
-        </w:tc>
-      </w:tr>
-      <w:tr>
-        <w:tc>
-          <w:tcPr>
-            <w:tcW w:type="dxa" w:w="3135"/>
-          </w:tcPr>
-          <w:p>
-            <w:pPr>
-              <w:spacing w:line="336" w:lineRule="auto"/>
-            </w:pPr>
-            <w:r/>
-            <w:r>
-              <w:rPr>
-                <w:rFonts w:ascii="Microsoft YaHei" w:hAnsi="Microsoft YaHei" w:eastAsia="Microsoft YaHei"/>
-                <w:sz w:val="19"/>
-              </w:rPr>
-              <w:t>① 设备清单</w:t>
-            </w:r>
-          </w:p>
-        </w:tc>
-        <w:tc>
-          <w:tcPr>
-            <w:tcW w:type="dxa" w:w="3135"/>
-          </w:tcPr>
-          <w:p>
-            <w:pPr>
-              <w:spacing w:line="336" w:lineRule="auto"/>
-            </w:pPr>
-            <w:r/>
-            <w:r>
-              <w:rPr>
-                <w:rFonts w:ascii="Microsoft YaHei" w:hAnsi="Microsoft YaHei" w:eastAsia="Microsoft YaHei"/>
-                <w:sz w:val="19"/>
-              </w:rPr>
-              <w:t>产线 / 厂区 + 设备类型 + 数量 + 关键作用 + 当前维护模式</w:t>
-            </w:r>
-          </w:p>
-        </w:tc>
-        <w:tc>
-          <w:tcPr>
-            <w:tcW w:type="dxa" w:w="3135"/>
-          </w:tcPr>
-          <w:p>
-            <w:pPr>
-              <w:spacing w:line="336" w:lineRule="auto"/>
-            </w:pPr>
-            <w:r/>
-            <w:r>
-              <w:rPr>
-                <w:rFonts w:ascii="Microsoft YaHei" w:hAnsi="Microsoft YaHei" w:eastAsia="Microsoft YaHei"/>
-                <w:sz w:val="19"/>
-              </w:rPr>
-              <w:t>设备工程部 + 各厂区设备组</w:t>
-            </w:r>
-          </w:p>
-        </w:tc>
-      </w:tr>
-      <w:tr>
-        <w:tc>
-          <w:tcPr>
-            <w:tcW w:type="dxa" w:w="3135"/>
-          </w:tcPr>
-          <w:p>
-            <w:pPr>
-              <w:spacing w:line="336" w:lineRule="auto"/>
-            </w:pPr>
-            <w:r/>
-            <w:r>
-              <w:rPr>
-                <w:rFonts w:ascii="Microsoft YaHei" w:hAnsi="Microsoft YaHei" w:eastAsia="Microsoft YaHei"/>
-                <w:sz w:val="19"/>
-              </w:rPr>
-              <w:t>② 主要问题</w:t>
-            </w:r>
-          </w:p>
-        </w:tc>
-        <w:tc>
-          <w:tcPr>
-            <w:tcW w:type="dxa" w:w="3135"/>
-          </w:tcPr>
-          <w:p>
-            <w:pPr>
-              <w:spacing w:line="336" w:lineRule="auto"/>
-            </w:pPr>
-            <w:r/>
-            <w:r>
-              <w:rPr>
-                <w:rFonts w:ascii="Microsoft YaHei" w:hAnsi="Microsoft YaHei" w:eastAsia="Microsoft YaHei"/>
-                <w:sz w:val="19"/>
-              </w:rPr>
-              <w:t>按业务损失或 OEE 排序的 Top 5 类故障 + 频次 + 业务影响金额估算</w:t>
-            </w:r>
-          </w:p>
-        </w:tc>
-        <w:tc>
-          <w:tcPr>
-            <w:tcW w:type="dxa" w:w="3135"/>
-          </w:tcPr>
-          <w:p>
-            <w:pPr>
-              <w:spacing w:line="336" w:lineRule="auto"/>
-            </w:pPr>
-            <w:r/>
-            <w:r>
-              <w:rPr>
-                <w:rFonts w:ascii="Microsoft YaHei" w:hAnsi="Microsoft YaHei" w:eastAsia="Microsoft YaHei"/>
-                <w:sz w:val="19"/>
-              </w:rPr>
-              <w:t>设备工程部 + 生产部 + 精益小组</w:t>
-            </w:r>
-          </w:p>
-        </w:tc>
-      </w:tr>
-      <w:tr>
-        <w:tc>
-          <w:tcPr>
-            <w:tcW w:type="dxa" w:w="3135"/>
-          </w:tcPr>
-          <w:p>
-            <w:pPr>
-              <w:spacing w:line="336" w:lineRule="auto"/>
-            </w:pPr>
-            <w:r/>
-            <w:r>
-              <w:rPr>
-                <w:rFonts w:ascii="Microsoft YaHei" w:hAnsi="Microsoft YaHei" w:eastAsia="Microsoft YaHei"/>
-                <w:sz w:val="19"/>
-              </w:rPr>
-              <w:t>③ 数据基础</w:t>
-            </w:r>
-          </w:p>
-        </w:tc>
-        <w:tc>
-          <w:tcPr>
-            <w:tcW w:type="dxa" w:w="3135"/>
-          </w:tcPr>
-          <w:p>
-            <w:pPr>
-              <w:spacing w:line="336" w:lineRule="auto"/>
-            </w:pPr>
-            <w:r/>
-            <w:r>
-              <w:rPr>
-                <w:rFonts w:ascii="Microsoft YaHei" w:hAnsi="Microsoft YaHei" w:eastAsia="Microsoft YaHei"/>
-                <w:sz w:val="19"/>
-              </w:rPr>
-              <w:t>已有传感器清单 + 采集频次 + 历史数据时长 + 已发生异常案例数</w:t>
-            </w:r>
-          </w:p>
-        </w:tc>
-        <w:tc>
-          <w:tcPr>
-            <w:tcW w:type="dxa" w:w="3135"/>
-          </w:tcPr>
-          <w:p>
-            <w:pPr>
-              <w:spacing w:line="336" w:lineRule="auto"/>
-            </w:pPr>
-            <w:r/>
-            <w:r>
-              <w:rPr>
-                <w:rFonts w:ascii="Microsoft YaHei" w:hAnsi="Microsoft YaHei" w:eastAsia="Microsoft YaHei"/>
-                <w:sz w:val="19"/>
-              </w:rPr>
-              <w:t>CDT（控制与数字化）+ 设备工程部 + IT</w:t>
-            </w:r>
-          </w:p>
-        </w:tc>
-      </w:tr>
-      <w:tr>
-        <w:tc>
-          <w:tcPr>
-            <w:tcW w:type="dxa" w:w="3135"/>
-          </w:tcPr>
-          <w:p>
-            <w:pPr>
-              <w:spacing w:line="336" w:lineRule="auto"/>
-            </w:pPr>
-            <w:r/>
-            <w:r>
-              <w:rPr>
-                <w:rFonts w:ascii="Microsoft YaHei" w:hAnsi="Microsoft YaHei" w:eastAsia="Microsoft YaHei"/>
-                <w:sz w:val="19"/>
-              </w:rPr>
-              <w:t>④ 先验知识</w:t>
-            </w:r>
-          </w:p>
-        </w:tc>
-        <w:tc>
-          <w:tcPr>
-            <w:tcW w:type="dxa" w:w="3135"/>
-          </w:tcPr>
-          <w:p>
-            <w:pPr>
-              <w:spacing w:line="336" w:lineRule="auto"/>
-            </w:pPr>
-            <w:r/>
-            <w:r>
-              <w:rPr>
-                <w:rFonts w:ascii="Microsoft YaHei" w:hAnsi="Microsoft YaHei" w:eastAsia="Microsoft YaHei"/>
-                <w:sz w:val="19"/>
-              </w:rPr>
-              <w:t>历史 RCA 报告 + 偏差报告 + FTA / FMEA 已有结果 + 供应商提供的资料</w:t>
-            </w:r>
-          </w:p>
-        </w:tc>
-        <w:tc>
-          <w:tcPr>
-            <w:tcW w:type="dxa" w:w="3135"/>
-          </w:tcPr>
-          <w:p>
-            <w:pPr>
-              <w:spacing w:line="336" w:lineRule="auto"/>
-            </w:pPr>
-            <w:r/>
-            <w:r>
-              <w:rPr>
-                <w:rFonts w:ascii="Microsoft YaHei" w:hAnsi="Microsoft YaHei" w:eastAsia="Microsoft YaHei"/>
-                <w:sz w:val="19"/>
-              </w:rPr>
-              <w:t>设备工程部 + QA + 资深维护工程师</w:t>
-            </w:r>
-          </w:p>
-        </w:tc>
-      </w:tr>
-    </w:tbl>
-    <w:p/>
-    <w:p>
-      <w:pPr>
-        <w:pStyle w:val="Heading2"/>
-      </w:pPr>
-      <w:r>
-        <w:rPr>
-          <w:rFonts w:ascii="Microsoft YaHei" w:hAnsi="Microsoft YaHei" w:eastAsia="Microsoft YaHei"/>
-          <w:color w:val="1E40AF"/>
-          <w:sz w:val="26"/>
-        </w:rPr>
-        <w:t>9.2 整理后能回答的关键问题</w:t>
-      </w:r>
-    </w:p>
-    <w:p>
-      <w:pPr>
-        <w:spacing w:after="120" w:line="360" w:lineRule="auto"/>
-      </w:pPr>
-      <w:r>
-        <w:rPr>
-          <w:rFonts w:ascii="Microsoft YaHei" w:hAnsi="Microsoft YaHei" w:eastAsia="Microsoft YaHei"/>
-          <w:b w:val="0"/>
-          <w:i w:val="0"/>
-          <w:sz w:val="21"/>
-        </w:rPr>
-        <w:t>这 4 类信息整理出来之后，下一次跟埃森哲（或其他 AI 供应商）讨论时就能回答几个具体问题：</w:t>
-      </w:r>
-    </w:p>
-    <w:p>
-      <w:pPr>
-        <w:pStyle w:val="ListBullet"/>
-        <w:spacing w:after="60" w:line="336" w:lineRule="auto"/>
-        <w:ind w:left="340"/>
-      </w:pPr>
-      <w:r>
-        <w:rPr>
-          <w:rFonts w:ascii="Microsoft YaHei" w:hAnsi="Microsoft YaHei" w:eastAsia="Microsoft YaHei"/>
-          <w:sz w:val="20"/>
-        </w:rPr>
-        <w:t>这些设备里哪几类适合先做 PdM —— 数据够、痛点真、价值高</w:t>
-      </w:r>
-    </w:p>
-    <w:p>
-      <w:pPr>
-        <w:pStyle w:val="ListBullet"/>
-        <w:spacing w:after="60" w:line="336" w:lineRule="auto"/>
-        <w:ind w:left="340"/>
-      </w:pPr>
-      <w:r>
-        <w:rPr>
-          <w:rFonts w:ascii="Microsoft YaHei" w:hAnsi="Microsoft YaHei" w:eastAsia="Microsoft YaHei"/>
-          <w:sz w:val="20"/>
-        </w:rPr>
-        <w:t>每一类设备需要哪些先验经验入库形成知识图谱</w:t>
-      </w:r>
-    </w:p>
-    <w:p>
-      <w:pPr>
-        <w:pStyle w:val="ListBullet"/>
-        <w:spacing w:after="60" w:line="336" w:lineRule="auto"/>
-        <w:ind w:left="340"/>
-      </w:pPr>
-      <w:r>
-        <w:rPr>
-          <w:rFonts w:ascii="Microsoft YaHei" w:hAnsi="Microsoft YaHei" w:eastAsia="Microsoft YaHei"/>
-          <w:sz w:val="20"/>
-        </w:rPr>
-        <w:t>当前数据量是否够直接建模 —— 还是需要先装传感器再积累</w:t>
-      </w:r>
-    </w:p>
-    <w:p>
-      <w:pPr>
-        <w:pStyle w:val="ListBullet"/>
-        <w:spacing w:after="60" w:line="336" w:lineRule="auto"/>
-        <w:ind w:left="340"/>
-      </w:pPr>
-      <w:r>
-        <w:rPr>
-          <w:rFonts w:ascii="Microsoft YaHei" w:hAnsi="Microsoft YaHei" w:eastAsia="Microsoft YaHei"/>
-          <w:sz w:val="20"/>
-        </w:rPr>
-        <w:t>第一阶段的合理投入和回报区间是多少</w:t>
-      </w:r>
-    </w:p>
-    <w:p>
-      <w:pPr>
-        <w:pStyle w:val="ListBullet"/>
-        <w:spacing w:after="60" w:line="336" w:lineRule="auto"/>
-        <w:ind w:left="340"/>
-      </w:pPr>
-      <w:r>
-        <w:rPr>
-          <w:rFonts w:ascii="Microsoft YaHei" w:hAnsi="Microsoft YaHei" w:eastAsia="Microsoft YaHei"/>
-          <w:sz w:val="20"/>
-        </w:rPr>
-        <w:t>采用哪种合作模式（4 种里选哪种）最匹配</w:t>
-      </w:r>
-    </w:p>
-    <w:p>
-      <w:pPr>
-        <w:pStyle w:val="Heading2"/>
-      </w:pPr>
-      <w:r>
-        <w:rPr>
-          <w:rFonts w:ascii="Microsoft YaHei" w:hAnsi="Microsoft YaHei" w:eastAsia="Microsoft YaHei"/>
-          <w:color w:val="1E40AF"/>
-          <w:sz w:val="26"/>
-        </w:rPr>
-        <w:t>9.3 需要继续澄清的事项</w:t>
-      </w:r>
-    </w:p>
-    <w:p>
-      <w:pPr>
-        <w:spacing w:after="120" w:line="360" w:lineRule="auto"/>
-      </w:pPr>
-      <w:r>
-        <w:rPr>
-          <w:rFonts w:ascii="Microsoft YaHei" w:hAnsi="Microsoft YaHei" w:eastAsia="Microsoft YaHei"/>
-          <w:b w:val="0"/>
-          <w:i w:val="0"/>
-          <w:sz w:val="21"/>
-        </w:rPr>
-        <w:t>除了凯莱英自己整理的信息，还有一些事项需要在下一次跟埃森哲的对接中澄清：</w:t>
-      </w:r>
-    </w:p>
-    <w:p>
-      <w:pPr>
-        <w:spacing w:after="120" w:line="360" w:lineRule="auto"/>
-      </w:pPr>
-      <w:r>
-        <w:rPr>
-          <w:rFonts w:ascii="Microsoft YaHei" w:hAnsi="Microsoft YaHei" w:eastAsia="Microsoft YaHei"/>
-          <w:b/>
-          <w:i w:val="0"/>
-          <w:sz w:val="21"/>
-        </w:rPr>
-        <w:t>商务层面：</w:t>
-      </w:r>
-    </w:p>
-    <w:p>
-      <w:pPr>
-        <w:pStyle w:val="ListBullet"/>
-        <w:spacing w:after="60" w:line="336" w:lineRule="auto"/>
-        <w:ind w:left="340"/>
-      </w:pPr>
-      <w:r>
-        <w:rPr>
-          <w:rFonts w:ascii="Microsoft YaHei" w:hAnsi="Microsoft YaHei" w:eastAsia="Microsoft YaHei"/>
-          <w:sz w:val="20"/>
-        </w:rPr>
-        <w:t>PdM 项目的商务计费方式（按人天 / 按里程碑 / 按效果分成）</w:t>
-      </w:r>
-    </w:p>
-    <w:p>
-      <w:pPr>
-        <w:pStyle w:val="ListBullet"/>
-        <w:spacing w:after="60" w:line="336" w:lineRule="auto"/>
-        <w:ind w:left="340"/>
-      </w:pPr>
-      <w:r>
-        <w:rPr>
-          <w:rFonts w:ascii="Microsoft YaHei" w:hAnsi="Microsoft YaHei" w:eastAsia="Microsoft YaHei"/>
-          <w:sz w:val="20"/>
-        </w:rPr>
-        <w:t>不同合作模式的预算区间参考</w:t>
-      </w:r>
-    </w:p>
-    <w:p>
-      <w:pPr>
-        <w:pStyle w:val="ListBullet"/>
-        <w:spacing w:after="60" w:line="336" w:lineRule="auto"/>
-        <w:ind w:left="340"/>
-      </w:pPr>
-      <w:r>
-        <w:rPr>
-          <w:rFonts w:ascii="Microsoft YaHei" w:hAnsi="Microsoft YaHei" w:eastAsia="Microsoft YaHei"/>
-          <w:sz w:val="20"/>
-        </w:rPr>
-        <w:t>项目期间是否含培训 / 知识转移内容</w:t>
-      </w:r>
-    </w:p>
-    <w:p>
-      <w:pPr>
-        <w:pStyle w:val="ListBullet"/>
-        <w:spacing w:after="60" w:line="336" w:lineRule="auto"/>
-        <w:ind w:left="340"/>
-      </w:pPr>
-      <w:r>
-        <w:rPr>
-          <w:rFonts w:ascii="Microsoft YaHei" w:hAnsi="Microsoft YaHei" w:eastAsia="Microsoft YaHei"/>
-          <w:sz w:val="20"/>
-        </w:rPr>
-        <w:t>项目结束后的运维支持安排</w:t>
-      </w:r>
-    </w:p>
-    <w:p>
-      <w:pPr>
-        <w:spacing w:after="120" w:line="360" w:lineRule="auto"/>
-      </w:pPr>
-      <w:r>
-        <w:rPr>
-          <w:rFonts w:ascii="Microsoft YaHei" w:hAnsi="Microsoft YaHei" w:eastAsia="Microsoft YaHei"/>
-          <w:b/>
-          <w:i w:val="0"/>
-          <w:sz w:val="21"/>
-        </w:rPr>
-        <w:t>技术层面：</w:t>
-      </w:r>
-    </w:p>
-    <w:p>
-      <w:pPr>
-        <w:pStyle w:val="ListBullet"/>
-        <w:spacing w:after="60" w:line="336" w:lineRule="auto"/>
-        <w:ind w:left="340"/>
-      </w:pPr>
-      <w:r>
-        <w:rPr>
-          <w:rFonts w:ascii="Microsoft YaHei" w:hAnsi="Microsoft YaHei" w:eastAsia="Microsoft YaHei"/>
-          <w:sz w:val="20"/>
-        </w:rPr>
-        <w:t>埃森哲在制药 / API / CDMO 行业 PdM 的具体案例（除已知纸机案例外）</w:t>
-      </w:r>
-    </w:p>
-    <w:p>
-      <w:pPr>
-        <w:pStyle w:val="ListBullet"/>
-        <w:spacing w:after="60" w:line="336" w:lineRule="auto"/>
-        <w:ind w:left="340"/>
-      </w:pPr>
-      <w:r>
-        <w:rPr>
-          <w:rFonts w:ascii="Microsoft YaHei" w:hAnsi="Microsoft YaHei" w:eastAsia="Microsoft YaHei"/>
-          <w:sz w:val="20"/>
-        </w:rPr>
-        <w:t>本地交付团队的具体人员与背景</w:t>
-      </w:r>
-    </w:p>
-    <w:p>
-      <w:pPr>
-        <w:pStyle w:val="ListBullet"/>
-        <w:spacing w:after="60" w:line="336" w:lineRule="auto"/>
-        <w:ind w:left="340"/>
-      </w:pPr>
-      <w:r>
-        <w:rPr>
-          <w:rFonts w:ascii="Microsoft YaHei" w:hAnsi="Microsoft YaHei" w:eastAsia="Microsoft YaHei"/>
-          <w:sz w:val="20"/>
-        </w:rPr>
-        <w:t>知识图谱 / AI 模型权重的所有权归属条款</w:t>
-      </w:r>
-    </w:p>
-    <w:p>
-      <w:pPr>
-        <w:pStyle w:val="ListBullet"/>
-        <w:spacing w:after="60" w:line="336" w:lineRule="auto"/>
-        <w:ind w:left="340"/>
-      </w:pPr>
-      <w:r>
-        <w:rPr>
-          <w:rFonts w:ascii="Microsoft YaHei" w:hAnsi="Microsoft YaHei" w:eastAsia="Microsoft YaHei"/>
-          <w:sz w:val="20"/>
-        </w:rPr>
-        <w:t>跟凯莱英现有 SAP / Veeva 等系统的对接方式</w:t>
-      </w:r>
-    </w:p>
-    <w:p>
-      <w:pPr>
-        <w:pStyle w:val="Heading2"/>
-      </w:pPr>
-      <w:r>
-        <w:rPr>
-          <w:rFonts w:ascii="Microsoft YaHei" w:hAnsi="Microsoft YaHei" w:eastAsia="Microsoft YaHei"/>
-          <w:color w:val="1E40AF"/>
-          <w:sz w:val="26"/>
-        </w:rPr>
-        <w:t>9.4 整体节奏建议</w:t>
-      </w:r>
-    </w:p>
-    <w:p>
-      <w:pPr>
-        <w:pStyle w:val="ListBullet"/>
-        <w:spacing w:after="60" w:line="336" w:lineRule="auto"/>
-        <w:ind w:left="340"/>
-      </w:pPr>
-      <w:r>
-        <w:rPr>
-          <w:rFonts w:ascii="Microsoft YaHei" w:hAnsi="Microsoft YaHei" w:eastAsia="Microsoft YaHei"/>
-          <w:sz w:val="20"/>
-        </w:rPr>
-        <w:t>第 1 个月 · 信息整理：凯莱英内部完成 4 类信息整理 + 选定 1 个起步设备类型</w:t>
-      </w:r>
-    </w:p>
-    <w:p>
-      <w:pPr>
-        <w:pStyle w:val="ListBullet"/>
-        <w:spacing w:after="60" w:line="336" w:lineRule="auto"/>
-        <w:ind w:left="340"/>
-      </w:pPr>
-      <w:r>
-        <w:rPr>
-          <w:rFonts w:ascii="Microsoft YaHei" w:hAnsi="Microsoft YaHei" w:eastAsia="Microsoft YaHei"/>
-          <w:sz w:val="20"/>
-        </w:rPr>
-        <w:t>第 2-3 个月 · 方案对齐：跟埃森哲（+ 其他候选供应商）做 1-2 轮深度方案讨论 + 商务报价</w:t>
-      </w:r>
-    </w:p>
-    <w:p>
-      <w:pPr>
-        <w:pStyle w:val="ListBullet"/>
-        <w:spacing w:after="60" w:line="336" w:lineRule="auto"/>
-        <w:ind w:left="340"/>
-      </w:pPr>
-      <w:r>
-        <w:rPr>
-          <w:rFonts w:ascii="Microsoft YaHei" w:hAnsi="Microsoft YaHei" w:eastAsia="Microsoft YaHei"/>
-          <w:sz w:val="20"/>
-        </w:rPr>
-        <w:t>第 3-6 个月 · PoC 启动：选 1 类设备开始概念验证 —— 数据采集 + 算法建模 + 知识图谱搭建</w:t>
-      </w:r>
-    </w:p>
-    <w:p>
-      <w:pPr>
-        <w:pStyle w:val="ListBullet"/>
-        <w:spacing w:after="60" w:line="336" w:lineRule="auto"/>
-        <w:ind w:left="340"/>
-      </w:pPr>
-      <w:r>
-        <w:rPr>
-          <w:rFonts w:ascii="Microsoft YaHei" w:hAnsi="Microsoft YaHei" w:eastAsia="Microsoft YaHei"/>
-          <w:sz w:val="20"/>
-        </w:rPr>
-        <w:t>第 6-12 个月 · 试点 + 推广：PoC 结果评估 → 决定是否扩展到其他设备 / 厂区</w:t>
-      </w:r>
-    </w:p>
-    <w:tbl>
-      <w:tblPr>
-        <w:tblW w:type="auto" w:w="0"/>
-        <w:tblLayout w:type="autofit"/>
-        <w:tblLook w:firstColumn="1" w:firstRow="1" w:lastColumn="0" w:lastRow="0" w:noHBand="0" w:noVBand="1" w:val="04A0"/>
-      </w:tblPr>
-      <w:tblGrid>
-        <w:gridCol w:w="9406"/>
-      </w:tblGrid>
-      <w:tr>
-        <w:tc>
-          <w:tcPr>
-            <w:tcW w:type="dxa" w:w="9406"/>
-            <w:shd w:val="clear" w:fill="FFF7F1"/>
-            <w:tcBorders>
-              <w:left w:val="single" w:sz="24" w:color="FF7E3D"/>
-              <w:top w:val="single" w:sz="4" w:color="FFD8BE"/>
-              <w:right w:val="single" w:sz="4" w:color="FFD8BE"/>
-              <w:bottom w:val="single" w:sz="4" w:color="FFD8BE"/>
-            </w:tcBorders>
-          </w:tcPr>
-          <w:p>
-            <w:pPr>
-              <w:spacing w:line="360" w:lineRule="auto"/>
-            </w:pPr>
-            <w:r>
-              <w:rPr>
-                <w:rFonts w:ascii="Microsoft YaHei" w:hAnsi="Microsoft YaHei" w:eastAsia="Microsoft YaHei"/>
-                <w:color w:val="3A4D72"/>
-                <w:sz w:val="20"/>
-              </w:rPr>
-              <w:t>一句话总结：埃森哲在设备智能化资产管理方向有完整的方法论和成熟的多智能体协作架构，特别在"健康分 + 知识图谱"这套可解释 AI 方案上有深度。凯莱英以"设备预测性维护"作为合作切入点是合理选择 —— 数据归属清晰、合规风险低、价值可量化。下一步推进的关键不在选哪家供应商，而在把自己的设备清单、故障痛点、数据基础、先验知识这 4 件事先整理出来，这是任何 PdM 项目能不能落地的共同前提。</w:t>
+              <w:t>核心结论：埃森哲在设备智能化资产管理方向具备完整的方法论与多智能体协作架构，"健康分 + 知识图谱"的可解释 AI 方案具有显著优势。凯莱英以"设备预测性维护"作为合作切入点是合理选择 —— 数据归属清晰、合规风险低、价值可量化。项目能否顺利推进，取决于设备清单、故障痛点、数据基础、先验知识四类信息的整理质量。</w:t>
             </w:r>
           </w:p>
         </w:tc>

--- a/meeting_summary_accenture_pdm_20260630.docx
+++ b/meeting_summary_accenture_pdm_20260630.docx
@@ -15,35 +15,7 @@
         <w:t>埃森哲合作能力与设备预测性维护推进思路</w:t>
       </w:r>
     </w:p>
-    <w:p>
-      <w:pPr>
-        <w:jc w:val="center"/>
-      </w:pPr>
-      <w:r>
-        <w:rPr>
-          <w:rFonts w:ascii="Microsoft YaHei" w:hAnsi="Microsoft YaHei" w:eastAsia="Microsoft YaHei"/>
-          <w:b/>
-          <w:color w:val="FF7E3D"/>
-          <w:sz w:val="26"/>
-        </w:rPr>
-        <w:t>v2.0</w:t>
-      </w:r>
-    </w:p>
     <w:p/>
-    <w:p>
-      <w:pPr>
-        <w:spacing w:after="120" w:line="360" w:lineRule="auto"/>
-      </w:pPr>
-      <w:r>
-        <w:rPr>
-          <w:rFonts w:ascii="Microsoft YaHei" w:hAnsi="Microsoft YaHei" w:eastAsia="Microsoft YaHei"/>
-          <w:b w:val="0"/>
-          <w:i w:val="0"/>
-          <w:sz w:val="22"/>
-        </w:rPr>
-        <w:t>本汇报围绕四件事：埃森哲是什么样的合作方、它在资产管理方向的典型案例、设备预测性维护的开展思路、凯莱英启动该项目前需要完成的准备工作。</w:t>
-      </w:r>
-    </w:p>
     <w:p>
       <w:r>
         <w:br w:type="page"/>
@@ -74,20 +46,6 @@
           <w:sz w:val="22"/>
         </w:rPr>
         <w:t>埃森哲是全球性咨询与系统集成公司，2025 财年营收约 700 亿美元、全球员工 80 万、覆盖 120 个国家、服务客户 9000+。内部专门服务制造型企业的事业部为 Industry X（工业 X），是本次合作的对接方。</w:t>
-      </w:r>
-    </w:p>
-    <w:p>
-      <w:pPr>
-        <w:spacing w:after="120" w:line="360" w:lineRule="auto"/>
-      </w:pPr>
-      <w:r>
-        <w:rPr>
-          <w:rFonts w:ascii="Microsoft YaHei" w:hAnsi="Microsoft YaHei" w:eastAsia="Microsoft YaHei"/>
-          <w:b w:val="0"/>
-          <w:i w:val="0"/>
-          <w:sz w:val="22"/>
-        </w:rPr>
-        <w:t>与传统供应商相比，埃森哲的定位有明确边界：不卖传感器（区别于西门子、艾默生）、不持有大模型（区别于阿里、华为云、智现未来）、不做工艺研发。其核心交付能力是行业咨询、系统集成、数据建模、知识图谱构建、变革管理五项，通过组合第三方硬件与软件，把客户的业务目标端到端落到现场。</w:t>
       </w:r>
     </w:p>
     <w:p>
@@ -1312,22 +1270,6 @@
         </w:tc>
       </w:tr>
     </w:tbl>
-    <w:p/>
-    <w:p>
-      <w:pPr>
-        <w:spacing w:after="120" w:line="360" w:lineRule="auto"/>
-      </w:pPr>
-      <w:r>
-        <w:rPr>
-          <w:rFonts w:ascii="Microsoft YaHei" w:hAnsi="Microsoft YaHei" w:eastAsia="Microsoft YaHei"/>
-          <w:b w:val="0"/>
-          <w:i/>
-          <w:color w:val="5B6A8A"/>
-          <w:sz w:val="19"/>
-        </w:rPr>
-        <w:t>以上为跨行业、跨规模项目的经验区间，不构成对凯莱英 PdM 项目的承诺。实际效果取决于起点条件与落地深度。</w:t>
-      </w:r>
-    </w:p>
     <w:p>
       <w:r>
         <w:br w:type="page"/>
@@ -1343,7 +1285,898 @@
           <w:color w:val="0F1F3D"/>
           <w:sz w:val="34"/>
         </w:rPr>
-        <w:t>PART 03 · 设备预测性维护的开展思路</w:t>
+        <w:t>PART 03 · 埃森哲设备预测性维护的工作方式</w:t>
+      </w:r>
+    </w:p>
+    <w:p>
+      <w:pPr>
+        <w:spacing w:after="120" w:line="360" w:lineRule="auto"/>
+      </w:pPr>
+      <w:r>
+        <w:rPr>
+          <w:rFonts w:ascii="Microsoft YaHei" w:hAnsi="Microsoft YaHei" w:eastAsia="Microsoft YaHei"/>
+          <w:b/>
+          <w:i w:val="0"/>
+          <w:color w:val="FF7E3D"/>
+          <w:sz w:val="23"/>
+        </w:rPr>
+        <w:t>从"多源信号"到"处置建议"的端到端工作流。</w:t>
+      </w:r>
+    </w:p>
+    <w:p>
+      <w:pPr>
+        <w:spacing w:after="120" w:line="360" w:lineRule="auto"/>
+      </w:pPr>
+      <w:r>
+        <w:rPr>
+          <w:rFonts w:ascii="Microsoft YaHei" w:hAnsi="Microsoft YaHei" w:eastAsia="Microsoft YaHei"/>
+          <w:b w:val="0"/>
+          <w:i w:val="0"/>
+          <w:sz w:val="22"/>
+        </w:rPr>
+        <w:t>埃森哲的 PdM 方案不是单一算法，而是"5 层架构 + 6 阶段闭环 + 知识图谱底座"的整体设计。其核心是把现场信号、专家经验、业务影响三者联动，输出可解释的处置建议，并保留人工核查环节确保合规。</w:t>
+      </w:r>
+    </w:p>
+    <w:p>
+      <w:pPr>
+        <w:pStyle w:val="Heading2"/>
+      </w:pPr>
+      <w:r>
+        <w:rPr>
+          <w:rFonts w:ascii="Microsoft YaHei" w:hAnsi="Microsoft YaHei" w:eastAsia="Microsoft YaHei"/>
+          <w:color w:val="1E40AF"/>
+          <w:sz w:val="26"/>
+        </w:rPr>
+        <w:t>整体架构 · 5 层</w:t>
+      </w:r>
+    </w:p>
+    <w:tbl>
+      <w:tblPr>
+        <w:tblStyle w:val="LightGrid-Accent1"/>
+        <w:tblW w:type="auto" w:w="0"/>
+        <w:tblLook w:firstColumn="1" w:firstRow="1" w:lastColumn="0" w:lastRow="0" w:noHBand="0" w:noVBand="1" w:val="04A0"/>
+      </w:tblPr>
+      <w:tblGrid>
+        <w:gridCol w:w="3135"/>
+        <w:gridCol w:w="3135"/>
+        <w:gridCol w:w="3135"/>
+      </w:tblGrid>
+      <w:tr>
+        <w:tc>
+          <w:tcPr>
+            <w:tcW w:type="dxa" w:w="3135"/>
+            <w:shd w:val="clear" w:fill="0F1F3D"/>
+          </w:tcPr>
+          <w:p>
+            <w:r/>
+            <w:r>
+              <w:rPr>
+                <w:rFonts w:ascii="Microsoft YaHei" w:hAnsi="Microsoft YaHei" w:eastAsia="Microsoft YaHei"/>
+                <w:b/>
+                <w:color w:val="FFFFFF"/>
+                <w:sz w:val="20"/>
+              </w:rPr>
+              <w:t>层级</w:t>
+            </w:r>
+          </w:p>
+        </w:tc>
+        <w:tc>
+          <w:tcPr>
+            <w:tcW w:type="dxa" w:w="3135"/>
+            <w:shd w:val="clear" w:fill="0F1F3D"/>
+          </w:tcPr>
+          <w:p>
+            <w:r/>
+            <w:r>
+              <w:rPr>
+                <w:rFonts w:ascii="Microsoft YaHei" w:hAnsi="Microsoft YaHei" w:eastAsia="Microsoft YaHei"/>
+                <w:b/>
+                <w:color w:val="FFFFFF"/>
+                <w:sz w:val="20"/>
+              </w:rPr>
+              <w:t>名称</w:t>
+            </w:r>
+          </w:p>
+        </w:tc>
+        <w:tc>
+          <w:tcPr>
+            <w:tcW w:type="dxa" w:w="3135"/>
+            <w:shd w:val="clear" w:fill="0F1F3D"/>
+          </w:tcPr>
+          <w:p>
+            <w:r/>
+            <w:r>
+              <w:rPr>
+                <w:rFonts w:ascii="Microsoft YaHei" w:hAnsi="Microsoft YaHei" w:eastAsia="Microsoft YaHei"/>
+                <w:b/>
+                <w:color w:val="FFFFFF"/>
+                <w:sz w:val="20"/>
+              </w:rPr>
+              <w:t>主要职责</w:t>
+            </w:r>
+          </w:p>
+        </w:tc>
+      </w:tr>
+      <w:tr>
+        <w:tc>
+          <w:tcPr>
+            <w:tcW w:type="dxa" w:w="3135"/>
+          </w:tcPr>
+          <w:p>
+            <w:pPr>
+              <w:spacing w:line="336" w:lineRule="auto"/>
+            </w:pPr>
+            <w:r/>
+            <w:r>
+              <w:rPr>
+                <w:rFonts w:ascii="Microsoft YaHei" w:hAnsi="Microsoft YaHei" w:eastAsia="Microsoft YaHei"/>
+                <w:sz w:val="19"/>
+              </w:rPr>
+              <w:t>第 1 层</w:t>
+            </w:r>
+          </w:p>
+        </w:tc>
+        <w:tc>
+          <w:tcPr>
+            <w:tcW w:type="dxa" w:w="3135"/>
+          </w:tcPr>
+          <w:p>
+            <w:pPr>
+              <w:spacing w:line="336" w:lineRule="auto"/>
+            </w:pPr>
+            <w:r/>
+            <w:r>
+              <w:rPr>
+                <w:rFonts w:ascii="Microsoft YaHei" w:hAnsi="Microsoft YaHei" w:eastAsia="Microsoft YaHei"/>
+                <w:sz w:val="19"/>
+              </w:rPr>
+              <w:t>统一入口</w:t>
+            </w:r>
+          </w:p>
+        </w:tc>
+        <w:tc>
+          <w:tcPr>
+            <w:tcW w:type="dxa" w:w="3135"/>
+          </w:tcPr>
+          <w:p>
+            <w:pPr>
+              <w:spacing w:line="336" w:lineRule="auto"/>
+            </w:pPr>
+            <w:r/>
+            <w:r>
+              <w:rPr>
+                <w:rFonts w:ascii="Microsoft YaHei" w:hAnsi="Microsoft YaHei" w:eastAsia="Microsoft YaHei"/>
+                <w:sz w:val="19"/>
+              </w:rPr>
+              <w:t>移动端、邮件、企业 IM、传感器告警、工单系统接入同一入口</w:t>
+            </w:r>
+          </w:p>
+        </w:tc>
+      </w:tr>
+      <w:tr>
+        <w:tc>
+          <w:tcPr>
+            <w:tcW w:type="dxa" w:w="3135"/>
+          </w:tcPr>
+          <w:p>
+            <w:pPr>
+              <w:spacing w:line="336" w:lineRule="auto"/>
+            </w:pPr>
+            <w:r/>
+            <w:r>
+              <w:rPr>
+                <w:rFonts w:ascii="Microsoft YaHei" w:hAnsi="Microsoft YaHei" w:eastAsia="Microsoft YaHei"/>
+                <w:sz w:val="19"/>
+              </w:rPr>
+              <w:t>第 2 层</w:t>
+            </w:r>
+          </w:p>
+        </w:tc>
+        <w:tc>
+          <w:tcPr>
+            <w:tcW w:type="dxa" w:w="3135"/>
+          </w:tcPr>
+          <w:p>
+            <w:pPr>
+              <w:spacing w:line="336" w:lineRule="auto"/>
+            </w:pPr>
+            <w:r/>
+            <w:r>
+              <w:rPr>
+                <w:rFonts w:ascii="Microsoft YaHei" w:hAnsi="Microsoft YaHei" w:eastAsia="Microsoft YaHei"/>
+                <w:sz w:val="19"/>
+              </w:rPr>
+              <w:t>智能监控</w:t>
+            </w:r>
+          </w:p>
+        </w:tc>
+        <w:tc>
+          <w:tcPr>
+            <w:tcW w:type="dxa" w:w="3135"/>
+          </w:tcPr>
+          <w:p>
+            <w:pPr>
+              <w:spacing w:line="336" w:lineRule="auto"/>
+            </w:pPr>
+            <w:r/>
+            <w:r>
+              <w:rPr>
+                <w:rFonts w:ascii="Microsoft YaHei" w:hAnsi="Microsoft YaHei" w:eastAsia="Microsoft YaHei"/>
+                <w:sz w:val="19"/>
+              </w:rPr>
+              <w:t>AI 意图识别与事件路由，自动语言理解 + 实体识别 + 上下文关联</w:t>
+            </w:r>
+          </w:p>
+        </w:tc>
+      </w:tr>
+      <w:tr>
+        <w:tc>
+          <w:tcPr>
+            <w:tcW w:type="dxa" w:w="3135"/>
+          </w:tcPr>
+          <w:p>
+            <w:pPr>
+              <w:spacing w:line="336" w:lineRule="auto"/>
+            </w:pPr>
+            <w:r/>
+            <w:r>
+              <w:rPr>
+                <w:rFonts w:ascii="Microsoft YaHei" w:hAnsi="Microsoft YaHei" w:eastAsia="Microsoft YaHei"/>
+                <w:sz w:val="19"/>
+              </w:rPr>
+              <w:t>第 3 层</w:t>
+            </w:r>
+          </w:p>
+        </w:tc>
+        <w:tc>
+          <w:tcPr>
+            <w:tcW w:type="dxa" w:w="3135"/>
+          </w:tcPr>
+          <w:p>
+            <w:pPr>
+              <w:spacing w:line="336" w:lineRule="auto"/>
+            </w:pPr>
+            <w:r/>
+            <w:r>
+              <w:rPr>
+                <w:rFonts w:ascii="Microsoft YaHei" w:hAnsi="Microsoft YaHei" w:eastAsia="Microsoft YaHei"/>
+                <w:sz w:val="19"/>
+              </w:rPr>
+              <w:t>智能调查</w:t>
+            </w:r>
+          </w:p>
+        </w:tc>
+        <w:tc>
+          <w:tcPr>
+            <w:tcW w:type="dxa" w:w="3135"/>
+          </w:tcPr>
+          <w:p>
+            <w:pPr>
+              <w:spacing w:line="336" w:lineRule="auto"/>
+            </w:pPr>
+            <w:r/>
+            <w:r>
+              <w:rPr>
+                <w:rFonts w:ascii="Microsoft YaHei" w:hAnsi="Microsoft YaHei" w:eastAsia="Microsoft YaHei"/>
+                <w:sz w:val="19"/>
+              </w:rPr>
+              <w:t>按设备类型 / 故障类型分派给专项智能体（如马达、轴承、阀门智能体）</w:t>
+            </w:r>
+          </w:p>
+        </w:tc>
+      </w:tr>
+      <w:tr>
+        <w:tc>
+          <w:tcPr>
+            <w:tcW w:type="dxa" w:w="3135"/>
+          </w:tcPr>
+          <w:p>
+            <w:pPr>
+              <w:spacing w:line="336" w:lineRule="auto"/>
+            </w:pPr>
+            <w:r/>
+            <w:r>
+              <w:rPr>
+                <w:rFonts w:ascii="Microsoft YaHei" w:hAnsi="Microsoft YaHei" w:eastAsia="Microsoft YaHei"/>
+                <w:sz w:val="19"/>
+              </w:rPr>
+              <w:t>第 4 层</w:t>
+            </w:r>
+          </w:p>
+        </w:tc>
+        <w:tc>
+          <w:tcPr>
+            <w:tcW w:type="dxa" w:w="3135"/>
+          </w:tcPr>
+          <w:p>
+            <w:pPr>
+              <w:spacing w:line="336" w:lineRule="auto"/>
+            </w:pPr>
+            <w:r/>
+            <w:r>
+              <w:rPr>
+                <w:rFonts w:ascii="Microsoft YaHei" w:hAnsi="Microsoft YaHei" w:eastAsia="Microsoft YaHei"/>
+                <w:sz w:val="19"/>
+              </w:rPr>
+              <w:t>知识图谱</w:t>
+            </w:r>
+          </w:p>
+        </w:tc>
+        <w:tc>
+          <w:tcPr>
+            <w:tcW w:type="dxa" w:w="3135"/>
+          </w:tcPr>
+          <w:p>
+            <w:pPr>
+              <w:spacing w:line="336" w:lineRule="auto"/>
+            </w:pPr>
+            <w:r/>
+            <w:r>
+              <w:rPr>
+                <w:rFonts w:ascii="Microsoft YaHei" w:hAnsi="Microsoft YaHei" w:eastAsia="Microsoft YaHei"/>
+                <w:sz w:val="19"/>
+              </w:rPr>
+              <w:t>工厂运营本体 + 工业知识图谱，提供根因解释与处置建议</w:t>
+            </w:r>
+          </w:p>
+        </w:tc>
+      </w:tr>
+      <w:tr>
+        <w:tc>
+          <w:tcPr>
+            <w:tcW w:type="dxa" w:w="3135"/>
+          </w:tcPr>
+          <w:p>
+            <w:pPr>
+              <w:spacing w:line="336" w:lineRule="auto"/>
+            </w:pPr>
+            <w:r/>
+            <w:r>
+              <w:rPr>
+                <w:rFonts w:ascii="Microsoft YaHei" w:hAnsi="Microsoft YaHei" w:eastAsia="Microsoft YaHei"/>
+                <w:sz w:val="19"/>
+              </w:rPr>
+              <w:t>第 5 层</w:t>
+            </w:r>
+          </w:p>
+        </w:tc>
+        <w:tc>
+          <w:tcPr>
+            <w:tcW w:type="dxa" w:w="3135"/>
+          </w:tcPr>
+          <w:p>
+            <w:pPr>
+              <w:spacing w:line="336" w:lineRule="auto"/>
+            </w:pPr>
+            <w:r/>
+            <w:r>
+              <w:rPr>
+                <w:rFonts w:ascii="Microsoft YaHei" w:hAnsi="Microsoft YaHei" w:eastAsia="Microsoft YaHei"/>
+                <w:sz w:val="19"/>
+              </w:rPr>
+              <w:t>知识迭代</w:t>
+            </w:r>
+          </w:p>
+        </w:tc>
+        <w:tc>
+          <w:tcPr>
+            <w:tcW w:type="dxa" w:w="3135"/>
+          </w:tcPr>
+          <w:p>
+            <w:pPr>
+              <w:spacing w:line="336" w:lineRule="auto"/>
+            </w:pPr>
+            <w:r/>
+            <w:r>
+              <w:rPr>
+                <w:rFonts w:ascii="Microsoft YaHei" w:hAnsi="Microsoft YaHei" w:eastAsia="Microsoft YaHei"/>
+                <w:sz w:val="19"/>
+              </w:rPr>
+              <w:t>每个事件的处置结果反馈回知识库，AI 推理能力持续优化</w:t>
+            </w:r>
+          </w:p>
+        </w:tc>
+      </w:tr>
+    </w:tbl>
+    <w:p/>
+    <w:p>
+      <w:pPr>
+        <w:pStyle w:val="Heading2"/>
+      </w:pPr>
+      <w:r>
+        <w:rPr>
+          <w:rFonts w:ascii="Microsoft YaHei" w:hAnsi="Microsoft YaHei" w:eastAsia="Microsoft YaHei"/>
+          <w:color w:val="1E40AF"/>
+          <w:sz w:val="26"/>
+        </w:rPr>
+        <w:t>核心闭环 · 6 阶段</w:t>
+      </w:r>
+    </w:p>
+    <w:tbl>
+      <w:tblPr>
+        <w:tblStyle w:val="LightGrid-Accent1"/>
+        <w:tblW w:type="auto" w:w="0"/>
+        <w:tblLook w:firstColumn="1" w:firstRow="1" w:lastColumn="0" w:lastRow="0" w:noHBand="0" w:noVBand="1" w:val="04A0"/>
+      </w:tblPr>
+      <w:tblGrid>
+        <w:gridCol w:w="3135"/>
+        <w:gridCol w:w="3135"/>
+        <w:gridCol w:w="3135"/>
+      </w:tblGrid>
+      <w:tr>
+        <w:tc>
+          <w:tcPr>
+            <w:tcW w:type="dxa" w:w="3135"/>
+            <w:shd w:val="clear" w:fill="0F1F3D"/>
+          </w:tcPr>
+          <w:p>
+            <w:r/>
+            <w:r>
+              <w:rPr>
+                <w:rFonts w:ascii="Microsoft YaHei" w:hAnsi="Microsoft YaHei" w:eastAsia="Microsoft YaHei"/>
+                <w:b/>
+                <w:color w:val="FFFFFF"/>
+                <w:sz w:val="20"/>
+              </w:rPr>
+              <w:t>阶段</w:t>
+            </w:r>
+          </w:p>
+        </w:tc>
+        <w:tc>
+          <w:tcPr>
+            <w:tcW w:type="dxa" w:w="3135"/>
+            <w:shd w:val="clear" w:fill="0F1F3D"/>
+          </w:tcPr>
+          <w:p>
+            <w:r/>
+            <w:r>
+              <w:rPr>
+                <w:rFonts w:ascii="Microsoft YaHei" w:hAnsi="Microsoft YaHei" w:eastAsia="Microsoft YaHei"/>
+                <w:b/>
+                <w:color w:val="FFFFFF"/>
+                <w:sz w:val="20"/>
+              </w:rPr>
+              <w:t>环节</w:t>
+            </w:r>
+          </w:p>
+        </w:tc>
+        <w:tc>
+          <w:tcPr>
+            <w:tcW w:type="dxa" w:w="3135"/>
+            <w:shd w:val="clear" w:fill="0F1F3D"/>
+          </w:tcPr>
+          <w:p>
+            <w:r/>
+            <w:r>
+              <w:rPr>
+                <w:rFonts w:ascii="Microsoft YaHei" w:hAnsi="Microsoft YaHei" w:eastAsia="Microsoft YaHei"/>
+                <w:b/>
+                <w:color w:val="FFFFFF"/>
+                <w:sz w:val="20"/>
+              </w:rPr>
+              <w:t>具体内容</w:t>
+            </w:r>
+          </w:p>
+        </w:tc>
+      </w:tr>
+      <w:tr>
+        <w:tc>
+          <w:tcPr>
+            <w:tcW w:type="dxa" w:w="3135"/>
+          </w:tcPr>
+          <w:p>
+            <w:pPr>
+              <w:spacing w:line="336" w:lineRule="auto"/>
+            </w:pPr>
+            <w:r/>
+            <w:r>
+              <w:rPr>
+                <w:rFonts w:ascii="Microsoft YaHei" w:hAnsi="Microsoft YaHei" w:eastAsia="Microsoft YaHei"/>
+                <w:sz w:val="19"/>
+              </w:rPr>
+              <w:t>①</w:t>
+            </w:r>
+          </w:p>
+        </w:tc>
+        <w:tc>
+          <w:tcPr>
+            <w:tcW w:type="dxa" w:w="3135"/>
+          </w:tcPr>
+          <w:p>
+            <w:pPr>
+              <w:spacing w:line="336" w:lineRule="auto"/>
+            </w:pPr>
+            <w:r/>
+            <w:r>
+              <w:rPr>
+                <w:rFonts w:ascii="Microsoft YaHei" w:hAnsi="Microsoft YaHei" w:eastAsia="Microsoft YaHei"/>
+                <w:sz w:val="19"/>
+              </w:rPr>
+              <w:t>多源信号采集（24×7 在线）</w:t>
+            </w:r>
+          </w:p>
+        </w:tc>
+        <w:tc>
+          <w:tcPr>
+            <w:tcW w:type="dxa" w:w="3135"/>
+          </w:tcPr>
+          <w:p>
+            <w:pPr>
+              <w:spacing w:line="336" w:lineRule="auto"/>
+            </w:pPr>
+            <w:r/>
+            <w:r>
+              <w:rPr>
+                <w:rFonts w:ascii="Microsoft YaHei" w:hAnsi="Microsoft YaHei" w:eastAsia="Microsoft YaHei"/>
+                <w:sz w:val="19"/>
+              </w:rPr>
+              <w:t>设备信号（振动、温度、压力、电流、流量、转速）+ 质量信号（SPC、良率）+ 工艺参数（温度、压力、pH、粒度）+ 人工记录（点检表、维修历史）+ 业务数据（生产损失影响）</w:t>
+            </w:r>
+          </w:p>
+        </w:tc>
+      </w:tr>
+      <w:tr>
+        <w:tc>
+          <w:tcPr>
+            <w:tcW w:type="dxa" w:w="3135"/>
+          </w:tcPr>
+          <w:p>
+            <w:pPr>
+              <w:spacing w:line="336" w:lineRule="auto"/>
+            </w:pPr>
+            <w:r/>
+            <w:r>
+              <w:rPr>
+                <w:rFonts w:ascii="Microsoft YaHei" w:hAnsi="Microsoft YaHei" w:eastAsia="Microsoft YaHei"/>
+                <w:sz w:val="19"/>
+              </w:rPr>
+              <w:t>②</w:t>
+            </w:r>
+          </w:p>
+        </w:tc>
+        <w:tc>
+          <w:tcPr>
+            <w:tcW w:type="dxa" w:w="3135"/>
+          </w:tcPr>
+          <w:p>
+            <w:pPr>
+              <w:spacing w:line="336" w:lineRule="auto"/>
+            </w:pPr>
+            <w:r/>
+            <w:r>
+              <w:rPr>
+                <w:rFonts w:ascii="Microsoft YaHei" w:hAnsi="Microsoft YaHei" w:eastAsia="Microsoft YaHei"/>
+                <w:sz w:val="19"/>
+              </w:rPr>
+              <w:t>健康分计算（Health Index）</w:t>
+            </w:r>
+          </w:p>
+        </w:tc>
+        <w:tc>
+          <w:tcPr>
+            <w:tcW w:type="dxa" w:w="3135"/>
+          </w:tcPr>
+          <w:p>
+            <w:pPr>
+              <w:spacing w:line="336" w:lineRule="auto"/>
+            </w:pPr>
+            <w:r/>
+            <w:r>
+              <w:rPr>
+                <w:rFonts w:ascii="Microsoft YaHei" w:hAnsi="Microsoft YaHei" w:eastAsia="Microsoft YaHei"/>
+                <w:sz w:val="19"/>
+              </w:rPr>
+              <w:t>AI 模型加权多源信号 → 归一为 0-100 健康分；每台设备 + 每个关键部件各自独立健康分；不同部件由不同信号主导（轴承看振动、马达看电流）</w:t>
+            </w:r>
+          </w:p>
+        </w:tc>
+      </w:tr>
+      <w:tr>
+        <w:tc>
+          <w:tcPr>
+            <w:tcW w:type="dxa" w:w="3135"/>
+          </w:tcPr>
+          <w:p>
+            <w:pPr>
+              <w:spacing w:line="336" w:lineRule="auto"/>
+            </w:pPr>
+            <w:r/>
+            <w:r>
+              <w:rPr>
+                <w:rFonts w:ascii="Microsoft YaHei" w:hAnsi="Microsoft YaHei" w:eastAsia="Microsoft YaHei"/>
+                <w:sz w:val="19"/>
+              </w:rPr>
+              <w:t>③</w:t>
+            </w:r>
+          </w:p>
+        </w:tc>
+        <w:tc>
+          <w:tcPr>
+            <w:tcW w:type="dxa" w:w="3135"/>
+          </w:tcPr>
+          <w:p>
+            <w:pPr>
+              <w:spacing w:line="336" w:lineRule="auto"/>
+            </w:pPr>
+            <w:r/>
+            <w:r>
+              <w:rPr>
+                <w:rFonts w:ascii="Microsoft YaHei" w:hAnsi="Microsoft YaHei" w:eastAsia="Microsoft YaHei"/>
+                <w:sz w:val="19"/>
+              </w:rPr>
+              <w:t>业务影响评估</w:t>
+            </w:r>
+          </w:p>
+        </w:tc>
+        <w:tc>
+          <w:tcPr>
+            <w:tcW w:type="dxa" w:w="3135"/>
+          </w:tcPr>
+          <w:p>
+            <w:pPr>
+              <w:spacing w:line="336" w:lineRule="auto"/>
+            </w:pPr>
+            <w:r/>
+            <w:r>
+              <w:rPr>
+                <w:rFonts w:ascii="Microsoft YaHei" w:hAnsi="Microsoft YaHei" w:eastAsia="Microsoft YaHei"/>
+                <w:sz w:val="19"/>
+              </w:rPr>
+              <w:t>健康分 × 设备业务关键性 → 4×4 风险后果矩阵 → 自动排序优先级队列，避免"健康分低但其实不关键"被误优先</w:t>
+            </w:r>
+          </w:p>
+        </w:tc>
+      </w:tr>
+      <w:tr>
+        <w:tc>
+          <w:tcPr>
+            <w:tcW w:type="dxa" w:w="3135"/>
+          </w:tcPr>
+          <w:p>
+            <w:pPr>
+              <w:spacing w:line="336" w:lineRule="auto"/>
+            </w:pPr>
+            <w:r/>
+            <w:r>
+              <w:rPr>
+                <w:rFonts w:ascii="Microsoft YaHei" w:hAnsi="Microsoft YaHei" w:eastAsia="Microsoft YaHei"/>
+                <w:sz w:val="19"/>
+              </w:rPr>
+              <w:t>④</w:t>
+            </w:r>
+          </w:p>
+        </w:tc>
+        <w:tc>
+          <w:tcPr>
+            <w:tcW w:type="dxa" w:w="3135"/>
+          </w:tcPr>
+          <w:p>
+            <w:pPr>
+              <w:spacing w:line="336" w:lineRule="auto"/>
+            </w:pPr>
+            <w:r/>
+            <w:r>
+              <w:rPr>
+                <w:rFonts w:ascii="Microsoft YaHei" w:hAnsi="Microsoft YaHei" w:eastAsia="Microsoft YaHei"/>
+                <w:sz w:val="19"/>
+              </w:rPr>
+              <w:t>智能体调查与根因分析</w:t>
+            </w:r>
+          </w:p>
+        </w:tc>
+        <w:tc>
+          <w:tcPr>
+            <w:tcW w:type="dxa" w:w="3135"/>
+          </w:tcPr>
+          <w:p>
+            <w:pPr>
+              <w:spacing w:line="336" w:lineRule="auto"/>
+            </w:pPr>
+            <w:r/>
+            <w:r>
+              <w:rPr>
+                <w:rFonts w:ascii="Microsoft YaHei" w:hAnsi="Microsoft YaHei" w:eastAsia="Microsoft YaHei"/>
+                <w:sz w:val="19"/>
+              </w:rPr>
+              <w:t>按设备类型设立专项 AI 智能体（马达专家、阀门专家、轴承专家、润滑专家、点检专家），跨系统收集证据，重建事件时间线，生成 Top-3 根因假设 + 各自置信度</w:t>
+            </w:r>
+          </w:p>
+        </w:tc>
+      </w:tr>
+      <w:tr>
+        <w:tc>
+          <w:tcPr>
+            <w:tcW w:type="dxa" w:w="3135"/>
+          </w:tcPr>
+          <w:p>
+            <w:pPr>
+              <w:spacing w:line="336" w:lineRule="auto"/>
+            </w:pPr>
+            <w:r/>
+            <w:r>
+              <w:rPr>
+                <w:rFonts w:ascii="Microsoft YaHei" w:hAnsi="Microsoft YaHei" w:eastAsia="Microsoft YaHei"/>
+                <w:sz w:val="19"/>
+              </w:rPr>
+              <w:t>⑤</w:t>
+            </w:r>
+          </w:p>
+        </w:tc>
+        <w:tc>
+          <w:tcPr>
+            <w:tcW w:type="dxa" w:w="3135"/>
+          </w:tcPr>
+          <w:p>
+            <w:pPr>
+              <w:spacing w:line="336" w:lineRule="auto"/>
+            </w:pPr>
+            <w:r/>
+            <w:r>
+              <w:rPr>
+                <w:rFonts w:ascii="Microsoft YaHei" w:hAnsi="Microsoft YaHei" w:eastAsia="Microsoft YaHei"/>
+                <w:sz w:val="19"/>
+              </w:rPr>
+              <w:t>处置建议输出</w:t>
+            </w:r>
+          </w:p>
+        </w:tc>
+        <w:tc>
+          <w:tcPr>
+            <w:tcW w:type="dxa" w:w="3135"/>
+          </w:tcPr>
+          <w:p>
+            <w:pPr>
+              <w:spacing w:line="336" w:lineRule="auto"/>
+            </w:pPr>
+            <w:r/>
+            <w:r>
+              <w:rPr>
+                <w:rFonts w:ascii="Microsoft YaHei" w:hAnsi="Microsoft YaHei" w:eastAsia="Microsoft YaHei"/>
+                <w:sz w:val="19"/>
+              </w:rPr>
+              <w:t>4 档处置：立即处理 / 计划维护 / 持续监控 / 无需动作。每条建议包含动作类型、ETA、责任人、风险评分；并附引用源（追溯到历史 RCA、维修案例或供应商手册）</w:t>
+            </w:r>
+          </w:p>
+        </w:tc>
+      </w:tr>
+      <w:tr>
+        <w:tc>
+          <w:tcPr>
+            <w:tcW w:type="dxa" w:w="3135"/>
+          </w:tcPr>
+          <w:p>
+            <w:pPr>
+              <w:spacing w:line="336" w:lineRule="auto"/>
+            </w:pPr>
+            <w:r/>
+            <w:r>
+              <w:rPr>
+                <w:rFonts w:ascii="Microsoft YaHei" w:hAnsi="Microsoft YaHei" w:eastAsia="Microsoft YaHei"/>
+                <w:sz w:val="19"/>
+              </w:rPr>
+              <w:t>⑥</w:t>
+            </w:r>
+          </w:p>
+        </w:tc>
+        <w:tc>
+          <w:tcPr>
+            <w:tcW w:type="dxa" w:w="3135"/>
+          </w:tcPr>
+          <w:p>
+            <w:pPr>
+              <w:spacing w:line="336" w:lineRule="auto"/>
+            </w:pPr>
+            <w:r/>
+            <w:r>
+              <w:rPr>
+                <w:rFonts w:ascii="Microsoft YaHei" w:hAnsi="Microsoft YaHei" w:eastAsia="Microsoft YaHei"/>
+                <w:sz w:val="19"/>
+              </w:rPr>
+              <w:t>人工核查与知识沉淀</w:t>
+            </w:r>
+          </w:p>
+        </w:tc>
+        <w:tc>
+          <w:tcPr>
+            <w:tcW w:type="dxa" w:w="3135"/>
+          </w:tcPr>
+          <w:p>
+            <w:pPr>
+              <w:spacing w:line="336" w:lineRule="auto"/>
+            </w:pPr>
+            <w:r/>
+            <w:r>
+              <w:rPr>
+                <w:rFonts w:ascii="Microsoft YaHei" w:hAnsi="Microsoft YaHei" w:eastAsia="Microsoft YaHei"/>
+                <w:sz w:val="19"/>
+              </w:rPr>
+              <w:t>所有 AI 结论保留 Human-in-the-Loop 复核环节；复核结果（确认 / 修正 / 拒绝）反馈回知识库，模型与知识图谱持续迭代</w:t>
+            </w:r>
+          </w:p>
+        </w:tc>
+      </w:tr>
+    </w:tbl>
+    <w:p/>
+    <w:p>
+      <w:pPr>
+        <w:pStyle w:val="Heading2"/>
+      </w:pPr>
+      <w:r>
+        <w:rPr>
+          <w:rFonts w:ascii="Microsoft YaHei" w:hAnsi="Microsoft YaHei" w:eastAsia="Microsoft YaHei"/>
+          <w:color w:val="1E40AF"/>
+          <w:sz w:val="26"/>
+        </w:rPr>
+        <w:t>底层关键 · 知识图谱与数据双向验证</w:t>
+      </w:r>
+    </w:p>
+    <w:p>
+      <w:pPr>
+        <w:spacing w:after="120" w:line="360" w:lineRule="auto"/>
+      </w:pPr>
+      <w:r>
+        <w:rPr>
+          <w:rFonts w:ascii="Microsoft YaHei" w:hAnsi="Microsoft YaHei" w:eastAsia="Microsoft YaHei"/>
+          <w:b w:val="0"/>
+          <w:i w:val="0"/>
+          <w:sz w:val="21"/>
+        </w:rPr>
+        <w:t>知识图谱不是简单的"经验录入"，而是知识与数据互相验证的产物：每条专家经验录入知识库后，必须用历史数据反向校验。如果某条"经验规则"与历史数据吻合度低，会被标为待澄清，由专家复核 —— 要么修正经验、要么排查数据失真、要么补充未识别的过程干扰。这层验证机制保证了 AI 决策的可信度，也是埃森哲方案区别于一般工业 AI 产品的关键。</w:t>
+      </w:r>
+    </w:p>
+    <w:tbl>
+      <w:tblPr>
+        <w:tblW w:type="auto" w:w="0"/>
+        <w:tblLook w:firstColumn="1" w:firstRow="1" w:lastColumn="0" w:lastRow="0" w:noHBand="0" w:noVBand="1" w:val="04A0"/>
+      </w:tblPr>
+      <w:tblGrid>
+        <w:gridCol w:w="9406"/>
+      </w:tblGrid>
+      <w:tr>
+        <w:tc>
+          <w:tcPr>
+            <w:tcW w:type="dxa" w:w="9406"/>
+            <w:shd w:val="clear" w:fill="FFF7F1"/>
+            <w:tcBorders>
+              <w:left w:val="single" w:sz="24" w:color="FF7E3D"/>
+              <w:top w:val="single" w:sz="4" w:color="FFD8BE"/>
+              <w:right w:val="single" w:sz="4" w:color="FFD8BE"/>
+              <w:bottom w:val="single" w:sz="4" w:color="FFD8BE"/>
+            </w:tcBorders>
+          </w:tcPr>
+          <w:p>
+            <w:pPr>
+              <w:spacing w:line="360" w:lineRule="auto"/>
+            </w:pPr>
+            <w:r>
+              <w:rPr>
+                <w:rFonts w:ascii="Microsoft YaHei" w:hAnsi="Microsoft YaHei" w:eastAsia="Microsoft YaHei"/>
+                <w:color w:val="3A4D72"/>
+                <w:sz w:val="20"/>
+              </w:rPr>
+              <w:t>架构特点小结：5 层架构解决"事件怎么进来、怎么分派"，6 阶段闭环解决"信号怎么变成行动"，知识图谱解决"为什么这么判、可不可信"。三者共同实现 PdM 全流程的自动化与可解释化，并通过 Human-in-the-Loop 满足 GMP 合规对"AI 辅助、人工签字"的要求。</w:t>
+            </w:r>
+          </w:p>
+        </w:tc>
+      </w:tr>
+    </w:tbl>
+    <w:p/>
+    <w:p>
+      <w:r>
+        <w:br w:type="page"/>
+      </w:r>
+    </w:p>
+    <w:p>
+      <w:pPr>
+        <w:pStyle w:val="Heading1"/>
+      </w:pPr>
+      <w:r>
+        <w:rPr>
+          <w:rFonts w:ascii="Microsoft YaHei" w:hAnsi="Microsoft YaHei" w:eastAsia="Microsoft YaHei"/>
+          <w:color w:val="0F1F3D"/>
+          <w:sz w:val="34"/>
+        </w:rPr>
+        <w:t>PART 04 · 设备预测性维护的开展思路</w:t>
       </w:r>
     </w:p>
     <w:p>
@@ -1357,7 +2190,7 @@
           <w:i w:val="0"/>
           <w:sz w:val="23"/>
         </w:rPr>
-        <w:t>项目可行性取决于"数据 + 先验 + 故障样本"三要素。预测性维护不是所有设备、所有场景都适合开展。</w:t>
+        <w:t>项目可行性取决于"数据 + 先验 + 故障样本"三要素。</w:t>
       </w:r>
     </w:p>
     <w:p>
@@ -1371,7 +2204,7 @@
           <w:i w:val="0"/>
           <w:sz w:val="22"/>
         </w:rPr>
-        <w:t>能否落地，取决于数据基础、先验知识、故障样本三要素的成熟度。埃森哲在判断 PdM 项目可行性时使用一套相对成熟的方法 —— 围绕 4 个维度判断，并对不同数据基础给出不同的解题路径。</w:t>
+        <w:t>预测性维护取决于数据基础、先验知识、故障样本三要素的成熟度。埃森哲在判断 PdM 项目可行性时围绕 4 个维度判断，并对不同数据基础给出不同的解题路径。</w:t>
       </w:r>
     </w:p>
     <w:p>
@@ -1384,7 +2217,7 @@
           <w:color w:val="1E40AF"/>
           <w:sz w:val="26"/>
         </w:rPr>
-        <w:t>3.1 项目可行性的 4 个判断维度</w:t>
+        <w:t>4.1 项目可行性的 4 个判断维度</w:t>
       </w:r>
     </w:p>
     <w:tbl>
@@ -1599,7 +2432,7 @@
           <w:color w:val="1E40AF"/>
           <w:sz w:val="26"/>
         </w:rPr>
-        <w:t>3.2 不同数据基础对应不同走法</w:t>
+        <w:t>4.2 不同数据基础对应不同走法</w:t>
       </w:r>
     </w:p>
     <w:tbl>
@@ -1814,7 +2647,7 @@
           <w:color w:val="1E40AF"/>
           <w:sz w:val="26"/>
         </w:rPr>
-        <w:t>3.3 关于"行业模型能否复用"</w:t>
+        <w:t>4.3 关于"行业模型能否复用"</w:t>
       </w:r>
     </w:p>
     <w:p>
@@ -1841,7 +2674,7 @@
           <w:color w:val="1E40AF"/>
           <w:sz w:val="26"/>
         </w:rPr>
-        <w:t>3.4 输出形式：避免"AI 黑盒"</w:t>
+        <w:t>4.4 输出形式：避免"AI 黑盒"</w:t>
       </w:r>
     </w:p>
     <w:p>
@@ -1938,7 +2771,7 @@
           <w:color w:val="1E40AF"/>
           <w:sz w:val="26"/>
         </w:rPr>
-        <w:t>3.5 一个反向思考</w:t>
+        <w:t>4.5 一个反向思考</w:t>
       </w:r>
     </w:p>
     <w:tbl>
@@ -1993,7 +2826,7 @@
           <w:color w:val="0F1F3D"/>
           <w:sz w:val="34"/>
         </w:rPr>
-        <w:t>PART 04 · 凯莱英需要准备的内容</w:t>
+        <w:t>PART 05 · 凯莱英需要准备的内容</w:t>
       </w:r>
     </w:p>
     <w:p>
@@ -2021,7 +2854,7 @@
           <w:i w:val="0"/>
           <w:sz w:val="22"/>
         </w:rPr>
-        <w:t>无论最终选择埃森哲还是其他供应商，启动 PdM 项目前需要由凯莱英内部完成 4 类信息的整理。这是后续方案设计、商务报价、立项论证的共同前提，缺一不可。</w:t>
+        <w:t>无论最终选择埃森哲还是其他供应商，启动 PdM 项目前需要由凯莱英内部完成 4 类信息的整理。这是后续方案设计、商务报价、立项论证的共同前提。</w:t>
       </w:r>
     </w:p>
     <w:p>
@@ -2044,15 +2877,14 @@
         <w:tblLook w:firstColumn="1" w:firstRow="1" w:lastColumn="0" w:lastRow="0" w:noHBand="0" w:noVBand="1" w:val="04A0"/>
       </w:tblPr>
       <w:tblGrid>
-        <w:gridCol w:w="2351"/>
-        <w:gridCol w:w="2351"/>
-        <w:gridCol w:w="2351"/>
-        <w:gridCol w:w="2351"/>
+        <w:gridCol w:w="3135"/>
+        <w:gridCol w:w="3135"/>
+        <w:gridCol w:w="3135"/>
       </w:tblGrid>
       <w:tr>
         <w:tc>
           <w:tcPr>
-            <w:tcW w:type="dxa" w:w="2351"/>
+            <w:tcW w:type="dxa" w:w="3135"/>
             <w:shd w:val="clear" w:fill="0F1F3D"/>
           </w:tcPr>
           <w:p>
@@ -2070,7 +2902,7 @@
         </w:tc>
         <w:tc>
           <w:tcPr>
-            <w:tcW w:type="dxa" w:w="2351"/>
+            <w:tcW w:type="dxa" w:w="3135"/>
             <w:shd w:val="clear" w:fill="0F1F3D"/>
           </w:tcPr>
           <w:p>
@@ -2088,7 +2920,7 @@
         </w:tc>
         <w:tc>
           <w:tcPr>
-            <w:tcW w:type="dxa" w:w="2351"/>
+            <w:tcW w:type="dxa" w:w="3135"/>
             <w:shd w:val="clear" w:fill="0F1F3D"/>
           </w:tcPr>
           <w:p>
@@ -2104,29 +2936,11 @@
             </w:r>
           </w:p>
         </w:tc>
-        <w:tc>
-          <w:tcPr>
-            <w:tcW w:type="dxa" w:w="2351"/>
-            <w:shd w:val="clear" w:fill="0F1F3D"/>
-          </w:tcPr>
-          <w:p>
-            <w:r/>
-            <w:r>
-              <w:rPr>
-                <w:rFonts w:ascii="Microsoft YaHei" w:hAnsi="Microsoft YaHei" w:eastAsia="Microsoft YaHei"/>
-                <w:b/>
-                <w:color w:val="FFFFFF"/>
-                <w:sz w:val="20"/>
-              </w:rPr>
-              <w:t>建议配合部门</w:t>
-            </w:r>
-          </w:p>
-        </w:tc>
       </w:tr>
       <w:tr>
         <w:tc>
           <w:tcPr>
-            <w:tcW w:type="dxa" w:w="2351"/>
+            <w:tcW w:type="dxa" w:w="3135"/>
           </w:tcPr>
           <w:p>
             <w:pPr>
@@ -2144,7 +2958,7 @@
         </w:tc>
         <w:tc>
           <w:tcPr>
-            <w:tcW w:type="dxa" w:w="2351"/>
+            <w:tcW w:type="dxa" w:w="3135"/>
           </w:tcPr>
           <w:p>
             <w:pPr>
@@ -2162,7 +2976,7 @@
         </w:tc>
         <w:tc>
           <w:tcPr>
-            <w:tcW w:type="dxa" w:w="2351"/>
+            <w:tcW w:type="dxa" w:w="3135"/>
           </w:tcPr>
           <w:p>
             <w:pPr>
@@ -2174,25 +2988,7 @@
                 <w:rFonts w:ascii="Microsoft YaHei" w:hAnsi="Microsoft YaHei" w:eastAsia="Microsoft YaHei"/>
                 <w:sz w:val="19"/>
               </w:rPr>
-              <w:t>产线 / 厂区 + 设备类型 + 数量 + 关键作用 + 当前维护模式</w:t>
-            </w:r>
-          </w:p>
-        </w:tc>
-        <w:tc>
-          <w:tcPr>
-            <w:tcW w:type="dxa" w:w="2351"/>
-          </w:tcPr>
-          <w:p>
-            <w:pPr>
-              <w:spacing w:line="336" w:lineRule="auto"/>
-            </w:pPr>
-            <w:r/>
-            <w:r>
-              <w:rPr>
-                <w:rFonts w:ascii="Microsoft YaHei" w:hAnsi="Microsoft YaHei" w:eastAsia="Microsoft YaHei"/>
-                <w:sz w:val="19"/>
-              </w:rPr>
-              <w:t>设备工程部 + 各厂区设备组</w:t>
+              <w:t>产线 / 厂区 + 设备类型 + 数量 + 关键作用 + 当前维护模式（预防性 / 故障后维修）</w:t>
             </w:r>
           </w:p>
         </w:tc>
@@ -2200,7 +2996,7 @@
       <w:tr>
         <w:tc>
           <w:tcPr>
-            <w:tcW w:type="dxa" w:w="2351"/>
+            <w:tcW w:type="dxa" w:w="3135"/>
           </w:tcPr>
           <w:p>
             <w:pPr>
@@ -2218,7 +3014,7 @@
         </w:tc>
         <w:tc>
           <w:tcPr>
-            <w:tcW w:type="dxa" w:w="2351"/>
+            <w:tcW w:type="dxa" w:w="3135"/>
           </w:tcPr>
           <w:p>
             <w:pPr>
@@ -2236,7 +3032,7 @@
         </w:tc>
         <w:tc>
           <w:tcPr>
-            <w:tcW w:type="dxa" w:w="2351"/>
+            <w:tcW w:type="dxa" w:w="3135"/>
           </w:tcPr>
           <w:p>
             <w:pPr>
@@ -2252,29 +3048,11 @@
             </w:r>
           </w:p>
         </w:tc>
-        <w:tc>
-          <w:tcPr>
-            <w:tcW w:type="dxa" w:w="2351"/>
-          </w:tcPr>
-          <w:p>
-            <w:pPr>
-              <w:spacing w:line="336" w:lineRule="auto"/>
-            </w:pPr>
-            <w:r/>
-            <w:r>
-              <w:rPr>
-                <w:rFonts w:ascii="Microsoft YaHei" w:hAnsi="Microsoft YaHei" w:eastAsia="Microsoft YaHei"/>
-                <w:sz w:val="19"/>
-              </w:rPr>
-              <w:t>设备工程部 + 生产部 + 精益小组</w:t>
-            </w:r>
-          </w:p>
-        </w:tc>
       </w:tr>
       <w:tr>
         <w:tc>
           <w:tcPr>
-            <w:tcW w:type="dxa" w:w="2351"/>
+            <w:tcW w:type="dxa" w:w="3135"/>
           </w:tcPr>
           <w:p>
             <w:pPr>
@@ -2292,7 +3070,7 @@
         </w:tc>
         <w:tc>
           <w:tcPr>
-            <w:tcW w:type="dxa" w:w="2351"/>
+            <w:tcW w:type="dxa" w:w="3135"/>
           </w:tcPr>
           <w:p>
             <w:pPr>
@@ -2310,7 +3088,7 @@
         </w:tc>
         <w:tc>
           <w:tcPr>
-            <w:tcW w:type="dxa" w:w="2351"/>
+            <w:tcW w:type="dxa" w:w="3135"/>
           </w:tcPr>
           <w:p>
             <w:pPr>
@@ -2326,29 +3104,11 @@
             </w:r>
           </w:p>
         </w:tc>
-        <w:tc>
-          <w:tcPr>
-            <w:tcW w:type="dxa" w:w="2351"/>
-          </w:tcPr>
-          <w:p>
-            <w:pPr>
-              <w:spacing w:line="336" w:lineRule="auto"/>
-            </w:pPr>
-            <w:r/>
-            <w:r>
-              <w:rPr>
-                <w:rFonts w:ascii="Microsoft YaHei" w:hAnsi="Microsoft YaHei" w:eastAsia="Microsoft YaHei"/>
-                <w:sz w:val="19"/>
-              </w:rPr>
-              <w:t>CDT + 设备工程部 + IT</w:t>
-            </w:r>
-          </w:p>
-        </w:tc>
       </w:tr>
       <w:tr>
         <w:tc>
           <w:tcPr>
-            <w:tcW w:type="dxa" w:w="2351"/>
+            <w:tcW w:type="dxa" w:w="3135"/>
           </w:tcPr>
           <w:p>
             <w:pPr>
@@ -2366,7 +3126,7 @@
         </w:tc>
         <w:tc>
           <w:tcPr>
-            <w:tcW w:type="dxa" w:w="2351"/>
+            <w:tcW w:type="dxa" w:w="3135"/>
           </w:tcPr>
           <w:p>
             <w:pPr>
@@ -2384,7 +3144,7 @@
         </w:tc>
         <w:tc>
           <w:tcPr>
-            <w:tcW w:type="dxa" w:w="2351"/>
+            <w:tcW w:type="dxa" w:w="3135"/>
           </w:tcPr>
           <w:p>
             <w:pPr>
@@ -2397,24 +3157,6 @@
                 <w:sz w:val="19"/>
               </w:rPr>
               <w:t>历史 RCA 报告 + 偏差报告 + 已有 FTA / FMEA 分析 + 供应商提供的设备技术资料</w:t>
-            </w:r>
-          </w:p>
-        </w:tc>
-        <w:tc>
-          <w:tcPr>
-            <w:tcW w:type="dxa" w:w="2351"/>
-          </w:tcPr>
-          <w:p>
-            <w:pPr>
-              <w:spacing w:line="336" w:lineRule="auto"/>
-            </w:pPr>
-            <w:r/>
-            <w:r>
-              <w:rPr>
-                <w:rFonts w:ascii="Microsoft YaHei" w:hAnsi="Microsoft YaHei" w:eastAsia="Microsoft YaHei"/>
-                <w:sz w:val="19"/>
-              </w:rPr>
-              <w:t>设备工程部 + QA + 资深维护工程师</w:t>
             </w:r>
           </w:p>
         </w:tc>
@@ -2476,530 +3218,6 @@
         <w:t>当前数据量是否足以直接建模，还是需要先补装传感器再积累</w:t>
       </w:r>
     </w:p>
-    <w:p>
-      <w:pPr>
-        <w:pStyle w:val="ListBullet"/>
-        <w:spacing w:after="60" w:line="336" w:lineRule="auto"/>
-        <w:ind w:left="340"/>
-      </w:pPr>
-      <w:r>
-        <w:rPr>
-          <w:rFonts w:ascii="Microsoft YaHei" w:hAnsi="Microsoft YaHei" w:eastAsia="Microsoft YaHei"/>
-          <w:sz w:val="20"/>
-        </w:rPr>
-        <w:t>第一阶段的合理投入与回报区间</w:t>
-      </w:r>
-    </w:p>
-    <w:p>
-      <w:pPr>
-        <w:pStyle w:val="ListBullet"/>
-        <w:spacing w:after="60" w:line="336" w:lineRule="auto"/>
-        <w:ind w:left="340"/>
-      </w:pPr>
-      <w:r>
-        <w:rPr>
-          <w:rFonts w:ascii="Microsoft YaHei" w:hAnsi="Microsoft YaHei" w:eastAsia="Microsoft YaHei"/>
-          <w:sz w:val="20"/>
-        </w:rPr>
-        <w:t>采用何种合作模式（外采交钥匙 / 总集成 / 单一建模等）最匹配</w:t>
-      </w:r>
-    </w:p>
-    <w:p>
-      <w:pPr>
-        <w:pStyle w:val="Heading2"/>
-      </w:pPr>
-      <w:r>
-        <w:rPr>
-          <w:rFonts w:ascii="Microsoft YaHei" w:hAnsi="Microsoft YaHei" w:eastAsia="Microsoft YaHei"/>
-          <w:color w:val="1E40AF"/>
-          <w:sz w:val="26"/>
-        </w:rPr>
-        <w:t>需要在后续方案对接中澄清的事项</w:t>
-      </w:r>
-    </w:p>
-    <w:p>
-      <w:pPr>
-        <w:spacing w:after="120" w:line="360" w:lineRule="auto"/>
-      </w:pPr>
-      <w:r>
-        <w:rPr>
-          <w:rFonts w:ascii="Microsoft YaHei" w:hAnsi="Microsoft YaHei" w:eastAsia="Microsoft YaHei"/>
-          <w:b/>
-          <w:i w:val="0"/>
-          <w:sz w:val="21"/>
-        </w:rPr>
-        <w:t>商务层面：</w:t>
-      </w:r>
-    </w:p>
-    <w:p>
-      <w:pPr>
-        <w:pStyle w:val="ListBullet"/>
-        <w:spacing w:after="60" w:line="336" w:lineRule="auto"/>
-        <w:ind w:left="340"/>
-      </w:pPr>
-      <w:r>
-        <w:rPr>
-          <w:rFonts w:ascii="Microsoft YaHei" w:hAnsi="Microsoft YaHei" w:eastAsia="Microsoft YaHei"/>
-          <w:sz w:val="20"/>
-        </w:rPr>
-        <w:t>项目商务计费方式（按人天 / 按里程碑 / 按效果分成）</w:t>
-      </w:r>
-    </w:p>
-    <w:p>
-      <w:pPr>
-        <w:pStyle w:val="ListBullet"/>
-        <w:spacing w:after="60" w:line="336" w:lineRule="auto"/>
-        <w:ind w:left="340"/>
-      </w:pPr>
-      <w:r>
-        <w:rPr>
-          <w:rFonts w:ascii="Microsoft YaHei" w:hAnsi="Microsoft YaHei" w:eastAsia="Microsoft YaHei"/>
-          <w:sz w:val="20"/>
-        </w:rPr>
-        <w:t>不同合作模式的预算区间参考</w:t>
-      </w:r>
-    </w:p>
-    <w:p>
-      <w:pPr>
-        <w:pStyle w:val="ListBullet"/>
-        <w:spacing w:after="60" w:line="336" w:lineRule="auto"/>
-        <w:ind w:left="340"/>
-      </w:pPr>
-      <w:r>
-        <w:rPr>
-          <w:rFonts w:ascii="Microsoft YaHei" w:hAnsi="Microsoft YaHei" w:eastAsia="Microsoft YaHei"/>
-          <w:sz w:val="20"/>
-        </w:rPr>
-        <w:t>项目期间的培训与知识转移安排</w:t>
-      </w:r>
-    </w:p>
-    <w:p>
-      <w:pPr>
-        <w:pStyle w:val="ListBullet"/>
-        <w:spacing w:after="60" w:line="336" w:lineRule="auto"/>
-        <w:ind w:left="340"/>
-      </w:pPr>
-      <w:r>
-        <w:rPr>
-          <w:rFonts w:ascii="Microsoft YaHei" w:hAnsi="Microsoft YaHei" w:eastAsia="Microsoft YaHei"/>
-          <w:sz w:val="20"/>
-        </w:rPr>
-        <w:t>项目结束后的运维支持机制</w:t>
-      </w:r>
-    </w:p>
-    <w:p>
-      <w:pPr>
-        <w:spacing w:after="120" w:line="360" w:lineRule="auto"/>
-      </w:pPr>
-      <w:r>
-        <w:rPr>
-          <w:rFonts w:ascii="Microsoft YaHei" w:hAnsi="Microsoft YaHei" w:eastAsia="Microsoft YaHei"/>
-          <w:b/>
-          <w:i w:val="0"/>
-          <w:sz w:val="21"/>
-        </w:rPr>
-        <w:t>技术层面：</w:t>
-      </w:r>
-    </w:p>
-    <w:p>
-      <w:pPr>
-        <w:pStyle w:val="ListBullet"/>
-        <w:spacing w:after="60" w:line="336" w:lineRule="auto"/>
-        <w:ind w:left="340"/>
-      </w:pPr>
-      <w:r>
-        <w:rPr>
-          <w:rFonts w:ascii="Microsoft YaHei" w:hAnsi="Microsoft YaHei" w:eastAsia="Microsoft YaHei"/>
-          <w:sz w:val="20"/>
-        </w:rPr>
-        <w:t>在制药 / API / CDMO 行业 PdM 的具体案例</w:t>
-      </w:r>
-    </w:p>
-    <w:p>
-      <w:pPr>
-        <w:pStyle w:val="ListBullet"/>
-        <w:spacing w:after="60" w:line="336" w:lineRule="auto"/>
-        <w:ind w:left="340"/>
-      </w:pPr>
-      <w:r>
-        <w:rPr>
-          <w:rFonts w:ascii="Microsoft YaHei" w:hAnsi="Microsoft YaHei" w:eastAsia="Microsoft YaHei"/>
-          <w:sz w:val="20"/>
-        </w:rPr>
-        <w:t>本地交付团队的人员构成与经验背景</w:t>
-      </w:r>
-    </w:p>
-    <w:p>
-      <w:pPr>
-        <w:pStyle w:val="ListBullet"/>
-        <w:spacing w:after="60" w:line="336" w:lineRule="auto"/>
-        <w:ind w:left="340"/>
-      </w:pPr>
-      <w:r>
-        <w:rPr>
-          <w:rFonts w:ascii="Microsoft YaHei" w:hAnsi="Microsoft YaHei" w:eastAsia="Microsoft YaHei"/>
-          <w:sz w:val="20"/>
-        </w:rPr>
-        <w:t>知识图谱 / AI 模型权重的所有权归属</w:t>
-      </w:r>
-    </w:p>
-    <w:p>
-      <w:pPr>
-        <w:pStyle w:val="ListBullet"/>
-        <w:spacing w:after="60" w:line="336" w:lineRule="auto"/>
-        <w:ind w:left="340"/>
-      </w:pPr>
-      <w:r>
-        <w:rPr>
-          <w:rFonts w:ascii="Microsoft YaHei" w:hAnsi="Microsoft YaHei" w:eastAsia="Microsoft YaHei"/>
-          <w:sz w:val="20"/>
-        </w:rPr>
-        <w:t>与凯莱英现有 SAP / Veeva 等系统的对接方式</w:t>
-      </w:r>
-    </w:p>
-    <w:p>
-      <w:pPr>
-        <w:pStyle w:val="Heading2"/>
-      </w:pPr>
-      <w:r>
-        <w:rPr>
-          <w:rFonts w:ascii="Microsoft YaHei" w:hAnsi="Microsoft YaHei" w:eastAsia="Microsoft YaHei"/>
-          <w:color w:val="1E40AF"/>
-          <w:sz w:val="26"/>
-        </w:rPr>
-        <w:t>下一步推进节奏建议</w:t>
-      </w:r>
-    </w:p>
-    <w:tbl>
-      <w:tblPr>
-        <w:tblStyle w:val="LightGrid-Accent1"/>
-        <w:tblW w:type="auto" w:w="0"/>
-        <w:tblLook w:firstColumn="1" w:firstRow="1" w:lastColumn="0" w:lastRow="0" w:noHBand="0" w:noVBand="1" w:val="04A0"/>
-      </w:tblPr>
-      <w:tblGrid>
-        <w:gridCol w:w="3135"/>
-        <w:gridCol w:w="3135"/>
-        <w:gridCol w:w="3135"/>
-      </w:tblGrid>
-      <w:tr>
-        <w:tc>
-          <w:tcPr>
-            <w:tcW w:type="dxa" w:w="3135"/>
-            <w:shd w:val="clear" w:fill="0F1F3D"/>
-          </w:tcPr>
-          <w:p>
-            <w:r/>
-            <w:r>
-              <w:rPr>
-                <w:rFonts w:ascii="Microsoft YaHei" w:hAnsi="Microsoft YaHei" w:eastAsia="Microsoft YaHei"/>
-                <w:b/>
-                <w:color w:val="FFFFFF"/>
-                <w:sz w:val="20"/>
-              </w:rPr>
-              <w:t>时间</w:t>
-            </w:r>
-          </w:p>
-        </w:tc>
-        <w:tc>
-          <w:tcPr>
-            <w:tcW w:type="dxa" w:w="3135"/>
-            <w:shd w:val="clear" w:fill="0F1F3D"/>
-          </w:tcPr>
-          <w:p>
-            <w:r/>
-            <w:r>
-              <w:rPr>
-                <w:rFonts w:ascii="Microsoft YaHei" w:hAnsi="Microsoft YaHei" w:eastAsia="Microsoft YaHei"/>
-                <w:b/>
-                <w:color w:val="FFFFFF"/>
-                <w:sz w:val="20"/>
-              </w:rPr>
-              <w:t>阶段</w:t>
-            </w:r>
-          </w:p>
-        </w:tc>
-        <w:tc>
-          <w:tcPr>
-            <w:tcW w:type="dxa" w:w="3135"/>
-            <w:shd w:val="clear" w:fill="0F1F3D"/>
-          </w:tcPr>
-          <w:p>
-            <w:r/>
-            <w:r>
-              <w:rPr>
-                <w:rFonts w:ascii="Microsoft YaHei" w:hAnsi="Microsoft YaHei" w:eastAsia="Microsoft YaHei"/>
-                <w:b/>
-                <w:color w:val="FFFFFF"/>
-                <w:sz w:val="20"/>
-              </w:rPr>
-              <w:t>主要工作</w:t>
-            </w:r>
-          </w:p>
-        </w:tc>
-      </w:tr>
-      <w:tr>
-        <w:tc>
-          <w:tcPr>
-            <w:tcW w:type="dxa" w:w="3135"/>
-          </w:tcPr>
-          <w:p>
-            <w:pPr>
-              <w:spacing w:line="336" w:lineRule="auto"/>
-            </w:pPr>
-            <w:r/>
-            <w:r>
-              <w:rPr>
-                <w:rFonts w:ascii="Microsoft YaHei" w:hAnsi="Microsoft YaHei" w:eastAsia="Microsoft YaHei"/>
-                <w:sz w:val="19"/>
-              </w:rPr>
-              <w:t>第 1 个月</w:t>
-            </w:r>
-          </w:p>
-        </w:tc>
-        <w:tc>
-          <w:tcPr>
-            <w:tcW w:type="dxa" w:w="3135"/>
-          </w:tcPr>
-          <w:p>
-            <w:pPr>
-              <w:spacing w:line="336" w:lineRule="auto"/>
-            </w:pPr>
-            <w:r/>
-            <w:r>
-              <w:rPr>
-                <w:rFonts w:ascii="Microsoft YaHei" w:hAnsi="Microsoft YaHei" w:eastAsia="Microsoft YaHei"/>
-                <w:sz w:val="19"/>
-              </w:rPr>
-              <w:t>信息整理</w:t>
-            </w:r>
-          </w:p>
-        </w:tc>
-        <w:tc>
-          <w:tcPr>
-            <w:tcW w:type="dxa" w:w="3135"/>
-          </w:tcPr>
-          <w:p>
-            <w:pPr>
-              <w:spacing w:line="336" w:lineRule="auto"/>
-            </w:pPr>
-            <w:r/>
-            <w:r>
-              <w:rPr>
-                <w:rFonts w:ascii="Microsoft YaHei" w:hAnsi="Microsoft YaHei" w:eastAsia="Microsoft YaHei"/>
-                <w:sz w:val="19"/>
-              </w:rPr>
-              <w:t>凯莱英内部完成 4 类信息整理 + 选定起步设备类型</w:t>
-            </w:r>
-          </w:p>
-        </w:tc>
-      </w:tr>
-      <w:tr>
-        <w:tc>
-          <w:tcPr>
-            <w:tcW w:type="dxa" w:w="3135"/>
-          </w:tcPr>
-          <w:p>
-            <w:pPr>
-              <w:spacing w:line="336" w:lineRule="auto"/>
-            </w:pPr>
-            <w:r/>
-            <w:r>
-              <w:rPr>
-                <w:rFonts w:ascii="Microsoft YaHei" w:hAnsi="Microsoft YaHei" w:eastAsia="Microsoft YaHei"/>
-                <w:sz w:val="19"/>
-              </w:rPr>
-              <w:t>第 2-3 个月</w:t>
-            </w:r>
-          </w:p>
-        </w:tc>
-        <w:tc>
-          <w:tcPr>
-            <w:tcW w:type="dxa" w:w="3135"/>
-          </w:tcPr>
-          <w:p>
-            <w:pPr>
-              <w:spacing w:line="336" w:lineRule="auto"/>
-            </w:pPr>
-            <w:r/>
-            <w:r>
-              <w:rPr>
-                <w:rFonts w:ascii="Microsoft YaHei" w:hAnsi="Microsoft YaHei" w:eastAsia="Microsoft YaHei"/>
-                <w:sz w:val="19"/>
-              </w:rPr>
-              <w:t>方案对齐</w:t>
-            </w:r>
-          </w:p>
-        </w:tc>
-        <w:tc>
-          <w:tcPr>
-            <w:tcW w:type="dxa" w:w="3135"/>
-          </w:tcPr>
-          <w:p>
-            <w:pPr>
-              <w:spacing w:line="336" w:lineRule="auto"/>
-            </w:pPr>
-            <w:r/>
-            <w:r>
-              <w:rPr>
-                <w:rFonts w:ascii="Microsoft YaHei" w:hAnsi="Microsoft YaHei" w:eastAsia="Microsoft YaHei"/>
-                <w:sz w:val="19"/>
-              </w:rPr>
-              <w:t>与埃森哲（及其他候选供应商）做 1-2 轮深度方案讨论 + 商务报价</w:t>
-            </w:r>
-          </w:p>
-        </w:tc>
-      </w:tr>
-      <w:tr>
-        <w:tc>
-          <w:tcPr>
-            <w:tcW w:type="dxa" w:w="3135"/>
-          </w:tcPr>
-          <w:p>
-            <w:pPr>
-              <w:spacing w:line="336" w:lineRule="auto"/>
-            </w:pPr>
-            <w:r/>
-            <w:r>
-              <w:rPr>
-                <w:rFonts w:ascii="Microsoft YaHei" w:hAnsi="Microsoft YaHei" w:eastAsia="Microsoft YaHei"/>
-                <w:sz w:val="19"/>
-              </w:rPr>
-              <w:t>第 3-6 个月</w:t>
-            </w:r>
-          </w:p>
-        </w:tc>
-        <w:tc>
-          <w:tcPr>
-            <w:tcW w:type="dxa" w:w="3135"/>
-          </w:tcPr>
-          <w:p>
-            <w:pPr>
-              <w:spacing w:line="336" w:lineRule="auto"/>
-            </w:pPr>
-            <w:r/>
-            <w:r>
-              <w:rPr>
-                <w:rFonts w:ascii="Microsoft YaHei" w:hAnsi="Microsoft YaHei" w:eastAsia="Microsoft YaHei"/>
-                <w:sz w:val="19"/>
-              </w:rPr>
-              <w:t>PoC 启动</w:t>
-            </w:r>
-          </w:p>
-        </w:tc>
-        <w:tc>
-          <w:tcPr>
-            <w:tcW w:type="dxa" w:w="3135"/>
-          </w:tcPr>
-          <w:p>
-            <w:pPr>
-              <w:spacing w:line="336" w:lineRule="auto"/>
-            </w:pPr>
-            <w:r/>
-            <w:r>
-              <w:rPr>
-                <w:rFonts w:ascii="Microsoft YaHei" w:hAnsi="Microsoft YaHei" w:eastAsia="Microsoft YaHei"/>
-                <w:sz w:val="19"/>
-              </w:rPr>
-              <w:t>选定 1 类设备开展概念验证 —— 数据采集 + 算法建模 + 知识图谱搭建</w:t>
-            </w:r>
-          </w:p>
-        </w:tc>
-      </w:tr>
-      <w:tr>
-        <w:tc>
-          <w:tcPr>
-            <w:tcW w:type="dxa" w:w="3135"/>
-          </w:tcPr>
-          <w:p>
-            <w:pPr>
-              <w:spacing w:line="336" w:lineRule="auto"/>
-            </w:pPr>
-            <w:r/>
-            <w:r>
-              <w:rPr>
-                <w:rFonts w:ascii="Microsoft YaHei" w:hAnsi="Microsoft YaHei" w:eastAsia="Microsoft YaHei"/>
-                <w:sz w:val="19"/>
-              </w:rPr>
-              <w:t>第 6-12 个月</w:t>
-            </w:r>
-          </w:p>
-        </w:tc>
-        <w:tc>
-          <w:tcPr>
-            <w:tcW w:type="dxa" w:w="3135"/>
-          </w:tcPr>
-          <w:p>
-            <w:pPr>
-              <w:spacing w:line="336" w:lineRule="auto"/>
-            </w:pPr>
-            <w:r/>
-            <w:r>
-              <w:rPr>
-                <w:rFonts w:ascii="Microsoft YaHei" w:hAnsi="Microsoft YaHei" w:eastAsia="Microsoft YaHei"/>
-                <w:sz w:val="19"/>
-              </w:rPr>
-              <w:t>试点与推广</w:t>
-            </w:r>
-          </w:p>
-        </w:tc>
-        <w:tc>
-          <w:tcPr>
-            <w:tcW w:type="dxa" w:w="3135"/>
-          </w:tcPr>
-          <w:p>
-            <w:pPr>
-              <w:spacing w:line="336" w:lineRule="auto"/>
-            </w:pPr>
-            <w:r/>
-            <w:r>
-              <w:rPr>
-                <w:rFonts w:ascii="Microsoft YaHei" w:hAnsi="Microsoft YaHei" w:eastAsia="Microsoft YaHei"/>
-                <w:sz w:val="19"/>
-              </w:rPr>
-              <w:t>PoC 结果评估，决定是否扩展到其他设备类型 / 厂区</w:t>
-            </w:r>
-          </w:p>
-        </w:tc>
-      </w:tr>
-    </w:tbl>
-    <w:p/>
-    <w:tbl>
-      <w:tblPr>
-        <w:tblW w:type="auto" w:w="0"/>
-        <w:tblLook w:firstColumn="1" w:firstRow="1" w:lastColumn="0" w:lastRow="0" w:noHBand="0" w:noVBand="1" w:val="04A0"/>
-      </w:tblPr>
-      <w:tblGrid>
-        <w:gridCol w:w="9406"/>
-      </w:tblGrid>
-      <w:tr>
-        <w:tc>
-          <w:tcPr>
-            <w:tcW w:type="dxa" w:w="9406"/>
-            <w:shd w:val="clear" w:fill="FFF7F1"/>
-            <w:tcBorders>
-              <w:left w:val="single" w:sz="24" w:color="FF7E3D"/>
-              <w:top w:val="single" w:sz="4" w:color="FFD8BE"/>
-              <w:right w:val="single" w:sz="4" w:color="FFD8BE"/>
-              <w:bottom w:val="single" w:sz="4" w:color="FFD8BE"/>
-            </w:tcBorders>
-          </w:tcPr>
-          <w:p>
-            <w:pPr>
-              <w:spacing w:line="360" w:lineRule="auto"/>
-            </w:pPr>
-            <w:r>
-              <w:rPr>
-                <w:rFonts w:ascii="Microsoft YaHei" w:hAnsi="Microsoft YaHei" w:eastAsia="Microsoft YaHei"/>
-                <w:color w:val="3A4D72"/>
-                <w:sz w:val="20"/>
-              </w:rPr>
-              <w:t>核心结论：埃森哲在设备智能化资产管理方向具备完整的方法论与多智能体协作架构，"健康分 + 知识图谱"的可解释 AI 方案具有显著优势。凯莱英以"设备预测性维护"作为合作切入点是合理选择 —— 数据归属清晰、合规风险低、价值可量化。项目能否顺利推进，取决于设备清单、故障痛点、数据基础、先验知识四类信息的整理质量。</w:t>
-            </w:r>
-          </w:p>
-        </w:tc>
-      </w:tr>
-    </w:tbl>
-    <w:p/>
     <w:sectPr>
       <w:pgSz w:w="12240" w:h="15840"/>
       <w:pgMar w:top="1134" w:right="1417" w:bottom="1134" w:left="1417" w:header="720" w:footer="720" w:gutter="0"/>
